--- a/CNTT_2022603164_Le_The_Cuong_Baocao.docx
+++ b/CNTT_2022603164_Le_The_Cuong_Baocao.docx
@@ -17,8 +17,8 @@
     <w:tbl>
       <w:tblPr>
         <w:tblStyle w:val="TableGrid"/>
-        <w:tblW w:w="9355" w:type="dxa"/>
-        <w:tblInd w:w="279" w:type="dxa"/>
+        <w:tblW w:w="9073" w:type="dxa"/>
+        <w:tblInd w:w="-289" w:type="dxa"/>
         <w:tblCellMar>
           <w:left w:w="108" w:type="dxa"/>
           <w:right w:w="115" w:type="dxa"/>
@@ -26,7 +26,7 @@
         <w:tblLook w:val="04A0" w:firstRow="1" w:lastRow="0" w:firstColumn="1" w:lastColumn="0" w:noHBand="0" w:noVBand="1"/>
       </w:tblPr>
       <w:tblGrid>
-        <w:gridCol w:w="9355"/>
+        <w:gridCol w:w="9073"/>
       </w:tblGrid>
       <w:tr>
         <w:trPr>
@@ -34,7 +34,7 @@
         </w:trPr>
         <w:tc>
           <w:tcPr>
-            <w:tcW w:w="9355" w:type="dxa"/>
+            <w:tcW w:w="9073" w:type="dxa"/>
             <w:tcBorders>
               <w:top w:val="single" w:sz="4" w:space="0" w:color="000000"/>
               <w:left w:val="single" w:sz="4" w:space="0" w:color="000000"/>
@@ -246,7 +246,7 @@
           <w:p>
             <w:pPr>
               <w:spacing w:line="259" w:lineRule="auto"/>
-              <w:ind w:left="2723"/>
+              <w:ind w:left="2590"/>
               <w:jc w:val="left"/>
             </w:pPr>
             <w:r>
@@ -260,11 +260,11 @@
       </w:tr>
       <w:tr>
         <w:trPr>
-          <w:trHeight w:val="4975"/>
+          <w:trHeight w:val="3366"/>
         </w:trPr>
         <w:tc>
           <w:tcPr>
-            <w:tcW w:w="9355" w:type="dxa"/>
+            <w:tcW w:w="9073" w:type="dxa"/>
             <w:tcBorders>
               <w:top w:val="nil"/>
               <w:left w:val="single" w:sz="4" w:space="0" w:color="000000"/>
@@ -339,57 +339,12 @@
           </w:p>
           <w:p>
             <w:pPr>
-              <w:spacing w:after="157" w:line="259" w:lineRule="auto"/>
-              <w:jc w:val="left"/>
-            </w:pPr>
-            <w:r>
-              <w:rPr>
-                <w:b/>
-              </w:rPr>
-              <w:t xml:space="preserve"> </w:t>
-            </w:r>
-          </w:p>
-          <w:p>
-            <w:pPr>
-              <w:spacing w:after="155" w:line="259" w:lineRule="auto"/>
-              <w:jc w:val="left"/>
-            </w:pPr>
-            <w:r>
-              <w:rPr>
-                <w:b/>
-              </w:rPr>
-              <w:t xml:space="preserve"> </w:t>
-            </w:r>
-          </w:p>
-          <w:p>
-            <w:pPr>
-              <w:spacing w:after="176" w:line="259" w:lineRule="auto"/>
-              <w:jc w:val="left"/>
-            </w:pPr>
-            <w:r>
-              <w:rPr>
-                <w:b/>
-              </w:rPr>
-              <w:t xml:space="preserve"> </w:t>
-            </w:r>
-          </w:p>
-          <w:p>
-            <w:pPr>
-              <w:spacing w:after="167" w:line="259" w:lineRule="auto"/>
-              <w:ind w:left="8"/>
+              <w:spacing w:line="240" w:lineRule="auto"/>
+              <w:ind w:left="6"/>
               <w:jc w:val="center"/>
             </w:pPr>
             <w:r>
-              <w:t xml:space="preserve">Hà Nội – 2026 </w:t>
-            </w:r>
-          </w:p>
-          <w:p>
-            <w:pPr>
-              <w:spacing w:line="259" w:lineRule="auto"/>
-              <w:jc w:val="left"/>
-            </w:pPr>
-            <w:r>
-              <w:t xml:space="preserve"> </w:t>
+              <w:t>Hà Nội – 2026</w:t>
             </w:r>
           </w:p>
         </w:tc>
@@ -398,538 +353,844 @@
     <w:p>
       <w:pPr>
         <w:spacing w:line="259" w:lineRule="auto"/>
-        <w:ind w:left="262"/>
-      </w:pPr>
-      <w:r>
+        <w:sectPr>
+          <w:headerReference w:type="even" r:id="rId8"/>
+          <w:headerReference w:type="default" r:id="rId9"/>
+          <w:headerReference w:type="first" r:id="rId10"/>
+          <w:pgSz w:w="11906" w:h="16841" w:code="9"/>
+          <w:pgMar w:top="1418" w:right="1134" w:bottom="1134" w:left="1985" w:header="720" w:footer="720" w:gutter="0"/>
+          <w:cols w:space="720"/>
+          <w:docGrid w:linePitch="381"/>
+        </w:sectPr>
+      </w:pPr>
+    </w:p>
+    <w:p>
+      <w:pPr>
+        <w:spacing w:line="240" w:lineRule="auto"/>
+        <w:rPr>
+          <w:b/>
+          <w:bCs/>
+          <w:szCs w:val="28"/>
+          <w:lang w:eastAsia="vi-VN"/>
+        </w:rPr>
+      </w:pPr>
+      <w:r>
+        <w:rPr>
+          <w:noProof/>
+          <w:szCs w:val="28"/>
+          <w:lang w:val="vi-VN" w:eastAsia="vi-VN"/>
+        </w:rPr>
         <w:lastRenderedPageBreak/>
-        <w:t xml:space="preserve"> </w:t>
-      </w:r>
+        <mc:AlternateContent>
+          <mc:Choice Requires="wps">
+            <w:drawing>
+              <wp:anchor distT="0" distB="0" distL="0" distR="0" simplePos="0" relativeHeight="251659264" behindDoc="1" locked="0" layoutInCell="1" allowOverlap="1" wp14:anchorId="5B07892B" wp14:editId="6FDBC5F4">
+                <wp:simplePos x="0" y="0"/>
+                <wp:positionH relativeFrom="margin">
+                  <wp:posOffset>-163195</wp:posOffset>
+                </wp:positionH>
+                <wp:positionV relativeFrom="page">
+                  <wp:posOffset>998221</wp:posOffset>
+                </wp:positionV>
+                <wp:extent cx="5821680" cy="7901940"/>
+                <wp:effectExtent l="0" t="0" r="7620" b="3810"/>
+                <wp:wrapNone/>
+                <wp:docPr id="1535275174" name="Graphic 2"/>
+                <wp:cNvGraphicFramePr>
+                  <a:graphicFrameLocks xmlns:a="http://schemas.openxmlformats.org/drawingml/2006/main"/>
+                </wp:cNvGraphicFramePr>
+                <a:graphic xmlns:a="http://schemas.openxmlformats.org/drawingml/2006/main">
+                  <a:graphicData uri="http://schemas.microsoft.com/office/word/2010/wordprocessingShape">
+                    <wps:wsp>
+                      <wps:cNvSpPr>
+                        <a:spLocks/>
+                      </wps:cNvSpPr>
+                      <wps:spPr>
+                        <a:xfrm>
+                          <a:off x="0" y="0"/>
+                          <a:ext cx="5821680" cy="7901940"/>
+                        </a:xfrm>
+                        <a:custGeom>
+                          <a:avLst/>
+                          <a:gdLst/>
+                          <a:ahLst/>
+                          <a:cxnLst/>
+                          <a:rect l="l" t="t" r="r" b="b"/>
+                          <a:pathLst>
+                            <a:path w="5976620" h="9392285">
+                              <a:moveTo>
+                                <a:pt x="5920092" y="9354007"/>
+                              </a:moveTo>
+                              <a:lnTo>
+                                <a:pt x="56388" y="9354007"/>
+                              </a:lnTo>
+                              <a:lnTo>
+                                <a:pt x="38100" y="9354007"/>
+                              </a:lnTo>
+                              <a:lnTo>
+                                <a:pt x="38100" y="9335732"/>
+                              </a:lnTo>
+                              <a:lnTo>
+                                <a:pt x="0" y="9335732"/>
+                              </a:lnTo>
+                              <a:lnTo>
+                                <a:pt x="0" y="9354007"/>
+                              </a:lnTo>
+                              <a:lnTo>
+                                <a:pt x="0" y="9392107"/>
+                              </a:lnTo>
+                              <a:lnTo>
+                                <a:pt x="38100" y="9392107"/>
+                              </a:lnTo>
+                              <a:lnTo>
+                                <a:pt x="56388" y="9392107"/>
+                              </a:lnTo>
+                              <a:lnTo>
+                                <a:pt x="5920092" y="9392107"/>
+                              </a:lnTo>
+                              <a:lnTo>
+                                <a:pt x="5920092" y="9354007"/>
+                              </a:lnTo>
+                              <a:close/>
+                            </a:path>
+                            <a:path w="5976620" h="9392285">
+                              <a:moveTo>
+                                <a:pt x="5920092" y="47244"/>
+                              </a:moveTo>
+                              <a:lnTo>
+                                <a:pt x="56388" y="47244"/>
+                              </a:lnTo>
+                              <a:lnTo>
+                                <a:pt x="47244" y="47244"/>
+                              </a:lnTo>
+                              <a:lnTo>
+                                <a:pt x="47244" y="56349"/>
+                              </a:lnTo>
+                              <a:lnTo>
+                                <a:pt x="47244" y="9335719"/>
+                              </a:lnTo>
+                              <a:lnTo>
+                                <a:pt x="47244" y="9344863"/>
+                              </a:lnTo>
+                              <a:lnTo>
+                                <a:pt x="56388" y="9344863"/>
+                              </a:lnTo>
+                              <a:lnTo>
+                                <a:pt x="5920092" y="9344863"/>
+                              </a:lnTo>
+                              <a:lnTo>
+                                <a:pt x="5920092" y="9335719"/>
+                              </a:lnTo>
+                              <a:lnTo>
+                                <a:pt x="56388" y="9335719"/>
+                              </a:lnTo>
+                              <a:lnTo>
+                                <a:pt x="56388" y="56388"/>
+                              </a:lnTo>
+                              <a:lnTo>
+                                <a:pt x="5920092" y="56388"/>
+                              </a:lnTo>
+                              <a:lnTo>
+                                <a:pt x="5920092" y="47244"/>
+                              </a:lnTo>
+                              <a:close/>
+                            </a:path>
+                            <a:path w="5976620" h="9392285">
+                              <a:moveTo>
+                                <a:pt x="5920092" y="0"/>
+                              </a:moveTo>
+                              <a:lnTo>
+                                <a:pt x="56388" y="0"/>
+                              </a:lnTo>
+                              <a:lnTo>
+                                <a:pt x="38100" y="0"/>
+                              </a:lnTo>
+                              <a:lnTo>
+                                <a:pt x="0" y="0"/>
+                              </a:lnTo>
+                              <a:lnTo>
+                                <a:pt x="0" y="38100"/>
+                              </a:lnTo>
+                              <a:lnTo>
+                                <a:pt x="0" y="56349"/>
+                              </a:lnTo>
+                              <a:lnTo>
+                                <a:pt x="0" y="9335719"/>
+                              </a:lnTo>
+                              <a:lnTo>
+                                <a:pt x="38100" y="9335719"/>
+                              </a:lnTo>
+                              <a:lnTo>
+                                <a:pt x="38100" y="56388"/>
+                              </a:lnTo>
+                              <a:lnTo>
+                                <a:pt x="38100" y="38100"/>
+                              </a:lnTo>
+                              <a:lnTo>
+                                <a:pt x="56388" y="38100"/>
+                              </a:lnTo>
+                              <a:lnTo>
+                                <a:pt x="5920092" y="38100"/>
+                              </a:lnTo>
+                              <a:lnTo>
+                                <a:pt x="5920092" y="0"/>
+                              </a:lnTo>
+                              <a:close/>
+                            </a:path>
+                            <a:path w="5976620" h="9392285">
+                              <a:moveTo>
+                                <a:pt x="5929312" y="47244"/>
+                              </a:moveTo>
+                              <a:lnTo>
+                                <a:pt x="5920181" y="47244"/>
+                              </a:lnTo>
+                              <a:lnTo>
+                                <a:pt x="5920181" y="56349"/>
+                              </a:lnTo>
+                              <a:lnTo>
+                                <a:pt x="5920181" y="9335719"/>
+                              </a:lnTo>
+                              <a:lnTo>
+                                <a:pt x="5920181" y="9344863"/>
+                              </a:lnTo>
+                              <a:lnTo>
+                                <a:pt x="5929312" y="9344863"/>
+                              </a:lnTo>
+                              <a:lnTo>
+                                <a:pt x="5929312" y="9335719"/>
+                              </a:lnTo>
+                              <a:lnTo>
+                                <a:pt x="5929312" y="56388"/>
+                              </a:lnTo>
+                              <a:lnTo>
+                                <a:pt x="5929312" y="47244"/>
+                              </a:lnTo>
+                              <a:close/>
+                            </a:path>
+                            <a:path w="5976620" h="9392285">
+                              <a:moveTo>
+                                <a:pt x="5976569" y="9335732"/>
+                              </a:moveTo>
+                              <a:lnTo>
+                                <a:pt x="5938469" y="9335732"/>
+                              </a:lnTo>
+                              <a:lnTo>
+                                <a:pt x="5938469" y="9354007"/>
+                              </a:lnTo>
+                              <a:lnTo>
+                                <a:pt x="5920181" y="9354007"/>
+                              </a:lnTo>
+                              <a:lnTo>
+                                <a:pt x="5920181" y="9392107"/>
+                              </a:lnTo>
+                              <a:lnTo>
+                                <a:pt x="5938469" y="9392107"/>
+                              </a:lnTo>
+                              <a:lnTo>
+                                <a:pt x="5976569" y="9392107"/>
+                              </a:lnTo>
+                              <a:lnTo>
+                                <a:pt x="5976569" y="9354007"/>
+                              </a:lnTo>
+                              <a:lnTo>
+                                <a:pt x="5976569" y="9335732"/>
+                              </a:lnTo>
+                              <a:close/>
+                            </a:path>
+                            <a:path w="5976620" h="9392285">
+                              <a:moveTo>
+                                <a:pt x="5976569" y="0"/>
+                              </a:moveTo>
+                              <a:lnTo>
+                                <a:pt x="5938469" y="0"/>
+                              </a:lnTo>
+                              <a:lnTo>
+                                <a:pt x="5920181" y="0"/>
+                              </a:lnTo>
+                              <a:lnTo>
+                                <a:pt x="5920181" y="38100"/>
+                              </a:lnTo>
+                              <a:lnTo>
+                                <a:pt x="5938469" y="38100"/>
+                              </a:lnTo>
+                              <a:lnTo>
+                                <a:pt x="5938469" y="56349"/>
+                              </a:lnTo>
+                              <a:lnTo>
+                                <a:pt x="5938469" y="9335719"/>
+                              </a:lnTo>
+                              <a:lnTo>
+                                <a:pt x="5976569" y="9335719"/>
+                              </a:lnTo>
+                              <a:lnTo>
+                                <a:pt x="5976569" y="56388"/>
+                              </a:lnTo>
+                              <a:lnTo>
+                                <a:pt x="5976569" y="38100"/>
+                              </a:lnTo>
+                              <a:lnTo>
+                                <a:pt x="5976569" y="0"/>
+                              </a:lnTo>
+                              <a:close/>
+                            </a:path>
+                          </a:pathLst>
+                        </a:custGeom>
+                        <a:solidFill>
+                          <a:srgbClr val="000000"/>
+                        </a:solidFill>
+                      </wps:spPr>
+                      <wps:bodyPr wrap="square" lIns="0" tIns="0" rIns="0" bIns="0" rtlCol="0">
+                        <a:prstTxWarp prst="textNoShape">
+                          <a:avLst/>
+                        </a:prstTxWarp>
+                        <a:noAutofit/>
+                      </wps:bodyPr>
+                    </wps:wsp>
+                  </a:graphicData>
+                </a:graphic>
+                <wp14:sizeRelH relativeFrom="margin">
+                  <wp14:pctWidth>0</wp14:pctWidth>
+                </wp14:sizeRelH>
+                <wp14:sizeRelV relativeFrom="margin">
+                  <wp14:pctHeight>0</wp14:pctHeight>
+                </wp14:sizeRelV>
+              </wp:anchor>
+            </w:drawing>
+          </mc:Choice>
+          <mc:Fallback>
+            <w:pict>
+              <v:shape w14:anchorId="32FFBAEC" id="Graphic 2" o:spid="_x0000_s1026" style="position:absolute;margin-left:-12.85pt;margin-top:78.6pt;width:458.4pt;height:622.2pt;z-index:-251657216;visibility:visible;mso-wrap-style:square;mso-width-percent:0;mso-height-percent:0;mso-wrap-distance-left:0;mso-wrap-distance-top:0;mso-wrap-distance-right:0;mso-wrap-distance-bottom:0;mso-position-horizontal:absolute;mso-position-horizontal-relative:margin;mso-position-vertical:absolute;mso-position-vertical-relative:page;mso-width-percent:0;mso-height-percent:0;mso-width-relative:margin;mso-height-relative:margin;v-text-anchor:top" coordsize="5976620,9392285" o:gfxdata="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" path="m5920092,9354007r-5863704,l38100,9354007r,-18275l,9335732r,18275l,9392107r38100,l56388,9392107r5863704,l5920092,9354007xem5920092,47244r-5863704,l47244,47244r,9105l47244,9335719r,9144l56388,9344863r5863704,l5920092,9335719r-5863704,l56388,56388r5863704,l5920092,47244xem5920092,l56388,,38100,,,,,38100,,56349,,9335719r38100,l38100,56388r,-18288l56388,38100r5863704,l5920092,xem5929312,47244r-9131,l5920181,56349r,9279370l5920181,9344863r9131,l5929312,9335719r,-9279331l5929312,47244xem5976569,9335732r-38100,l5938469,9354007r-18288,l5920181,9392107r18288,l5976569,9392107r,-38100l5976569,9335732xem5976569,r-38100,l5920181,r,38100l5938469,38100r,18249l5938469,9335719r38100,l5976569,56388r,-18288l5976569,xe" fillcolor="black" stroked="f">
+                <v:path arrowok="t"/>
+                <w10:wrap anchorx="margin" anchory="page"/>
+              </v:shape>
+            </w:pict>
+          </mc:Fallback>
+        </mc:AlternateContent>
+      </w:r>
+    </w:p>
+    <w:p>
+      <w:pPr>
+        <w:tabs>
+          <w:tab w:val="left" w:pos="2009"/>
+          <w:tab w:val="center" w:pos="4394"/>
+        </w:tabs>
+        <w:spacing w:after="60" w:line="240" w:lineRule="auto"/>
+        <w:jc w:val="center"/>
+        <w:rPr>
+          <w:b/>
+          <w:szCs w:val="28"/>
+          <w:lang w:val="vi-VN" w:eastAsia="vi-VN"/>
+        </w:rPr>
+      </w:pPr>
+      <w:r>
+        <w:rPr>
+          <w:b/>
+          <w:bCs/>
+          <w:szCs w:val="28"/>
+          <w:lang w:eastAsia="vi-VN"/>
+        </w:rPr>
+        <w:t xml:space="preserve">TRƯỜNG </w:t>
+      </w:r>
+      <w:r>
+        <w:rPr>
+          <w:b/>
+          <w:szCs w:val="28"/>
+          <w:lang w:val="vi-VN" w:eastAsia="vi-VN"/>
+        </w:rPr>
+        <w:t>ĐẠI HỌC CÔNG NGHIỆP HÀ NỘI</w:t>
+      </w:r>
+    </w:p>
+    <w:p>
+      <w:pPr>
+        <w:tabs>
+          <w:tab w:val="left" w:pos="2009"/>
+          <w:tab w:val="center" w:pos="4394"/>
+        </w:tabs>
+        <w:spacing w:after="60" w:line="240" w:lineRule="auto"/>
+        <w:jc w:val="center"/>
+        <w:rPr>
+          <w:b/>
+          <w:bCs/>
+          <w:szCs w:val="28"/>
+          <w:lang w:eastAsia="vi-VN"/>
+        </w:rPr>
+      </w:pPr>
+      <w:r>
+        <w:rPr>
+          <w:b/>
+          <w:bCs/>
+          <w:szCs w:val="28"/>
+          <w:lang w:eastAsia="vi-VN"/>
+        </w:rPr>
+        <w:t>KHOA CÔNG NGHỆ THÔNG TIN</w:t>
+      </w:r>
+    </w:p>
+    <w:p>
+      <w:pPr>
+        <w:jc w:val="center"/>
+        <w:rPr>
+          <w:szCs w:val="28"/>
+          <w:lang w:val="vi-VN" w:eastAsia="vi-VN"/>
+        </w:rPr>
+      </w:pPr>
+      <w:r>
+        <w:rPr>
+          <w:szCs w:val="28"/>
+          <w:lang w:val="vi-VN" w:eastAsia="vi-VN"/>
+        </w:rPr>
+        <w:sym w:font="Symbol" w:char="F0BE"/>
+      </w:r>
+      <w:r>
+        <w:rPr>
+          <w:szCs w:val="28"/>
+          <w:lang w:val="vi-VN" w:eastAsia="vi-VN"/>
+        </w:rPr>
+        <w:sym w:font="Symbol" w:char="F0BE"/>
+      </w:r>
+      <w:r>
+        <w:rPr>
+          <w:szCs w:val="28"/>
+          <w:lang w:val="vi-VN" w:eastAsia="vi-VN"/>
+        </w:rPr>
+        <w:sym w:font="Symbol" w:char="F0BE"/>
+      </w:r>
+      <w:r>
+        <w:rPr>
+          <w:szCs w:val="28"/>
+          <w:lang w:val="vi-VN" w:eastAsia="vi-VN"/>
+        </w:rPr>
+        <w:sym w:font="Symbol" w:char="F0BE"/>
+      </w:r>
+      <w:r>
+        <w:rPr>
+          <w:szCs w:val="28"/>
+          <w:lang w:val="vi-VN" w:eastAsia="vi-VN"/>
+        </w:rPr>
+        <w:sym w:font="Symbol" w:char="F0BE"/>
+      </w:r>
+      <w:r>
+        <w:rPr>
+          <w:szCs w:val="28"/>
+          <w:lang w:val="vi-VN" w:eastAsia="vi-VN"/>
+        </w:rPr>
+        <w:sym w:font="Symbol" w:char="F0BE"/>
+      </w:r>
+      <w:r>
+        <w:rPr>
+          <w:szCs w:val="28"/>
+          <w:lang w:val="vi-VN" w:eastAsia="vi-VN"/>
+        </w:rPr>
+        <w:sym w:font="Wingdings" w:char="F0B2"/>
+      </w:r>
+      <w:r>
+        <w:rPr>
+          <w:szCs w:val="28"/>
+          <w:lang w:val="vi-VN" w:eastAsia="vi-VN"/>
+        </w:rPr>
+        <w:sym w:font="Symbol" w:char="F0BE"/>
+      </w:r>
+      <w:r>
+        <w:rPr>
+          <w:szCs w:val="28"/>
+          <w:lang w:val="vi-VN" w:eastAsia="vi-VN"/>
+        </w:rPr>
+        <w:sym w:font="Symbol" w:char="F0BE"/>
+      </w:r>
+      <w:r>
+        <w:rPr>
+          <w:szCs w:val="28"/>
+          <w:lang w:val="vi-VN" w:eastAsia="vi-VN"/>
+        </w:rPr>
+        <w:sym w:font="Symbol" w:char="F0BE"/>
+      </w:r>
+      <w:r>
+        <w:rPr>
+          <w:szCs w:val="28"/>
+          <w:lang w:val="vi-VN" w:eastAsia="vi-VN"/>
+        </w:rPr>
+        <w:sym w:font="Symbol" w:char="F0BE"/>
+      </w:r>
+      <w:r>
+        <w:rPr>
+          <w:szCs w:val="28"/>
+          <w:lang w:val="vi-VN" w:eastAsia="vi-VN"/>
+        </w:rPr>
+        <w:sym w:font="Symbol" w:char="F0BE"/>
+      </w:r>
+      <w:r>
+        <w:rPr>
+          <w:szCs w:val="28"/>
+          <w:lang w:val="vi-VN" w:eastAsia="vi-VN"/>
+        </w:rPr>
+        <w:sym w:font="Symbol" w:char="F0BE"/>
+      </w:r>
+    </w:p>
+    <w:p>
+      <w:pPr>
+        <w:jc w:val="center"/>
+        <w:rPr>
+          <w:rFonts w:ascii="Arial" w:eastAsia="Arial" w:hAnsi="Arial" w:cs="Arial"/>
+          <w:b/>
+          <w:sz w:val="32"/>
+          <w:szCs w:val="32"/>
+          <w:lang w:val="vi-VN" w:eastAsia="vi-VN"/>
+        </w:rPr>
+      </w:pPr>
+      <w:r>
+        <w:rPr>
+          <w:noProof/>
+          <w:szCs w:val="28"/>
+          <w:lang w:val="vi-VN" w:eastAsia="vi-VN"/>
+        </w:rPr>
+        <w:drawing>
+          <wp:inline distT="0" distB="0" distL="0" distR="0" wp14:anchorId="107477F8" wp14:editId="5F2B2EBF">
+            <wp:extent cx="1396365" cy="1390015"/>
+            <wp:effectExtent l="0" t="0" r="0" b="635"/>
+            <wp:docPr id="36" name="Picture 36"/>
+            <wp:cNvGraphicFramePr>
+              <a:graphicFrameLocks xmlns:a="http://schemas.openxmlformats.org/drawingml/2006/main" noChangeAspect="1"/>
+            </wp:cNvGraphicFramePr>
+            <a:graphic xmlns:a="http://schemas.openxmlformats.org/drawingml/2006/main">
+              <a:graphicData uri="http://schemas.openxmlformats.org/drawingml/2006/picture">
+                <pic:pic xmlns:pic="http://schemas.openxmlformats.org/drawingml/2006/picture">
+                  <pic:nvPicPr>
+                    <pic:cNvPr id="0" name="Picture 10"/>
+                    <pic:cNvPicPr>
+                      <a:picLocks noChangeAspect="1" noChangeArrowheads="1"/>
+                    </pic:cNvPicPr>
+                  </pic:nvPicPr>
+                  <pic:blipFill>
+                    <a:blip r:embed="rId11">
+                      <a:extLst>
+                        <a:ext uri="{28A0092B-C50C-407E-A947-70E740481C1C}">
+                          <a14:useLocalDpi xmlns:a14="http://schemas.microsoft.com/office/drawing/2010/main" val="0"/>
+                        </a:ext>
+                      </a:extLst>
+                    </a:blip>
+                    <a:srcRect/>
+                    <a:stretch>
+                      <a:fillRect/>
+                    </a:stretch>
+                  </pic:blipFill>
+                  <pic:spPr bwMode="auto">
+                    <a:xfrm>
+                      <a:off x="0" y="0"/>
+                      <a:ext cx="1396365" cy="1390015"/>
+                    </a:xfrm>
+                    <a:prstGeom prst="rect">
+                      <a:avLst/>
+                    </a:prstGeom>
+                    <a:noFill/>
+                  </pic:spPr>
+                </pic:pic>
+              </a:graphicData>
+            </a:graphic>
+          </wp:inline>
+        </w:drawing>
+      </w:r>
+      <w:r>
+        <w:rPr>
+          <w:rFonts w:ascii="Arial" w:eastAsia="Arial" w:hAnsi="Arial" w:cs="Arial"/>
+          <w:b/>
+          <w:sz w:val="32"/>
+          <w:szCs w:val="32"/>
+          <w:lang w:val="vi-VN" w:eastAsia="vi-VN"/>
+        </w:rPr>
+        <w:t xml:space="preserve">       </w:t>
+      </w:r>
+    </w:p>
+    <w:p>
+      <w:pPr>
+        <w:jc w:val="center"/>
+        <w:rPr>
+          <w:szCs w:val="28"/>
+          <w:lang w:val="vi-VN" w:eastAsia="vi-VN"/>
+        </w:rPr>
+      </w:pPr>
+      <w:r>
+        <w:rPr>
+          <w:rFonts w:ascii="Arial" w:eastAsia="Arial" w:hAnsi="Arial" w:cs="Arial"/>
+          <w:b/>
+          <w:sz w:val="32"/>
+          <w:szCs w:val="32"/>
+          <w:lang w:val="vi-VN" w:eastAsia="vi-VN"/>
+        </w:rPr>
+        <w:t xml:space="preserve">                  </w:t>
+      </w:r>
+    </w:p>
+    <w:p>
+      <w:pPr>
+        <w:jc w:val="center"/>
+        <w:rPr>
+          <w:b/>
+          <w:szCs w:val="34"/>
+          <w:lang w:val="vi-VN" w:eastAsia="vi-VN"/>
+        </w:rPr>
+      </w:pPr>
+      <w:r>
+        <w:rPr>
+          <w:b/>
+          <w:szCs w:val="34"/>
+          <w:lang w:val="vi-VN" w:eastAsia="vi-VN"/>
+        </w:rPr>
+        <w:t>BÁO CÁO ĐỒ ÁN TỐT NGHIỆP</w:t>
+      </w:r>
+    </w:p>
+    <w:p>
+      <w:pPr>
+        <w:jc w:val="center"/>
+        <w:rPr>
+          <w:b/>
+          <w:color w:val="002060"/>
+          <w:szCs w:val="36"/>
+          <w:lang w:val="vi-VN" w:eastAsia="vi-VN"/>
+        </w:rPr>
+      </w:pPr>
+      <w:r>
+        <w:rPr>
+          <w:b/>
+          <w:szCs w:val="34"/>
+          <w:lang w:val="vi-VN" w:eastAsia="vi-VN"/>
+        </w:rPr>
+        <w:t xml:space="preserve">NGÀNH </w:t>
+      </w:r>
+      <w:r>
+        <w:rPr>
+          <w:b/>
+          <w:szCs w:val="34"/>
+          <w:lang w:eastAsia="vi-VN"/>
+        </w:rPr>
+        <w:t>CÔNG NGHỆ</w:t>
+      </w:r>
+      <w:r>
+        <w:rPr>
+          <w:b/>
+          <w:szCs w:val="34"/>
+          <w:lang w:val="vi-VN" w:eastAsia="vi-VN"/>
+        </w:rPr>
+        <w:t xml:space="preserve"> THÔNG TIN</w:t>
+      </w:r>
+    </w:p>
+    <w:p>
+      <w:pPr>
+        <w:jc w:val="center"/>
+        <w:rPr>
+          <w:b/>
+          <w:sz w:val="32"/>
+          <w:szCs w:val="32"/>
+          <w:lang w:val="vi-VN" w:eastAsia="vi-VN"/>
+        </w:rPr>
+      </w:pPr>
+    </w:p>
+    <w:p>
+      <w:pPr>
+        <w:spacing w:after="40" w:line="259" w:lineRule="auto"/>
+        <w:ind w:left="4"/>
+        <w:jc w:val="center"/>
+        <w:rPr>
+          <w:szCs w:val="28"/>
+        </w:rPr>
+      </w:pPr>
+      <w:r>
+        <w:rPr>
+          <w:b/>
+          <w:szCs w:val="28"/>
+        </w:rPr>
+        <w:t>ĐỀ TÀI: XÂY DỰNG WEBSITE HỌC TẬP TRỰC TUYẾN FLASHY SỬ DỤNG JAVA SPRINGBOOT VÀ REACTJS</w:t>
+      </w:r>
+    </w:p>
+    <w:p>
+      <w:pPr>
+        <w:jc w:val="center"/>
+        <w:rPr>
+          <w:b/>
+          <w:color w:val="002060"/>
+          <w:sz w:val="40"/>
+          <w:szCs w:val="40"/>
+          <w:lang w:val="vi-VN" w:eastAsia="vi-VN"/>
+        </w:rPr>
+      </w:pPr>
     </w:p>
     <w:tbl>
       <w:tblPr>
-        <w:tblStyle w:val="TableGrid"/>
-        <w:tblW w:w="9347" w:type="dxa"/>
-        <w:tblInd w:w="267" w:type="dxa"/>
-        <w:tblCellMar>
-          <w:top w:w="17" w:type="dxa"/>
-          <w:left w:w="108" w:type="dxa"/>
-          <w:right w:w="115" w:type="dxa"/>
-        </w:tblCellMar>
+        <w:tblStyle w:val="Style11"/>
+        <w:tblW w:w="6521" w:type="dxa"/>
+        <w:jc w:val="center"/>
+        <w:tblLayout w:type="fixed"/>
         <w:tblLook w:val="04A0" w:firstRow="1" w:lastRow="0" w:firstColumn="1" w:lastColumn="0" w:noHBand="0" w:noVBand="1"/>
       </w:tblPr>
       <w:tblGrid>
-        <w:gridCol w:w="9347"/>
+        <w:gridCol w:w="2436"/>
+        <w:gridCol w:w="4085"/>
       </w:tblGrid>
       <w:tr>
         <w:trPr>
-          <w:trHeight w:val="13480"/>
+          <w:trHeight w:val="393"/>
+          <w:jc w:val="center"/>
         </w:trPr>
         <w:tc>
           <w:tcPr>
-            <w:tcW w:w="9347" w:type="dxa"/>
-            <w:tcBorders>
-              <w:top w:val="single" w:sz="4" w:space="0" w:color="000000"/>
-              <w:left w:val="single" w:sz="4" w:space="0" w:color="000000"/>
-              <w:bottom w:val="single" w:sz="4" w:space="0" w:color="000000"/>
-              <w:right w:val="single" w:sz="4" w:space="0" w:color="000000"/>
-            </w:tcBorders>
+            <w:tcW w:w="2436" w:type="dxa"/>
+            <w:vAlign w:val="bottom"/>
           </w:tcPr>
           <w:p>
             <w:pPr>
-              <w:spacing w:after="227" w:line="259" w:lineRule="auto"/>
-              <w:ind w:left="78"/>
-              <w:jc w:val="center"/>
-            </w:pPr>
-            <w:r>
               <w:rPr>
                 <w:b/>
-              </w:rPr>
-              <w:t xml:space="preserve"> </w:t>
-            </w:r>
-          </w:p>
-          <w:p>
-            <w:pPr>
-              <w:spacing w:after="180" w:line="259" w:lineRule="auto"/>
-              <w:ind w:left="3"/>
-              <w:jc w:val="center"/>
+                <w:szCs w:val="28"/>
+                <w:lang w:val="vi-VN" w:eastAsia="vi-VN"/>
+              </w:rPr>
             </w:pPr>
             <w:r>
               <w:rPr>
                 <w:b/>
-                <w:sz w:val="32"/>
-              </w:rPr>
-              <w:t xml:space="preserve">BỘ CÔNG THƯƠNG </w:t>
-            </w:r>
-          </w:p>
-          <w:p>
-            <w:pPr>
-              <w:spacing w:after="117" w:line="259" w:lineRule="auto"/>
-              <w:ind w:left="2"/>
-              <w:jc w:val="center"/>
-            </w:pPr>
+                <w:szCs w:val="28"/>
+                <w:lang w:eastAsia="vi-VN"/>
+              </w:rPr>
+              <w:t>CB</w:t>
+            </w:r>
             <w:r>
               <w:rPr>
                 <w:b/>
-                <w:sz w:val="32"/>
-              </w:rPr>
-              <w:t xml:space="preserve">TRƯỜNG ĐẠI HỌC CÔNG NGHIỆP HÀ NỘI </w:t>
-            </w:r>
-          </w:p>
-          <w:p>
-            <w:pPr>
-              <w:spacing w:after="35" w:line="259" w:lineRule="auto"/>
-              <w:ind w:left="6"/>
-              <w:jc w:val="center"/>
-            </w:pPr>
-            <w:r>
+                <w:szCs w:val="28"/>
+                <w:lang w:val="vi-VN" w:eastAsia="vi-VN"/>
+              </w:rPr>
+              <w:t>HD:</w:t>
+            </w:r>
+          </w:p>
+        </w:tc>
+        <w:tc>
+          <w:tcPr>
+            <w:tcW w:w="4085" w:type="dxa"/>
+            <w:vAlign w:val="bottom"/>
+          </w:tcPr>
+          <w:p>
+            <w:pPr>
               <w:rPr>
                 <w:b/>
-              </w:rPr>
-              <w:t xml:space="preserve">--------------------------------------- </w:t>
-            </w:r>
-          </w:p>
-          <w:p>
-            <w:pPr>
-              <w:spacing w:after="24" w:line="259" w:lineRule="auto"/>
-              <w:ind w:left="78"/>
-              <w:jc w:val="center"/>
+                <w:szCs w:val="28"/>
+                <w:lang w:eastAsia="vi-VN"/>
+              </w:rPr>
             </w:pPr>
             <w:r>
               <w:rPr>
                 <w:b/>
-              </w:rPr>
-              <w:t xml:space="preserve"> </w:t>
-            </w:r>
-          </w:p>
-          <w:p>
-            <w:pPr>
-              <w:spacing w:line="259" w:lineRule="auto"/>
-              <w:ind w:left="76"/>
-              <w:jc w:val="center"/>
-            </w:pPr>
-            <w:r>
-              <w:rPr>
-                <w:noProof/>
-              </w:rPr>
-              <w:drawing>
-                <wp:inline distT="0" distB="0" distL="0" distR="0" wp14:anchorId="3A08A41E" wp14:editId="788CDA27">
-                  <wp:extent cx="1672971" cy="1612900"/>
-                  <wp:effectExtent l="0" t="0" r="0" b="0"/>
-                  <wp:docPr id="335" name="Picture 335"/>
-                  <wp:cNvGraphicFramePr/>
-                  <a:graphic xmlns:a="http://schemas.openxmlformats.org/drawingml/2006/main">
-                    <a:graphicData uri="http://schemas.openxmlformats.org/drawingml/2006/picture">
-                      <pic:pic xmlns:pic="http://schemas.openxmlformats.org/drawingml/2006/picture">
-                        <pic:nvPicPr>
-                          <pic:cNvPr id="335" name="Picture 335"/>
-                          <pic:cNvPicPr/>
-                        </pic:nvPicPr>
-                        <pic:blipFill>
-                          <a:blip r:embed="rId8"/>
-                          <a:stretch>
-                            <a:fillRect/>
-                          </a:stretch>
-                        </pic:blipFill>
-                        <pic:spPr>
-                          <a:xfrm>
-                            <a:off x="0" y="0"/>
-                            <a:ext cx="1672971" cy="1612900"/>
-                          </a:xfrm>
-                          <a:prstGeom prst="rect">
-                            <a:avLst/>
-                          </a:prstGeom>
-                        </pic:spPr>
-                      </pic:pic>
-                    </a:graphicData>
-                  </a:graphic>
-                </wp:inline>
-              </w:drawing>
-            </w:r>
-            <w:r>
+                <w:szCs w:val="28"/>
+                <w:lang w:eastAsia="vi-VN"/>
+              </w:rPr>
+              <w:t>Ts. Nguyễn Bá Nghiễn</w:t>
+            </w:r>
+          </w:p>
+        </w:tc>
+      </w:tr>
+      <w:tr>
+        <w:trPr>
+          <w:trHeight w:val="393"/>
+          <w:jc w:val="center"/>
+        </w:trPr>
+        <w:tc>
+          <w:tcPr>
+            <w:tcW w:w="2436" w:type="dxa"/>
+            <w:vAlign w:val="center"/>
+          </w:tcPr>
+          <w:p>
+            <w:pPr>
               <w:rPr>
                 <w:b/>
-              </w:rPr>
-              <w:t xml:space="preserve"> </w:t>
-            </w:r>
-          </w:p>
-          <w:p>
-            <w:pPr>
-              <w:spacing w:after="73" w:line="259" w:lineRule="auto"/>
-              <w:ind w:left="78"/>
-              <w:jc w:val="center"/>
+                <w:szCs w:val="28"/>
+                <w:lang w:eastAsia="vi-VN"/>
+              </w:rPr>
             </w:pPr>
             <w:r>
               <w:rPr>
                 <w:b/>
-              </w:rPr>
-              <w:t xml:space="preserve"> </w:t>
-            </w:r>
-          </w:p>
-          <w:p>
-            <w:pPr>
-              <w:spacing w:after="85" w:line="259" w:lineRule="auto"/>
-              <w:ind w:left="6"/>
-              <w:jc w:val="center"/>
-            </w:pPr>
+                <w:szCs w:val="28"/>
+                <w:lang w:val="vi-VN" w:eastAsia="vi-VN"/>
+              </w:rPr>
+              <w:t>Sinh viên</w:t>
+            </w:r>
             <w:r>
               <w:rPr>
                 <w:b/>
-                <w:sz w:val="30"/>
-              </w:rPr>
-              <w:t xml:space="preserve">ĐỒ ÁN TỐT NGHIỆP </w:t>
-            </w:r>
-          </w:p>
-          <w:p>
-            <w:pPr>
-              <w:spacing w:after="40" w:line="259" w:lineRule="auto"/>
-              <w:ind w:left="4"/>
-              <w:jc w:val="center"/>
-            </w:pPr>
-            <w:r>
+                <w:szCs w:val="28"/>
+                <w:lang w:eastAsia="vi-VN"/>
+              </w:rPr>
+              <w:t>:</w:t>
+            </w:r>
+          </w:p>
+        </w:tc>
+        <w:tc>
+          <w:tcPr>
+            <w:tcW w:w="4085" w:type="dxa"/>
+            <w:vAlign w:val="center"/>
+          </w:tcPr>
+          <w:p>
+            <w:pPr>
               <w:rPr>
                 <w:b/>
-                <w:sz w:val="30"/>
-              </w:rPr>
-              <w:t xml:space="preserve">ĐỀ TÀI: XÂY DỰNG WEBSITE </w:t>
-            </w:r>
+                <w:szCs w:val="28"/>
+                <w:lang w:eastAsia="vi-VN"/>
+              </w:rPr>
+            </w:pPr>
             <w:r>
               <w:rPr>
                 <w:b/>
-                <w:sz w:val="30"/>
-              </w:rPr>
-              <w:t>HỌC TẬP TRỰC TUYẾN FLASHY SỬ DỤNG JAVA SPRINGBOOT VÀ REACTJS</w:t>
-            </w:r>
-          </w:p>
-          <w:p>
-            <w:pPr>
-              <w:spacing w:after="35" w:line="259" w:lineRule="auto"/>
-              <w:ind w:left="78"/>
-              <w:jc w:val="center"/>
-            </w:pPr>
-            <w:r>
+                <w:szCs w:val="28"/>
+                <w:lang w:eastAsia="vi-VN"/>
+              </w:rPr>
+              <w:t>Lê Thế Cường</w:t>
+            </w:r>
+          </w:p>
+        </w:tc>
+      </w:tr>
+      <w:tr>
+        <w:trPr>
+          <w:trHeight w:val="393"/>
+          <w:jc w:val="center"/>
+        </w:trPr>
+        <w:tc>
+          <w:tcPr>
+            <w:tcW w:w="2436" w:type="dxa"/>
+            <w:vAlign w:val="center"/>
+          </w:tcPr>
+          <w:p>
+            <w:pPr>
               <w:rPr>
                 <w:b/>
-              </w:rPr>
-              <w:t xml:space="preserve"> </w:t>
-            </w:r>
-          </w:p>
-          <w:p>
-            <w:pPr>
-              <w:spacing w:after="39" w:line="259" w:lineRule="auto"/>
-              <w:jc w:val="left"/>
+                <w:szCs w:val="28"/>
+                <w:lang w:val="vi-VN" w:eastAsia="vi-VN"/>
+              </w:rPr>
             </w:pPr>
             <w:r>
               <w:rPr>
                 <w:b/>
-              </w:rPr>
-              <w:t xml:space="preserve"> </w:t>
-            </w:r>
-          </w:p>
-          <w:p>
-            <w:pPr>
-              <w:tabs>
-                <w:tab w:val="center" w:pos="2095"/>
-                <w:tab w:val="left" w:pos="4294"/>
-              </w:tabs>
-              <w:spacing w:after="145" w:line="259" w:lineRule="auto"/>
-              <w:jc w:val="left"/>
-            </w:pPr>
-            <w:r>
-              <w:rPr>
-                <w:rFonts w:ascii="Calibri" w:eastAsia="Calibri" w:hAnsi="Calibri" w:cs="Calibri"/>
-                <w:sz w:val="22"/>
-              </w:rPr>
-              <w:tab/>
-            </w:r>
-            <w:r>
+                <w:szCs w:val="28"/>
+                <w:lang w:val="vi-VN" w:eastAsia="vi-VN"/>
+              </w:rPr>
+              <w:t>Mã số sinh viên:</w:t>
+            </w:r>
+          </w:p>
+        </w:tc>
+        <w:tc>
+          <w:tcPr>
+            <w:tcW w:w="4085" w:type="dxa"/>
+            <w:vAlign w:val="center"/>
+          </w:tcPr>
+          <w:p>
+            <w:pPr>
               <w:rPr>
                 <w:b/>
-              </w:rPr>
-              <w:t xml:space="preserve">CBHD </w:t>
-            </w:r>
+                <w:szCs w:val="28"/>
+                <w:lang w:eastAsia="vi-VN"/>
+              </w:rPr>
+            </w:pPr>
             <w:r>
               <w:rPr>
                 <w:b/>
-              </w:rPr>
-              <w:tab/>
-              <w:t xml:space="preserve">:   </w:t>
-            </w:r>
-            <w:r>
-              <w:rPr>
-                <w:b/>
-              </w:rPr>
-              <w:t>Ts. Nguyễn Bá Nghiễn</w:t>
-            </w:r>
-          </w:p>
-          <w:p>
-            <w:pPr>
-              <w:tabs>
-                <w:tab w:val="center" w:pos="2247"/>
-                <w:tab w:val="left" w:pos="4294"/>
-              </w:tabs>
-              <w:spacing w:after="139" w:line="259" w:lineRule="auto"/>
-              <w:jc w:val="left"/>
-            </w:pPr>
-            <w:r>
-              <w:rPr>
-                <w:rFonts w:ascii="Calibri" w:eastAsia="Calibri" w:hAnsi="Calibri" w:cs="Calibri"/>
-                <w:sz w:val="22"/>
-              </w:rPr>
-              <w:tab/>
-            </w:r>
-            <w:r>
-              <w:rPr>
-                <w:b/>
-              </w:rPr>
-              <w:t xml:space="preserve">Sinh viên </w:t>
-            </w:r>
-            <w:r>
-              <w:rPr>
-                <w:b/>
-              </w:rPr>
-              <w:tab/>
-              <w:t xml:space="preserve">:   </w:t>
-            </w:r>
-            <w:r>
-              <w:rPr>
-                <w:b/>
-              </w:rPr>
-              <w:t>L</w:t>
-            </w:r>
-            <w:r>
-              <w:rPr>
-                <w:b/>
-              </w:rPr>
-              <w:t>ê Thế Cường</w:t>
-            </w:r>
-          </w:p>
-          <w:p>
-            <w:pPr>
-              <w:tabs>
-                <w:tab w:val="center" w:pos="2461"/>
-                <w:tab w:val="left" w:pos="4294"/>
-              </w:tabs>
-              <w:spacing w:after="146" w:line="259" w:lineRule="auto"/>
-              <w:jc w:val="left"/>
-            </w:pPr>
-            <w:r>
-              <w:rPr>
-                <w:rFonts w:ascii="Calibri" w:eastAsia="Calibri" w:hAnsi="Calibri" w:cs="Calibri"/>
-                <w:sz w:val="22"/>
-              </w:rPr>
-              <w:tab/>
-            </w:r>
-            <w:r>
-              <w:rPr>
-                <w:b/>
-              </w:rPr>
-              <w:t xml:space="preserve">Mã sinh viên </w:t>
-            </w:r>
-            <w:r>
-              <w:rPr>
-                <w:b/>
-              </w:rPr>
-              <w:tab/>
-              <w:t xml:space="preserve">:   </w:t>
-            </w:r>
-            <w:r>
-              <w:rPr>
-                <w:b/>
+                <w:szCs w:val="28"/>
+                <w:lang w:eastAsia="vi-VN"/>
               </w:rPr>
               <w:t>2022603164</w:t>
-            </w:r>
-            <w:r>
-              <w:rPr>
-                <w:b/>
-              </w:rPr>
-              <w:t xml:space="preserve"> </w:t>
-            </w:r>
-          </w:p>
-          <w:p>
-            <w:pPr>
-              <w:tabs>
-                <w:tab w:val="center" w:pos="2383"/>
-                <w:tab w:val="left" w:pos="4294"/>
-              </w:tabs>
-              <w:spacing w:after="139" w:line="259" w:lineRule="auto"/>
-              <w:jc w:val="left"/>
-            </w:pPr>
-            <w:r>
-              <w:rPr>
-                <w:rFonts w:ascii="Calibri" w:eastAsia="Calibri" w:hAnsi="Calibri" w:cs="Calibri"/>
-                <w:sz w:val="22"/>
-              </w:rPr>
-              <w:tab/>
-            </w:r>
-            <w:r>
-              <w:rPr>
-                <w:b/>
-              </w:rPr>
-              <w:t xml:space="preserve">Lớp - Khóa </w:t>
-            </w:r>
-            <w:r>
-              <w:rPr>
-                <w:b/>
-              </w:rPr>
-              <w:tab/>
-              <w:t xml:space="preserve">:   </w:t>
-            </w:r>
-            <w:r>
-              <w:rPr>
-                <w:b/>
-              </w:rPr>
-              <w:t>CNTT03 – K17</w:t>
-            </w:r>
-            <w:r>
-              <w:rPr>
-                <w:b/>
-              </w:rPr>
-              <w:t xml:space="preserve"> </w:t>
-            </w:r>
-          </w:p>
-          <w:p>
-            <w:pPr>
-              <w:spacing w:after="35" w:line="259" w:lineRule="auto"/>
-              <w:jc w:val="left"/>
-            </w:pPr>
-            <w:r>
-              <w:rPr>
-                <w:i/>
-              </w:rPr>
-              <w:t xml:space="preserve"> </w:t>
-            </w:r>
-          </w:p>
-          <w:p>
-            <w:pPr>
-              <w:spacing w:after="36" w:line="259" w:lineRule="auto"/>
-              <w:jc w:val="left"/>
-            </w:pPr>
-            <w:r>
-              <w:rPr>
-                <w:i/>
-              </w:rPr>
-              <w:t xml:space="preserve"> </w:t>
-            </w:r>
-          </w:p>
-          <w:p>
-            <w:pPr>
-              <w:spacing w:after="35" w:line="259" w:lineRule="auto"/>
-              <w:jc w:val="left"/>
-            </w:pPr>
-            <w:r>
-              <w:rPr>
-                <w:i/>
-              </w:rPr>
-              <w:t xml:space="preserve"> </w:t>
-            </w:r>
-          </w:p>
-          <w:p>
-            <w:pPr>
-              <w:spacing w:after="35" w:line="259" w:lineRule="auto"/>
-              <w:jc w:val="left"/>
-            </w:pPr>
-            <w:r>
-              <w:rPr>
-                <w:i/>
-              </w:rPr>
-              <w:t xml:space="preserve"> </w:t>
-            </w:r>
-          </w:p>
-          <w:p>
-            <w:pPr>
-              <w:spacing w:after="35" w:line="259" w:lineRule="auto"/>
-              <w:jc w:val="left"/>
-            </w:pPr>
-            <w:r>
-              <w:rPr>
-                <w:i/>
-              </w:rPr>
-              <w:t xml:space="preserve"> </w:t>
-            </w:r>
-          </w:p>
-          <w:p>
-            <w:pPr>
-              <w:spacing w:after="35" w:line="259" w:lineRule="auto"/>
-              <w:jc w:val="left"/>
-            </w:pPr>
-            <w:r>
-              <w:rPr>
-                <w:i/>
-              </w:rPr>
-              <w:t xml:space="preserve"> </w:t>
-            </w:r>
-          </w:p>
-          <w:p>
-            <w:pPr>
-              <w:spacing w:after="35" w:line="259" w:lineRule="auto"/>
-              <w:jc w:val="left"/>
-            </w:pPr>
-            <w:r>
-              <w:rPr>
-                <w:i/>
-              </w:rPr>
-              <w:t xml:space="preserve"> </w:t>
-            </w:r>
-          </w:p>
-          <w:p>
-            <w:pPr>
-              <w:spacing w:after="35" w:line="259" w:lineRule="auto"/>
-              <w:jc w:val="left"/>
-            </w:pPr>
-            <w:r>
-              <w:rPr>
-                <w:i/>
-              </w:rPr>
-              <w:t xml:space="preserve"> </w:t>
-            </w:r>
-          </w:p>
-          <w:p>
-            <w:pPr>
-              <w:spacing w:after="69" w:line="259" w:lineRule="auto"/>
-              <w:jc w:val="left"/>
-            </w:pPr>
-            <w:r>
-              <w:rPr>
-                <w:i/>
-              </w:rPr>
-              <w:t xml:space="preserve"> </w:t>
-            </w:r>
-          </w:p>
-          <w:p>
-            <w:pPr>
-              <w:spacing w:line="259" w:lineRule="auto"/>
-              <w:ind w:right="14"/>
-              <w:jc w:val="center"/>
-            </w:pPr>
-            <w:r>
-              <w:rPr>
-                <w:b/>
-              </w:rPr>
-              <w:t xml:space="preserve">Hà Nội - Năm </w:t>
-            </w:r>
-            <w:r>
-              <w:rPr>
-                <w:b/>
-              </w:rPr>
-              <w:t>2026</w:t>
-            </w:r>
-            <w:r>
-              <w:rPr>
-                <w:b/>
-              </w:rPr>
-              <w:t xml:space="preserve"> </w:t>
-            </w:r>
-          </w:p>
-          <w:p>
-            <w:pPr>
-              <w:spacing w:line="259" w:lineRule="auto"/>
-              <w:jc w:val="left"/>
-            </w:pPr>
-            <w:r>
-              <w:rPr>
-                <w:b/>
-              </w:rPr>
-              <w:t xml:space="preserve"> </w:t>
             </w:r>
           </w:p>
         </w:tc>
@@ -937,21 +1198,150 @@
     </w:tbl>
     <w:p>
       <w:pPr>
+        <w:tabs>
+          <w:tab w:val="left" w:pos="3402"/>
+        </w:tabs>
+        <w:ind w:left="1276"/>
+        <w:rPr>
+          <w:i/>
+          <w:color w:val="002060"/>
+          <w:szCs w:val="28"/>
+          <w:lang w:eastAsia="vi-VN"/>
+        </w:rPr>
+      </w:pPr>
+      <w:r>
+        <w:rPr>
+          <w:b/>
+        </w:rPr>
+        <w:t xml:space="preserve">Lớp </w:t>
+      </w:r>
+      <w:r>
+        <w:rPr>
+          <w:b/>
+        </w:rPr>
+        <w:t>–</w:t>
+      </w:r>
+      <w:r>
+        <w:rPr>
+          <w:b/>
+        </w:rPr>
+        <w:t xml:space="preserve"> Khóa</w:t>
+      </w:r>
+      <w:r>
+        <w:rPr>
+          <w:b/>
+        </w:rPr>
+        <w:t>:</w:t>
+      </w:r>
+      <w:r>
+        <w:rPr>
+          <w:b/>
+        </w:rPr>
+        <w:t xml:space="preserve"> </w:t>
+      </w:r>
+      <w:r>
+        <w:rPr>
+          <w:b/>
+        </w:rPr>
+        <w:tab/>
+        <w:t xml:space="preserve">    CNTT03 – K17</w:t>
+      </w:r>
+    </w:p>
+    <w:p>
+      <w:pPr>
+        <w:tabs>
+          <w:tab w:val="left" w:pos="3796"/>
+        </w:tabs>
+        <w:jc w:val="center"/>
+        <w:rPr>
+          <w:i/>
+          <w:color w:val="002060"/>
+          <w:szCs w:val="28"/>
+          <w:lang w:val="vi-VN" w:eastAsia="vi-VN"/>
+        </w:rPr>
+      </w:pPr>
+    </w:p>
+    <w:p>
+      <w:pPr>
+        <w:tabs>
+          <w:tab w:val="left" w:pos="3796"/>
+        </w:tabs>
+        <w:jc w:val="center"/>
+        <w:rPr>
+          <w:i/>
+          <w:color w:val="002060"/>
+          <w:szCs w:val="28"/>
+          <w:lang w:val="vi-VN" w:eastAsia="vi-VN"/>
+        </w:rPr>
+      </w:pPr>
+    </w:p>
+    <w:p>
+      <w:pPr>
+        <w:tabs>
+          <w:tab w:val="left" w:pos="3796"/>
+        </w:tabs>
+        <w:rPr>
+          <w:color w:val="002060"/>
+          <w:sz w:val="26"/>
+          <w:szCs w:val="26"/>
+          <w:lang w:val="vi-VN" w:eastAsia="vi-VN"/>
+        </w:rPr>
+      </w:pPr>
+    </w:p>
+    <w:p>
+      <w:pPr>
+        <w:tabs>
+          <w:tab w:val="left" w:pos="3796"/>
+        </w:tabs>
+        <w:rPr>
+          <w:color w:val="002060"/>
+          <w:sz w:val="26"/>
+          <w:szCs w:val="26"/>
+          <w:lang w:eastAsia="vi-VN"/>
+        </w:rPr>
+      </w:pPr>
+    </w:p>
+    <w:p>
+      <w:pPr>
+        <w:tabs>
+          <w:tab w:val="left" w:pos="3796"/>
+        </w:tabs>
+        <w:spacing w:line="240" w:lineRule="auto"/>
+        <w:jc w:val="center"/>
+        <w:rPr>
+          <w:b/>
+          <w:szCs w:val="28"/>
+          <w:lang w:eastAsia="vi-VN"/>
+        </w:rPr>
         <w:sectPr>
-          <w:headerReference w:type="even" r:id="rId9"/>
-          <w:headerReference w:type="default" r:id="rId10"/>
-          <w:headerReference w:type="first" r:id="rId11"/>
-          <w:pgSz w:w="11906" w:h="16841"/>
-          <w:pgMar w:top="1440" w:right="1440" w:bottom="1440" w:left="1440" w:header="720" w:footer="720" w:gutter="0"/>
+          <w:pgSz w:w="11907" w:h="16839"/>
+          <w:pgMar w:top="1418" w:right="1134" w:bottom="1134" w:left="1985" w:header="720" w:footer="720" w:gutter="0"/>
+          <w:pgNumType w:fmt="lowerRoman" w:start="1"/>
           <w:cols w:space="720"/>
         </w:sectPr>
       </w:pPr>
+      <w:r>
+        <w:rPr>
+          <w:b/>
+          <w:szCs w:val="28"/>
+          <w:lang w:val="vi-VN" w:eastAsia="vi-VN"/>
+        </w:rPr>
+        <w:t>Hà Nội - 202</w:t>
+      </w:r>
+      <w:r>
+        <w:rPr>
+          <w:b/>
+          <w:szCs w:val="28"/>
+          <w:lang w:eastAsia="vi-VN"/>
+        </w:rPr>
+        <w:t>6</w:t>
+      </w:r>
     </w:p>
     <w:p>
       <w:pPr>
         <w:pStyle w:val="Heading1"/>
       </w:pPr>
-      <w:bookmarkStart w:id="0" w:name="_Toc228954567"/>
+      <w:bookmarkStart w:id="0" w:name="_Toc229387183"/>
       <w:r>
         <w:lastRenderedPageBreak/>
         <w:t>MỤC LỤC</w:t>
@@ -991,7 +1381,7 @@
           <w:r>
             <w:fldChar w:fldCharType="separate"/>
           </w:r>
-          <w:hyperlink w:anchor="_Toc228954567" w:history="1">
+          <w:hyperlink w:anchor="_Toc229387183" w:history="1">
             <w:r>
               <w:rPr>
                 <w:rStyle w:val="Hyperlink"/>
@@ -1018,7 +1408,7 @@
                 <w:noProof/>
                 <w:webHidden/>
               </w:rPr>
-              <w:instrText xml:space="preserve"> PAGEREF _Toc228954567 \h </w:instrText>
+              <w:instrText xml:space="preserve"> PAGEREF _Toc229387183 \h </w:instrText>
             </w:r>
             <w:r>
               <w:rPr>
@@ -1062,7 +1452,7 @@
               <w:sz w:val="24"/>
             </w:rPr>
           </w:pPr>
-          <w:hyperlink w:anchor="_Toc228954568" w:history="1">
+          <w:hyperlink w:anchor="_Toc229387184" w:history="1">
             <w:r>
               <w:rPr>
                 <w:rStyle w:val="Hyperlink"/>
@@ -1089,7 +1479,7 @@
                 <w:noProof/>
                 <w:webHidden/>
               </w:rPr>
-              <w:instrText xml:space="preserve"> PAGEREF _Toc228954568 \h </w:instrText>
+              <w:instrText xml:space="preserve"> PAGEREF _Toc229387184 \h </w:instrText>
             </w:r>
             <w:r>
               <w:rPr>
@@ -1133,7 +1523,7 @@
               <w:sz w:val="24"/>
             </w:rPr>
           </w:pPr>
-          <w:hyperlink w:anchor="_Toc228954569" w:history="1">
+          <w:hyperlink w:anchor="_Toc229387185" w:history="1">
             <w:r>
               <w:rPr>
                 <w:rStyle w:val="Hyperlink"/>
@@ -1160,7 +1550,7 @@
                 <w:noProof/>
                 <w:webHidden/>
               </w:rPr>
-              <w:instrText xml:space="preserve"> PAGEREF _Toc228954569 \h </w:instrText>
+              <w:instrText xml:space="preserve"> PAGEREF _Toc229387185 \h </w:instrText>
             </w:r>
             <w:r>
               <w:rPr>
@@ -1204,7 +1594,7 @@
               <w:sz w:val="24"/>
             </w:rPr>
           </w:pPr>
-          <w:hyperlink w:anchor="_Toc228954570" w:history="1">
+          <w:hyperlink w:anchor="_Toc229387186" w:history="1">
             <w:r>
               <w:rPr>
                 <w:rStyle w:val="Hyperlink"/>
@@ -1231,7 +1621,7 @@
                 <w:noProof/>
                 <w:webHidden/>
               </w:rPr>
-              <w:instrText xml:space="preserve"> PAGEREF _Toc228954570 \h </w:instrText>
+              <w:instrText xml:space="preserve"> PAGEREF _Toc229387186 \h </w:instrText>
             </w:r>
             <w:r>
               <w:rPr>
@@ -1275,7 +1665,7 @@
               <w:sz w:val="24"/>
             </w:rPr>
           </w:pPr>
-          <w:hyperlink w:anchor="_Toc228954571" w:history="1">
+          <w:hyperlink w:anchor="_Toc229387187" w:history="1">
             <w:r>
               <w:rPr>
                 <w:rStyle w:val="Hyperlink"/>
@@ -1310,7 +1700,7 @@
                 <w:noProof/>
                 <w:webHidden/>
               </w:rPr>
-              <w:instrText xml:space="preserve"> PAGEREF _Toc228954571 \h </w:instrText>
+              <w:instrText xml:space="preserve"> PAGEREF _Toc229387187 \h </w:instrText>
             </w:r>
             <w:r>
               <w:rPr>
@@ -1354,7 +1744,7 @@
               <w:sz w:val="24"/>
             </w:rPr>
           </w:pPr>
-          <w:hyperlink w:anchor="_Toc228954572" w:history="1">
+          <w:hyperlink w:anchor="_Toc229387188" w:history="1">
             <w:r>
               <w:rPr>
                 <w:rStyle w:val="Hyperlink"/>
@@ -1381,7 +1771,7 @@
                 <w:noProof/>
                 <w:webHidden/>
               </w:rPr>
-              <w:instrText xml:space="preserve"> PAGEREF _Toc228954572 \h </w:instrText>
+              <w:instrText xml:space="preserve"> PAGEREF _Toc229387188 \h </w:instrText>
             </w:r>
             <w:r>
               <w:rPr>
@@ -1425,7 +1815,7 @@
               <w:sz w:val="24"/>
             </w:rPr>
           </w:pPr>
-          <w:hyperlink w:anchor="_Toc228954573" w:history="1">
+          <w:hyperlink w:anchor="_Toc229387189" w:history="1">
             <w:r>
               <w:rPr>
                 <w:rStyle w:val="Hyperlink"/>
@@ -1452,7 +1842,7 @@
                 <w:noProof/>
                 <w:webHidden/>
               </w:rPr>
-              <w:instrText xml:space="preserve"> PAGEREF _Toc228954573 \h </w:instrText>
+              <w:instrText xml:space="preserve"> PAGEREF _Toc229387189 \h </w:instrText>
             </w:r>
             <w:r>
               <w:rPr>
@@ -1496,7 +1886,7 @@
               <w:sz w:val="24"/>
             </w:rPr>
           </w:pPr>
-          <w:hyperlink w:anchor="_Toc228954574" w:history="1">
+          <w:hyperlink w:anchor="_Toc229387190" w:history="1">
             <w:r>
               <w:rPr>
                 <w:rStyle w:val="Hyperlink"/>
@@ -1523,7 +1913,7 @@
                 <w:noProof/>
                 <w:webHidden/>
               </w:rPr>
-              <w:instrText xml:space="preserve"> PAGEREF _Toc228954574 \h </w:instrText>
+              <w:instrText xml:space="preserve"> PAGEREF _Toc229387190 \h </w:instrText>
             </w:r>
             <w:r>
               <w:rPr>
@@ -1567,7 +1957,7 @@
               <w:sz w:val="24"/>
             </w:rPr>
           </w:pPr>
-          <w:hyperlink w:anchor="_Toc228954575" w:history="1">
+          <w:hyperlink w:anchor="_Toc229387191" w:history="1">
             <w:r>
               <w:rPr>
                 <w:rStyle w:val="Hyperlink"/>
@@ -1594,7 +1984,7 @@
                 <w:noProof/>
                 <w:webHidden/>
               </w:rPr>
-              <w:instrText xml:space="preserve"> PAGEREF _Toc228954575 \h </w:instrText>
+              <w:instrText xml:space="preserve"> PAGEREF _Toc229387191 \h </w:instrText>
             </w:r>
             <w:r>
               <w:rPr>
@@ -1638,7 +2028,7 @@
               <w:sz w:val="24"/>
             </w:rPr>
           </w:pPr>
-          <w:hyperlink w:anchor="_Toc228954576" w:history="1">
+          <w:hyperlink w:anchor="_Toc229387192" w:history="1">
             <w:r>
               <w:rPr>
                 <w:rStyle w:val="Hyperlink"/>
@@ -1665,7 +2055,7 @@
                 <w:noProof/>
                 <w:webHidden/>
               </w:rPr>
-              <w:instrText xml:space="preserve"> PAGEREF _Toc228954576 \h </w:instrText>
+              <w:instrText xml:space="preserve"> PAGEREF _Toc229387192 \h </w:instrText>
             </w:r>
             <w:r>
               <w:rPr>
@@ -1709,7 +2099,7 @@
               <w:sz w:val="24"/>
             </w:rPr>
           </w:pPr>
-          <w:hyperlink w:anchor="_Toc228954577" w:history="1">
+          <w:hyperlink w:anchor="_Toc229387193" w:history="1">
             <w:r>
               <w:rPr>
                 <w:rStyle w:val="Hyperlink"/>
@@ -1736,7 +2126,7 @@
                 <w:noProof/>
                 <w:webHidden/>
               </w:rPr>
-              <w:instrText xml:space="preserve"> PAGEREF _Toc228954577 \h </w:instrText>
+              <w:instrText xml:space="preserve"> PAGEREF _Toc229387193 \h </w:instrText>
             </w:r>
             <w:r>
               <w:rPr>
@@ -1780,7 +2170,7 @@
               <w:sz w:val="24"/>
             </w:rPr>
           </w:pPr>
-          <w:hyperlink w:anchor="_Toc228954578" w:history="1">
+          <w:hyperlink w:anchor="_Toc229387194" w:history="1">
             <w:r>
               <w:rPr>
                 <w:rStyle w:val="Hyperlink"/>
@@ -1807,7 +2197,7 @@
                 <w:noProof/>
                 <w:webHidden/>
               </w:rPr>
-              <w:instrText xml:space="preserve"> PAGEREF _Toc228954578 \h </w:instrText>
+              <w:instrText xml:space="preserve"> PAGEREF _Toc229387194 \h </w:instrText>
             </w:r>
             <w:r>
               <w:rPr>
@@ -1851,7 +2241,7 @@
               <w:sz w:val="24"/>
             </w:rPr>
           </w:pPr>
-          <w:hyperlink w:anchor="_Toc228954579" w:history="1">
+          <w:hyperlink w:anchor="_Toc229387195" w:history="1">
             <w:r>
               <w:rPr>
                 <w:rStyle w:val="Hyperlink"/>
@@ -1878,7 +2268,7 @@
                 <w:noProof/>
                 <w:webHidden/>
               </w:rPr>
-              <w:instrText xml:space="preserve"> PAGEREF _Toc228954579 \h </w:instrText>
+              <w:instrText xml:space="preserve"> PAGEREF _Toc229387195 \h </w:instrText>
             </w:r>
             <w:r>
               <w:rPr>
@@ -1922,7 +2312,7 @@
               <w:sz w:val="24"/>
             </w:rPr>
           </w:pPr>
-          <w:hyperlink w:anchor="_Toc228954580" w:history="1">
+          <w:hyperlink w:anchor="_Toc229387196" w:history="1">
             <w:r>
               <w:rPr>
                 <w:rStyle w:val="Hyperlink"/>
@@ -1949,7 +2339,7 @@
                 <w:noProof/>
                 <w:webHidden/>
               </w:rPr>
-              <w:instrText xml:space="preserve"> PAGEREF _Toc228954580 \h </w:instrText>
+              <w:instrText xml:space="preserve"> PAGEREF _Toc229387196 \h </w:instrText>
             </w:r>
             <w:r>
               <w:rPr>
@@ -1993,7 +2383,7 @@
               <w:sz w:val="24"/>
             </w:rPr>
           </w:pPr>
-          <w:hyperlink w:anchor="_Toc228954581" w:history="1">
+          <w:hyperlink w:anchor="_Toc229387197" w:history="1">
             <w:r>
               <w:rPr>
                 <w:rStyle w:val="Hyperlink"/>
@@ -2020,7 +2410,7 @@
                 <w:noProof/>
                 <w:webHidden/>
               </w:rPr>
-              <w:instrText xml:space="preserve"> PAGEREF _Toc228954581 \h </w:instrText>
+              <w:instrText xml:space="preserve"> PAGEREF _Toc229387197 \h </w:instrText>
             </w:r>
             <w:r>
               <w:rPr>
@@ -2064,7 +2454,7 @@
               <w:sz w:val="24"/>
             </w:rPr>
           </w:pPr>
-          <w:hyperlink w:anchor="_Toc228954582" w:history="1">
+          <w:hyperlink w:anchor="_Toc229387198" w:history="1">
             <w:r>
               <w:rPr>
                 <w:rStyle w:val="Hyperlink"/>
@@ -2091,7 +2481,7 @@
                 <w:noProof/>
                 <w:webHidden/>
               </w:rPr>
-              <w:instrText xml:space="preserve"> PAGEREF _Toc228954582 \h </w:instrText>
+              <w:instrText xml:space="preserve"> PAGEREF _Toc229387198 \h </w:instrText>
             </w:r>
             <w:r>
               <w:rPr>
@@ -2135,7 +2525,7 @@
               <w:sz w:val="24"/>
             </w:rPr>
           </w:pPr>
-          <w:hyperlink w:anchor="_Toc228954583" w:history="1">
+          <w:hyperlink w:anchor="_Toc229387199" w:history="1">
             <w:r>
               <w:rPr>
                 <w:rStyle w:val="Hyperlink"/>
@@ -2162,7 +2552,7 @@
                 <w:noProof/>
                 <w:webHidden/>
               </w:rPr>
-              <w:instrText xml:space="preserve"> PAGEREF _Toc228954583 \h </w:instrText>
+              <w:instrText xml:space="preserve"> PAGEREF _Toc229387199 \h </w:instrText>
             </w:r>
             <w:r>
               <w:rPr>
@@ -2206,7 +2596,7 @@
               <w:sz w:val="24"/>
             </w:rPr>
           </w:pPr>
-          <w:hyperlink w:anchor="_Toc228954584" w:history="1">
+          <w:hyperlink w:anchor="_Toc229387200" w:history="1">
             <w:r>
               <w:rPr>
                 <w:rStyle w:val="Hyperlink"/>
@@ -2233,7 +2623,7 @@
                 <w:noProof/>
                 <w:webHidden/>
               </w:rPr>
-              <w:instrText xml:space="preserve"> PAGEREF _Toc228954584 \h </w:instrText>
+              <w:instrText xml:space="preserve"> PAGEREF _Toc229387200 \h </w:instrText>
             </w:r>
             <w:r>
               <w:rPr>
@@ -2277,7 +2667,7 @@
               <w:sz w:val="24"/>
             </w:rPr>
           </w:pPr>
-          <w:hyperlink w:anchor="_Toc228954585" w:history="1">
+          <w:hyperlink w:anchor="_Toc229387201" w:history="1">
             <w:r>
               <w:rPr>
                 <w:rStyle w:val="Hyperlink"/>
@@ -2312,7 +2702,7 @@
                 <w:noProof/>
                 <w:webHidden/>
               </w:rPr>
-              <w:instrText xml:space="preserve"> PAGEREF _Toc228954585 \h </w:instrText>
+              <w:instrText xml:space="preserve"> PAGEREF _Toc229387201 \h </w:instrText>
             </w:r>
             <w:r>
               <w:rPr>
@@ -2356,7 +2746,7 @@
               <w:sz w:val="24"/>
             </w:rPr>
           </w:pPr>
-          <w:hyperlink w:anchor="_Toc228954586" w:history="1">
+          <w:hyperlink w:anchor="_Toc229387202" w:history="1">
             <w:r>
               <w:rPr>
                 <w:rStyle w:val="Hyperlink"/>
@@ -2383,7 +2773,7 @@
                 <w:noProof/>
                 <w:webHidden/>
               </w:rPr>
-              <w:instrText xml:space="preserve"> PAGEREF _Toc228954586 \h </w:instrText>
+              <w:instrText xml:space="preserve"> PAGEREF _Toc229387202 \h </w:instrText>
             </w:r>
             <w:r>
               <w:rPr>
@@ -2427,7 +2817,7 @@
               <w:sz w:val="24"/>
             </w:rPr>
           </w:pPr>
-          <w:hyperlink w:anchor="_Toc228954587" w:history="1">
+          <w:hyperlink w:anchor="_Toc229387203" w:history="1">
             <w:r>
               <w:rPr>
                 <w:rStyle w:val="Hyperlink"/>
@@ -2454,7 +2844,7 @@
                 <w:noProof/>
                 <w:webHidden/>
               </w:rPr>
-              <w:instrText xml:space="preserve"> PAGEREF _Toc228954587 \h </w:instrText>
+              <w:instrText xml:space="preserve"> PAGEREF _Toc229387203 \h </w:instrText>
             </w:r>
             <w:r>
               <w:rPr>
@@ -2498,7 +2888,7 @@
               <w:sz w:val="24"/>
             </w:rPr>
           </w:pPr>
-          <w:hyperlink w:anchor="_Toc228954588" w:history="1">
+          <w:hyperlink w:anchor="_Toc229387204" w:history="1">
             <w:r>
               <w:rPr>
                 <w:rStyle w:val="Hyperlink"/>
@@ -2525,7 +2915,7 @@
                 <w:noProof/>
                 <w:webHidden/>
               </w:rPr>
-              <w:instrText xml:space="preserve"> PAGEREF _Toc228954588 \h </w:instrText>
+              <w:instrText xml:space="preserve"> PAGEREF _Toc229387204 \h </w:instrText>
             </w:r>
             <w:r>
               <w:rPr>
@@ -2545,7 +2935,78 @@
                 <w:noProof/>
                 <w:webHidden/>
               </w:rPr>
-              <w:t>14</w:t>
+              <w:t>15</w:t>
+            </w:r>
+            <w:r>
+              <w:rPr>
+                <w:noProof/>
+                <w:webHidden/>
+              </w:rPr>
+              <w:fldChar w:fldCharType="end"/>
+            </w:r>
+          </w:hyperlink>
+        </w:p>
+        <w:p>
+          <w:pPr>
+            <w:pStyle w:val="TOC3"/>
+            <w:tabs>
+              <w:tab w:val="right" w:leader="dot" w:pos="9064"/>
+            </w:tabs>
+            <w:rPr>
+              <w:rFonts w:asciiTheme="minorHAnsi" w:eastAsiaTheme="minorEastAsia" w:hAnsiTheme="minorHAnsi" w:cstheme="minorBidi"/>
+              <w:noProof/>
+              <w:color w:val="auto"/>
+              <w:sz w:val="24"/>
+            </w:rPr>
+          </w:pPr>
+          <w:hyperlink w:anchor="_Toc229387205" w:history="1">
+            <w:r>
+              <w:rPr>
+                <w:rStyle w:val="Hyperlink"/>
+                <w:noProof/>
+              </w:rPr>
+              <w:t>2.1.3. Biểu đồ phân rã các use case</w:t>
+            </w:r>
+            <w:r>
+              <w:rPr>
+                <w:noProof/>
+                <w:webHidden/>
+              </w:rPr>
+              <w:tab/>
+            </w:r>
+            <w:r>
+              <w:rPr>
+                <w:noProof/>
+                <w:webHidden/>
+              </w:rPr>
+              <w:fldChar w:fldCharType="begin"/>
+            </w:r>
+            <w:r>
+              <w:rPr>
+                <w:noProof/>
+                <w:webHidden/>
+              </w:rPr>
+              <w:instrText xml:space="preserve"> PAGEREF _Toc229387205 \h </w:instrText>
+            </w:r>
+            <w:r>
+              <w:rPr>
+                <w:noProof/>
+                <w:webHidden/>
+              </w:rPr>
+            </w:r>
+            <w:r>
+              <w:rPr>
+                <w:noProof/>
+                <w:webHidden/>
+              </w:rPr>
+              <w:fldChar w:fldCharType="separate"/>
+            </w:r>
+            <w:r>
+              <w:rPr>
+                <w:noProof/>
+                <w:webHidden/>
+              </w:rPr>
+              <w:t>15</w:t>
             </w:r>
             <w:r>
               <w:rPr>
@@ -2569,7 +3030,7 @@
               <w:sz w:val="24"/>
             </w:rPr>
           </w:pPr>
-          <w:hyperlink w:anchor="_Toc228954589" w:history="1">
+          <w:hyperlink w:anchor="_Toc229387206" w:history="1">
             <w:r>
               <w:rPr>
                 <w:rStyle w:val="Hyperlink"/>
@@ -2596,7 +3057,7 @@
                 <w:noProof/>
                 <w:webHidden/>
               </w:rPr>
-              <w:instrText xml:space="preserve"> PAGEREF _Toc228954589 \h </w:instrText>
+              <w:instrText xml:space="preserve"> PAGEREF _Toc229387206 \h </w:instrText>
             </w:r>
             <w:r>
               <w:rPr>
@@ -2616,7 +3077,7 @@
                 <w:noProof/>
                 <w:webHidden/>
               </w:rPr>
-              <w:t>14</w:t>
+              <w:t>16</w:t>
             </w:r>
             <w:r>
               <w:rPr>
@@ -2640,7 +3101,7 @@
               <w:sz w:val="24"/>
             </w:rPr>
           </w:pPr>
-          <w:hyperlink w:anchor="_Toc228954590" w:history="1">
+          <w:hyperlink w:anchor="_Toc229387207" w:history="1">
             <w:r>
               <w:rPr>
                 <w:rStyle w:val="Hyperlink"/>
@@ -2667,7 +3128,7 @@
                 <w:noProof/>
                 <w:webHidden/>
               </w:rPr>
-              <w:instrText xml:space="preserve"> PAGEREF _Toc228954590 \h </w:instrText>
+              <w:instrText xml:space="preserve"> PAGEREF _Toc229387207 \h </w:instrText>
             </w:r>
             <w:r>
               <w:rPr>
@@ -2687,7 +3148,7 @@
                 <w:noProof/>
                 <w:webHidden/>
               </w:rPr>
-              <w:t>14</w:t>
+              <w:t>16</w:t>
             </w:r>
             <w:r>
               <w:rPr>
@@ -2711,7 +3172,7 @@
               <w:sz w:val="24"/>
             </w:rPr>
           </w:pPr>
-          <w:hyperlink w:anchor="_Toc228954591" w:history="1">
+          <w:hyperlink w:anchor="_Toc229387208" w:history="1">
             <w:r>
               <w:rPr>
                 <w:rStyle w:val="Hyperlink"/>
@@ -2738,7 +3199,7 @@
                 <w:noProof/>
                 <w:webHidden/>
               </w:rPr>
-              <w:instrText xml:space="preserve"> PAGEREF _Toc228954591 \h </w:instrText>
+              <w:instrText xml:space="preserve"> PAGEREF _Toc229387208 \h </w:instrText>
             </w:r>
             <w:r>
               <w:rPr>
@@ -2758,7 +3219,7 @@
                 <w:noProof/>
                 <w:webHidden/>
               </w:rPr>
-              <w:t>16</w:t>
+              <w:t>18</w:t>
             </w:r>
             <w:r>
               <w:rPr>
@@ -2782,7 +3243,7 @@
               <w:sz w:val="24"/>
             </w:rPr>
           </w:pPr>
-          <w:hyperlink w:anchor="_Toc228954592" w:history="1">
+          <w:hyperlink w:anchor="_Toc229387209" w:history="1">
             <w:r>
               <w:rPr>
                 <w:rStyle w:val="Hyperlink"/>
@@ -2809,7 +3270,7 @@
                 <w:noProof/>
                 <w:webHidden/>
               </w:rPr>
-              <w:instrText xml:space="preserve"> PAGEREF _Toc228954592 \h </w:instrText>
+              <w:instrText xml:space="preserve"> PAGEREF _Toc229387209 \h </w:instrText>
             </w:r>
             <w:r>
               <w:rPr>
@@ -2829,7 +3290,7 @@
                 <w:noProof/>
                 <w:webHidden/>
               </w:rPr>
-              <w:t>17</w:t>
+              <w:t>19</w:t>
             </w:r>
             <w:r>
               <w:rPr>
@@ -2853,7 +3314,7 @@
               <w:sz w:val="24"/>
             </w:rPr>
           </w:pPr>
-          <w:hyperlink w:anchor="_Toc228954593" w:history="1">
+          <w:hyperlink w:anchor="_Toc229387210" w:history="1">
             <w:r>
               <w:rPr>
                 <w:rStyle w:val="Hyperlink"/>
@@ -2880,7 +3341,7 @@
                 <w:noProof/>
                 <w:webHidden/>
               </w:rPr>
-              <w:instrText xml:space="preserve"> PAGEREF _Toc228954593 \h </w:instrText>
+              <w:instrText xml:space="preserve"> PAGEREF _Toc229387210 \h </w:instrText>
             </w:r>
             <w:r>
               <w:rPr>
@@ -2900,7 +3361,7 @@
                 <w:noProof/>
                 <w:webHidden/>
               </w:rPr>
-              <w:t>18</w:t>
+              <w:t>20</w:t>
             </w:r>
             <w:r>
               <w:rPr>
@@ -2924,7 +3385,7 @@
               <w:sz w:val="24"/>
             </w:rPr>
           </w:pPr>
-          <w:hyperlink w:anchor="_Toc228954594" w:history="1">
+          <w:hyperlink w:anchor="_Toc229387211" w:history="1">
             <w:r>
               <w:rPr>
                 <w:rStyle w:val="Hyperlink"/>
@@ -2951,7 +3412,7 @@
                 <w:noProof/>
                 <w:webHidden/>
               </w:rPr>
-              <w:instrText xml:space="preserve"> PAGEREF _Toc228954594 \h </w:instrText>
+              <w:instrText xml:space="preserve"> PAGEREF _Toc229387211 \h </w:instrText>
             </w:r>
             <w:r>
               <w:rPr>
@@ -2971,7 +3432,7 @@
                 <w:noProof/>
                 <w:webHidden/>
               </w:rPr>
-              <w:t>20</w:t>
+              <w:t>22</w:t>
             </w:r>
             <w:r>
               <w:rPr>
@@ -2995,7 +3456,7 @@
               <w:sz w:val="24"/>
             </w:rPr>
           </w:pPr>
-          <w:hyperlink w:anchor="_Toc228954595" w:history="1">
+          <w:hyperlink w:anchor="_Toc229387212" w:history="1">
             <w:r>
               <w:rPr>
                 <w:rStyle w:val="Hyperlink"/>
@@ -3022,7 +3483,7 @@
                 <w:noProof/>
                 <w:webHidden/>
               </w:rPr>
-              <w:instrText xml:space="preserve"> PAGEREF _Toc228954595 \h </w:instrText>
+              <w:instrText xml:space="preserve"> PAGEREF _Toc229387212 \h </w:instrText>
             </w:r>
             <w:r>
               <w:rPr>
@@ -3042,7 +3503,7 @@
                 <w:noProof/>
                 <w:webHidden/>
               </w:rPr>
-              <w:t>21</w:t>
+              <w:t>23</w:t>
             </w:r>
             <w:r>
               <w:rPr>
@@ -3066,7 +3527,7 @@
               <w:sz w:val="24"/>
             </w:rPr>
           </w:pPr>
-          <w:hyperlink w:anchor="_Toc228954596" w:history="1">
+          <w:hyperlink w:anchor="_Toc229387213" w:history="1">
             <w:r>
               <w:rPr>
                 <w:rStyle w:val="Hyperlink"/>
@@ -3093,7 +3554,7 @@
                 <w:noProof/>
                 <w:webHidden/>
               </w:rPr>
-              <w:instrText xml:space="preserve"> PAGEREF _Toc228954596 \h </w:instrText>
+              <w:instrText xml:space="preserve"> PAGEREF _Toc229387213 \h </w:instrText>
             </w:r>
             <w:r>
               <w:rPr>
@@ -3113,7 +3574,7 @@
                 <w:noProof/>
                 <w:webHidden/>
               </w:rPr>
-              <w:t>23</w:t>
+              <w:t>25</w:t>
             </w:r>
             <w:r>
               <w:rPr>
@@ -3137,7 +3598,7 @@
               <w:sz w:val="24"/>
             </w:rPr>
           </w:pPr>
-          <w:hyperlink w:anchor="_Toc228954597" w:history="1">
+          <w:hyperlink w:anchor="_Toc229387214" w:history="1">
             <w:r>
               <w:rPr>
                 <w:rStyle w:val="Hyperlink"/>
@@ -3164,7 +3625,7 @@
                 <w:noProof/>
                 <w:webHidden/>
               </w:rPr>
-              <w:instrText xml:space="preserve"> PAGEREF _Toc228954597 \h </w:instrText>
+              <w:instrText xml:space="preserve"> PAGEREF _Toc229387214 \h </w:instrText>
             </w:r>
             <w:r>
               <w:rPr>
@@ -3184,7 +3645,7 @@
                 <w:noProof/>
                 <w:webHidden/>
               </w:rPr>
-              <w:t>25</w:t>
+              <w:t>27</w:t>
             </w:r>
             <w:r>
               <w:rPr>
@@ -3208,7 +3669,7 @@
               <w:sz w:val="24"/>
             </w:rPr>
           </w:pPr>
-          <w:hyperlink w:anchor="_Toc228954598" w:history="1">
+          <w:hyperlink w:anchor="_Toc229387215" w:history="1">
             <w:r>
               <w:rPr>
                 <w:rStyle w:val="Hyperlink"/>
@@ -3235,7 +3696,7 @@
                 <w:noProof/>
                 <w:webHidden/>
               </w:rPr>
-              <w:instrText xml:space="preserve"> PAGEREF _Toc228954598 \h </w:instrText>
+              <w:instrText xml:space="preserve"> PAGEREF _Toc229387215 \h </w:instrText>
             </w:r>
             <w:r>
               <w:rPr>
@@ -3255,7 +3716,7 @@
                 <w:noProof/>
                 <w:webHidden/>
               </w:rPr>
-              <w:t>26</w:t>
+              <w:t>28</w:t>
             </w:r>
             <w:r>
               <w:rPr>
@@ -3279,7 +3740,7 @@
               <w:sz w:val="24"/>
             </w:rPr>
           </w:pPr>
-          <w:hyperlink w:anchor="_Toc228954599" w:history="1">
+          <w:hyperlink w:anchor="_Toc229387216" w:history="1">
             <w:r>
               <w:rPr>
                 <w:rStyle w:val="Hyperlink"/>
@@ -3306,7 +3767,7 @@
                 <w:noProof/>
                 <w:webHidden/>
               </w:rPr>
-              <w:instrText xml:space="preserve"> PAGEREF _Toc228954599 \h </w:instrText>
+              <w:instrText xml:space="preserve"> PAGEREF _Toc229387216 \h </w:instrText>
             </w:r>
             <w:r>
               <w:rPr>
@@ -3326,7 +3787,7 @@
                 <w:noProof/>
                 <w:webHidden/>
               </w:rPr>
-              <w:t>28</w:t>
+              <w:t>30</w:t>
             </w:r>
             <w:r>
               <w:rPr>
@@ -3350,7 +3811,7 @@
               <w:sz w:val="24"/>
             </w:rPr>
           </w:pPr>
-          <w:hyperlink w:anchor="_Toc228954600" w:history="1">
+          <w:hyperlink w:anchor="_Toc229387217" w:history="1">
             <w:r>
               <w:rPr>
                 <w:rStyle w:val="Hyperlink"/>
@@ -3377,7 +3838,7 @@
                 <w:noProof/>
                 <w:webHidden/>
               </w:rPr>
-              <w:instrText xml:space="preserve"> PAGEREF _Toc228954600 \h </w:instrText>
+              <w:instrText xml:space="preserve"> PAGEREF _Toc229387217 \h </w:instrText>
             </w:r>
             <w:r>
               <w:rPr>
@@ -3397,7 +3858,7 @@
                 <w:noProof/>
                 <w:webHidden/>
               </w:rPr>
-              <w:t>30</w:t>
+              <w:t>32</w:t>
             </w:r>
             <w:r>
               <w:rPr>
@@ -3421,7 +3882,7 @@
               <w:sz w:val="24"/>
             </w:rPr>
           </w:pPr>
-          <w:hyperlink w:anchor="_Toc228954601" w:history="1">
+          <w:hyperlink w:anchor="_Toc229387218" w:history="1">
             <w:r>
               <w:rPr>
                 <w:rStyle w:val="Hyperlink"/>
@@ -3448,7 +3909,7 @@
                 <w:noProof/>
                 <w:webHidden/>
               </w:rPr>
-              <w:instrText xml:space="preserve"> PAGEREF _Toc228954601 \h </w:instrText>
+              <w:instrText xml:space="preserve"> PAGEREF _Toc229387218 \h </w:instrText>
             </w:r>
             <w:r>
               <w:rPr>
@@ -3468,7 +3929,7 @@
                 <w:noProof/>
                 <w:webHidden/>
               </w:rPr>
-              <w:t>31</w:t>
+              <w:t>33</w:t>
             </w:r>
             <w:r>
               <w:rPr>
@@ -3492,7 +3953,7 @@
               <w:sz w:val="24"/>
             </w:rPr>
           </w:pPr>
-          <w:hyperlink w:anchor="_Toc228954602" w:history="1">
+          <w:hyperlink w:anchor="_Toc229387219" w:history="1">
             <w:r>
               <w:rPr>
                 <w:rStyle w:val="Hyperlink"/>
@@ -3519,7 +3980,7 @@
                 <w:noProof/>
                 <w:webHidden/>
               </w:rPr>
-              <w:instrText xml:space="preserve"> PAGEREF _Toc228954602 \h </w:instrText>
+              <w:instrText xml:space="preserve"> PAGEREF _Toc229387219 \h </w:instrText>
             </w:r>
             <w:r>
               <w:rPr>
@@ -3539,7 +4000,7 @@
                 <w:noProof/>
                 <w:webHidden/>
               </w:rPr>
-              <w:t>32</w:t>
+              <w:t>34</w:t>
             </w:r>
             <w:r>
               <w:rPr>
@@ -3563,7 +4024,7 @@
               <w:sz w:val="24"/>
             </w:rPr>
           </w:pPr>
-          <w:hyperlink w:anchor="_Toc228954603" w:history="1">
+          <w:hyperlink w:anchor="_Toc229387220" w:history="1">
             <w:r>
               <w:rPr>
                 <w:rStyle w:val="Hyperlink"/>
@@ -3590,7 +4051,7 @@
                 <w:noProof/>
                 <w:webHidden/>
               </w:rPr>
-              <w:instrText xml:space="preserve"> PAGEREF _Toc228954603 \h </w:instrText>
+              <w:instrText xml:space="preserve"> PAGEREF _Toc229387220 \h </w:instrText>
             </w:r>
             <w:r>
               <w:rPr>
@@ -3610,7 +4071,7 @@
                 <w:noProof/>
                 <w:webHidden/>
               </w:rPr>
-              <w:t>32</w:t>
+              <w:t>34</w:t>
             </w:r>
             <w:r>
               <w:rPr>
@@ -3634,7 +4095,7 @@
               <w:sz w:val="24"/>
             </w:rPr>
           </w:pPr>
-          <w:hyperlink w:anchor="_Toc228954604" w:history="1">
+          <w:hyperlink w:anchor="_Toc229387221" w:history="1">
             <w:r>
               <w:rPr>
                 <w:rStyle w:val="Hyperlink"/>
@@ -3661,7 +4122,7 @@
                 <w:noProof/>
                 <w:webHidden/>
               </w:rPr>
-              <w:instrText xml:space="preserve"> PAGEREF _Toc228954604 \h </w:instrText>
+              <w:instrText xml:space="preserve"> PAGEREF _Toc229387221 \h </w:instrText>
             </w:r>
             <w:r>
               <w:rPr>
@@ -3681,7 +4142,7 @@
                 <w:noProof/>
                 <w:webHidden/>
               </w:rPr>
-              <w:t>34</w:t>
+              <w:t>36</w:t>
             </w:r>
             <w:r>
               <w:rPr>
@@ -3705,7 +4166,7 @@
               <w:sz w:val="24"/>
             </w:rPr>
           </w:pPr>
-          <w:hyperlink w:anchor="_Toc228954605" w:history="1">
+          <w:hyperlink w:anchor="_Toc229387222" w:history="1">
             <w:r>
               <w:rPr>
                 <w:rStyle w:val="Hyperlink"/>
@@ -3732,7 +4193,7 @@
                 <w:noProof/>
                 <w:webHidden/>
               </w:rPr>
-              <w:instrText xml:space="preserve"> PAGEREF _Toc228954605 \h </w:instrText>
+              <w:instrText xml:space="preserve"> PAGEREF _Toc229387222 \h </w:instrText>
             </w:r>
             <w:r>
               <w:rPr>
@@ -3752,7 +4213,7 @@
                 <w:noProof/>
                 <w:webHidden/>
               </w:rPr>
-              <w:t>36</w:t>
+              <w:t>38</w:t>
             </w:r>
             <w:r>
               <w:rPr>
@@ -3776,7 +4237,7 @@
               <w:sz w:val="24"/>
             </w:rPr>
           </w:pPr>
-          <w:hyperlink w:anchor="_Toc228954606" w:history="1">
+          <w:hyperlink w:anchor="_Toc229387223" w:history="1">
             <w:r>
               <w:rPr>
                 <w:rStyle w:val="Hyperlink"/>
@@ -3803,7 +4264,7 @@
                 <w:noProof/>
                 <w:webHidden/>
               </w:rPr>
-              <w:instrText xml:space="preserve"> PAGEREF _Toc228954606 \h </w:instrText>
+              <w:instrText xml:space="preserve"> PAGEREF _Toc229387223 \h </w:instrText>
             </w:r>
             <w:r>
               <w:rPr>
@@ -3823,7 +4284,7 @@
                 <w:noProof/>
                 <w:webHidden/>
               </w:rPr>
-              <w:t>38</w:t>
+              <w:t>40</w:t>
             </w:r>
             <w:r>
               <w:rPr>
@@ -3847,7 +4308,7 @@
               <w:sz w:val="24"/>
             </w:rPr>
           </w:pPr>
-          <w:hyperlink w:anchor="_Toc228954607" w:history="1">
+          <w:hyperlink w:anchor="_Toc229387224" w:history="1">
             <w:r>
               <w:rPr>
                 <w:rStyle w:val="Hyperlink"/>
@@ -3874,7 +4335,7 @@
                 <w:noProof/>
                 <w:webHidden/>
               </w:rPr>
-              <w:instrText xml:space="preserve"> PAGEREF _Toc228954607 \h </w:instrText>
+              <w:instrText xml:space="preserve"> PAGEREF _Toc229387224 \h </w:instrText>
             </w:r>
             <w:r>
               <w:rPr>
@@ -3894,7 +4355,7 @@
                 <w:noProof/>
                 <w:webHidden/>
               </w:rPr>
-              <w:t>40</w:t>
+              <w:t>42</w:t>
             </w:r>
             <w:r>
               <w:rPr>
@@ -3918,7 +4379,7 @@
               <w:sz w:val="24"/>
             </w:rPr>
           </w:pPr>
-          <w:hyperlink w:anchor="_Toc228954608" w:history="1">
+          <w:hyperlink w:anchor="_Toc229387225" w:history="1">
             <w:r>
               <w:rPr>
                 <w:rStyle w:val="Hyperlink"/>
@@ -3945,7 +4406,7 @@
                 <w:noProof/>
                 <w:webHidden/>
               </w:rPr>
-              <w:instrText xml:space="preserve"> PAGEREF _Toc228954608 \h </w:instrText>
+              <w:instrText xml:space="preserve"> PAGEREF _Toc229387225 \h </w:instrText>
             </w:r>
             <w:r>
               <w:rPr>
@@ -3965,7 +4426,7 @@
                 <w:noProof/>
                 <w:webHidden/>
               </w:rPr>
-              <w:t>42</w:t>
+              <w:t>44</w:t>
             </w:r>
             <w:r>
               <w:rPr>
@@ -3989,7 +4450,7 @@
               <w:sz w:val="24"/>
             </w:rPr>
           </w:pPr>
-          <w:hyperlink w:anchor="_Toc228954609" w:history="1">
+          <w:hyperlink w:anchor="_Toc229387226" w:history="1">
             <w:r>
               <w:rPr>
                 <w:rStyle w:val="Hyperlink"/>
@@ -4016,7 +4477,7 @@
                 <w:noProof/>
                 <w:webHidden/>
               </w:rPr>
-              <w:instrText xml:space="preserve"> PAGEREF _Toc228954609 \h </w:instrText>
+              <w:instrText xml:space="preserve"> PAGEREF _Toc229387226 \h </w:instrText>
             </w:r>
             <w:r>
               <w:rPr>
@@ -4036,7 +4497,7 @@
                 <w:noProof/>
                 <w:webHidden/>
               </w:rPr>
-              <w:t>44</w:t>
+              <w:t>46</w:t>
             </w:r>
             <w:r>
               <w:rPr>
@@ -4060,7 +4521,7 @@
               <w:sz w:val="24"/>
             </w:rPr>
           </w:pPr>
-          <w:hyperlink w:anchor="_Toc228954610" w:history="1">
+          <w:hyperlink w:anchor="_Toc229387227" w:history="1">
             <w:r>
               <w:rPr>
                 <w:rStyle w:val="Hyperlink"/>
@@ -4087,7 +4548,7 @@
                 <w:noProof/>
                 <w:webHidden/>
               </w:rPr>
-              <w:instrText xml:space="preserve"> PAGEREF _Toc228954610 \h </w:instrText>
+              <w:instrText xml:space="preserve"> PAGEREF _Toc229387227 \h </w:instrText>
             </w:r>
             <w:r>
               <w:rPr>
@@ -4107,7 +4568,7 @@
                 <w:noProof/>
                 <w:webHidden/>
               </w:rPr>
-              <w:t>46</w:t>
+              <w:t>48</w:t>
             </w:r>
             <w:r>
               <w:rPr>
@@ -4131,7 +4592,7 @@
               <w:sz w:val="24"/>
             </w:rPr>
           </w:pPr>
-          <w:hyperlink w:anchor="_Toc228954611" w:history="1">
+          <w:hyperlink w:anchor="_Toc229387228" w:history="1">
             <w:r>
               <w:rPr>
                 <w:rStyle w:val="Hyperlink"/>
@@ -4158,7 +4619,7 @@
                 <w:noProof/>
                 <w:webHidden/>
               </w:rPr>
-              <w:instrText xml:space="preserve"> PAGEREF _Toc228954611 \h </w:instrText>
+              <w:instrText xml:space="preserve"> PAGEREF _Toc229387228 \h </w:instrText>
             </w:r>
             <w:r>
               <w:rPr>
@@ -4178,7 +4639,7 @@
                 <w:noProof/>
                 <w:webHidden/>
               </w:rPr>
-              <w:t>48</w:t>
+              <w:t>50</w:t>
             </w:r>
             <w:r>
               <w:rPr>
@@ -4202,7 +4663,7 @@
               <w:sz w:val="24"/>
             </w:rPr>
           </w:pPr>
-          <w:hyperlink w:anchor="_Toc228954612" w:history="1">
+          <w:hyperlink w:anchor="_Toc229387229" w:history="1">
             <w:r>
               <w:rPr>
                 <w:rStyle w:val="Hyperlink"/>
@@ -4229,7 +4690,7 @@
                 <w:noProof/>
                 <w:webHidden/>
               </w:rPr>
-              <w:instrText xml:space="preserve"> PAGEREF _Toc228954612 \h </w:instrText>
+              <w:instrText xml:space="preserve"> PAGEREF _Toc229387229 \h </w:instrText>
             </w:r>
             <w:r>
               <w:rPr>
@@ -4249,7 +4710,7 @@
                 <w:noProof/>
                 <w:webHidden/>
               </w:rPr>
-              <w:t>51</w:t>
+              <w:t>53</w:t>
             </w:r>
             <w:r>
               <w:rPr>
@@ -4273,7 +4734,7 @@
               <w:sz w:val="24"/>
             </w:rPr>
           </w:pPr>
-          <w:hyperlink w:anchor="_Toc228954613" w:history="1">
+          <w:hyperlink w:anchor="_Toc229387230" w:history="1">
             <w:r>
               <w:rPr>
                 <w:rStyle w:val="Hyperlink"/>
@@ -4300,7 +4761,7 @@
                 <w:noProof/>
                 <w:webHidden/>
               </w:rPr>
-              <w:instrText xml:space="preserve"> PAGEREF _Toc228954613 \h </w:instrText>
+              <w:instrText xml:space="preserve"> PAGEREF _Toc229387230 \h </w:instrText>
             </w:r>
             <w:r>
               <w:rPr>
@@ -4320,7 +4781,7 @@
                 <w:noProof/>
                 <w:webHidden/>
               </w:rPr>
-              <w:t>52</w:t>
+              <w:t>54</w:t>
             </w:r>
             <w:r>
               <w:rPr>
@@ -4344,7 +4805,7 @@
               <w:sz w:val="24"/>
             </w:rPr>
           </w:pPr>
-          <w:hyperlink w:anchor="_Toc228954614" w:history="1">
+          <w:hyperlink w:anchor="_Toc229387231" w:history="1">
             <w:r>
               <w:rPr>
                 <w:rStyle w:val="Hyperlink"/>
@@ -4371,7 +4832,7 @@
                 <w:noProof/>
                 <w:webHidden/>
               </w:rPr>
-              <w:instrText xml:space="preserve"> PAGEREF _Toc228954614 \h </w:instrText>
+              <w:instrText xml:space="preserve"> PAGEREF _Toc229387231 \h </w:instrText>
             </w:r>
             <w:r>
               <w:rPr>
@@ -4391,7 +4852,7 @@
                 <w:noProof/>
                 <w:webHidden/>
               </w:rPr>
-              <w:t>54</w:t>
+              <w:t>56</w:t>
             </w:r>
             <w:r>
               <w:rPr>
@@ -4415,7 +4876,7 @@
               <w:sz w:val="24"/>
             </w:rPr>
           </w:pPr>
-          <w:hyperlink w:anchor="_Toc228954615" w:history="1">
+          <w:hyperlink w:anchor="_Toc229387232" w:history="1">
             <w:r>
               <w:rPr>
                 <w:rStyle w:val="Hyperlink"/>
@@ -4442,7 +4903,7 @@
                 <w:noProof/>
                 <w:webHidden/>
               </w:rPr>
-              <w:instrText xml:space="preserve"> PAGEREF _Toc228954615 \h </w:instrText>
+              <w:instrText xml:space="preserve"> PAGEREF _Toc229387232 \h </w:instrText>
             </w:r>
             <w:r>
               <w:rPr>
@@ -4462,7 +4923,7 @@
                 <w:noProof/>
                 <w:webHidden/>
               </w:rPr>
-              <w:t>56</w:t>
+              <w:t>58</w:t>
             </w:r>
             <w:r>
               <w:rPr>
@@ -4486,7 +4947,7 @@
               <w:sz w:val="24"/>
             </w:rPr>
           </w:pPr>
-          <w:hyperlink w:anchor="_Toc228954616" w:history="1">
+          <w:hyperlink w:anchor="_Toc229387233" w:history="1">
             <w:r>
               <w:rPr>
                 <w:rStyle w:val="Hyperlink"/>
@@ -4513,7 +4974,7 @@
                 <w:noProof/>
                 <w:webHidden/>
               </w:rPr>
-              <w:instrText xml:space="preserve"> PAGEREF _Toc228954616 \h </w:instrText>
+              <w:instrText xml:space="preserve"> PAGEREF _Toc229387233 \h </w:instrText>
             </w:r>
             <w:r>
               <w:rPr>
@@ -4533,7 +4994,7 @@
                 <w:noProof/>
                 <w:webHidden/>
               </w:rPr>
-              <w:t>56</w:t>
+              <w:t>58</w:t>
             </w:r>
             <w:r>
               <w:rPr>
@@ -4557,7 +5018,7 @@
               <w:sz w:val="24"/>
             </w:rPr>
           </w:pPr>
-          <w:hyperlink w:anchor="_Toc228954617" w:history="1">
+          <w:hyperlink w:anchor="_Toc229387234" w:history="1">
             <w:r>
               <w:rPr>
                 <w:rStyle w:val="Hyperlink"/>
@@ -4584,7 +5045,7 @@
                 <w:noProof/>
                 <w:webHidden/>
               </w:rPr>
-              <w:instrText xml:space="preserve"> PAGEREF _Toc228954617 \h </w:instrText>
+              <w:instrText xml:space="preserve"> PAGEREF _Toc229387234 \h </w:instrText>
             </w:r>
             <w:r>
               <w:rPr>
@@ -4604,7 +5065,7 @@
                 <w:noProof/>
                 <w:webHidden/>
               </w:rPr>
-              <w:t>57</w:t>
+              <w:t>59</w:t>
             </w:r>
             <w:r>
               <w:rPr>
@@ -4628,7 +5089,7 @@
               <w:sz w:val="24"/>
             </w:rPr>
           </w:pPr>
-          <w:hyperlink w:anchor="_Toc228954618" w:history="1">
+          <w:hyperlink w:anchor="_Toc229387235" w:history="1">
             <w:r>
               <w:rPr>
                 <w:rStyle w:val="Hyperlink"/>
@@ -4655,7 +5116,7 @@
                 <w:noProof/>
                 <w:webHidden/>
               </w:rPr>
-              <w:instrText xml:space="preserve"> PAGEREF _Toc228954618 \h </w:instrText>
+              <w:instrText xml:space="preserve"> PAGEREF _Toc229387235 \h </w:instrText>
             </w:r>
             <w:r>
               <w:rPr>
@@ -4675,7 +5136,7 @@
                 <w:noProof/>
                 <w:webHidden/>
               </w:rPr>
-              <w:t>61</w:t>
+              <w:t>63</w:t>
             </w:r>
             <w:r>
               <w:rPr>
@@ -4699,7 +5160,7 @@
               <w:sz w:val="24"/>
             </w:rPr>
           </w:pPr>
-          <w:hyperlink w:anchor="_Toc228954619" w:history="1">
+          <w:hyperlink w:anchor="_Toc229387236" w:history="1">
             <w:r>
               <w:rPr>
                 <w:rStyle w:val="Hyperlink"/>
@@ -4726,7 +5187,7 @@
                 <w:noProof/>
                 <w:webHidden/>
               </w:rPr>
-              <w:instrText xml:space="preserve"> PAGEREF _Toc228954619 \h </w:instrText>
+              <w:instrText xml:space="preserve"> PAGEREF _Toc229387236 \h </w:instrText>
             </w:r>
             <w:r>
               <w:rPr>
@@ -4746,7 +5207,7 @@
                 <w:noProof/>
                 <w:webHidden/>
               </w:rPr>
-              <w:t>61</w:t>
+              <w:t>63</w:t>
             </w:r>
             <w:r>
               <w:rPr>
@@ -4770,7 +5231,7 @@
               <w:sz w:val="24"/>
             </w:rPr>
           </w:pPr>
-          <w:hyperlink w:anchor="_Toc228954620" w:history="1">
+          <w:hyperlink w:anchor="_Toc229387237" w:history="1">
             <w:r>
               <w:rPr>
                 <w:rStyle w:val="Hyperlink"/>
@@ -4797,7 +5258,7 @@
                 <w:noProof/>
                 <w:webHidden/>
               </w:rPr>
-              <w:instrText xml:space="preserve"> PAGEREF _Toc228954620 \h </w:instrText>
+              <w:instrText xml:space="preserve"> PAGEREF _Toc229387237 \h </w:instrText>
             </w:r>
             <w:r>
               <w:rPr>
@@ -4817,7 +5278,7 @@
                 <w:noProof/>
                 <w:webHidden/>
               </w:rPr>
-              <w:t>62</w:t>
+              <w:t>64</w:t>
             </w:r>
             <w:r>
               <w:rPr>
@@ -4841,7 +5302,7 @@
               <w:sz w:val="24"/>
             </w:rPr>
           </w:pPr>
-          <w:hyperlink w:anchor="_Toc228954621" w:history="1">
+          <w:hyperlink w:anchor="_Toc229387238" w:history="1">
             <w:r>
               <w:rPr>
                 <w:rStyle w:val="Hyperlink"/>
@@ -4868,7 +5329,7 @@
                 <w:noProof/>
                 <w:webHidden/>
               </w:rPr>
-              <w:instrText xml:space="preserve"> PAGEREF _Toc228954621 \h </w:instrText>
+              <w:instrText xml:space="preserve"> PAGEREF _Toc229387238 \h </w:instrText>
             </w:r>
             <w:r>
               <w:rPr>
@@ -4888,7 +5349,7 @@
                 <w:noProof/>
                 <w:webHidden/>
               </w:rPr>
-              <w:t>63</w:t>
+              <w:t>65</w:t>
             </w:r>
             <w:r>
               <w:rPr>
@@ -4912,7 +5373,7 @@
               <w:sz w:val="24"/>
             </w:rPr>
           </w:pPr>
-          <w:hyperlink w:anchor="_Toc228954622" w:history="1">
+          <w:hyperlink w:anchor="_Toc229387239" w:history="1">
             <w:r>
               <w:rPr>
                 <w:rStyle w:val="Hyperlink"/>
@@ -4939,7 +5400,7 @@
                 <w:noProof/>
                 <w:webHidden/>
               </w:rPr>
-              <w:instrText xml:space="preserve"> PAGEREF _Toc228954622 \h </w:instrText>
+              <w:instrText xml:space="preserve"> PAGEREF _Toc229387239 \h </w:instrText>
             </w:r>
             <w:r>
               <w:rPr>
@@ -4959,7 +5420,7 @@
                 <w:noProof/>
                 <w:webHidden/>
               </w:rPr>
-              <w:t>63</w:t>
+              <w:t>65</w:t>
             </w:r>
             <w:r>
               <w:rPr>
@@ -4983,7 +5444,7 @@
               <w:sz w:val="24"/>
             </w:rPr>
           </w:pPr>
-          <w:hyperlink w:anchor="_Toc228954623" w:history="1">
+          <w:hyperlink w:anchor="_Toc229387240" w:history="1">
             <w:r>
               <w:rPr>
                 <w:rStyle w:val="Hyperlink"/>
@@ -5010,7 +5471,7 @@
                 <w:noProof/>
                 <w:webHidden/>
               </w:rPr>
-              <w:instrText xml:space="preserve"> PAGEREF _Toc228954623 \h </w:instrText>
+              <w:instrText xml:space="preserve"> PAGEREF _Toc229387240 \h </w:instrText>
             </w:r>
             <w:r>
               <w:rPr>
@@ -5030,7 +5491,7 @@
                 <w:noProof/>
                 <w:webHidden/>
               </w:rPr>
-              <w:t>63</w:t>
+              <w:t>65</w:t>
             </w:r>
             <w:r>
               <w:rPr>
@@ -5054,7 +5515,7 @@
               <w:sz w:val="24"/>
             </w:rPr>
           </w:pPr>
-          <w:hyperlink w:anchor="_Toc228954624" w:history="1">
+          <w:hyperlink w:anchor="_Toc229387241" w:history="1">
             <w:r>
               <w:rPr>
                 <w:rStyle w:val="Hyperlink"/>
@@ -5081,7 +5542,7 @@
                 <w:noProof/>
                 <w:webHidden/>
               </w:rPr>
-              <w:instrText xml:space="preserve"> PAGEREF _Toc228954624 \h </w:instrText>
+              <w:instrText xml:space="preserve"> PAGEREF _Toc229387241 \h </w:instrText>
             </w:r>
             <w:r>
               <w:rPr>
@@ -5101,7 +5562,7 @@
                 <w:noProof/>
                 <w:webHidden/>
               </w:rPr>
-              <w:t>64</w:t>
+              <w:t>66</w:t>
             </w:r>
             <w:r>
               <w:rPr>
@@ -5125,7 +5586,7 @@
               <w:sz w:val="24"/>
             </w:rPr>
           </w:pPr>
-          <w:hyperlink w:anchor="_Toc228954625" w:history="1">
+          <w:hyperlink w:anchor="_Toc229387242" w:history="1">
             <w:r>
               <w:rPr>
                 <w:rStyle w:val="Hyperlink"/>
@@ -5152,7 +5613,7 @@
                 <w:noProof/>
                 <w:webHidden/>
               </w:rPr>
-              <w:instrText xml:space="preserve"> PAGEREF _Toc228954625 \h </w:instrText>
+              <w:instrText xml:space="preserve"> PAGEREF _Toc229387242 \h </w:instrText>
             </w:r>
             <w:r>
               <w:rPr>
@@ -5172,7 +5633,7 @@
                 <w:noProof/>
                 <w:webHidden/>
               </w:rPr>
-              <w:t>65</w:t>
+              <w:t>67</w:t>
             </w:r>
             <w:r>
               <w:rPr>
@@ -5196,7 +5657,7 @@
               <w:sz w:val="24"/>
             </w:rPr>
           </w:pPr>
-          <w:hyperlink w:anchor="_Toc228954626" w:history="1">
+          <w:hyperlink w:anchor="_Toc229387243" w:history="1">
             <w:r>
               <w:rPr>
                 <w:rStyle w:val="Hyperlink"/>
@@ -5223,7 +5684,7 @@
                 <w:noProof/>
                 <w:webHidden/>
               </w:rPr>
-              <w:instrText xml:space="preserve"> PAGEREF _Toc228954626 \h </w:instrText>
+              <w:instrText xml:space="preserve"> PAGEREF _Toc229387243 \h </w:instrText>
             </w:r>
             <w:r>
               <w:rPr>
@@ -5243,7 +5704,7 @@
                 <w:noProof/>
                 <w:webHidden/>
               </w:rPr>
-              <w:t>66</w:t>
+              <w:t>68</w:t>
             </w:r>
             <w:r>
               <w:rPr>
@@ -5267,7 +5728,7 @@
               <w:sz w:val="24"/>
             </w:rPr>
           </w:pPr>
-          <w:hyperlink w:anchor="_Toc228954627" w:history="1">
+          <w:hyperlink w:anchor="_Toc229387244" w:history="1">
             <w:r>
               <w:rPr>
                 <w:rStyle w:val="Hyperlink"/>
@@ -5294,7 +5755,7 @@
                 <w:noProof/>
                 <w:webHidden/>
               </w:rPr>
-              <w:instrText xml:space="preserve"> PAGEREF _Toc228954627 \h </w:instrText>
+              <w:instrText xml:space="preserve"> PAGEREF _Toc229387244 \h </w:instrText>
             </w:r>
             <w:r>
               <w:rPr>
@@ -5314,7 +5775,7 @@
                 <w:noProof/>
                 <w:webHidden/>
               </w:rPr>
-              <w:t>67</w:t>
+              <w:t>69</w:t>
             </w:r>
             <w:r>
               <w:rPr>
@@ -5338,7 +5799,7 @@
               <w:sz w:val="24"/>
             </w:rPr>
           </w:pPr>
-          <w:hyperlink w:anchor="_Toc228954628" w:history="1">
+          <w:hyperlink w:anchor="_Toc229387245" w:history="1">
             <w:r>
               <w:rPr>
                 <w:rStyle w:val="Hyperlink"/>
@@ -5365,7 +5826,7 @@
                 <w:noProof/>
                 <w:webHidden/>
               </w:rPr>
-              <w:instrText xml:space="preserve"> PAGEREF _Toc228954628 \h </w:instrText>
+              <w:instrText xml:space="preserve"> PAGEREF _Toc229387245 \h </w:instrText>
             </w:r>
             <w:r>
               <w:rPr>
@@ -5385,7 +5846,7 @@
                 <w:noProof/>
                 <w:webHidden/>
               </w:rPr>
-              <w:t>68</w:t>
+              <w:t>70</w:t>
             </w:r>
             <w:r>
               <w:rPr>
@@ -5409,7 +5870,7 @@
               <w:sz w:val="24"/>
             </w:rPr>
           </w:pPr>
-          <w:hyperlink w:anchor="_Toc228954629" w:history="1">
+          <w:hyperlink w:anchor="_Toc229387246" w:history="1">
             <w:r>
               <w:rPr>
                 <w:rStyle w:val="Hyperlink"/>
@@ -5436,7 +5897,7 @@
                 <w:noProof/>
                 <w:webHidden/>
               </w:rPr>
-              <w:instrText xml:space="preserve"> PAGEREF _Toc228954629 \h </w:instrText>
+              <w:instrText xml:space="preserve"> PAGEREF _Toc229387246 \h </w:instrText>
             </w:r>
             <w:r>
               <w:rPr>
@@ -5456,7 +5917,7 @@
                 <w:noProof/>
                 <w:webHidden/>
               </w:rPr>
-              <w:t>69</w:t>
+              <w:t>71</w:t>
             </w:r>
             <w:r>
               <w:rPr>
@@ -5480,7 +5941,7 @@
               <w:sz w:val="24"/>
             </w:rPr>
           </w:pPr>
-          <w:hyperlink w:anchor="_Toc228954630" w:history="1">
+          <w:hyperlink w:anchor="_Toc229387247" w:history="1">
             <w:r>
               <w:rPr>
                 <w:rStyle w:val="Hyperlink"/>
@@ -5515,7 +5976,7 @@
                 <w:noProof/>
                 <w:webHidden/>
               </w:rPr>
-              <w:instrText xml:space="preserve"> PAGEREF _Toc228954630 \h </w:instrText>
+              <w:instrText xml:space="preserve"> PAGEREF _Toc229387247 \h </w:instrText>
             </w:r>
             <w:r>
               <w:rPr>
@@ -5535,7 +5996,7 @@
                 <w:noProof/>
                 <w:webHidden/>
               </w:rPr>
-              <w:t>70</w:t>
+              <w:t>72</w:t>
             </w:r>
             <w:r>
               <w:rPr>
@@ -5559,7 +6020,7 @@
               <w:sz w:val="24"/>
             </w:rPr>
           </w:pPr>
-          <w:hyperlink w:anchor="_Toc228954631" w:history="1">
+          <w:hyperlink w:anchor="_Toc229387248" w:history="1">
             <w:r>
               <w:rPr>
                 <w:rStyle w:val="Hyperlink"/>
@@ -5586,7 +6047,7 @@
                 <w:noProof/>
                 <w:webHidden/>
               </w:rPr>
-              <w:instrText xml:space="preserve"> PAGEREF _Toc228954631 \h </w:instrText>
+              <w:instrText xml:space="preserve"> PAGEREF _Toc229387248 \h </w:instrText>
             </w:r>
             <w:r>
               <w:rPr>
@@ -5606,7 +6067,7 @@
                 <w:noProof/>
                 <w:webHidden/>
               </w:rPr>
-              <w:t>70</w:t>
+              <w:t>72</w:t>
             </w:r>
             <w:r>
               <w:rPr>
@@ -5630,7 +6091,7 @@
               <w:sz w:val="24"/>
             </w:rPr>
           </w:pPr>
-          <w:hyperlink w:anchor="_Toc228954632" w:history="1">
+          <w:hyperlink w:anchor="_Toc229387249" w:history="1">
             <w:r>
               <w:rPr>
                 <w:rStyle w:val="Hyperlink"/>
@@ -5657,7 +6118,7 @@
                 <w:noProof/>
                 <w:webHidden/>
               </w:rPr>
-              <w:instrText xml:space="preserve"> PAGEREF _Toc228954632 \h </w:instrText>
+              <w:instrText xml:space="preserve"> PAGEREF _Toc229387249 \h </w:instrText>
             </w:r>
             <w:r>
               <w:rPr>
@@ -5677,7 +6138,7 @@
                 <w:noProof/>
                 <w:webHidden/>
               </w:rPr>
-              <w:t>77</w:t>
+              <w:t>79</w:t>
             </w:r>
             <w:r>
               <w:rPr>
@@ -5701,7 +6162,7 @@
               <w:sz w:val="24"/>
             </w:rPr>
           </w:pPr>
-          <w:hyperlink w:anchor="_Toc228954633" w:history="1">
+          <w:hyperlink w:anchor="_Toc229387250" w:history="1">
             <w:r>
               <w:rPr>
                 <w:rStyle w:val="Hyperlink"/>
@@ -5728,7 +6189,7 @@
                 <w:noProof/>
                 <w:webHidden/>
               </w:rPr>
-              <w:instrText xml:space="preserve"> PAGEREF _Toc228954633 \h </w:instrText>
+              <w:instrText xml:space="preserve"> PAGEREF _Toc229387250 \h </w:instrText>
             </w:r>
             <w:r>
               <w:rPr>
@@ -5748,7 +6209,7 @@
                 <w:noProof/>
                 <w:webHidden/>
               </w:rPr>
-              <w:t>77</w:t>
+              <w:t>79</w:t>
             </w:r>
             <w:r>
               <w:rPr>
@@ -5772,7 +6233,7 @@
               <w:sz w:val="24"/>
             </w:rPr>
           </w:pPr>
-          <w:hyperlink w:anchor="_Toc228954634" w:history="1">
+          <w:hyperlink w:anchor="_Toc229387251" w:history="1">
             <w:r>
               <w:rPr>
                 <w:rStyle w:val="Hyperlink"/>
@@ -5799,7 +6260,7 @@
                 <w:noProof/>
                 <w:webHidden/>
               </w:rPr>
-              <w:instrText xml:space="preserve"> PAGEREF _Toc228954634 \h </w:instrText>
+              <w:instrText xml:space="preserve"> PAGEREF _Toc229387251 \h </w:instrText>
             </w:r>
             <w:r>
               <w:rPr>
@@ -5819,7 +6280,7 @@
                 <w:noProof/>
                 <w:webHidden/>
               </w:rPr>
-              <w:t>77</w:t>
+              <w:t>79</w:t>
             </w:r>
             <w:r>
               <w:rPr>
@@ -5843,7 +6304,7 @@
               <w:sz w:val="24"/>
             </w:rPr>
           </w:pPr>
-          <w:hyperlink w:anchor="_Toc228954635" w:history="1">
+          <w:hyperlink w:anchor="_Toc229387252" w:history="1">
             <w:r>
               <w:rPr>
                 <w:rStyle w:val="Hyperlink"/>
@@ -5878,7 +6339,7 @@
                 <w:noProof/>
                 <w:webHidden/>
               </w:rPr>
-              <w:instrText xml:space="preserve"> PAGEREF _Toc228954635 \h </w:instrText>
+              <w:instrText xml:space="preserve"> PAGEREF _Toc229387252 \h </w:instrText>
             </w:r>
             <w:r>
               <w:rPr>
@@ -5898,7 +6359,7 @@
                 <w:noProof/>
                 <w:webHidden/>
               </w:rPr>
-              <w:t>78</w:t>
+              <w:t>80</w:t>
             </w:r>
             <w:r>
               <w:rPr>
@@ -5922,7 +6383,7 @@
               <w:sz w:val="24"/>
             </w:rPr>
           </w:pPr>
-          <w:hyperlink w:anchor="_Toc228954636" w:history="1">
+          <w:hyperlink w:anchor="_Toc229387253" w:history="1">
             <w:r>
               <w:rPr>
                 <w:rStyle w:val="Hyperlink"/>
@@ -5949,7 +6410,7 @@
                 <w:noProof/>
                 <w:webHidden/>
               </w:rPr>
-              <w:instrText xml:space="preserve"> PAGEREF _Toc228954636 \h </w:instrText>
+              <w:instrText xml:space="preserve"> PAGEREF _Toc229387253 \h </w:instrText>
             </w:r>
             <w:r>
               <w:rPr>
@@ -5969,7 +6430,7 @@
                 <w:noProof/>
                 <w:webHidden/>
               </w:rPr>
-              <w:t>82</w:t>
+              <w:t>84</w:t>
             </w:r>
             <w:r>
               <w:rPr>
@@ -5993,7 +6454,7 @@
               <w:sz w:val="24"/>
             </w:rPr>
           </w:pPr>
-          <w:hyperlink w:anchor="_Toc228954637" w:history="1">
+          <w:hyperlink w:anchor="_Toc229387254" w:history="1">
             <w:r>
               <w:rPr>
                 <w:rStyle w:val="Hyperlink"/>
@@ -6020,7 +6481,7 @@
                 <w:noProof/>
                 <w:webHidden/>
               </w:rPr>
-              <w:instrText xml:space="preserve"> PAGEREF _Toc228954637 \h </w:instrText>
+              <w:instrText xml:space="preserve"> PAGEREF _Toc229387254 \h </w:instrText>
             </w:r>
             <w:r>
               <w:rPr>
@@ -6040,7 +6501,7 @@
                 <w:noProof/>
                 <w:webHidden/>
               </w:rPr>
-              <w:t>84</w:t>
+              <w:t>86</w:t>
             </w:r>
             <w:r>
               <w:rPr>
@@ -6105,7 +6566,7 @@
         <w:pStyle w:val="Heading1"/>
         <w:spacing w:after="122"/>
       </w:pPr>
-      <w:bookmarkStart w:id="1" w:name="_Toc228954568"/>
+      <w:bookmarkStart w:id="1" w:name="_Toc229387184"/>
       <w:r>
         <w:lastRenderedPageBreak/>
         <w:t>DANH MỤC HÌNH ẢNH</w:t>
@@ -6152,7 +6613,7 @@
           <w:sz w:val="24"/>
         </w:rPr>
       </w:pPr>
-      <w:hyperlink w:anchor="_Toc229037801" w:history="1">
+      <w:hyperlink w:anchor="_Toc229060565" w:history="1">
         <w:r>
           <w:rPr>
             <w:rStyle w:val="Hyperlink"/>
@@ -6179,7 +6640,7 @@
             <w:noProof/>
             <w:webHidden/>
           </w:rPr>
-          <w:instrText xml:space="preserve"> PAGEREF _Toc229037801 \h </w:instrText>
+          <w:instrText xml:space="preserve"> PAGEREF _Toc229060565 \h </w:instrText>
         </w:r>
         <w:r>
           <w:rPr>
@@ -6223,7 +6684,7 @@
           <w:sz w:val="24"/>
         </w:rPr>
       </w:pPr>
-      <w:hyperlink w:anchor="_Toc229037802" w:history="1">
+      <w:hyperlink w:anchor="_Toc229060566" w:history="1">
         <w:r>
           <w:rPr>
             <w:rStyle w:val="Hyperlink"/>
@@ -6250,7 +6711,7 @@
             <w:noProof/>
             <w:webHidden/>
           </w:rPr>
-          <w:instrText xml:space="preserve"> PAGEREF _Toc229037802 \h </w:instrText>
+          <w:instrText xml:space="preserve"> PAGEREF _Toc229060566 \h </w:instrText>
         </w:r>
         <w:r>
           <w:rPr>
@@ -6294,7 +6755,7 @@
           <w:sz w:val="24"/>
         </w:rPr>
       </w:pPr>
-      <w:hyperlink w:anchor="_Toc229037803" w:history="1">
+      <w:hyperlink w:anchor="_Toc229060567" w:history="1">
         <w:r>
           <w:rPr>
             <w:rStyle w:val="Hyperlink"/>
@@ -6321,7 +6782,7 @@
             <w:noProof/>
             <w:webHidden/>
           </w:rPr>
-          <w:instrText xml:space="preserve"> PAGEREF _Toc229037803 \h </w:instrText>
+          <w:instrText xml:space="preserve"> PAGEREF _Toc229060567 \h </w:instrText>
         </w:r>
         <w:r>
           <w:rPr>
@@ -6365,7 +6826,7 @@
           <w:sz w:val="24"/>
         </w:rPr>
       </w:pPr>
-      <w:hyperlink w:anchor="_Toc229037804" w:history="1">
+      <w:hyperlink w:anchor="_Toc229060568" w:history="1">
         <w:r>
           <w:rPr>
             <w:rStyle w:val="Hyperlink"/>
@@ -6392,7 +6853,7 @@
             <w:noProof/>
             <w:webHidden/>
           </w:rPr>
-          <w:instrText xml:space="preserve"> PAGEREF _Toc229037804 \h </w:instrText>
+          <w:instrText xml:space="preserve"> PAGEREF _Toc229060568 \h </w:instrText>
         </w:r>
         <w:r>
           <w:rPr>
@@ -6436,7 +6897,7 @@
           <w:sz w:val="24"/>
         </w:rPr>
       </w:pPr>
-      <w:hyperlink w:anchor="_Toc229037805" w:history="1">
+      <w:hyperlink w:anchor="_Toc229060569" w:history="1">
         <w:r>
           <w:rPr>
             <w:rStyle w:val="Hyperlink"/>
@@ -6463,7 +6924,7 @@
             <w:noProof/>
             <w:webHidden/>
           </w:rPr>
-          <w:instrText xml:space="preserve"> PAGEREF _Toc229037805 \h </w:instrText>
+          <w:instrText xml:space="preserve"> PAGEREF _Toc229060569 \h </w:instrText>
         </w:r>
         <w:r>
           <w:rPr>
@@ -6507,7 +6968,7 @@
           <w:sz w:val="24"/>
         </w:rPr>
       </w:pPr>
-      <w:hyperlink w:anchor="_Toc229037806" w:history="1">
+      <w:hyperlink w:anchor="_Toc229060570" w:history="1">
         <w:r>
           <w:rPr>
             <w:rStyle w:val="Hyperlink"/>
@@ -6534,7 +6995,7 @@
             <w:noProof/>
             <w:webHidden/>
           </w:rPr>
-          <w:instrText xml:space="preserve"> PAGEREF _Toc229037806 \h </w:instrText>
+          <w:instrText xml:space="preserve"> PAGEREF _Toc229060570 \h </w:instrText>
         </w:r>
         <w:r>
           <w:rPr>
@@ -6578,27 +7039,13 @@
           <w:sz w:val="24"/>
         </w:rPr>
       </w:pPr>
-      <w:hyperlink w:anchor="_Toc229037807" w:history="1">
+      <w:hyperlink w:anchor="_Toc229060571" w:history="1">
         <w:r>
           <w:rPr>
             <w:rStyle w:val="Hyperlink"/>
             <w:noProof/>
           </w:rPr>
-          <w:t xml:space="preserve">Hình 2.5 Biểu đồ phân </w:t>
-        </w:r>
-        <w:r>
-          <w:rPr>
-            <w:rStyle w:val="Hyperlink"/>
-            <w:noProof/>
-          </w:rPr>
-          <w:t>r</w:t>
-        </w:r>
-        <w:r>
-          <w:rPr>
-            <w:rStyle w:val="Hyperlink"/>
-            <w:noProof/>
-          </w:rPr>
-          <w:t>ã usecase thứ cáp</w:t>
+          <w:t>Hình 2.5 Biểu đồ phân rã usecase thứ cáp</w:t>
         </w:r>
         <w:r>
           <w:rPr>
@@ -6619,7 +7066,7 @@
             <w:noProof/>
             <w:webHidden/>
           </w:rPr>
-          <w:instrText xml:space="preserve"> PAGEREF _Toc229037807 \h </w:instrText>
+          <w:instrText xml:space="preserve"> PAGEREF _Toc229060571 \h </w:instrText>
         </w:r>
         <w:r>
           <w:rPr>
@@ -6663,7 +7110,7 @@
           <w:sz w:val="24"/>
         </w:rPr>
       </w:pPr>
-      <w:hyperlink w:anchor="_Toc229037808" w:history="1">
+      <w:hyperlink w:anchor="_Toc229060572" w:history="1">
         <w:r>
           <w:rPr>
             <w:rStyle w:val="Hyperlink"/>
@@ -6690,7 +7137,7 @@
             <w:noProof/>
             <w:webHidden/>
           </w:rPr>
-          <w:instrText xml:space="preserve"> PAGEREF _Toc229037808 \h </w:instrText>
+          <w:instrText xml:space="preserve"> PAGEREF _Toc229060572 \h </w:instrText>
         </w:r>
         <w:r>
           <w:rPr>
@@ -6734,7 +7181,7 @@
           <w:sz w:val="24"/>
         </w:rPr>
       </w:pPr>
-      <w:hyperlink w:anchor="_Toc229037809" w:history="1">
+      <w:hyperlink w:anchor="_Toc229060573" w:history="1">
         <w:r>
           <w:rPr>
             <w:rStyle w:val="Hyperlink"/>
@@ -6761,7 +7208,7 @@
             <w:noProof/>
             <w:webHidden/>
           </w:rPr>
-          <w:instrText xml:space="preserve"> PAGEREF _Toc229037809 \h </w:instrText>
+          <w:instrText xml:space="preserve"> PAGEREF _Toc229060573 \h </w:instrText>
         </w:r>
         <w:r>
           <w:rPr>
@@ -6805,7 +7252,7 @@
           <w:sz w:val="24"/>
         </w:rPr>
       </w:pPr>
-      <w:hyperlink w:anchor="_Toc229037810" w:history="1">
+      <w:hyperlink w:anchor="_Toc229060574" w:history="1">
         <w:r>
           <w:rPr>
             <w:rStyle w:val="Hyperlink"/>
@@ -6832,7 +7279,7 @@
             <w:noProof/>
             <w:webHidden/>
           </w:rPr>
-          <w:instrText xml:space="preserve"> PAGEREF _Toc229037810 \h </w:instrText>
+          <w:instrText xml:space="preserve"> PAGEREF _Toc229060574 \h </w:instrText>
         </w:r>
         <w:r>
           <w:rPr>
@@ -6876,7 +7323,7 @@
           <w:sz w:val="24"/>
         </w:rPr>
       </w:pPr>
-      <w:hyperlink w:anchor="_Toc229037811" w:history="1">
+      <w:hyperlink w:anchor="_Toc229060575" w:history="1">
         <w:r>
           <w:rPr>
             <w:rStyle w:val="Hyperlink"/>
@@ -6903,7 +7350,7 @@
             <w:noProof/>
             <w:webHidden/>
           </w:rPr>
-          <w:instrText xml:space="preserve"> PAGEREF _Toc229037811 \h </w:instrText>
+          <w:instrText xml:space="preserve"> PAGEREF _Toc229060575 \h </w:instrText>
         </w:r>
         <w:r>
           <w:rPr>
@@ -6947,7 +7394,7 @@
           <w:sz w:val="24"/>
         </w:rPr>
       </w:pPr>
-      <w:hyperlink w:anchor="_Toc229037812" w:history="1">
+      <w:hyperlink w:anchor="_Toc229060576" w:history="1">
         <w:r>
           <w:rPr>
             <w:rStyle w:val="Hyperlink"/>
@@ -6974,7 +7421,7 @@
             <w:noProof/>
             <w:webHidden/>
           </w:rPr>
-          <w:instrText xml:space="preserve"> PAGEREF _Toc229037812 \h </w:instrText>
+          <w:instrText xml:space="preserve"> PAGEREF _Toc229060576 \h </w:instrText>
         </w:r>
         <w:r>
           <w:rPr>
@@ -7018,7 +7465,7 @@
           <w:sz w:val="24"/>
         </w:rPr>
       </w:pPr>
-      <w:hyperlink w:anchor="_Toc229037813" w:history="1">
+      <w:hyperlink w:anchor="_Toc229060577" w:history="1">
         <w:r>
           <w:rPr>
             <w:rStyle w:val="Hyperlink"/>
@@ -7045,7 +7492,7 @@
             <w:noProof/>
             <w:webHidden/>
           </w:rPr>
-          <w:instrText xml:space="preserve"> PAGEREF _Toc229037813 \h </w:instrText>
+          <w:instrText xml:space="preserve"> PAGEREF _Toc229060577 \h </w:instrText>
         </w:r>
         <w:r>
           <w:rPr>
@@ -7089,7 +7536,7 @@
           <w:sz w:val="24"/>
         </w:rPr>
       </w:pPr>
-      <w:hyperlink w:anchor="_Toc229037814" w:history="1">
+      <w:hyperlink w:anchor="_Toc229060578" w:history="1">
         <w:r>
           <w:rPr>
             <w:rStyle w:val="Hyperlink"/>
@@ -7116,7 +7563,7 @@
             <w:noProof/>
             <w:webHidden/>
           </w:rPr>
-          <w:instrText xml:space="preserve"> PAGEREF _Toc229037814 \h </w:instrText>
+          <w:instrText xml:space="preserve"> PAGEREF _Toc229060578 \h </w:instrText>
         </w:r>
         <w:r>
           <w:rPr>
@@ -7160,7 +7607,7 @@
           <w:sz w:val="24"/>
         </w:rPr>
       </w:pPr>
-      <w:hyperlink w:anchor="_Toc229037815" w:history="1">
+      <w:hyperlink w:anchor="_Toc229060579" w:history="1">
         <w:r>
           <w:rPr>
             <w:rStyle w:val="Hyperlink"/>
@@ -7187,7 +7634,7 @@
             <w:noProof/>
             <w:webHidden/>
           </w:rPr>
-          <w:instrText xml:space="preserve"> PAGEREF _Toc229037815 \h </w:instrText>
+          <w:instrText xml:space="preserve"> PAGEREF _Toc229060579 \h </w:instrText>
         </w:r>
         <w:r>
           <w:rPr>
@@ -7231,7 +7678,7 @@
           <w:sz w:val="24"/>
         </w:rPr>
       </w:pPr>
-      <w:hyperlink w:anchor="_Toc229037816" w:history="1">
+      <w:hyperlink w:anchor="_Toc229060580" w:history="1">
         <w:r>
           <w:rPr>
             <w:rStyle w:val="Hyperlink"/>
@@ -7258,7 +7705,7 @@
             <w:noProof/>
             <w:webHidden/>
           </w:rPr>
-          <w:instrText xml:space="preserve"> PAGEREF _Toc229037816 \h </w:instrText>
+          <w:instrText xml:space="preserve"> PAGEREF _Toc229060580 \h </w:instrText>
         </w:r>
         <w:r>
           <w:rPr>
@@ -7302,7 +7749,7 @@
           <w:sz w:val="24"/>
         </w:rPr>
       </w:pPr>
-      <w:hyperlink w:anchor="_Toc229037817" w:history="1">
+      <w:hyperlink w:anchor="_Toc229060581" w:history="1">
         <w:r>
           <w:rPr>
             <w:rStyle w:val="Hyperlink"/>
@@ -7329,7 +7776,7 @@
             <w:noProof/>
             <w:webHidden/>
           </w:rPr>
-          <w:instrText xml:space="preserve"> PAGEREF _Toc229037817 \h </w:instrText>
+          <w:instrText xml:space="preserve"> PAGEREF _Toc229060581 \h </w:instrText>
         </w:r>
         <w:r>
           <w:rPr>
@@ -7373,7 +7820,7 @@
           <w:sz w:val="24"/>
         </w:rPr>
       </w:pPr>
-      <w:hyperlink w:anchor="_Toc229037818" w:history="1">
+      <w:hyperlink w:anchor="_Toc229060582" w:history="1">
         <w:r>
           <w:rPr>
             <w:rStyle w:val="Hyperlink"/>
@@ -7400,7 +7847,7 @@
             <w:noProof/>
             <w:webHidden/>
           </w:rPr>
-          <w:instrText xml:space="preserve"> PAGEREF _Toc229037818 \h </w:instrText>
+          <w:instrText xml:space="preserve"> PAGEREF _Toc229060582 \h </w:instrText>
         </w:r>
         <w:r>
           <w:rPr>
@@ -7444,7 +7891,7 @@
           <w:sz w:val="24"/>
         </w:rPr>
       </w:pPr>
-      <w:hyperlink w:anchor="_Toc229037819" w:history="1">
+      <w:hyperlink w:anchor="_Toc229060583" w:history="1">
         <w:r>
           <w:rPr>
             <w:rStyle w:val="Hyperlink"/>
@@ -7471,7 +7918,7 @@
             <w:noProof/>
             <w:webHidden/>
           </w:rPr>
-          <w:instrText xml:space="preserve"> PAGEREF _Toc229037819 \h </w:instrText>
+          <w:instrText xml:space="preserve"> PAGEREF _Toc229060583 \h </w:instrText>
         </w:r>
         <w:r>
           <w:rPr>
@@ -7515,7 +7962,7 @@
           <w:sz w:val="24"/>
         </w:rPr>
       </w:pPr>
-      <w:hyperlink w:anchor="_Toc229037820" w:history="1">
+      <w:hyperlink w:anchor="_Toc229060584" w:history="1">
         <w:r>
           <w:rPr>
             <w:rStyle w:val="Hyperlink"/>
@@ -7542,7 +7989,7 @@
             <w:noProof/>
             <w:webHidden/>
           </w:rPr>
-          <w:instrText xml:space="preserve"> PAGEREF _Toc229037820 \h </w:instrText>
+          <w:instrText xml:space="preserve"> PAGEREF _Toc229060584 \h </w:instrText>
         </w:r>
         <w:r>
           <w:rPr>
@@ -7586,7 +8033,7 @@
           <w:sz w:val="24"/>
         </w:rPr>
       </w:pPr>
-      <w:hyperlink w:anchor="_Toc229037821" w:history="1">
+      <w:hyperlink w:anchor="_Toc229060585" w:history="1">
         <w:r>
           <w:rPr>
             <w:rStyle w:val="Hyperlink"/>
@@ -7613,7 +8060,7 @@
             <w:noProof/>
             <w:webHidden/>
           </w:rPr>
-          <w:instrText xml:space="preserve"> PAGEREF _Toc229037821 \h </w:instrText>
+          <w:instrText xml:space="preserve"> PAGEREF _Toc229060585 \h </w:instrText>
         </w:r>
         <w:r>
           <w:rPr>
@@ -7657,7 +8104,7 @@
           <w:sz w:val="24"/>
         </w:rPr>
       </w:pPr>
-      <w:hyperlink w:anchor="_Toc229037822" w:history="1">
+      <w:hyperlink w:anchor="_Toc229060586" w:history="1">
         <w:r>
           <w:rPr>
             <w:rStyle w:val="Hyperlink"/>
@@ -7684,7 +8131,7 @@
             <w:noProof/>
             <w:webHidden/>
           </w:rPr>
-          <w:instrText xml:space="preserve"> PAGEREF _Toc229037822 \h </w:instrText>
+          <w:instrText xml:space="preserve"> PAGEREF _Toc229060586 \h </w:instrText>
         </w:r>
         <w:r>
           <w:rPr>
@@ -7728,7 +8175,7 @@
           <w:sz w:val="24"/>
         </w:rPr>
       </w:pPr>
-      <w:hyperlink w:anchor="_Toc229037823" w:history="1">
+      <w:hyperlink w:anchor="_Toc229060587" w:history="1">
         <w:r>
           <w:rPr>
             <w:rStyle w:val="Hyperlink"/>
@@ -7755,7 +8202,7 @@
             <w:noProof/>
             <w:webHidden/>
           </w:rPr>
-          <w:instrText xml:space="preserve"> PAGEREF _Toc229037823 \h </w:instrText>
+          <w:instrText xml:space="preserve"> PAGEREF _Toc229060587 \h </w:instrText>
         </w:r>
         <w:r>
           <w:rPr>
@@ -7799,7 +8246,7 @@
           <w:sz w:val="24"/>
         </w:rPr>
       </w:pPr>
-      <w:hyperlink w:anchor="_Toc229037824" w:history="1">
+      <w:hyperlink w:anchor="_Toc229060588" w:history="1">
         <w:r>
           <w:rPr>
             <w:rStyle w:val="Hyperlink"/>
@@ -7826,7 +8273,7 @@
             <w:noProof/>
             <w:webHidden/>
           </w:rPr>
-          <w:instrText xml:space="preserve"> PAGEREF _Toc229037824 \h </w:instrText>
+          <w:instrText xml:space="preserve"> PAGEREF _Toc229060588 \h </w:instrText>
         </w:r>
         <w:r>
           <w:rPr>
@@ -7870,7 +8317,7 @@
           <w:sz w:val="24"/>
         </w:rPr>
       </w:pPr>
-      <w:hyperlink w:anchor="_Toc229037825" w:history="1">
+      <w:hyperlink w:anchor="_Toc229060589" w:history="1">
         <w:r>
           <w:rPr>
             <w:rStyle w:val="Hyperlink"/>
@@ -7897,7 +8344,7 @@
             <w:noProof/>
             <w:webHidden/>
           </w:rPr>
-          <w:instrText xml:space="preserve"> PAGEREF _Toc229037825 \h </w:instrText>
+          <w:instrText xml:space="preserve"> PAGEREF _Toc229060589 \h </w:instrText>
         </w:r>
         <w:r>
           <w:rPr>
@@ -7941,7 +8388,7 @@
           <w:sz w:val="24"/>
         </w:rPr>
       </w:pPr>
-      <w:hyperlink w:anchor="_Toc229037826" w:history="1">
+      <w:hyperlink w:anchor="_Toc229060590" w:history="1">
         <w:r>
           <w:rPr>
             <w:rStyle w:val="Hyperlink"/>
@@ -7968,7 +8415,7 @@
             <w:noProof/>
             <w:webHidden/>
           </w:rPr>
-          <w:instrText xml:space="preserve"> PAGEREF _Toc229037826 \h </w:instrText>
+          <w:instrText xml:space="preserve"> PAGEREF _Toc229060590 \h </w:instrText>
         </w:r>
         <w:r>
           <w:rPr>
@@ -8012,7 +8459,7 @@
           <w:sz w:val="24"/>
         </w:rPr>
       </w:pPr>
-      <w:hyperlink w:anchor="_Toc229037827" w:history="1">
+      <w:hyperlink w:anchor="_Toc229060591" w:history="1">
         <w:r>
           <w:rPr>
             <w:rStyle w:val="Hyperlink"/>
@@ -8039,7 +8486,7 @@
             <w:noProof/>
             <w:webHidden/>
           </w:rPr>
-          <w:instrText xml:space="preserve"> PAGEREF _Toc229037827 \h </w:instrText>
+          <w:instrText xml:space="preserve"> PAGEREF _Toc229060591 \h </w:instrText>
         </w:r>
         <w:r>
           <w:rPr>
@@ -8083,7 +8530,7 @@
           <w:sz w:val="24"/>
         </w:rPr>
       </w:pPr>
-      <w:hyperlink w:anchor="_Toc229037828" w:history="1">
+      <w:hyperlink w:anchor="_Toc229060592" w:history="1">
         <w:r>
           <w:rPr>
             <w:rStyle w:val="Hyperlink"/>
@@ -8110,7 +8557,7 @@
             <w:noProof/>
             <w:webHidden/>
           </w:rPr>
-          <w:instrText xml:space="preserve"> PAGEREF _Toc229037828 \h </w:instrText>
+          <w:instrText xml:space="preserve"> PAGEREF _Toc229060592 \h </w:instrText>
         </w:r>
         <w:r>
           <w:rPr>
@@ -8154,7 +8601,7 @@
           <w:sz w:val="24"/>
         </w:rPr>
       </w:pPr>
-      <w:hyperlink w:anchor="_Toc229037829" w:history="1">
+      <w:hyperlink w:anchor="_Toc229060593" w:history="1">
         <w:r>
           <w:rPr>
             <w:rStyle w:val="Hyperlink"/>
@@ -8181,7 +8628,7 @@
             <w:noProof/>
             <w:webHidden/>
           </w:rPr>
-          <w:instrText xml:space="preserve"> PAGEREF _Toc229037829 \h </w:instrText>
+          <w:instrText xml:space="preserve"> PAGEREF _Toc229060593 \h </w:instrText>
         </w:r>
         <w:r>
           <w:rPr>
@@ -8225,7 +8672,7 @@
           <w:sz w:val="24"/>
         </w:rPr>
       </w:pPr>
-      <w:hyperlink w:anchor="_Toc229037830" w:history="1">
+      <w:hyperlink w:anchor="_Toc229060594" w:history="1">
         <w:r>
           <w:rPr>
             <w:rStyle w:val="Hyperlink"/>
@@ -8252,7 +8699,7 @@
             <w:noProof/>
             <w:webHidden/>
           </w:rPr>
-          <w:instrText xml:space="preserve"> PAGEREF _Toc229037830 \h </w:instrText>
+          <w:instrText xml:space="preserve"> PAGEREF _Toc229060594 \h </w:instrText>
         </w:r>
         <w:r>
           <w:rPr>
@@ -8296,7 +8743,7 @@
           <w:sz w:val="24"/>
         </w:rPr>
       </w:pPr>
-      <w:hyperlink w:anchor="_Toc229037831" w:history="1">
+      <w:hyperlink w:anchor="_Toc229060595" w:history="1">
         <w:r>
           <w:rPr>
             <w:rStyle w:val="Hyperlink"/>
@@ -8323,7 +8770,7 @@
             <w:noProof/>
             <w:webHidden/>
           </w:rPr>
-          <w:instrText xml:space="preserve"> PAGEREF _Toc229037831 \h </w:instrText>
+          <w:instrText xml:space="preserve"> PAGEREF _Toc229060595 \h </w:instrText>
         </w:r>
         <w:r>
           <w:rPr>
@@ -8367,7 +8814,7 @@
           <w:sz w:val="24"/>
         </w:rPr>
       </w:pPr>
-      <w:hyperlink w:anchor="_Toc229037832" w:history="1">
+      <w:hyperlink w:anchor="_Toc229060596" w:history="1">
         <w:r>
           <w:rPr>
             <w:rStyle w:val="Hyperlink"/>
@@ -8394,7 +8841,7 @@
             <w:noProof/>
             <w:webHidden/>
           </w:rPr>
-          <w:instrText xml:space="preserve"> PAGEREF _Toc229037832 \h </w:instrText>
+          <w:instrText xml:space="preserve"> PAGEREF _Toc229060596 \h </w:instrText>
         </w:r>
         <w:r>
           <w:rPr>
@@ -8438,7 +8885,7 @@
           <w:sz w:val="24"/>
         </w:rPr>
       </w:pPr>
-      <w:hyperlink w:anchor="_Toc229037833" w:history="1">
+      <w:hyperlink w:anchor="_Toc229060597" w:history="1">
         <w:r>
           <w:rPr>
             <w:rStyle w:val="Hyperlink"/>
@@ -8465,7 +8912,7 @@
             <w:noProof/>
             <w:webHidden/>
           </w:rPr>
-          <w:instrText xml:space="preserve"> PAGEREF _Toc229037833 \h </w:instrText>
+          <w:instrText xml:space="preserve"> PAGEREF _Toc229060597 \h </w:instrText>
         </w:r>
         <w:r>
           <w:rPr>
@@ -8509,7 +8956,7 @@
           <w:sz w:val="24"/>
         </w:rPr>
       </w:pPr>
-      <w:hyperlink w:anchor="_Toc229037834" w:history="1">
+      <w:hyperlink w:anchor="_Toc229060598" w:history="1">
         <w:r>
           <w:rPr>
             <w:rStyle w:val="Hyperlink"/>
@@ -8536,7 +8983,7 @@
             <w:noProof/>
             <w:webHidden/>
           </w:rPr>
-          <w:instrText xml:space="preserve"> PAGEREF _Toc229037834 \h </w:instrText>
+          <w:instrText xml:space="preserve"> PAGEREF _Toc229060598 \h </w:instrText>
         </w:r>
         <w:r>
           <w:rPr>
@@ -8580,7 +9027,7 @@
           <w:sz w:val="24"/>
         </w:rPr>
       </w:pPr>
-      <w:hyperlink w:anchor="_Toc229037835" w:history="1">
+      <w:hyperlink w:anchor="_Toc229060599" w:history="1">
         <w:r>
           <w:rPr>
             <w:rStyle w:val="Hyperlink"/>
@@ -8607,7 +9054,7 @@
             <w:noProof/>
             <w:webHidden/>
           </w:rPr>
-          <w:instrText xml:space="preserve"> PAGEREF _Toc229037835 \h </w:instrText>
+          <w:instrText xml:space="preserve"> PAGEREF _Toc229060599 \h </w:instrText>
         </w:r>
         <w:r>
           <w:rPr>
@@ -8651,7 +9098,7 @@
           <w:sz w:val="24"/>
         </w:rPr>
       </w:pPr>
-      <w:hyperlink w:anchor="_Toc229037836" w:history="1">
+      <w:hyperlink w:anchor="_Toc229060600" w:history="1">
         <w:r>
           <w:rPr>
             <w:rStyle w:val="Hyperlink"/>
@@ -8678,7 +9125,7 @@
             <w:noProof/>
             <w:webHidden/>
           </w:rPr>
-          <w:instrText xml:space="preserve"> PAGEREF _Toc229037836 \h </w:instrText>
+          <w:instrText xml:space="preserve"> PAGEREF _Toc229060600 \h </w:instrText>
         </w:r>
         <w:r>
           <w:rPr>
@@ -8722,7 +9169,7 @@
           <w:sz w:val="24"/>
         </w:rPr>
       </w:pPr>
-      <w:hyperlink w:anchor="_Toc229037837" w:history="1">
+      <w:hyperlink w:anchor="_Toc229060601" w:history="1">
         <w:r>
           <w:rPr>
             <w:rStyle w:val="Hyperlink"/>
@@ -8749,7 +9196,7 @@
             <w:noProof/>
             <w:webHidden/>
           </w:rPr>
-          <w:instrText xml:space="preserve"> PAGEREF _Toc229037837 \h </w:instrText>
+          <w:instrText xml:space="preserve"> PAGEREF _Toc229060601 \h </w:instrText>
         </w:r>
         <w:r>
           <w:rPr>
@@ -8793,7 +9240,7 @@
           <w:sz w:val="24"/>
         </w:rPr>
       </w:pPr>
-      <w:hyperlink w:anchor="_Toc229037838" w:history="1">
+      <w:hyperlink w:anchor="_Toc229060602" w:history="1">
         <w:r>
           <w:rPr>
             <w:rStyle w:val="Hyperlink"/>
@@ -8820,7 +9267,7 @@
             <w:noProof/>
             <w:webHidden/>
           </w:rPr>
-          <w:instrText xml:space="preserve"> PAGEREF _Toc229037838 \h </w:instrText>
+          <w:instrText xml:space="preserve"> PAGEREF _Toc229060602 \h </w:instrText>
         </w:r>
         <w:r>
           <w:rPr>
@@ -8864,7 +9311,7 @@
           <w:sz w:val="24"/>
         </w:rPr>
       </w:pPr>
-      <w:hyperlink w:anchor="_Toc229037839" w:history="1">
+      <w:hyperlink w:anchor="_Toc229060603" w:history="1">
         <w:r>
           <w:rPr>
             <w:rStyle w:val="Hyperlink"/>
@@ -8891,7 +9338,7 @@
             <w:noProof/>
             <w:webHidden/>
           </w:rPr>
-          <w:instrText xml:space="preserve"> PAGEREF _Toc229037839 \h </w:instrText>
+          <w:instrText xml:space="preserve"> PAGEREF _Toc229060603 \h </w:instrText>
         </w:r>
         <w:r>
           <w:rPr>
@@ -8935,7 +9382,7 @@
           <w:sz w:val="24"/>
         </w:rPr>
       </w:pPr>
-      <w:hyperlink w:anchor="_Toc229037840" w:history="1">
+      <w:hyperlink w:anchor="_Toc229060604" w:history="1">
         <w:r>
           <w:rPr>
             <w:rStyle w:val="Hyperlink"/>
@@ -8962,7 +9409,7 @@
             <w:noProof/>
             <w:webHidden/>
           </w:rPr>
-          <w:instrText xml:space="preserve"> PAGEREF _Toc229037840 \h </w:instrText>
+          <w:instrText xml:space="preserve"> PAGEREF _Toc229060604 \h </w:instrText>
         </w:r>
         <w:r>
           <w:rPr>
@@ -9006,7 +9453,7 @@
           <w:sz w:val="24"/>
         </w:rPr>
       </w:pPr>
-      <w:hyperlink w:anchor="_Toc229037841" w:history="1">
+      <w:hyperlink w:anchor="_Toc229060605" w:history="1">
         <w:r>
           <w:rPr>
             <w:rStyle w:val="Hyperlink"/>
@@ -9033,7 +9480,7 @@
             <w:noProof/>
             <w:webHidden/>
           </w:rPr>
-          <w:instrText xml:space="preserve"> PAGEREF _Toc229037841 \h </w:instrText>
+          <w:instrText xml:space="preserve"> PAGEREF _Toc229060605 \h </w:instrText>
         </w:r>
         <w:r>
           <w:rPr>
@@ -9077,7 +9524,7 @@
           <w:sz w:val="24"/>
         </w:rPr>
       </w:pPr>
-      <w:hyperlink w:anchor="_Toc229037842" w:history="1">
+      <w:hyperlink w:anchor="_Toc229060606" w:history="1">
         <w:r>
           <w:rPr>
             <w:rStyle w:val="Hyperlink"/>
@@ -9104,7 +9551,7 @@
             <w:noProof/>
             <w:webHidden/>
           </w:rPr>
-          <w:instrText xml:space="preserve"> PAGEREF _Toc229037842 \h </w:instrText>
+          <w:instrText xml:space="preserve"> PAGEREF _Toc229060606 \h </w:instrText>
         </w:r>
         <w:r>
           <w:rPr>
@@ -9148,7 +9595,7 @@
           <w:sz w:val="24"/>
         </w:rPr>
       </w:pPr>
-      <w:hyperlink w:anchor="_Toc229037843" w:history="1">
+      <w:hyperlink w:anchor="_Toc229060607" w:history="1">
         <w:r>
           <w:rPr>
             <w:rStyle w:val="Hyperlink"/>
@@ -9175,7 +9622,7 @@
             <w:noProof/>
             <w:webHidden/>
           </w:rPr>
-          <w:instrText xml:space="preserve"> PAGEREF _Toc229037843 \h </w:instrText>
+          <w:instrText xml:space="preserve"> PAGEREF _Toc229060607 \h </w:instrText>
         </w:r>
         <w:r>
           <w:rPr>
@@ -9219,7 +9666,7 @@
           <w:sz w:val="24"/>
         </w:rPr>
       </w:pPr>
-      <w:hyperlink w:anchor="_Toc229037844" w:history="1">
+      <w:hyperlink w:anchor="_Toc229060608" w:history="1">
         <w:r>
           <w:rPr>
             <w:rStyle w:val="Hyperlink"/>
@@ -9246,7 +9693,7 @@
             <w:noProof/>
             <w:webHidden/>
           </w:rPr>
-          <w:instrText xml:space="preserve"> PAGEREF _Toc229037844 \h </w:instrText>
+          <w:instrText xml:space="preserve"> PAGEREF _Toc229060608 \h </w:instrText>
         </w:r>
         <w:r>
           <w:rPr>
@@ -9290,7 +9737,7 @@
           <w:sz w:val="24"/>
         </w:rPr>
       </w:pPr>
-      <w:hyperlink w:anchor="_Toc229037845" w:history="1">
+      <w:hyperlink w:anchor="_Toc229060609" w:history="1">
         <w:r>
           <w:rPr>
             <w:rStyle w:val="Hyperlink"/>
@@ -9317,7 +9764,7 @@
             <w:noProof/>
             <w:webHidden/>
           </w:rPr>
-          <w:instrText xml:space="preserve"> PAGEREF _Toc229037845 \h </w:instrText>
+          <w:instrText xml:space="preserve"> PAGEREF _Toc229060609 \h </w:instrText>
         </w:r>
         <w:r>
           <w:rPr>
@@ -9361,7 +9808,7 @@
           <w:sz w:val="24"/>
         </w:rPr>
       </w:pPr>
-      <w:hyperlink w:anchor="_Toc229037846" w:history="1">
+      <w:hyperlink w:anchor="_Toc229060610" w:history="1">
         <w:r>
           <w:rPr>
             <w:rStyle w:val="Hyperlink"/>
@@ -9388,7 +9835,7 @@
             <w:noProof/>
             <w:webHidden/>
           </w:rPr>
-          <w:instrText xml:space="preserve"> PAGEREF _Toc229037846 \h </w:instrText>
+          <w:instrText xml:space="preserve"> PAGEREF _Toc229060610 \h </w:instrText>
         </w:r>
         <w:r>
           <w:rPr>
@@ -9432,7 +9879,7 @@
           <w:sz w:val="24"/>
         </w:rPr>
       </w:pPr>
-      <w:hyperlink w:anchor="_Toc229037847" w:history="1">
+      <w:hyperlink w:anchor="_Toc229060611" w:history="1">
         <w:r>
           <w:rPr>
             <w:rStyle w:val="Hyperlink"/>
@@ -9459,7 +9906,7 @@
             <w:noProof/>
             <w:webHidden/>
           </w:rPr>
-          <w:instrText xml:space="preserve"> PAGEREF _Toc229037847 \h </w:instrText>
+          <w:instrText xml:space="preserve"> PAGEREF _Toc229060611 \h </w:instrText>
         </w:r>
         <w:r>
           <w:rPr>
@@ -9503,7 +9950,7 @@
           <w:sz w:val="24"/>
         </w:rPr>
       </w:pPr>
-      <w:hyperlink w:anchor="_Toc229037848" w:history="1">
+      <w:hyperlink w:anchor="_Toc229060612" w:history="1">
         <w:r>
           <w:rPr>
             <w:rStyle w:val="Hyperlink"/>
@@ -9530,7 +9977,7 @@
             <w:noProof/>
             <w:webHidden/>
           </w:rPr>
-          <w:instrText xml:space="preserve"> PAGEREF _Toc229037848 \h </w:instrText>
+          <w:instrText xml:space="preserve"> PAGEREF _Toc229060612 \h </w:instrText>
         </w:r>
         <w:r>
           <w:rPr>
@@ -9574,7 +10021,7 @@
           <w:sz w:val="24"/>
         </w:rPr>
       </w:pPr>
-      <w:hyperlink w:anchor="_Toc229037849" w:history="1">
+      <w:hyperlink w:anchor="_Toc229060613" w:history="1">
         <w:r>
           <w:rPr>
             <w:rStyle w:val="Hyperlink"/>
@@ -9601,7 +10048,7 @@
             <w:noProof/>
             <w:webHidden/>
           </w:rPr>
-          <w:instrText xml:space="preserve"> PAGEREF _Toc229037849 \h </w:instrText>
+          <w:instrText xml:space="preserve"> PAGEREF _Toc229060613 \h </w:instrText>
         </w:r>
         <w:r>
           <w:rPr>
@@ -9645,7 +10092,7 @@
           <w:sz w:val="24"/>
         </w:rPr>
       </w:pPr>
-      <w:hyperlink w:anchor="_Toc229037850" w:history="1">
+      <w:hyperlink w:anchor="_Toc229060614" w:history="1">
         <w:r>
           <w:rPr>
             <w:rStyle w:val="Hyperlink"/>
@@ -9672,7 +10119,7 @@
             <w:noProof/>
             <w:webHidden/>
           </w:rPr>
-          <w:instrText xml:space="preserve"> PAGEREF _Toc229037850 \h </w:instrText>
+          <w:instrText xml:space="preserve"> PAGEREF _Toc229060614 \h </w:instrText>
         </w:r>
         <w:r>
           <w:rPr>
@@ -9716,7 +10163,7 @@
           <w:sz w:val="24"/>
         </w:rPr>
       </w:pPr>
-      <w:hyperlink w:anchor="_Toc229037851" w:history="1">
+      <w:hyperlink w:anchor="_Toc229060615" w:history="1">
         <w:r>
           <w:rPr>
             <w:rStyle w:val="Hyperlink"/>
@@ -9743,7 +10190,7 @@
             <w:noProof/>
             <w:webHidden/>
           </w:rPr>
-          <w:instrText xml:space="preserve"> PAGEREF _Toc229037851 \h </w:instrText>
+          <w:instrText xml:space="preserve"> PAGEREF _Toc229060615 \h </w:instrText>
         </w:r>
         <w:r>
           <w:rPr>
@@ -9787,7 +10234,7 @@
           <w:sz w:val="24"/>
         </w:rPr>
       </w:pPr>
-      <w:hyperlink w:anchor="_Toc229037852" w:history="1">
+      <w:hyperlink w:anchor="_Toc229060616" w:history="1">
         <w:r>
           <w:rPr>
             <w:rStyle w:val="Hyperlink"/>
@@ -9814,7 +10261,7 @@
             <w:noProof/>
             <w:webHidden/>
           </w:rPr>
-          <w:instrText xml:space="preserve"> PAGEREF _Toc229037852 \h </w:instrText>
+          <w:instrText xml:space="preserve"> PAGEREF _Toc229060616 \h </w:instrText>
         </w:r>
         <w:r>
           <w:rPr>
@@ -9858,7 +10305,7 @@
           <w:sz w:val="24"/>
         </w:rPr>
       </w:pPr>
-      <w:hyperlink w:anchor="_Toc229037853" w:history="1">
+      <w:hyperlink w:anchor="_Toc229060617" w:history="1">
         <w:r>
           <w:rPr>
             <w:rStyle w:val="Hyperlink"/>
@@ -9885,7 +10332,7 @@
             <w:noProof/>
             <w:webHidden/>
           </w:rPr>
-          <w:instrText xml:space="preserve"> PAGEREF _Toc229037853 \h </w:instrText>
+          <w:instrText xml:space="preserve"> PAGEREF _Toc229060617 \h </w:instrText>
         </w:r>
         <w:r>
           <w:rPr>
@@ -9929,7 +10376,7 @@
           <w:sz w:val="24"/>
         </w:rPr>
       </w:pPr>
-      <w:hyperlink w:anchor="_Toc229037854" w:history="1">
+      <w:hyperlink w:anchor="_Toc229060618" w:history="1">
         <w:r>
           <w:rPr>
             <w:rStyle w:val="Hyperlink"/>
@@ -9956,7 +10403,7 @@
             <w:noProof/>
             <w:webHidden/>
           </w:rPr>
-          <w:instrText xml:space="preserve"> PAGEREF _Toc229037854 \h </w:instrText>
+          <w:instrText xml:space="preserve"> PAGEREF _Toc229060618 \h </w:instrText>
         </w:r>
         <w:r>
           <w:rPr>
@@ -10000,7 +10447,7 @@
           <w:sz w:val="24"/>
         </w:rPr>
       </w:pPr>
-      <w:hyperlink w:anchor="_Toc229037855" w:history="1">
+      <w:hyperlink w:anchor="_Toc229060619" w:history="1">
         <w:r>
           <w:rPr>
             <w:rStyle w:val="Hyperlink"/>
@@ -10027,7 +10474,7 @@
             <w:noProof/>
             <w:webHidden/>
           </w:rPr>
-          <w:instrText xml:space="preserve"> PAGEREF _Toc229037855 \h </w:instrText>
+          <w:instrText xml:space="preserve"> PAGEREF _Toc229060619 \h </w:instrText>
         </w:r>
         <w:r>
           <w:rPr>
@@ -10071,7 +10518,7 @@
           <w:sz w:val="24"/>
         </w:rPr>
       </w:pPr>
-      <w:hyperlink w:anchor="_Toc229037856" w:history="1">
+      <w:hyperlink w:anchor="_Toc229060620" w:history="1">
         <w:r>
           <w:rPr>
             <w:rStyle w:val="Hyperlink"/>
@@ -10098,7 +10545,7 @@
             <w:noProof/>
             <w:webHidden/>
           </w:rPr>
-          <w:instrText xml:space="preserve"> PAGEREF _Toc229037856 \h </w:instrText>
+          <w:instrText xml:space="preserve"> PAGEREF _Toc229060620 \h </w:instrText>
         </w:r>
         <w:r>
           <w:rPr>
@@ -10219,7 +10666,7 @@
         <w:pStyle w:val="Heading1"/>
         <w:ind w:right="4"/>
       </w:pPr>
-      <w:bookmarkStart w:id="2" w:name="_Toc228954569"/>
+      <w:bookmarkStart w:id="2" w:name="_Toc229387185"/>
       <w:r>
         <w:lastRenderedPageBreak/>
         <w:t>DANH MỤC BẢNG BIỂU</w:t>
@@ -10275,7 +10722,7 @@
           <w:sz w:val="24"/>
         </w:rPr>
       </w:pPr>
-      <w:hyperlink w:anchor="_Toc228954638" w:history="1">
+      <w:hyperlink w:anchor="_Toc229060621" w:history="1">
         <w:r>
           <w:rPr>
             <w:rStyle w:val="Hyperlink"/>
@@ -10302,7 +10749,7 @@
             <w:noProof/>
             <w:webHidden/>
           </w:rPr>
-          <w:instrText xml:space="preserve"> PAGEREF _Toc228954638 \h </w:instrText>
+          <w:instrText xml:space="preserve"> PAGEREF _Toc229060621 \h </w:instrText>
         </w:r>
         <w:r>
           <w:rPr>
@@ -10346,7 +10793,7 @@
           <w:sz w:val="24"/>
         </w:rPr>
       </w:pPr>
-      <w:hyperlink w:anchor="_Toc228954639" w:history="1">
+      <w:hyperlink w:anchor="_Toc229060622" w:history="1">
         <w:r>
           <w:rPr>
             <w:rStyle w:val="Hyperlink"/>
@@ -10373,7 +10820,7 @@
             <w:noProof/>
             <w:webHidden/>
           </w:rPr>
-          <w:instrText xml:space="preserve"> PAGEREF _Toc228954639 \h </w:instrText>
+          <w:instrText xml:space="preserve"> PAGEREF _Toc229060622 \h </w:instrText>
         </w:r>
         <w:r>
           <w:rPr>
@@ -10417,7 +10864,7 @@
           <w:sz w:val="24"/>
         </w:rPr>
       </w:pPr>
-      <w:hyperlink w:anchor="_Toc228954640" w:history="1">
+      <w:hyperlink w:anchor="_Toc229060623" w:history="1">
         <w:r>
           <w:rPr>
             <w:rStyle w:val="Hyperlink"/>
@@ -10444,7 +10891,7 @@
             <w:noProof/>
             <w:webHidden/>
           </w:rPr>
-          <w:instrText xml:space="preserve"> PAGEREF _Toc228954640 \h </w:instrText>
+          <w:instrText xml:space="preserve"> PAGEREF _Toc229060623 \h </w:instrText>
         </w:r>
         <w:r>
           <w:rPr>
@@ -10464,7 +10911,7 @@
             <w:noProof/>
             <w:webHidden/>
           </w:rPr>
-          <w:t>14</w:t>
+          <w:t>16</w:t>
         </w:r>
         <w:r>
           <w:rPr>
@@ -10488,7 +10935,7 @@
           <w:sz w:val="24"/>
         </w:rPr>
       </w:pPr>
-      <w:hyperlink w:anchor="_Toc228954641" w:history="1">
+      <w:hyperlink w:anchor="_Toc229060624" w:history="1">
         <w:r>
           <w:rPr>
             <w:rStyle w:val="Hyperlink"/>
@@ -10515,7 +10962,7 @@
             <w:noProof/>
             <w:webHidden/>
           </w:rPr>
-          <w:instrText xml:space="preserve"> PAGEREF _Toc228954641 \h </w:instrText>
+          <w:instrText xml:space="preserve"> PAGEREF _Toc229060624 \h </w:instrText>
         </w:r>
         <w:r>
           <w:rPr>
@@ -10535,7 +10982,7 @@
             <w:noProof/>
             <w:webHidden/>
           </w:rPr>
-          <w:t>16</w:t>
+          <w:t>18</w:t>
         </w:r>
         <w:r>
           <w:rPr>
@@ -10559,7 +11006,7 @@
           <w:sz w:val="24"/>
         </w:rPr>
       </w:pPr>
-      <w:hyperlink w:anchor="_Toc228954642" w:history="1">
+      <w:hyperlink w:anchor="_Toc229060625" w:history="1">
         <w:r>
           <w:rPr>
             <w:rStyle w:val="Hyperlink"/>
@@ -10586,7 +11033,7 @@
             <w:noProof/>
             <w:webHidden/>
           </w:rPr>
-          <w:instrText xml:space="preserve"> PAGEREF _Toc228954642 \h </w:instrText>
+          <w:instrText xml:space="preserve"> PAGEREF _Toc229060625 \h </w:instrText>
         </w:r>
         <w:r>
           <w:rPr>
@@ -10606,7 +11053,7 @@
             <w:noProof/>
             <w:webHidden/>
           </w:rPr>
-          <w:t>17</w:t>
+          <w:t>19</w:t>
         </w:r>
         <w:r>
           <w:rPr>
@@ -10630,7 +11077,7 @@
           <w:sz w:val="24"/>
         </w:rPr>
       </w:pPr>
-      <w:hyperlink w:anchor="_Toc228954643" w:history="1">
+      <w:hyperlink w:anchor="_Toc229060626" w:history="1">
         <w:r>
           <w:rPr>
             <w:rStyle w:val="Hyperlink"/>
@@ -10657,7 +11104,7 @@
             <w:noProof/>
             <w:webHidden/>
           </w:rPr>
-          <w:instrText xml:space="preserve"> PAGEREF _Toc228954643 \h </w:instrText>
+          <w:instrText xml:space="preserve"> PAGEREF _Toc229060626 \h </w:instrText>
         </w:r>
         <w:r>
           <w:rPr>
@@ -10677,7 +11124,7 @@
             <w:noProof/>
             <w:webHidden/>
           </w:rPr>
-          <w:t>18</w:t>
+          <w:t>20</w:t>
         </w:r>
         <w:r>
           <w:rPr>
@@ -10701,7 +11148,7 @@
           <w:sz w:val="24"/>
         </w:rPr>
       </w:pPr>
-      <w:hyperlink w:anchor="_Toc228954644" w:history="1">
+      <w:hyperlink w:anchor="_Toc229060627" w:history="1">
         <w:r>
           <w:rPr>
             <w:rStyle w:val="Hyperlink"/>
@@ -10728,7 +11175,7 @@
             <w:noProof/>
             <w:webHidden/>
           </w:rPr>
-          <w:instrText xml:space="preserve"> PAGEREF _Toc228954644 \h </w:instrText>
+          <w:instrText xml:space="preserve"> PAGEREF _Toc229060627 \h </w:instrText>
         </w:r>
         <w:r>
           <w:rPr>
@@ -10748,7 +11195,7 @@
             <w:noProof/>
             <w:webHidden/>
           </w:rPr>
-          <w:t>20</w:t>
+          <w:t>22</w:t>
         </w:r>
         <w:r>
           <w:rPr>
@@ -10772,7 +11219,7 @@
           <w:sz w:val="24"/>
         </w:rPr>
       </w:pPr>
-      <w:hyperlink w:anchor="_Toc228954645" w:history="1">
+      <w:hyperlink w:anchor="_Toc229060628" w:history="1">
         <w:r>
           <w:rPr>
             <w:rStyle w:val="Hyperlink"/>
@@ -10799,7 +11246,7 @@
             <w:noProof/>
             <w:webHidden/>
           </w:rPr>
-          <w:instrText xml:space="preserve"> PAGEREF _Toc228954645 \h </w:instrText>
+          <w:instrText xml:space="preserve"> PAGEREF _Toc229060628 \h </w:instrText>
         </w:r>
         <w:r>
           <w:rPr>
@@ -10819,7 +11266,7 @@
             <w:noProof/>
             <w:webHidden/>
           </w:rPr>
-          <w:t>21</w:t>
+          <w:t>23</w:t>
         </w:r>
         <w:r>
           <w:rPr>
@@ -10843,7 +11290,7 @@
           <w:sz w:val="24"/>
         </w:rPr>
       </w:pPr>
-      <w:hyperlink w:anchor="_Toc228954646" w:history="1">
+      <w:hyperlink w:anchor="_Toc229060629" w:history="1">
         <w:r>
           <w:rPr>
             <w:rStyle w:val="Hyperlink"/>
@@ -10870,7 +11317,7 @@
             <w:noProof/>
             <w:webHidden/>
           </w:rPr>
-          <w:instrText xml:space="preserve"> PAGEREF _Toc228954646 \h </w:instrText>
+          <w:instrText xml:space="preserve"> PAGEREF _Toc229060629 \h </w:instrText>
         </w:r>
         <w:r>
           <w:rPr>
@@ -10890,7 +11337,7 @@
             <w:noProof/>
             <w:webHidden/>
           </w:rPr>
-          <w:t>23</w:t>
+          <w:t>25</w:t>
         </w:r>
         <w:r>
           <w:rPr>
@@ -10914,7 +11361,7 @@
           <w:sz w:val="24"/>
         </w:rPr>
       </w:pPr>
-      <w:hyperlink w:anchor="_Toc228954647" w:history="1">
+      <w:hyperlink w:anchor="_Toc229060630" w:history="1">
         <w:r>
           <w:rPr>
             <w:rStyle w:val="Hyperlink"/>
@@ -10941,7 +11388,7 @@
             <w:noProof/>
             <w:webHidden/>
           </w:rPr>
-          <w:instrText xml:space="preserve"> PAGEREF _Toc228954647 \h </w:instrText>
+          <w:instrText xml:space="preserve"> PAGEREF _Toc229060630 \h </w:instrText>
         </w:r>
         <w:r>
           <w:rPr>
@@ -10961,7 +11408,7 @@
             <w:noProof/>
             <w:webHidden/>
           </w:rPr>
-          <w:t>25</w:t>
+          <w:t>27</w:t>
         </w:r>
         <w:r>
           <w:rPr>
@@ -10985,7 +11432,7 @@
           <w:sz w:val="24"/>
         </w:rPr>
       </w:pPr>
-      <w:hyperlink w:anchor="_Toc228954648" w:history="1">
+      <w:hyperlink w:anchor="_Toc229060631" w:history="1">
         <w:r>
           <w:rPr>
             <w:rStyle w:val="Hyperlink"/>
@@ -11012,7 +11459,7 @@
             <w:noProof/>
             <w:webHidden/>
           </w:rPr>
-          <w:instrText xml:space="preserve"> PAGEREF _Toc228954648 \h </w:instrText>
+          <w:instrText xml:space="preserve"> PAGEREF _Toc229060631 \h </w:instrText>
         </w:r>
         <w:r>
           <w:rPr>
@@ -11032,7 +11479,7 @@
             <w:noProof/>
             <w:webHidden/>
           </w:rPr>
-          <w:t>26</w:t>
+          <w:t>28</w:t>
         </w:r>
         <w:r>
           <w:rPr>
@@ -11056,7 +11503,7 @@
           <w:sz w:val="24"/>
         </w:rPr>
       </w:pPr>
-      <w:hyperlink w:anchor="_Toc228954649" w:history="1">
+      <w:hyperlink w:anchor="_Toc229060632" w:history="1">
         <w:r>
           <w:rPr>
             <w:rStyle w:val="Hyperlink"/>
@@ -11083,7 +11530,7 @@
             <w:noProof/>
             <w:webHidden/>
           </w:rPr>
-          <w:instrText xml:space="preserve"> PAGEREF _Toc228954649 \h </w:instrText>
+          <w:instrText xml:space="preserve"> PAGEREF _Toc229060632 \h </w:instrText>
         </w:r>
         <w:r>
           <w:rPr>
@@ -11103,7 +11550,7 @@
             <w:noProof/>
             <w:webHidden/>
           </w:rPr>
-          <w:t>28</w:t>
+          <w:t>30</w:t>
         </w:r>
         <w:r>
           <w:rPr>
@@ -11127,7 +11574,7 @@
           <w:sz w:val="24"/>
         </w:rPr>
       </w:pPr>
-      <w:hyperlink w:anchor="_Toc228954650" w:history="1">
+      <w:hyperlink w:anchor="_Toc229060633" w:history="1">
         <w:r>
           <w:rPr>
             <w:rStyle w:val="Hyperlink"/>
@@ -11154,7 +11601,7 @@
             <w:noProof/>
             <w:webHidden/>
           </w:rPr>
-          <w:instrText xml:space="preserve"> PAGEREF _Toc228954650 \h </w:instrText>
+          <w:instrText xml:space="preserve"> PAGEREF _Toc229060633 \h </w:instrText>
         </w:r>
         <w:r>
           <w:rPr>
@@ -11174,7 +11621,7 @@
             <w:noProof/>
             <w:webHidden/>
           </w:rPr>
-          <w:t>30</w:t>
+          <w:t>32</w:t>
         </w:r>
         <w:r>
           <w:rPr>
@@ -11198,7 +11645,7 @@
           <w:sz w:val="24"/>
         </w:rPr>
       </w:pPr>
-      <w:hyperlink w:anchor="_Toc228954651" w:history="1">
+      <w:hyperlink w:anchor="_Toc229060634" w:history="1">
         <w:r>
           <w:rPr>
             <w:rStyle w:val="Hyperlink"/>
@@ -11225,7 +11672,7 @@
             <w:noProof/>
             <w:webHidden/>
           </w:rPr>
-          <w:instrText xml:space="preserve"> PAGEREF _Toc228954651 \h </w:instrText>
+          <w:instrText xml:space="preserve"> PAGEREF _Toc229060634 \h </w:instrText>
         </w:r>
         <w:r>
           <w:rPr>
@@ -11245,7 +11692,7 @@
             <w:noProof/>
             <w:webHidden/>
           </w:rPr>
-          <w:t>31</w:t>
+          <w:t>33</w:t>
         </w:r>
         <w:r>
           <w:rPr>
@@ -11269,7 +11716,7 @@
           <w:sz w:val="24"/>
         </w:rPr>
       </w:pPr>
-      <w:hyperlink w:anchor="_Toc228954652" w:history="1">
+      <w:hyperlink w:anchor="_Toc229060635" w:history="1">
         <w:r>
           <w:rPr>
             <w:rStyle w:val="Hyperlink"/>
@@ -11296,7 +11743,7 @@
             <w:noProof/>
             <w:webHidden/>
           </w:rPr>
-          <w:instrText xml:space="preserve"> PAGEREF _Toc228954652 \h </w:instrText>
+          <w:instrText xml:space="preserve"> PAGEREF _Toc229060635 \h </w:instrText>
         </w:r>
         <w:r>
           <w:rPr>
@@ -11316,7 +11763,7 @@
             <w:noProof/>
             <w:webHidden/>
           </w:rPr>
-          <w:t>57</w:t>
+          <w:t>59</w:t>
         </w:r>
         <w:r>
           <w:rPr>
@@ -11340,7 +11787,7 @@
           <w:sz w:val="24"/>
         </w:rPr>
       </w:pPr>
-      <w:hyperlink w:anchor="_Toc228954653" w:history="1">
+      <w:hyperlink w:anchor="_Toc229060636" w:history="1">
         <w:r>
           <w:rPr>
             <w:rStyle w:val="Hyperlink"/>
@@ -11367,7 +11814,7 @@
             <w:noProof/>
             <w:webHidden/>
           </w:rPr>
-          <w:instrText xml:space="preserve"> PAGEREF _Toc228954653 \h </w:instrText>
+          <w:instrText xml:space="preserve"> PAGEREF _Toc229060636 \h </w:instrText>
         </w:r>
         <w:r>
           <w:rPr>
@@ -11387,7 +11834,7 @@
             <w:noProof/>
             <w:webHidden/>
           </w:rPr>
-          <w:t>58</w:t>
+          <w:t>60</w:t>
         </w:r>
         <w:r>
           <w:rPr>
@@ -11411,7 +11858,7 @@
           <w:sz w:val="24"/>
         </w:rPr>
       </w:pPr>
-      <w:hyperlink w:anchor="_Toc228954654" w:history="1">
+      <w:hyperlink w:anchor="_Toc229060637" w:history="1">
         <w:r>
           <w:rPr>
             <w:rStyle w:val="Hyperlink"/>
@@ -11438,7 +11885,7 @@
             <w:noProof/>
             <w:webHidden/>
           </w:rPr>
-          <w:instrText xml:space="preserve"> PAGEREF _Toc228954654 \h </w:instrText>
+          <w:instrText xml:space="preserve"> PAGEREF _Toc229060637 \h </w:instrText>
         </w:r>
         <w:r>
           <w:rPr>
@@ -11458,7 +11905,7 @@
             <w:noProof/>
             <w:webHidden/>
           </w:rPr>
-          <w:t>58</w:t>
+          <w:t>60</w:t>
         </w:r>
         <w:r>
           <w:rPr>
@@ -11482,7 +11929,7 @@
           <w:sz w:val="24"/>
         </w:rPr>
       </w:pPr>
-      <w:hyperlink w:anchor="_Toc228954655" w:history="1">
+      <w:hyperlink w:anchor="_Toc229060638" w:history="1">
         <w:r>
           <w:rPr>
             <w:rStyle w:val="Hyperlink"/>
@@ -11509,7 +11956,7 @@
             <w:noProof/>
             <w:webHidden/>
           </w:rPr>
-          <w:instrText xml:space="preserve"> PAGEREF _Toc228954655 \h </w:instrText>
+          <w:instrText xml:space="preserve"> PAGEREF _Toc229060638 \h </w:instrText>
         </w:r>
         <w:r>
           <w:rPr>
@@ -11529,7 +11976,7 @@
             <w:noProof/>
             <w:webHidden/>
           </w:rPr>
-          <w:t>59</w:t>
+          <w:t>61</w:t>
         </w:r>
         <w:r>
           <w:rPr>
@@ -11553,7 +12000,7 @@
           <w:sz w:val="24"/>
         </w:rPr>
       </w:pPr>
-      <w:hyperlink w:anchor="_Toc228954656" w:history="1">
+      <w:hyperlink w:anchor="_Toc229060639" w:history="1">
         <w:r>
           <w:rPr>
             <w:rStyle w:val="Hyperlink"/>
@@ -11580,7 +12027,7 @@
             <w:noProof/>
             <w:webHidden/>
           </w:rPr>
-          <w:instrText xml:space="preserve"> PAGEREF _Toc228954656 \h </w:instrText>
+          <w:instrText xml:space="preserve"> PAGEREF _Toc229060639 \h </w:instrText>
         </w:r>
         <w:r>
           <w:rPr>
@@ -11600,7 +12047,7 @@
             <w:noProof/>
             <w:webHidden/>
           </w:rPr>
-          <w:t>59</w:t>
+          <w:t>61</w:t>
         </w:r>
         <w:r>
           <w:rPr>
@@ -11624,7 +12071,7 @@
           <w:sz w:val="24"/>
         </w:rPr>
       </w:pPr>
-      <w:hyperlink w:anchor="_Toc228954657" w:history="1">
+      <w:hyperlink w:anchor="_Toc229060640" w:history="1">
         <w:r>
           <w:rPr>
             <w:rStyle w:val="Hyperlink"/>
@@ -11651,7 +12098,7 @@
             <w:noProof/>
             <w:webHidden/>
           </w:rPr>
-          <w:instrText xml:space="preserve"> PAGEREF _Toc228954657 \h </w:instrText>
+          <w:instrText xml:space="preserve"> PAGEREF _Toc229060640 \h </w:instrText>
         </w:r>
         <w:r>
           <w:rPr>
@@ -11671,7 +12118,7 @@
             <w:noProof/>
             <w:webHidden/>
           </w:rPr>
-          <w:t>60</w:t>
+          <w:t>62</w:t>
         </w:r>
         <w:r>
           <w:rPr>
@@ -11695,7 +12142,7 @@
           <w:sz w:val="24"/>
         </w:rPr>
       </w:pPr>
-      <w:hyperlink w:anchor="_Toc228954658" w:history="1">
+      <w:hyperlink w:anchor="_Toc229060641" w:history="1">
         <w:r>
           <w:rPr>
             <w:rStyle w:val="Hyperlink"/>
@@ -11722,7 +12169,7 @@
             <w:noProof/>
             <w:webHidden/>
           </w:rPr>
-          <w:instrText xml:space="preserve"> PAGEREF _Toc228954658 \h </w:instrText>
+          <w:instrText xml:space="preserve"> PAGEREF _Toc229060641 \h </w:instrText>
         </w:r>
         <w:r>
           <w:rPr>
@@ -11742,7 +12189,7 @@
             <w:noProof/>
             <w:webHidden/>
           </w:rPr>
-          <w:t>60</w:t>
+          <w:t>62</w:t>
         </w:r>
         <w:r>
           <w:rPr>
@@ -11766,7 +12213,7 @@
           <w:sz w:val="24"/>
         </w:rPr>
       </w:pPr>
-      <w:hyperlink w:anchor="_Toc228954659" w:history="1">
+      <w:hyperlink w:anchor="_Toc229060642" w:history="1">
         <w:r>
           <w:rPr>
             <w:rStyle w:val="Hyperlink"/>
@@ -11793,7 +12240,7 @@
             <w:noProof/>
             <w:webHidden/>
           </w:rPr>
-          <w:instrText xml:space="preserve"> PAGEREF _Toc228954659 \h </w:instrText>
+          <w:instrText xml:space="preserve"> PAGEREF _Toc229060642 \h </w:instrText>
         </w:r>
         <w:r>
           <w:rPr>
@@ -11813,7 +12260,7 @@
             <w:noProof/>
             <w:webHidden/>
           </w:rPr>
-          <w:t>61</w:t>
+          <w:t>63</w:t>
         </w:r>
         <w:r>
           <w:rPr>
@@ -11837,7 +12284,7 @@
           <w:sz w:val="24"/>
         </w:rPr>
       </w:pPr>
-      <w:hyperlink w:anchor="_Toc228954660" w:history="1">
+      <w:hyperlink w:anchor="_Toc229060643" w:history="1">
         <w:r>
           <w:rPr>
             <w:rStyle w:val="Hyperlink"/>
@@ -11864,7 +12311,7 @@
             <w:noProof/>
             <w:webHidden/>
           </w:rPr>
-          <w:instrText xml:space="preserve"> PAGEREF _Toc228954660 \h </w:instrText>
+          <w:instrText xml:space="preserve"> PAGEREF _Toc229060643 \h </w:instrText>
         </w:r>
         <w:r>
           <w:rPr>
@@ -11884,7 +12331,7 @@
             <w:noProof/>
             <w:webHidden/>
           </w:rPr>
-          <w:t>78</w:t>
+          <w:t>80</w:t>
         </w:r>
         <w:r>
           <w:rPr>
@@ -11924,9 +12371,10 @@
           <w:footerReference w:type="default" r:id="rId15"/>
           <w:headerReference w:type="first" r:id="rId16"/>
           <w:pgSz w:w="11906" w:h="16841"/>
-          <w:pgMar w:top="1514" w:right="1130" w:bottom="1593" w:left="1702" w:header="730" w:footer="720" w:gutter="0"/>
+          <w:pgMar w:top="1514" w:right="1130" w:bottom="1593" w:left="1702" w:header="720" w:footer="720" w:gutter="0"/>
           <w:pgNumType w:fmt="lowerRoman" w:start="1"/>
           <w:cols w:space="720"/>
+          <w:docGrid w:linePitch="381"/>
         </w:sectPr>
       </w:pPr>
     </w:p>
@@ -11936,7 +12384,7 @@
         <w:spacing w:after="136"/>
         <w:ind w:right="61"/>
       </w:pPr>
-      <w:bookmarkStart w:id="3" w:name="_Toc228954570"/>
+      <w:bookmarkStart w:id="3" w:name="_Toc229387186"/>
       <w:r>
         <w:lastRenderedPageBreak/>
         <w:t>MỞ ĐẦU</w:t>
@@ -12344,7 +12792,7 @@
         <w:spacing w:after="140"/>
         <w:ind w:right="63"/>
       </w:pPr>
-      <w:bookmarkStart w:id="4" w:name="_Toc228954571"/>
+      <w:bookmarkStart w:id="4" w:name="_Toc229387187"/>
       <w:r>
         <w:lastRenderedPageBreak/>
         <w:t>TỔNG QUAN VỀ HỆ THỐNG</w:t>
@@ -12360,7 +12808,7 @@
         </w:numPr>
         <w:ind w:left="431" w:hanging="431"/>
       </w:pPr>
-      <w:bookmarkStart w:id="5" w:name="_Toc228954572"/>
+      <w:bookmarkStart w:id="5" w:name="_Toc229387188"/>
       <w:r>
         <w:t xml:space="preserve">Khảo sát sơ bộ </w:t>
       </w:r>
@@ -12377,7 +12825,7 @@
           <w:numId w:val="85"/>
         </w:numPr>
       </w:pPr>
-      <w:bookmarkStart w:id="6" w:name="_Toc228954573"/>
+      <w:bookmarkStart w:id="6" w:name="_Toc229387189"/>
       <w:r>
         <w:t>Mục tiêu</w:t>
       </w:r>
@@ -12439,7 +12887,7 @@
           <w:numId w:val="85"/>
         </w:numPr>
       </w:pPr>
-      <w:bookmarkStart w:id="7" w:name="_Toc228954574"/>
+      <w:bookmarkStart w:id="7" w:name="_Toc229387190"/>
       <w:r>
         <w:t>Phương pháp</w:t>
       </w:r>
@@ -12457,7 +12905,7 @@
       <w:pPr>
         <w:pStyle w:val="Caption"/>
       </w:pPr>
-      <w:bookmarkStart w:id="8" w:name="_Toc228954638"/>
+      <w:bookmarkStart w:id="8" w:name="_Toc229060621"/>
       <w:r>
         <w:t xml:space="preserve">Bảng </w:t>
       </w:r>
@@ -13376,7 +13824,7 @@
       <w:pPr>
         <w:pStyle w:val="Caption"/>
       </w:pPr>
-      <w:bookmarkStart w:id="9" w:name="_Toc228954639"/>
+      <w:bookmarkStart w:id="9" w:name="_Toc229060622"/>
       <w:r>
         <w:t xml:space="preserve">Bảng </w:t>
       </w:r>
@@ -14379,7 +14827,7 @@
           <w:numId w:val="85"/>
         </w:numPr>
       </w:pPr>
-      <w:bookmarkStart w:id="10" w:name="_Toc228954575"/>
+      <w:bookmarkStart w:id="10" w:name="_Toc229387191"/>
       <w:r>
         <w:t>Đối tượng khảo sát</w:t>
       </w:r>
@@ -14409,7 +14857,7 @@
           <w:numId w:val="85"/>
         </w:numPr>
       </w:pPr>
-      <w:bookmarkStart w:id="11" w:name="_Toc228954576"/>
+      <w:bookmarkStart w:id="11" w:name="_Toc229387192"/>
       <w:r>
         <w:t>Kết quả sơ bộ</w:t>
       </w:r>
@@ -14512,7 +14960,7 @@
         </w:numPr>
         <w:ind w:left="431" w:hanging="431"/>
       </w:pPr>
-      <w:bookmarkStart w:id="12" w:name="_Toc228954577"/>
+      <w:bookmarkStart w:id="12" w:name="_Toc229387193"/>
       <w:r>
         <w:t>Khảo sát chi tiết</w:t>
       </w:r>
@@ -14529,7 +14977,7 @@
           <w:numId w:val="85"/>
         </w:numPr>
       </w:pPr>
-      <w:bookmarkStart w:id="13" w:name="_Toc228954578"/>
+      <w:bookmarkStart w:id="13" w:name="_Toc229387194"/>
       <w:r>
         <w:t>Hoạt động của hệ thống</w:t>
       </w:r>
@@ -14640,7 +15088,7 @@
           <w:numId w:val="85"/>
         </w:numPr>
       </w:pPr>
-      <w:bookmarkStart w:id="14" w:name="_Toc228954579"/>
+      <w:bookmarkStart w:id="14" w:name="_Toc229387195"/>
       <w:r>
         <w:t>Yêu cầu chức năng</w:t>
       </w:r>
@@ -15129,7 +15577,7 @@
           <w:numId w:val="85"/>
         </w:numPr>
       </w:pPr>
-      <w:bookmarkStart w:id="15" w:name="_Toc228954580"/>
+      <w:bookmarkStart w:id="15" w:name="_Toc229387196"/>
       <w:r>
         <w:t>Yêu cầu phi chức năng</w:t>
       </w:r>
@@ -15218,7 +15666,7 @@
           <w:numId w:val="85"/>
         </w:numPr>
       </w:pPr>
-      <w:bookmarkStart w:id="16" w:name="_Toc228954581"/>
+      <w:bookmarkStart w:id="16" w:name="_Toc229387197"/>
       <w:r>
         <w:t>Công nghệ sử dụng</w:t>
       </w:r>
@@ -15235,7 +15683,7 @@
           <w:numId w:val="85"/>
         </w:numPr>
       </w:pPr>
-      <w:bookmarkStart w:id="17" w:name="_Toc228954582"/>
+      <w:bookmarkStart w:id="17" w:name="_Toc229387198"/>
       <w:r>
         <w:t>Công nghệ phía máy chủ</w:t>
       </w:r>
@@ -15333,7 +15781,7 @@
       <w:pPr>
         <w:pStyle w:val="Caption"/>
       </w:pPr>
-      <w:bookmarkStart w:id="18" w:name="_Toc229037801"/>
+      <w:bookmarkStart w:id="18" w:name="_Toc229060565"/>
       <w:r>
         <w:t xml:space="preserve">Hình </w:t>
       </w:r>
@@ -15396,7 +15844,7 @@
         </w:numPr>
         <w:jc w:val="both"/>
       </w:pPr>
-      <w:bookmarkStart w:id="19" w:name="_Toc228954583"/>
+      <w:bookmarkStart w:id="19" w:name="_Toc229387199"/>
       <w:r>
         <w:t>Công nghệ phía giao diện người dùng</w:t>
       </w:r>
@@ -15444,7 +15892,7 @@
         </w:numPr>
         <w:jc w:val="both"/>
       </w:pPr>
-      <w:bookmarkStart w:id="20" w:name="_Toc228954584"/>
+      <w:bookmarkStart w:id="20" w:name="_Toc229387200"/>
       <w:r>
         <w:t>Cơ sở dữ liệu</w:t>
       </w:r>
@@ -15527,7 +15975,7 @@
       <w:pPr>
         <w:pStyle w:val="Caption"/>
       </w:pPr>
-      <w:bookmarkStart w:id="21" w:name="_Toc229037802"/>
+      <w:bookmarkStart w:id="21" w:name="_Toc229060566"/>
       <w:r>
         <w:t xml:space="preserve">Hình </w:t>
       </w:r>
@@ -15578,7 +16026,7 @@
         <w:spacing w:after="136"/>
         <w:ind w:right="0"/>
       </w:pPr>
-      <w:bookmarkStart w:id="22" w:name="_Toc228954585"/>
+      <w:bookmarkStart w:id="22" w:name="_Toc229387201"/>
       <w:r>
         <w:lastRenderedPageBreak/>
         <w:t>PHÂN TÍCH VÀ THIẾT KẾ HỆ THỐNG</w:t>
@@ -15594,7 +16042,7 @@
         </w:numPr>
         <w:ind w:left="431" w:hanging="431"/>
       </w:pPr>
-      <w:bookmarkStart w:id="23" w:name="_Toc228954586"/>
+      <w:bookmarkStart w:id="23" w:name="_Toc229387202"/>
       <w:r>
         <w:t>Biểu đồ use case</w:t>
       </w:r>
@@ -15655,7 +16103,7 @@
       <w:pPr>
         <w:pStyle w:val="Caption"/>
       </w:pPr>
-      <w:bookmarkStart w:id="24" w:name="_Toc229037803"/>
+      <w:bookmarkStart w:id="24" w:name="_Toc229060567"/>
       <w:r>
         <w:t xml:space="preserve">Hình </w:t>
       </w:r>
@@ -16069,7 +16517,7 @@
           <w:numId w:val="85"/>
         </w:numPr>
       </w:pPr>
-      <w:bookmarkStart w:id="25" w:name="_Toc228954587"/>
+      <w:bookmarkStart w:id="25" w:name="_Toc229387203"/>
       <w:r>
         <w:t>Các use case chính</w:t>
       </w:r>
@@ -16129,7 +16577,7 @@
       <w:pPr>
         <w:pStyle w:val="Caption"/>
       </w:pPr>
-      <w:bookmarkStart w:id="26" w:name="_Toc229037804"/>
+      <w:bookmarkStart w:id="26" w:name="_Toc229060568"/>
       <w:r>
         <w:t xml:space="preserve">Hình </w:t>
       </w:r>
@@ -16268,7 +16716,7 @@
           <w:numId w:val="85"/>
         </w:numPr>
       </w:pPr>
-      <w:bookmarkStart w:id="27" w:name="_Toc228954588"/>
+      <w:bookmarkStart w:id="27" w:name="_Toc229387204"/>
       <w:r>
         <w:lastRenderedPageBreak/>
         <w:t>Các use case thứ cấp</w:t>
@@ -16333,7 +16781,7 @@
           <w:b/>
         </w:rPr>
       </w:pPr>
-      <w:bookmarkStart w:id="28" w:name="_Toc229037805"/>
+      <w:bookmarkStart w:id="28" w:name="_Toc229060569"/>
       <w:r>
         <w:t xml:space="preserve">Hình </w:t>
       </w:r>
@@ -16375,8 +16823,13 @@
           <w:numId w:val="85"/>
         </w:numPr>
       </w:pPr>
-      <w:r>
-        <w:t xml:space="preserve">Biểu đồ phân rã các use case </w:t>
+      <w:bookmarkStart w:id="29" w:name="_Toc229387205"/>
+      <w:r>
+        <w:t>Biểu đồ phân rã các use case</w:t>
+      </w:r>
+      <w:bookmarkEnd w:id="29"/>
+      <w:r>
+        <w:t xml:space="preserve"> </w:t>
       </w:r>
     </w:p>
     <w:p>
@@ -16384,6 +16837,9 @@
         <w:keepNext/>
       </w:pPr>
       <w:r>
+        <w:rPr>
+          <w:noProof/>
+        </w:rPr>
         <w:drawing>
           <wp:inline distT="0" distB="0" distL="0" distR="0" wp14:anchorId="401ED84B" wp14:editId="30071AF6">
             <wp:extent cx="5579745" cy="3287395"/>
@@ -16425,7 +16881,7 @@
       <w:pPr>
         <w:pStyle w:val="Caption"/>
       </w:pPr>
-      <w:bookmarkStart w:id="29" w:name="_Toc229037806"/>
+      <w:bookmarkStart w:id="30" w:name="_Toc229060570"/>
       <w:r>
         <w:t xml:space="preserve">Hình </w:t>
       </w:r>
@@ -16451,13 +16907,16 @@
       <w:r>
         <w:t xml:space="preserve"> Biểu đồ phân rã use case chính</w:t>
       </w:r>
-      <w:bookmarkEnd w:id="29"/>
+      <w:bookmarkEnd w:id="30"/>
     </w:p>
     <w:p>
       <w:pPr>
         <w:keepNext/>
       </w:pPr>
       <w:r>
+        <w:rPr>
+          <w:noProof/>
+        </w:rPr>
         <w:lastRenderedPageBreak/>
         <w:drawing>
           <wp:inline distT="0" distB="0" distL="0" distR="0" wp14:anchorId="7EBA9A9A" wp14:editId="01EC90B0">
@@ -16500,7 +16959,7 @@
       <w:pPr>
         <w:pStyle w:val="Caption"/>
       </w:pPr>
-      <w:bookmarkStart w:id="30" w:name="_Toc229037807"/>
+      <w:bookmarkStart w:id="31" w:name="_Toc229060571"/>
       <w:r>
         <w:t xml:space="preserve">Hình </w:t>
       </w:r>
@@ -16526,7 +16985,7 @@
       <w:r>
         <w:t xml:space="preserve"> Biểu đồ phân rã usecase thứ cáp</w:t>
       </w:r>
-      <w:bookmarkEnd w:id="30"/>
+      <w:bookmarkEnd w:id="31"/>
     </w:p>
     <w:p>
       <w:pPr>
@@ -16537,11 +16996,11 @@
         </w:numPr>
         <w:ind w:left="431" w:hanging="431"/>
       </w:pPr>
-      <w:bookmarkStart w:id="31" w:name="_Toc228954589"/>
+      <w:bookmarkStart w:id="32" w:name="_Toc229387206"/>
       <w:r>
         <w:t>Mô tả chi tiết các use case</w:t>
       </w:r>
-      <w:bookmarkEnd w:id="31"/>
+      <w:bookmarkEnd w:id="32"/>
       <w:r>
         <w:t xml:space="preserve"> </w:t>
       </w:r>
@@ -16554,7 +17013,7 @@
           <w:numId w:val="85"/>
         </w:numPr>
       </w:pPr>
-      <w:bookmarkStart w:id="32" w:name="_Toc228954590"/>
+      <w:bookmarkStart w:id="33" w:name="_Toc229387207"/>
       <w:r>
         <w:t xml:space="preserve">Mô tả use case </w:t>
       </w:r>
@@ -16564,13 +17023,13 @@
       <w:r>
         <w:t>ăng ký</w:t>
       </w:r>
-      <w:bookmarkEnd w:id="32"/>
+      <w:bookmarkEnd w:id="33"/>
     </w:p>
     <w:p>
       <w:pPr>
         <w:pStyle w:val="Caption"/>
       </w:pPr>
-      <w:bookmarkStart w:id="33" w:name="_Toc228954640"/>
+      <w:bookmarkStart w:id="34" w:name="_Toc229060623"/>
       <w:r>
         <w:t xml:space="preserve">Bảng </w:t>
       </w:r>
@@ -16596,7 +17055,7 @@
       <w:r>
         <w:t xml:space="preserve"> Bảng mô tả use case đăng ký</w:t>
       </w:r>
-      <w:bookmarkEnd w:id="33"/>
+      <w:bookmarkEnd w:id="34"/>
     </w:p>
     <w:tbl>
       <w:tblPr>
@@ -17516,7 +17975,7 @@
           <w:numId w:val="85"/>
         </w:numPr>
       </w:pPr>
-      <w:bookmarkStart w:id="34" w:name="_Toc228954591"/>
+      <w:bookmarkStart w:id="35" w:name="_Toc229387208"/>
       <w:r>
         <w:lastRenderedPageBreak/>
         <w:t xml:space="preserve">Mô tả use case </w:t>
@@ -17527,7 +17986,7 @@
       <w:r>
         <w:t>ăng nhập</w:t>
       </w:r>
-      <w:bookmarkEnd w:id="34"/>
+      <w:bookmarkEnd w:id="35"/>
       <w:r>
         <w:t xml:space="preserve"> </w:t>
       </w:r>
@@ -17536,7 +17995,7 @@
       <w:pPr>
         <w:pStyle w:val="Caption"/>
       </w:pPr>
-      <w:bookmarkStart w:id="35" w:name="_Toc228954641"/>
+      <w:bookmarkStart w:id="36" w:name="_Toc229060624"/>
       <w:r>
         <w:t xml:space="preserve">Bảng </w:t>
       </w:r>
@@ -17562,7 +18021,7 @@
       <w:r>
         <w:t xml:space="preserve"> Bảng mô tả usecase đăng nhập</w:t>
       </w:r>
-      <w:bookmarkEnd w:id="35"/>
+      <w:bookmarkEnd w:id="36"/>
     </w:p>
     <w:tbl>
       <w:tblPr>
@@ -18605,7 +19064,7 @@
           <w:numId w:val="85"/>
         </w:numPr>
       </w:pPr>
-      <w:bookmarkStart w:id="36" w:name="_Toc228954592"/>
+      <w:bookmarkStart w:id="37" w:name="_Toc229387209"/>
       <w:r>
         <w:t xml:space="preserve">Mô tả use case </w:t>
       </w:r>
@@ -18618,13 +19077,13 @@
       <w:r>
         <w:t>tài liệu học tập</w:t>
       </w:r>
-      <w:bookmarkEnd w:id="36"/>
+      <w:bookmarkEnd w:id="37"/>
     </w:p>
     <w:p>
       <w:pPr>
         <w:pStyle w:val="Caption"/>
       </w:pPr>
-      <w:bookmarkStart w:id="37" w:name="_Toc228954642"/>
+      <w:bookmarkStart w:id="38" w:name="_Toc229060625"/>
       <w:r>
         <w:t xml:space="preserve">Bảng </w:t>
       </w:r>
@@ -18650,7 +19109,7 @@
       <w:r>
         <w:t xml:space="preserve"> Bảng mô tả use case tìm kiếm tài liệu học tập</w:t>
       </w:r>
-      <w:bookmarkEnd w:id="37"/>
+      <w:bookmarkEnd w:id="38"/>
     </w:p>
     <w:tbl>
       <w:tblPr>
@@ -19498,7 +19957,7 @@
           <w:numId w:val="85"/>
         </w:numPr>
       </w:pPr>
-      <w:bookmarkStart w:id="38" w:name="_Toc228954593"/>
+      <w:bookmarkStart w:id="39" w:name="_Toc229387210"/>
       <w:r>
         <w:t xml:space="preserve">Mô tả use case </w:t>
       </w:r>
@@ -19508,7 +19967,7 @@
       <w:r>
         <w:t>uiz</w:t>
       </w:r>
-      <w:bookmarkEnd w:id="38"/>
+      <w:bookmarkEnd w:id="39"/>
       <w:r>
         <w:t xml:space="preserve"> </w:t>
       </w:r>
@@ -19517,7 +19976,7 @@
       <w:pPr>
         <w:pStyle w:val="Caption"/>
       </w:pPr>
-      <w:bookmarkStart w:id="39" w:name="_Toc228954643"/>
+      <w:bookmarkStart w:id="40" w:name="_Toc229060626"/>
       <w:r>
         <w:t xml:space="preserve">Bảng </w:t>
       </w:r>
@@ -19543,7 +20002,7 @@
       <w:r>
         <w:t xml:space="preserve"> Bảng mô tả use case Quiz</w:t>
       </w:r>
-      <w:bookmarkEnd w:id="39"/>
+      <w:bookmarkEnd w:id="40"/>
     </w:p>
     <w:tbl>
       <w:tblPr>
@@ -20432,20 +20891,20 @@
           <w:numId w:val="85"/>
         </w:numPr>
       </w:pPr>
-      <w:bookmarkStart w:id="40" w:name="_Toc228954594"/>
+      <w:bookmarkStart w:id="41" w:name="_Toc229387211"/>
       <w:r>
         <w:t xml:space="preserve">Mô tả use case </w:t>
       </w:r>
       <w:r>
         <w:t>quản lý tài khoản</w:t>
       </w:r>
-      <w:bookmarkEnd w:id="40"/>
+      <w:bookmarkEnd w:id="41"/>
     </w:p>
     <w:p>
       <w:pPr>
         <w:pStyle w:val="Caption"/>
       </w:pPr>
-      <w:bookmarkStart w:id="41" w:name="_Toc228954644"/>
+      <w:bookmarkStart w:id="42" w:name="_Toc229060627"/>
       <w:r>
         <w:t xml:space="preserve">Bảng </w:t>
       </w:r>
@@ -20471,7 +20930,7 @@
       <w:r>
         <w:t xml:space="preserve"> Bảng mô tả use case quản lý tài khoản</w:t>
       </w:r>
-      <w:bookmarkEnd w:id="41"/>
+      <w:bookmarkEnd w:id="42"/>
     </w:p>
     <w:tbl>
       <w:tblPr>
@@ -21268,7 +21727,7 @@
           <w:numId w:val="85"/>
         </w:numPr>
       </w:pPr>
-      <w:bookmarkStart w:id="42" w:name="_Toc228954595"/>
+      <w:bookmarkStart w:id="43" w:name="_Toc229387212"/>
       <w:r>
         <w:t xml:space="preserve">Mô tả use case </w:t>
       </w:r>
@@ -21278,13 +21737,13 @@
       <w:r>
         <w:t>thư mục cá nhân</w:t>
       </w:r>
-      <w:bookmarkEnd w:id="42"/>
+      <w:bookmarkEnd w:id="43"/>
     </w:p>
     <w:p>
       <w:pPr>
         <w:pStyle w:val="Caption"/>
       </w:pPr>
-      <w:bookmarkStart w:id="43" w:name="_Toc228954645"/>
+      <w:bookmarkStart w:id="44" w:name="_Toc229060628"/>
       <w:r>
         <w:t xml:space="preserve">Bảng </w:t>
       </w:r>
@@ -21310,7 +21769,7 @@
       <w:r>
         <w:t xml:space="preserve"> Bảng mô tả use case quản lý thư mục</w:t>
       </w:r>
-      <w:bookmarkEnd w:id="43"/>
+      <w:bookmarkEnd w:id="44"/>
     </w:p>
     <w:tbl>
       <w:tblPr>
@@ -22539,7 +22998,7 @@
           <w:numId w:val="85"/>
         </w:numPr>
       </w:pPr>
-      <w:bookmarkStart w:id="44" w:name="_Toc228954596"/>
+      <w:bookmarkStart w:id="45" w:name="_Toc229387213"/>
       <w:r>
         <w:t xml:space="preserve">Mô tả use case </w:t>
       </w:r>
@@ -22552,7 +23011,7 @@
       <w:r>
         <w:t>tài liệu học</w:t>
       </w:r>
-      <w:bookmarkEnd w:id="44"/>
+      <w:bookmarkEnd w:id="45"/>
       <w:r>
         <w:t xml:space="preserve"> </w:t>
       </w:r>
@@ -22561,7 +23020,7 @@
       <w:pPr>
         <w:pStyle w:val="Caption"/>
       </w:pPr>
-      <w:bookmarkStart w:id="45" w:name="_Toc228954646"/>
+      <w:bookmarkStart w:id="46" w:name="_Toc229060629"/>
       <w:r>
         <w:t xml:space="preserve">Bảng </w:t>
       </w:r>
@@ -22587,7 +23046,7 @@
       <w:r>
         <w:t xml:space="preserve"> Bảng mô tả use case quản lý tài liệu học</w:t>
       </w:r>
-      <w:bookmarkEnd w:id="45"/>
+      <w:bookmarkEnd w:id="46"/>
     </w:p>
     <w:tbl>
       <w:tblPr>
@@ -23846,7 +24305,7 @@
           <w:numId w:val="85"/>
         </w:numPr>
       </w:pPr>
-      <w:bookmarkStart w:id="46" w:name="_Toc228954597"/>
+      <w:bookmarkStart w:id="47" w:name="_Toc229387214"/>
       <w:r>
         <w:t xml:space="preserve">Mô tả use case </w:t>
       </w:r>
@@ -23862,13 +24321,13 @@
         </w:rPr>
         <w:t>tài liệu</w:t>
       </w:r>
-      <w:bookmarkEnd w:id="46"/>
+      <w:bookmarkEnd w:id="47"/>
     </w:p>
     <w:p>
       <w:pPr>
         <w:pStyle w:val="Caption"/>
       </w:pPr>
-      <w:bookmarkStart w:id="47" w:name="_Toc228954647"/>
+      <w:bookmarkStart w:id="48" w:name="_Toc229060630"/>
       <w:r>
         <w:t xml:space="preserve">Bảng </w:t>
       </w:r>
@@ -23894,7 +24353,7 @@
       <w:r>
         <w:t xml:space="preserve"> Bảng mô tả use case ôn tập tài liệu</w:t>
       </w:r>
-      <w:bookmarkEnd w:id="47"/>
+      <w:bookmarkEnd w:id="48"/>
     </w:p>
     <w:tbl>
       <w:tblPr>
@@ -24871,7 +25330,7 @@
           <w:numId w:val="85"/>
         </w:numPr>
       </w:pPr>
-      <w:bookmarkStart w:id="48" w:name="_Toc228954598"/>
+      <w:bookmarkStart w:id="49" w:name="_Toc229387215"/>
       <w:r>
         <w:t xml:space="preserve">Mô tả use case </w:t>
       </w:r>
@@ -24881,13 +25340,13 @@
       <w:r>
         <w:t>thẻ ghi nhớ</w:t>
       </w:r>
-      <w:bookmarkEnd w:id="48"/>
+      <w:bookmarkEnd w:id="49"/>
     </w:p>
     <w:p>
       <w:pPr>
         <w:pStyle w:val="Caption"/>
       </w:pPr>
-      <w:bookmarkStart w:id="49" w:name="_Toc228954648"/>
+      <w:bookmarkStart w:id="50" w:name="_Toc229060631"/>
       <w:r>
         <w:t xml:space="preserve">Bảng </w:t>
       </w:r>
@@ -24913,7 +25372,7 @@
       <w:r>
         <w:t xml:space="preserve"> Bảng mô tả use case quản lý thẻ ghi nhớ</w:t>
       </w:r>
-      <w:bookmarkEnd w:id="49"/>
+      <w:bookmarkEnd w:id="50"/>
     </w:p>
     <w:tbl>
       <w:tblPr>
@@ -26178,7 +26637,7 @@
           <w:numId w:val="85"/>
         </w:numPr>
       </w:pPr>
-      <w:bookmarkStart w:id="50" w:name="_Toc228954599"/>
+      <w:bookmarkStart w:id="51" w:name="_Toc229387216"/>
       <w:r>
         <w:t xml:space="preserve">Mô tả use case </w:t>
       </w:r>
@@ -26191,7 +26650,7 @@
       <w:r>
         <w:t>yêu thích</w:t>
       </w:r>
-      <w:bookmarkEnd w:id="50"/>
+      <w:bookmarkEnd w:id="51"/>
     </w:p>
     <w:p>
       <w:r>
@@ -26202,7 +26661,7 @@
       <w:pPr>
         <w:pStyle w:val="Caption"/>
       </w:pPr>
-      <w:bookmarkStart w:id="51" w:name="_Toc228954649"/>
+      <w:bookmarkStart w:id="52" w:name="_Toc229060632"/>
       <w:r>
         <w:t xml:space="preserve">Bảng </w:t>
       </w:r>
@@ -26228,7 +26687,7 @@
       <w:r>
         <w:t xml:space="preserve"> Bảng mô tả use case quản lý tài liệu học yêu thích</w:t>
       </w:r>
-      <w:bookmarkEnd w:id="51"/>
+      <w:bookmarkEnd w:id="52"/>
     </w:p>
     <w:tbl>
       <w:tblPr>
@@ -27166,20 +27625,20 @@
           <w:numId w:val="85"/>
         </w:numPr>
       </w:pPr>
-      <w:bookmarkStart w:id="52" w:name="_Toc228954600"/>
+      <w:bookmarkStart w:id="53" w:name="_Toc229387217"/>
       <w:r>
         <w:t xml:space="preserve">Mô tả use case </w:t>
       </w:r>
       <w:r>
         <w:t>quản lý danh sách tài khoản</w:t>
       </w:r>
-      <w:bookmarkEnd w:id="52"/>
+      <w:bookmarkEnd w:id="53"/>
     </w:p>
     <w:p>
       <w:pPr>
         <w:pStyle w:val="Caption"/>
       </w:pPr>
-      <w:bookmarkStart w:id="53" w:name="_Toc228954650"/>
+      <w:bookmarkStart w:id="54" w:name="_Toc229060633"/>
       <w:r>
         <w:t xml:space="preserve">Bảng </w:t>
       </w:r>
@@ -27205,7 +27664,7 @@
       <w:r>
         <w:t xml:space="preserve"> Bảng mô tả use case quản lý danh sách tài khoản</w:t>
       </w:r>
-      <w:bookmarkEnd w:id="53"/>
+      <w:bookmarkEnd w:id="54"/>
     </w:p>
     <w:tbl>
       <w:tblPr>
@@ -28215,14 +28674,14 @@
           <w:numId w:val="85"/>
         </w:numPr>
       </w:pPr>
-      <w:bookmarkStart w:id="54" w:name="_Toc228954601"/>
+      <w:bookmarkStart w:id="55" w:name="_Toc229387218"/>
       <w:r>
         <w:t xml:space="preserve">Mô tả use case </w:t>
       </w:r>
       <w:r>
         <w:t>xem thống kê</w:t>
       </w:r>
-      <w:bookmarkEnd w:id="54"/>
+      <w:bookmarkEnd w:id="55"/>
       <w:r>
         <w:t xml:space="preserve"> </w:t>
       </w:r>
@@ -28231,7 +28690,7 @@
       <w:pPr>
         <w:pStyle w:val="Caption"/>
       </w:pPr>
-      <w:bookmarkStart w:id="55" w:name="_Toc228954651"/>
+      <w:bookmarkStart w:id="56" w:name="_Toc229060634"/>
       <w:r>
         <w:t xml:space="preserve">Bảng </w:t>
       </w:r>
@@ -28257,7 +28716,7 @@
       <w:r>
         <w:t xml:space="preserve"> Bảng mô tả use case xem thống kê</w:t>
       </w:r>
-      <w:bookmarkEnd w:id="55"/>
+      <w:bookmarkEnd w:id="56"/>
     </w:p>
     <w:tbl>
       <w:tblPr>
@@ -28982,14 +29441,14 @@
         </w:numPr>
         <w:ind w:left="431" w:hanging="431"/>
       </w:pPr>
-      <w:bookmarkStart w:id="56" w:name="_Toc228954602"/>
+      <w:bookmarkStart w:id="57" w:name="_Toc229387219"/>
       <w:r>
         <w:t xml:space="preserve">Thiết kế </w:t>
       </w:r>
       <w:r>
         <w:t>các usecase</w:t>
       </w:r>
-      <w:bookmarkEnd w:id="56"/>
+      <w:bookmarkEnd w:id="57"/>
     </w:p>
     <w:p>
       <w:pPr>
@@ -28999,14 +29458,14 @@
           <w:numId w:val="85"/>
         </w:numPr>
       </w:pPr>
-      <w:bookmarkStart w:id="57" w:name="_Toc228954603"/>
+      <w:bookmarkStart w:id="58" w:name="_Toc229387220"/>
       <w:r>
         <w:t xml:space="preserve">Thiết kế use case </w:t>
       </w:r>
       <w:r>
         <w:t>đăng ký</w:t>
       </w:r>
-      <w:bookmarkEnd w:id="57"/>
+      <w:bookmarkEnd w:id="58"/>
       <w:r>
         <w:t xml:space="preserve"> </w:t>
       </w:r>
@@ -29083,7 +29542,7 @@
       <w:pPr>
         <w:pStyle w:val="Caption"/>
       </w:pPr>
-      <w:bookmarkStart w:id="58" w:name="_Toc229037808"/>
+      <w:bookmarkStart w:id="59" w:name="_Toc229060572"/>
       <w:r>
         <w:t xml:space="preserve">Hình </w:t>
       </w:r>
@@ -29109,7 +29568,7 @@
       <w:r>
         <w:t xml:space="preserve"> Biểu đồ VOPC use case đăng ký</w:t>
       </w:r>
-      <w:bookmarkEnd w:id="58"/>
+      <w:bookmarkEnd w:id="59"/>
     </w:p>
     <w:p>
       <w:pPr>
@@ -29193,7 +29652,7 @@
       <w:pPr>
         <w:pStyle w:val="Caption"/>
       </w:pPr>
-      <w:bookmarkStart w:id="59" w:name="_Toc229037809"/>
+      <w:bookmarkStart w:id="60" w:name="_Toc229060573"/>
       <w:r>
         <w:t xml:space="preserve">Hình </w:t>
       </w:r>
@@ -29222,7 +29681,7 @@
       <w:r>
         <w:t>Biểu đồ trình tự use case đăng ký</w:t>
       </w:r>
-      <w:bookmarkEnd w:id="59"/>
+      <w:bookmarkEnd w:id="60"/>
       <w:r>
         <w:t xml:space="preserve"> </w:t>
       </w:r>
@@ -29235,14 +29694,14 @@
           <w:numId w:val="85"/>
         </w:numPr>
       </w:pPr>
-      <w:bookmarkStart w:id="60" w:name="_Toc228954604"/>
+      <w:bookmarkStart w:id="61" w:name="_Toc229387221"/>
       <w:r>
         <w:t xml:space="preserve">Thiết kế use case </w:t>
       </w:r>
       <w:r>
         <w:t>đăng nhập</w:t>
       </w:r>
-      <w:bookmarkEnd w:id="60"/>
+      <w:bookmarkEnd w:id="61"/>
     </w:p>
     <w:p>
       <w:pPr>
@@ -29316,7 +29775,7 @@
       <w:pPr>
         <w:pStyle w:val="Caption"/>
       </w:pPr>
-      <w:bookmarkStart w:id="61" w:name="_Toc229037810"/>
+      <w:bookmarkStart w:id="62" w:name="_Toc229060574"/>
       <w:r>
         <w:t xml:space="preserve">Hình </w:t>
       </w:r>
@@ -29345,7 +29804,7 @@
       <w:r>
         <w:t>Biểu đồ VOPC use case đăng nhập</w:t>
       </w:r>
-      <w:bookmarkEnd w:id="61"/>
+      <w:bookmarkEnd w:id="62"/>
       <w:r>
         <w:t xml:space="preserve"> </w:t>
       </w:r>
@@ -29466,7 +29925,7 @@
       <w:pPr>
         <w:pStyle w:val="Caption"/>
       </w:pPr>
-      <w:bookmarkStart w:id="62" w:name="_Toc229037811"/>
+      <w:bookmarkStart w:id="63" w:name="_Toc229060575"/>
       <w:r>
         <w:t xml:space="preserve">Hình </w:t>
       </w:r>
@@ -29495,7 +29954,7 @@
       <w:r>
         <w:t>Biểu đồ trình tự use case đăng nhập</w:t>
       </w:r>
-      <w:bookmarkEnd w:id="62"/>
+      <w:bookmarkEnd w:id="63"/>
       <w:r>
         <w:t xml:space="preserve"> </w:t>
       </w:r>
@@ -29508,14 +29967,14 @@
           <w:numId w:val="85"/>
         </w:numPr>
       </w:pPr>
-      <w:bookmarkStart w:id="63" w:name="_Toc228954605"/>
+      <w:bookmarkStart w:id="64" w:name="_Toc229387222"/>
       <w:r>
         <w:t xml:space="preserve">Thiết kế use case </w:t>
       </w:r>
       <w:r>
         <w:t>tìm kiếm tài liệu học tập</w:t>
       </w:r>
-      <w:bookmarkEnd w:id="63"/>
+      <w:bookmarkEnd w:id="64"/>
       <w:r>
         <w:t xml:space="preserve"> </w:t>
       </w:r>
@@ -29584,7 +30043,7 @@
       <w:pPr>
         <w:pStyle w:val="Caption"/>
       </w:pPr>
-      <w:bookmarkStart w:id="64" w:name="_Toc229037812"/>
+      <w:bookmarkStart w:id="65" w:name="_Toc229060576"/>
       <w:r>
         <w:t xml:space="preserve">Hình </w:t>
       </w:r>
@@ -29613,7 +30072,7 @@
       <w:r>
         <w:t>Biểu đồ VOPC use case tìm kiếm tài liệu học tập</w:t>
       </w:r>
-      <w:bookmarkEnd w:id="64"/>
+      <w:bookmarkEnd w:id="65"/>
       <w:r>
         <w:rPr>
           <w:b/>
@@ -29763,7 +30222,7 @@
       <w:pPr>
         <w:pStyle w:val="Caption"/>
       </w:pPr>
-      <w:bookmarkStart w:id="65" w:name="_Toc229037813"/>
+      <w:bookmarkStart w:id="66" w:name="_Toc229060577"/>
       <w:r>
         <w:t xml:space="preserve">Hình </w:t>
       </w:r>
@@ -29792,7 +30251,7 @@
       <w:r>
         <w:t>Biểu đồ trình tự use case tìm kiếm tài liệu học tập</w:t>
       </w:r>
-      <w:bookmarkEnd w:id="65"/>
+      <w:bookmarkEnd w:id="66"/>
       <w:r>
         <w:t xml:space="preserve"> </w:t>
       </w:r>
@@ -29805,14 +30264,14 @@
           <w:numId w:val="85"/>
         </w:numPr>
       </w:pPr>
-      <w:bookmarkStart w:id="66" w:name="_Toc228954606"/>
+      <w:bookmarkStart w:id="67" w:name="_Toc229387223"/>
       <w:r>
         <w:t xml:space="preserve">Thiết kế use case </w:t>
       </w:r>
       <w:r>
         <w:t>quiz</w:t>
       </w:r>
-      <w:bookmarkEnd w:id="66"/>
+      <w:bookmarkEnd w:id="67"/>
     </w:p>
     <w:p>
       <w:pPr>
@@ -29887,7 +30346,7 @@
       <w:pPr>
         <w:pStyle w:val="Caption"/>
       </w:pPr>
-      <w:bookmarkStart w:id="67" w:name="_Toc229037814"/>
+      <w:bookmarkStart w:id="68" w:name="_Toc229060578"/>
       <w:r>
         <w:t xml:space="preserve">Hình </w:t>
       </w:r>
@@ -29916,7 +30375,7 @@
       <w:r>
         <w:t>Biểu đồ VOPC use case Quiz</w:t>
       </w:r>
-      <w:bookmarkEnd w:id="67"/>
+      <w:bookmarkEnd w:id="68"/>
     </w:p>
     <w:p>
       <w:pPr>
@@ -30045,7 +30504,7 @@
       <w:pPr>
         <w:pStyle w:val="Caption"/>
       </w:pPr>
-      <w:bookmarkStart w:id="68" w:name="_Toc229037815"/>
+      <w:bookmarkStart w:id="69" w:name="_Toc229060579"/>
       <w:r>
         <w:t xml:space="preserve">Hình </w:t>
       </w:r>
@@ -30074,7 +30533,7 @@
       <w:r>
         <w:t>Biểu đồ trình tự use case Quiz</w:t>
       </w:r>
-      <w:bookmarkEnd w:id="68"/>
+      <w:bookmarkEnd w:id="69"/>
     </w:p>
     <w:p>
       <w:pPr>
@@ -30084,14 +30543,14 @@
           <w:numId w:val="85"/>
         </w:numPr>
       </w:pPr>
-      <w:bookmarkStart w:id="69" w:name="_Toc228954607"/>
+      <w:bookmarkStart w:id="70" w:name="_Toc229387224"/>
       <w:r>
         <w:t xml:space="preserve">Thiết kế use case </w:t>
       </w:r>
       <w:r>
         <w:t>quản lý tài khoản</w:t>
       </w:r>
-      <w:bookmarkEnd w:id="69"/>
+      <w:bookmarkEnd w:id="70"/>
       <w:r>
         <w:t xml:space="preserve"> </w:t>
       </w:r>
@@ -30169,7 +30628,7 @@
       <w:pPr>
         <w:pStyle w:val="Caption"/>
       </w:pPr>
-      <w:bookmarkStart w:id="70" w:name="_Toc229037816"/>
+      <w:bookmarkStart w:id="71" w:name="_Toc229060580"/>
       <w:r>
         <w:t xml:space="preserve">Hình </w:t>
       </w:r>
@@ -30198,7 +30657,7 @@
       <w:r>
         <w:t>Biểu đồ VOPC use case quản lý tài khoản</w:t>
       </w:r>
-      <w:bookmarkEnd w:id="70"/>
+      <w:bookmarkEnd w:id="71"/>
     </w:p>
     <w:p>
       <w:pPr>
@@ -30318,7 +30777,7 @@
       <w:pPr>
         <w:pStyle w:val="Caption"/>
       </w:pPr>
-      <w:bookmarkStart w:id="71" w:name="_Toc229037817"/>
+      <w:bookmarkStart w:id="72" w:name="_Toc229060581"/>
       <w:r>
         <w:t xml:space="preserve">Hình </w:t>
       </w:r>
@@ -30347,7 +30806,7 @@
       <w:r>
         <w:t>Biểu đồ trình tự use case quản lý tài khoản</w:t>
       </w:r>
-      <w:bookmarkEnd w:id="71"/>
+      <w:bookmarkEnd w:id="72"/>
     </w:p>
     <w:p>
       <w:pPr>
@@ -30357,14 +30816,14 @@
           <w:numId w:val="85"/>
         </w:numPr>
       </w:pPr>
-      <w:bookmarkStart w:id="72" w:name="_Toc228954608"/>
+      <w:bookmarkStart w:id="73" w:name="_Toc229387225"/>
       <w:r>
         <w:t xml:space="preserve">Thiết kế use case </w:t>
       </w:r>
       <w:r>
         <w:t>quản lý thư mục cá nhân</w:t>
       </w:r>
-      <w:bookmarkEnd w:id="72"/>
+      <w:bookmarkEnd w:id="73"/>
     </w:p>
     <w:p>
       <w:pPr>
@@ -30439,7 +30898,7 @@
       <w:pPr>
         <w:pStyle w:val="Caption"/>
       </w:pPr>
-      <w:bookmarkStart w:id="73" w:name="_Toc229037818"/>
+      <w:bookmarkStart w:id="74" w:name="_Toc229060582"/>
       <w:r>
         <w:t xml:space="preserve">Hình </w:t>
       </w:r>
@@ -30468,7 +30927,7 @@
       <w:r>
         <w:t>Biểu đồ VOPC use case quản lý thư mục cá nhân</w:t>
       </w:r>
-      <w:bookmarkEnd w:id="73"/>
+      <w:bookmarkEnd w:id="74"/>
     </w:p>
     <w:p>
       <w:pPr>
@@ -30543,7 +31002,7 @@
       <w:pPr>
         <w:pStyle w:val="Caption"/>
       </w:pPr>
-      <w:bookmarkStart w:id="74" w:name="_Toc229037819"/>
+      <w:bookmarkStart w:id="75" w:name="_Toc229060583"/>
       <w:r>
         <w:t xml:space="preserve">Hình </w:t>
       </w:r>
@@ -30572,7 +31031,7 @@
       <w:r>
         <w:t>Biểu đồ trình tự use case quản lý thư mục cá nhân</w:t>
       </w:r>
-      <w:bookmarkEnd w:id="74"/>
+      <w:bookmarkEnd w:id="75"/>
     </w:p>
     <w:p>
       <w:pPr>
@@ -30582,14 +31041,14 @@
           <w:numId w:val="85"/>
         </w:numPr>
       </w:pPr>
-      <w:bookmarkStart w:id="75" w:name="_Toc228954609"/>
+      <w:bookmarkStart w:id="76" w:name="_Toc229387226"/>
       <w:r>
         <w:t xml:space="preserve">Thiết kế use case </w:t>
       </w:r>
       <w:r>
         <w:t>quản lý tài liệu học</w:t>
       </w:r>
-      <w:bookmarkEnd w:id="75"/>
+      <w:bookmarkEnd w:id="76"/>
       <w:r>
         <w:t xml:space="preserve"> </w:t>
       </w:r>
@@ -30667,7 +31126,7 @@
       <w:pPr>
         <w:pStyle w:val="Caption"/>
       </w:pPr>
-      <w:bookmarkStart w:id="76" w:name="_Toc229037820"/>
+      <w:bookmarkStart w:id="77" w:name="_Toc229060584"/>
       <w:r>
         <w:t xml:space="preserve">Hình </w:t>
       </w:r>
@@ -30696,7 +31155,7 @@
       <w:r>
         <w:t>Biểu đồ VOPC use case quản lý tài liệu học</w:t>
       </w:r>
-      <w:bookmarkEnd w:id="76"/>
+      <w:bookmarkEnd w:id="77"/>
     </w:p>
     <w:p>
       <w:pPr>
@@ -30770,7 +31229,7 @@
       <w:pPr>
         <w:pStyle w:val="Caption"/>
       </w:pPr>
-      <w:bookmarkStart w:id="77" w:name="_Toc229037821"/>
+      <w:bookmarkStart w:id="78" w:name="_Toc229060585"/>
       <w:r>
         <w:t xml:space="preserve">Hình </w:t>
       </w:r>
@@ -30799,7 +31258,7 @@
       <w:r>
         <w:t>Biểu đồ trình tự use case quản lý tài liệu học</w:t>
       </w:r>
-      <w:bookmarkEnd w:id="77"/>
+      <w:bookmarkEnd w:id="78"/>
     </w:p>
     <w:p>
       <w:pPr>
@@ -30809,14 +31268,14 @@
           <w:numId w:val="85"/>
         </w:numPr>
       </w:pPr>
-      <w:bookmarkStart w:id="78" w:name="_Toc228954610"/>
+      <w:bookmarkStart w:id="79" w:name="_Toc229387227"/>
       <w:r>
         <w:t xml:space="preserve">Thiết kế use case </w:t>
       </w:r>
       <w:r>
         <w:t>ôn tập tài liệu</w:t>
       </w:r>
-      <w:bookmarkEnd w:id="78"/>
+      <w:bookmarkEnd w:id="79"/>
       <w:r>
         <w:t xml:space="preserve"> </w:t>
       </w:r>
@@ -30894,7 +31353,7 @@
       <w:pPr>
         <w:pStyle w:val="Caption"/>
       </w:pPr>
-      <w:bookmarkStart w:id="79" w:name="_Toc229037822"/>
+      <w:bookmarkStart w:id="80" w:name="_Toc229060586"/>
       <w:r>
         <w:t xml:space="preserve">Hình </w:t>
       </w:r>
@@ -30923,7 +31382,7 @@
       <w:r>
         <w:t>Biểu đồ VOPC use case ôn tập tài liệu</w:t>
       </w:r>
-      <w:bookmarkEnd w:id="79"/>
+      <w:bookmarkEnd w:id="80"/>
     </w:p>
     <w:p>
       <w:pPr>
@@ -31000,7 +31459,7 @@
       <w:pPr>
         <w:pStyle w:val="Caption"/>
       </w:pPr>
-      <w:bookmarkStart w:id="80" w:name="_Toc229037823"/>
+      <w:bookmarkStart w:id="81" w:name="_Toc229060587"/>
       <w:r>
         <w:t xml:space="preserve">Hình </w:t>
       </w:r>
@@ -31029,7 +31488,7 @@
       <w:r>
         <w:t>Biểu đồ trình tự use case ôn tập tài liệu</w:t>
       </w:r>
-      <w:bookmarkEnd w:id="80"/>
+      <w:bookmarkEnd w:id="81"/>
     </w:p>
     <w:p>
       <w:pPr>
@@ -31039,14 +31498,14 @@
           <w:numId w:val="85"/>
         </w:numPr>
       </w:pPr>
-      <w:bookmarkStart w:id="81" w:name="_Toc228954611"/>
+      <w:bookmarkStart w:id="82" w:name="_Toc229387228"/>
       <w:r>
         <w:t xml:space="preserve">Thiết kế use case </w:t>
       </w:r>
       <w:r>
         <w:t>quản lý thẻ ghi nhớ</w:t>
       </w:r>
-      <w:bookmarkEnd w:id="81"/>
+      <w:bookmarkEnd w:id="82"/>
       <w:r>
         <w:t xml:space="preserve"> </w:t>
       </w:r>
@@ -31124,7 +31583,7 @@
       <w:pPr>
         <w:pStyle w:val="Caption"/>
       </w:pPr>
-      <w:bookmarkStart w:id="82" w:name="_Toc229037824"/>
+      <w:bookmarkStart w:id="83" w:name="_Toc229060588"/>
       <w:r>
         <w:t xml:space="preserve">Hình </w:t>
       </w:r>
@@ -31153,7 +31612,7 @@
       <w:r>
         <w:t>Biểu đồ VOPC use case xem quản lý thẻ ghi nhớ</w:t>
       </w:r>
-      <w:bookmarkEnd w:id="82"/>
+      <w:bookmarkEnd w:id="83"/>
     </w:p>
     <w:p>
       <w:pPr>
@@ -31280,7 +31739,7 @@
       <w:pPr>
         <w:pStyle w:val="Caption"/>
       </w:pPr>
-      <w:bookmarkStart w:id="83" w:name="_Toc229037825"/>
+      <w:bookmarkStart w:id="84" w:name="_Toc229060589"/>
       <w:r>
         <w:t xml:space="preserve">Hình </w:t>
       </w:r>
@@ -31309,7 +31768,7 @@
       <w:r>
         <w:t>Biểu đồ trình tự use case quản lý thẻ ghi nhớ</w:t>
       </w:r>
-      <w:bookmarkEnd w:id="83"/>
+      <w:bookmarkEnd w:id="84"/>
     </w:p>
     <w:p>
       <w:pPr>
@@ -31331,7 +31790,7 @@
           <w:numId w:val="85"/>
         </w:numPr>
       </w:pPr>
-      <w:bookmarkStart w:id="84" w:name="_Toc228954612"/>
+      <w:bookmarkStart w:id="85" w:name="_Toc229387229"/>
       <w:r>
         <w:lastRenderedPageBreak/>
         <w:t xml:space="preserve">Thiết kế use case </w:t>
@@ -31339,7 +31798,7 @@
       <w:r>
         <w:t>quản lý tài liệu học yêu thích</w:t>
       </w:r>
-      <w:bookmarkEnd w:id="84"/>
+      <w:bookmarkEnd w:id="85"/>
     </w:p>
     <w:p>
       <w:pPr>
@@ -31414,7 +31873,7 @@
       <w:pPr>
         <w:pStyle w:val="Caption"/>
       </w:pPr>
-      <w:bookmarkStart w:id="85" w:name="_Toc229037826"/>
+      <w:bookmarkStart w:id="86" w:name="_Toc229060590"/>
       <w:r>
         <w:t xml:space="preserve">Hình </w:t>
       </w:r>
@@ -31443,7 +31902,7 @@
       <w:r>
         <w:t>Biểu đồ VOPC use case quản lý tài liệu học yêu thích</w:t>
       </w:r>
-      <w:bookmarkEnd w:id="85"/>
+      <w:bookmarkEnd w:id="86"/>
     </w:p>
     <w:p>
       <w:pPr>
@@ -31519,7 +31978,7 @@
       <w:pPr>
         <w:pStyle w:val="Caption"/>
       </w:pPr>
-      <w:bookmarkStart w:id="86" w:name="_Toc229037827"/>
+      <w:bookmarkStart w:id="87" w:name="_Toc229060591"/>
       <w:r>
         <w:t xml:space="preserve">Hình </w:t>
       </w:r>
@@ -31548,7 +32007,7 @@
       <w:r>
         <w:t>Biểu đồ trình tự use case quản lý tài liệu học yêu thích</w:t>
       </w:r>
-      <w:bookmarkEnd w:id="86"/>
+      <w:bookmarkEnd w:id="87"/>
     </w:p>
     <w:p>
       <w:pPr>
@@ -31558,14 +32017,14 @@
           <w:numId w:val="85"/>
         </w:numPr>
       </w:pPr>
-      <w:bookmarkStart w:id="87" w:name="_Toc228954613"/>
+      <w:bookmarkStart w:id="88" w:name="_Toc229387230"/>
       <w:r>
         <w:t xml:space="preserve">Thiết kế use case </w:t>
       </w:r>
       <w:r>
         <w:t>quản lý danh sách tài khoản</w:t>
       </w:r>
-      <w:bookmarkEnd w:id="87"/>
+      <w:bookmarkEnd w:id="88"/>
     </w:p>
     <w:p>
       <w:pPr>
@@ -31641,7 +32100,7 @@
       <w:pPr>
         <w:pStyle w:val="Caption"/>
       </w:pPr>
-      <w:bookmarkStart w:id="88" w:name="_Toc229037828"/>
+      <w:bookmarkStart w:id="89" w:name="_Toc229060592"/>
       <w:r>
         <w:t xml:space="preserve">Hình </w:t>
       </w:r>
@@ -31670,7 +32129,7 @@
       <w:r>
         <w:t>Biểu đồ VOPC use case quản lý danh sách tài khoản</w:t>
       </w:r>
-      <w:bookmarkEnd w:id="88"/>
+      <w:bookmarkEnd w:id="89"/>
     </w:p>
     <w:p>
       <w:pPr>
@@ -31746,7 +32205,7 @@
       <w:pPr>
         <w:pStyle w:val="Caption"/>
       </w:pPr>
-      <w:bookmarkStart w:id="89" w:name="_Toc229037829"/>
+      <w:bookmarkStart w:id="90" w:name="_Toc229060593"/>
       <w:r>
         <w:t xml:space="preserve">Hình </w:t>
       </w:r>
@@ -31775,7 +32234,7 @@
       <w:r>
         <w:t>Biểu đồ trình tự use case quản lý danh sách tài khoản</w:t>
       </w:r>
-      <w:bookmarkEnd w:id="89"/>
+      <w:bookmarkEnd w:id="90"/>
     </w:p>
     <w:p>
       <w:pPr>
@@ -31785,14 +32244,14 @@
           <w:numId w:val="85"/>
         </w:numPr>
       </w:pPr>
-      <w:bookmarkStart w:id="90" w:name="_Toc228954614"/>
+      <w:bookmarkStart w:id="91" w:name="_Toc229387231"/>
       <w:r>
         <w:t xml:space="preserve">Thiết kế use case </w:t>
       </w:r>
       <w:r>
         <w:t>xem thống kê</w:t>
       </w:r>
-      <w:bookmarkEnd w:id="90"/>
+      <w:bookmarkEnd w:id="91"/>
       <w:r>
         <w:t xml:space="preserve"> </w:t>
       </w:r>
@@ -31871,7 +32330,7 @@
       <w:pPr>
         <w:pStyle w:val="Caption"/>
       </w:pPr>
-      <w:bookmarkStart w:id="91" w:name="_Toc229037830"/>
+      <w:bookmarkStart w:id="92" w:name="_Toc229060594"/>
       <w:r>
         <w:t xml:space="preserve">Hình </w:t>
       </w:r>
@@ -31900,7 +32359,7 @@
       <w:r>
         <w:t>Biểu đồ VOPC use case thống kê</w:t>
       </w:r>
-      <w:bookmarkEnd w:id="91"/>
+      <w:bookmarkEnd w:id="92"/>
     </w:p>
     <w:p>
       <w:pPr>
@@ -31976,7 +32435,7 @@
       <w:pPr>
         <w:pStyle w:val="Caption"/>
       </w:pPr>
-      <w:bookmarkStart w:id="92" w:name="_Toc229037831"/>
+      <w:bookmarkStart w:id="93" w:name="_Toc229060595"/>
       <w:r>
         <w:t xml:space="preserve">Hình </w:t>
       </w:r>
@@ -32005,7 +32464,7 @@
       <w:r>
         <w:t>Biểu đồ trình tự use case thống kê</w:t>
       </w:r>
-      <w:bookmarkEnd w:id="92"/>
+      <w:bookmarkEnd w:id="93"/>
     </w:p>
     <w:p>
       <w:pPr>
@@ -32016,11 +32475,11 @@
         </w:numPr>
         <w:ind w:left="431" w:hanging="431"/>
       </w:pPr>
-      <w:bookmarkStart w:id="93" w:name="_Toc228954615"/>
+      <w:bookmarkStart w:id="94" w:name="_Toc229387232"/>
       <w:r>
         <w:t>Thiết kế cơ sở dữ liệu</w:t>
       </w:r>
-      <w:bookmarkEnd w:id="93"/>
+      <w:bookmarkEnd w:id="94"/>
       <w:r>
         <w:t xml:space="preserve"> </w:t>
       </w:r>
@@ -32033,11 +32492,11 @@
           <w:numId w:val="85"/>
         </w:numPr>
       </w:pPr>
-      <w:bookmarkStart w:id="94" w:name="_Toc228954616"/>
+      <w:bookmarkStart w:id="95" w:name="_Toc229387233"/>
       <w:r>
         <w:t>Mô hình thực thể liên kết</w:t>
       </w:r>
-      <w:bookmarkEnd w:id="94"/>
+      <w:bookmarkEnd w:id="95"/>
       <w:r>
         <w:t xml:space="preserve"> </w:t>
       </w:r>
@@ -32096,7 +32555,7 @@
       <w:pPr>
         <w:pStyle w:val="Caption"/>
       </w:pPr>
-      <w:bookmarkStart w:id="95" w:name="_Toc229037832"/>
+      <w:bookmarkStart w:id="96" w:name="_Toc229060596"/>
       <w:r>
         <w:t xml:space="preserve">Hình </w:t>
       </w:r>
@@ -32122,7 +32581,7 @@
       <w:r>
         <w:t xml:space="preserve"> Mô hình thực thể liên kết</w:t>
       </w:r>
-      <w:bookmarkEnd w:id="95"/>
+      <w:bookmarkEnd w:id="96"/>
     </w:p>
     <w:p>
       <w:pPr>
@@ -32132,11 +32591,11 @@
           <w:numId w:val="85"/>
         </w:numPr>
       </w:pPr>
-      <w:bookmarkStart w:id="96" w:name="_Toc228954617"/>
+      <w:bookmarkStart w:id="97" w:name="_Toc229387234"/>
       <w:r>
         <w:t>Các bảng thiết kế</w:t>
       </w:r>
-      <w:bookmarkEnd w:id="96"/>
+      <w:bookmarkEnd w:id="97"/>
       <w:r>
         <w:t xml:space="preserve"> </w:t>
       </w:r>
@@ -32161,7 +32620,7 @@
       <w:pPr>
         <w:pStyle w:val="Caption"/>
       </w:pPr>
-      <w:bookmarkStart w:id="97" w:name="_Toc228954652"/>
+      <w:bookmarkStart w:id="98" w:name="_Toc229060635"/>
       <w:r>
         <w:t xml:space="preserve">Bảng </w:t>
       </w:r>
@@ -32187,7 +32646,7 @@
       <w:r>
         <w:t xml:space="preserve"> Bảng users</w:t>
       </w:r>
-      <w:bookmarkEnd w:id="97"/>
+      <w:bookmarkEnd w:id="98"/>
     </w:p>
     <w:tbl>
       <w:tblPr>
@@ -32893,7 +33352,7 @@
       <w:pPr>
         <w:pStyle w:val="Caption"/>
       </w:pPr>
-      <w:bookmarkStart w:id="98" w:name="_Toc228954653"/>
+      <w:bookmarkStart w:id="99" w:name="_Toc229060636"/>
       <w:r>
         <w:t xml:space="preserve">Bảng </w:t>
       </w:r>
@@ -32919,7 +33378,7 @@
       <w:r>
         <w:t xml:space="preserve"> Bảng folder</w:t>
       </w:r>
-      <w:bookmarkEnd w:id="98"/>
+      <w:bookmarkEnd w:id="99"/>
     </w:p>
     <w:tbl>
       <w:tblPr>
@@ -33371,7 +33830,7 @@
       <w:pPr>
         <w:pStyle w:val="Caption"/>
       </w:pPr>
-      <w:bookmarkStart w:id="99" w:name="_Toc228954654"/>
+      <w:bookmarkStart w:id="100" w:name="_Toc229060637"/>
       <w:r>
         <w:t xml:space="preserve">Bảng </w:t>
       </w:r>
@@ -33397,7 +33856,7 @@
       <w:r>
         <w:t xml:space="preserve"> Bảng flashcard_set</w:t>
       </w:r>
-      <w:bookmarkEnd w:id="99"/>
+      <w:bookmarkEnd w:id="100"/>
     </w:p>
     <w:tbl>
       <w:tblPr>
@@ -34100,7 +34559,7 @@
       <w:pPr>
         <w:pStyle w:val="Caption"/>
       </w:pPr>
-      <w:bookmarkStart w:id="100" w:name="_Toc228954655"/>
+      <w:bookmarkStart w:id="101" w:name="_Toc229060638"/>
       <w:r>
         <w:t xml:space="preserve">Bảng </w:t>
       </w:r>
@@ -34126,7 +34585,7 @@
       <w:r>
         <w:t xml:space="preserve"> Bảng flashcard</w:t>
       </w:r>
-      <w:bookmarkEnd w:id="100"/>
+      <w:bookmarkEnd w:id="101"/>
     </w:p>
     <w:tbl>
       <w:tblPr>
@@ -34673,7 +35132,7 @@
       <w:pPr>
         <w:pStyle w:val="Caption"/>
       </w:pPr>
-      <w:bookmarkStart w:id="101" w:name="_Toc228954656"/>
+      <w:bookmarkStart w:id="102" w:name="_Toc229060639"/>
       <w:r>
         <w:t xml:space="preserve">Bảng </w:t>
       </w:r>
@@ -34699,7 +35158,7 @@
       <w:r>
         <w:t xml:space="preserve"> Bảng user_progress</w:t>
       </w:r>
-      <w:bookmarkEnd w:id="101"/>
+      <w:bookmarkEnd w:id="102"/>
     </w:p>
     <w:tbl>
       <w:tblPr>
@@ -35402,7 +35861,7 @@
       <w:pPr>
         <w:pStyle w:val="Caption"/>
       </w:pPr>
-      <w:bookmarkStart w:id="102" w:name="_Toc228954657"/>
+      <w:bookmarkStart w:id="103" w:name="_Toc229060640"/>
       <w:r>
         <w:t xml:space="preserve">Bảng </w:t>
       </w:r>
@@ -35427,652 +35886,6 @@
       </w:fldSimple>
       <w:r>
         <w:t xml:space="preserve"> Bảng quiz</w:t>
-      </w:r>
-      <w:bookmarkEnd w:id="102"/>
-    </w:p>
-    <w:tbl>
-      <w:tblPr>
-        <w:tblStyle w:val="TableGrid0"/>
-        <w:tblW w:w="0" w:type="auto"/>
-        <w:tblInd w:w="7" w:type="dxa"/>
-        <w:tblLook w:val="04A0" w:firstRow="1" w:lastRow="0" w:firstColumn="1" w:lastColumn="0" w:noHBand="0" w:noVBand="1"/>
-      </w:tblPr>
-      <w:tblGrid>
-        <w:gridCol w:w="2389"/>
-        <w:gridCol w:w="2392"/>
-        <w:gridCol w:w="2392"/>
-        <w:gridCol w:w="2391"/>
-      </w:tblGrid>
-      <w:tr>
-        <w:tc>
-          <w:tcPr>
-            <w:tcW w:w="2389" w:type="dxa"/>
-          </w:tcPr>
-          <w:p>
-            <w:pPr>
-              <w:spacing w:after="179" w:line="259" w:lineRule="auto"/>
-              <w:jc w:val="center"/>
-              <w:rPr>
-                <w:b/>
-              </w:rPr>
-            </w:pPr>
-            <w:r>
-              <w:rPr>
-                <w:b/>
-              </w:rPr>
-              <w:t>STT</w:t>
-            </w:r>
-          </w:p>
-        </w:tc>
-        <w:tc>
-          <w:tcPr>
-            <w:tcW w:w="2392" w:type="dxa"/>
-          </w:tcPr>
-          <w:p>
-            <w:pPr>
-              <w:spacing w:after="179" w:line="259" w:lineRule="auto"/>
-              <w:jc w:val="center"/>
-              <w:rPr>
-                <w:b/>
-              </w:rPr>
-            </w:pPr>
-            <w:r>
-              <w:rPr>
-                <w:b/>
-              </w:rPr>
-              <w:t>Tên trường</w:t>
-            </w:r>
-          </w:p>
-        </w:tc>
-        <w:tc>
-          <w:tcPr>
-            <w:tcW w:w="2392" w:type="dxa"/>
-          </w:tcPr>
-          <w:p>
-            <w:pPr>
-              <w:spacing w:after="179" w:line="259" w:lineRule="auto"/>
-              <w:jc w:val="center"/>
-              <w:rPr>
-                <w:b/>
-              </w:rPr>
-            </w:pPr>
-            <w:r>
-              <w:rPr>
-                <w:b/>
-              </w:rPr>
-              <w:t>Kiểu dữ liệu</w:t>
-            </w:r>
-          </w:p>
-        </w:tc>
-        <w:tc>
-          <w:tcPr>
-            <w:tcW w:w="2391" w:type="dxa"/>
-          </w:tcPr>
-          <w:p>
-            <w:pPr>
-              <w:spacing w:after="179" w:line="259" w:lineRule="auto"/>
-              <w:jc w:val="center"/>
-              <w:rPr>
-                <w:b/>
-              </w:rPr>
-            </w:pPr>
-            <w:r>
-              <w:rPr>
-                <w:b/>
-              </w:rPr>
-              <w:t>Mô tả</w:t>
-            </w:r>
-          </w:p>
-        </w:tc>
-      </w:tr>
-      <w:tr>
-        <w:tc>
-          <w:tcPr>
-            <w:tcW w:w="2389" w:type="dxa"/>
-          </w:tcPr>
-          <w:p>
-            <w:pPr>
-              <w:spacing w:after="179" w:line="259" w:lineRule="auto"/>
-              <w:jc w:val="center"/>
-              <w:rPr>
-                <w:bCs/>
-              </w:rPr>
-            </w:pPr>
-            <w:r>
-              <w:rPr>
-                <w:bCs/>
-              </w:rPr>
-              <w:t>1</w:t>
-            </w:r>
-          </w:p>
-        </w:tc>
-        <w:tc>
-          <w:tcPr>
-            <w:tcW w:w="2392" w:type="dxa"/>
-          </w:tcPr>
-          <w:p>
-            <w:pPr>
-              <w:spacing w:after="179" w:line="259" w:lineRule="auto"/>
-              <w:jc w:val="left"/>
-              <w:rPr>
-                <w:bCs/>
-              </w:rPr>
-            </w:pPr>
-            <w:r>
-              <w:rPr>
-                <w:bCs/>
-              </w:rPr>
-              <w:t>Id</w:t>
-            </w:r>
-          </w:p>
-        </w:tc>
-        <w:tc>
-          <w:tcPr>
-            <w:tcW w:w="2392" w:type="dxa"/>
-          </w:tcPr>
-          <w:p>
-            <w:pPr>
-              <w:spacing w:after="179" w:line="259" w:lineRule="auto"/>
-              <w:jc w:val="left"/>
-              <w:rPr>
-                <w:bCs/>
-              </w:rPr>
-            </w:pPr>
-            <w:r>
-              <w:rPr>
-                <w:bCs/>
-              </w:rPr>
-              <w:t>Big int</w:t>
-            </w:r>
-          </w:p>
-        </w:tc>
-        <w:tc>
-          <w:tcPr>
-            <w:tcW w:w="2391" w:type="dxa"/>
-          </w:tcPr>
-          <w:p>
-            <w:pPr>
-              <w:spacing w:after="179" w:line="259" w:lineRule="auto"/>
-              <w:jc w:val="left"/>
-              <w:rPr>
-                <w:bCs/>
-              </w:rPr>
-            </w:pPr>
-            <w:r>
-              <w:rPr>
-                <w:bCs/>
-              </w:rPr>
-              <w:t>Khóa chính, tăng tự động</w:t>
-            </w:r>
-          </w:p>
-        </w:tc>
-      </w:tr>
-      <w:tr>
-        <w:tc>
-          <w:tcPr>
-            <w:tcW w:w="2389" w:type="dxa"/>
-          </w:tcPr>
-          <w:p>
-            <w:pPr>
-              <w:spacing w:after="179" w:line="259" w:lineRule="auto"/>
-              <w:jc w:val="center"/>
-              <w:rPr>
-                <w:bCs/>
-              </w:rPr>
-            </w:pPr>
-            <w:r>
-              <w:rPr>
-                <w:bCs/>
-              </w:rPr>
-              <w:t>2</w:t>
-            </w:r>
-          </w:p>
-        </w:tc>
-        <w:tc>
-          <w:tcPr>
-            <w:tcW w:w="2392" w:type="dxa"/>
-          </w:tcPr>
-          <w:p>
-            <w:pPr>
-              <w:spacing w:after="179" w:line="259" w:lineRule="auto"/>
-              <w:jc w:val="left"/>
-              <w:rPr>
-                <w:bCs/>
-              </w:rPr>
-            </w:pPr>
-            <w:r>
-              <w:rPr>
-                <w:bCs/>
-              </w:rPr>
-              <w:t>created_at</w:t>
-            </w:r>
-          </w:p>
-        </w:tc>
-        <w:tc>
-          <w:tcPr>
-            <w:tcW w:w="2392" w:type="dxa"/>
-          </w:tcPr>
-          <w:p>
-            <w:pPr>
-              <w:spacing w:after="179" w:line="259" w:lineRule="auto"/>
-              <w:jc w:val="left"/>
-              <w:rPr>
-                <w:bCs/>
-              </w:rPr>
-            </w:pPr>
-            <w:r>
-              <w:rPr>
-                <w:bCs/>
-              </w:rPr>
-              <w:t>Datetime</w:t>
-            </w:r>
-          </w:p>
-        </w:tc>
-        <w:tc>
-          <w:tcPr>
-            <w:tcW w:w="2391" w:type="dxa"/>
-          </w:tcPr>
-          <w:p>
-            <w:pPr>
-              <w:spacing w:after="179" w:line="259" w:lineRule="auto"/>
-              <w:jc w:val="left"/>
-              <w:rPr>
-                <w:bCs/>
-              </w:rPr>
-            </w:pPr>
-            <w:r>
-              <w:rPr>
-                <w:bCs/>
-              </w:rPr>
-              <w:t>Ngày tạo</w:t>
-            </w:r>
-          </w:p>
-        </w:tc>
-      </w:tr>
-      <w:tr>
-        <w:tc>
-          <w:tcPr>
-            <w:tcW w:w="2389" w:type="dxa"/>
-          </w:tcPr>
-          <w:p>
-            <w:pPr>
-              <w:spacing w:after="179" w:line="259" w:lineRule="auto"/>
-              <w:jc w:val="center"/>
-              <w:rPr>
-                <w:bCs/>
-              </w:rPr>
-            </w:pPr>
-            <w:r>
-              <w:rPr>
-                <w:bCs/>
-              </w:rPr>
-              <w:t>3</w:t>
-            </w:r>
-          </w:p>
-        </w:tc>
-        <w:tc>
-          <w:tcPr>
-            <w:tcW w:w="2392" w:type="dxa"/>
-          </w:tcPr>
-          <w:p>
-            <w:pPr>
-              <w:spacing w:after="179" w:line="259" w:lineRule="auto"/>
-              <w:jc w:val="left"/>
-              <w:rPr>
-                <w:bCs/>
-              </w:rPr>
-            </w:pPr>
-            <w:r>
-              <w:rPr>
-                <w:bCs/>
-              </w:rPr>
-              <w:t>score</w:t>
-            </w:r>
-          </w:p>
-        </w:tc>
-        <w:tc>
-          <w:tcPr>
-            <w:tcW w:w="2392" w:type="dxa"/>
-          </w:tcPr>
-          <w:p>
-            <w:pPr>
-              <w:spacing w:after="179" w:line="259" w:lineRule="auto"/>
-              <w:jc w:val="left"/>
-              <w:rPr>
-                <w:bCs/>
-              </w:rPr>
-            </w:pPr>
-            <w:r>
-              <w:rPr>
-                <w:bCs/>
-              </w:rPr>
-              <w:t>Int</w:t>
-            </w:r>
-          </w:p>
-        </w:tc>
-        <w:tc>
-          <w:tcPr>
-            <w:tcW w:w="2391" w:type="dxa"/>
-          </w:tcPr>
-          <w:p>
-            <w:pPr>
-              <w:spacing w:after="179" w:line="259" w:lineRule="auto"/>
-              <w:jc w:val="left"/>
-              <w:rPr>
-                <w:bCs/>
-              </w:rPr>
-            </w:pPr>
-            <w:r>
-              <w:rPr>
-                <w:bCs/>
-              </w:rPr>
-              <w:t>Điểm số</w:t>
-            </w:r>
-          </w:p>
-        </w:tc>
-      </w:tr>
-      <w:tr>
-        <w:tc>
-          <w:tcPr>
-            <w:tcW w:w="2389" w:type="dxa"/>
-          </w:tcPr>
-          <w:p>
-            <w:pPr>
-              <w:spacing w:after="179" w:line="259" w:lineRule="auto"/>
-              <w:jc w:val="center"/>
-              <w:rPr>
-                <w:bCs/>
-              </w:rPr>
-            </w:pPr>
-            <w:r>
-              <w:rPr>
-                <w:bCs/>
-              </w:rPr>
-              <w:t>4</w:t>
-            </w:r>
-          </w:p>
-        </w:tc>
-        <w:tc>
-          <w:tcPr>
-            <w:tcW w:w="2392" w:type="dxa"/>
-          </w:tcPr>
-          <w:p>
-            <w:pPr>
-              <w:spacing w:after="179" w:line="259" w:lineRule="auto"/>
-              <w:jc w:val="left"/>
-              <w:rPr>
-                <w:bCs/>
-              </w:rPr>
-            </w:pPr>
-            <w:r>
-              <w:rPr>
-                <w:bCs/>
-              </w:rPr>
-              <w:t>total_question</w:t>
-            </w:r>
-          </w:p>
-        </w:tc>
-        <w:tc>
-          <w:tcPr>
-            <w:tcW w:w="2392" w:type="dxa"/>
-          </w:tcPr>
-          <w:p>
-            <w:pPr>
-              <w:spacing w:after="179" w:line="259" w:lineRule="auto"/>
-              <w:jc w:val="left"/>
-              <w:rPr>
-                <w:bCs/>
-              </w:rPr>
-            </w:pPr>
-            <w:r>
-              <w:rPr>
-                <w:bCs/>
-              </w:rPr>
-              <w:t>Int</w:t>
-            </w:r>
-          </w:p>
-        </w:tc>
-        <w:tc>
-          <w:tcPr>
-            <w:tcW w:w="2391" w:type="dxa"/>
-          </w:tcPr>
-          <w:p>
-            <w:pPr>
-              <w:spacing w:after="179" w:line="259" w:lineRule="auto"/>
-              <w:jc w:val="left"/>
-              <w:rPr>
-                <w:bCs/>
-              </w:rPr>
-            </w:pPr>
-            <w:r>
-              <w:rPr>
-                <w:bCs/>
-              </w:rPr>
-              <w:t>Tổng số câu hỏi</w:t>
-            </w:r>
-          </w:p>
-        </w:tc>
-      </w:tr>
-      <w:tr>
-        <w:tc>
-          <w:tcPr>
-            <w:tcW w:w="2389" w:type="dxa"/>
-          </w:tcPr>
-          <w:p>
-            <w:pPr>
-              <w:spacing w:after="179" w:line="259" w:lineRule="auto"/>
-              <w:jc w:val="center"/>
-              <w:rPr>
-                <w:bCs/>
-              </w:rPr>
-            </w:pPr>
-            <w:r>
-              <w:rPr>
-                <w:bCs/>
-              </w:rPr>
-              <w:t>5</w:t>
-            </w:r>
-          </w:p>
-        </w:tc>
-        <w:tc>
-          <w:tcPr>
-            <w:tcW w:w="2392" w:type="dxa"/>
-          </w:tcPr>
-          <w:p>
-            <w:pPr>
-              <w:spacing w:after="179" w:line="259" w:lineRule="auto"/>
-              <w:jc w:val="left"/>
-              <w:rPr>
-                <w:bCs/>
-              </w:rPr>
-            </w:pPr>
-            <w:r>
-              <w:rPr>
-                <w:bCs/>
-              </w:rPr>
-              <w:t>set_id</w:t>
-            </w:r>
-          </w:p>
-        </w:tc>
-        <w:tc>
-          <w:tcPr>
-            <w:tcW w:w="2392" w:type="dxa"/>
-          </w:tcPr>
-          <w:p>
-            <w:pPr>
-              <w:spacing w:after="179" w:line="259" w:lineRule="auto"/>
-              <w:jc w:val="left"/>
-              <w:rPr>
-                <w:bCs/>
-              </w:rPr>
-            </w:pPr>
-            <w:r>
-              <w:rPr>
-                <w:bCs/>
-              </w:rPr>
-              <w:t>Bigint</w:t>
-            </w:r>
-          </w:p>
-        </w:tc>
-        <w:tc>
-          <w:tcPr>
-            <w:tcW w:w="2391" w:type="dxa"/>
-          </w:tcPr>
-          <w:p>
-            <w:pPr>
-              <w:spacing w:after="179" w:line="259" w:lineRule="auto"/>
-              <w:jc w:val="left"/>
-              <w:rPr>
-                <w:bCs/>
-              </w:rPr>
-            </w:pPr>
-            <w:r>
-              <w:rPr>
-                <w:bCs/>
-              </w:rPr>
-              <w:t>Khóa ngoại liên kết bảng flashcard_set</w:t>
-            </w:r>
-          </w:p>
-        </w:tc>
-      </w:tr>
-      <w:tr>
-        <w:tc>
-          <w:tcPr>
-            <w:tcW w:w="2389" w:type="dxa"/>
-          </w:tcPr>
-          <w:p>
-            <w:pPr>
-              <w:spacing w:after="179" w:line="259" w:lineRule="auto"/>
-              <w:jc w:val="center"/>
-              <w:rPr>
-                <w:bCs/>
-              </w:rPr>
-            </w:pPr>
-            <w:r>
-              <w:rPr>
-                <w:bCs/>
-              </w:rPr>
-              <w:t>6</w:t>
-            </w:r>
-          </w:p>
-        </w:tc>
-        <w:tc>
-          <w:tcPr>
-            <w:tcW w:w="2392" w:type="dxa"/>
-          </w:tcPr>
-          <w:p>
-            <w:pPr>
-              <w:spacing w:after="179" w:line="259" w:lineRule="auto"/>
-              <w:jc w:val="left"/>
-              <w:rPr>
-                <w:bCs/>
-              </w:rPr>
-            </w:pPr>
-            <w:r>
-              <w:rPr>
-                <w:bCs/>
-              </w:rPr>
-              <w:t>user_id</w:t>
-            </w:r>
-          </w:p>
-        </w:tc>
-        <w:tc>
-          <w:tcPr>
-            <w:tcW w:w="2392" w:type="dxa"/>
-          </w:tcPr>
-          <w:p>
-            <w:pPr>
-              <w:spacing w:after="179" w:line="259" w:lineRule="auto"/>
-              <w:jc w:val="left"/>
-              <w:rPr>
-                <w:bCs/>
-              </w:rPr>
-            </w:pPr>
-            <w:r>
-              <w:rPr>
-                <w:bCs/>
-              </w:rPr>
-              <w:t>Bigint</w:t>
-            </w:r>
-          </w:p>
-        </w:tc>
-        <w:tc>
-          <w:tcPr>
-            <w:tcW w:w="2391" w:type="dxa"/>
-          </w:tcPr>
-          <w:p>
-            <w:pPr>
-              <w:spacing w:after="179" w:line="259" w:lineRule="auto"/>
-              <w:jc w:val="left"/>
-              <w:rPr>
-                <w:bCs/>
-              </w:rPr>
-            </w:pPr>
-            <w:r>
-              <w:rPr>
-                <w:bCs/>
-              </w:rPr>
-              <w:t>Khóa ngoại liên kết bảng users</w:t>
-            </w:r>
-          </w:p>
-        </w:tc>
-      </w:tr>
-    </w:tbl>
-    <w:p>
-      <w:pPr>
-        <w:spacing w:after="206" w:line="259" w:lineRule="auto"/>
-        <w:ind w:left="7"/>
-        <w:jc w:val="left"/>
-        <w:rPr>
-          <w:b/>
-        </w:rPr>
-      </w:pPr>
-    </w:p>
-    <w:p>
-      <w:pPr>
-        <w:spacing w:after="184" w:line="259" w:lineRule="auto"/>
-        <w:ind w:left="7"/>
-        <w:jc w:val="left"/>
-        <w:rPr>
-          <w:b/>
-        </w:rPr>
-      </w:pPr>
-      <w:r>
-        <w:rPr>
-          <w:b/>
-        </w:rPr>
-        <w:t xml:space="preserve">Bảng quiz_answer </w:t>
-      </w:r>
-    </w:p>
-    <w:p>
-      <w:pPr>
-        <w:pStyle w:val="Caption"/>
-      </w:pPr>
-      <w:bookmarkStart w:id="103" w:name="_Toc228954658"/>
-      <w:r>
-        <w:t xml:space="preserve">Bảng </w:t>
-      </w:r>
-      <w:fldSimple w:instr=" STYLEREF 1 \s ">
-        <w:r>
-          <w:rPr>
-            <w:noProof/>
-          </w:rPr>
-          <w:t>2</w:t>
-        </w:r>
-      </w:fldSimple>
-      <w:r>
-        <w:t>.</w:t>
-      </w:r>
-      <w:fldSimple w:instr=" SEQ Bảng \* ARABIC \s 1 ">
-        <w:r>
-          <w:rPr>
-            <w:noProof/>
-          </w:rPr>
-          <w:t>19</w:t>
-        </w:r>
-      </w:fldSimple>
-      <w:r>
-        <w:t xml:space="preserve"> Bảng quiz_answer</w:t>
       </w:r>
       <w:bookmarkEnd w:id="103"/>
     </w:p>
@@ -36290,7 +36103,7 @@
               <w:rPr>
                 <w:bCs/>
               </w:rPr>
-              <w:t>is_correct</w:t>
+              <w:t>created_at</w:t>
             </w:r>
           </w:p>
         </w:tc>
@@ -36310,7 +36123,7 @@
               <w:rPr>
                 <w:bCs/>
               </w:rPr>
-              <w:t>Bit</w:t>
+              <w:t>Datetime</w:t>
             </w:r>
           </w:p>
         </w:tc>
@@ -36330,7 +36143,7 @@
               <w:rPr>
                 <w:bCs/>
               </w:rPr>
-              <w:t>Kiểm tra câu trả lời</w:t>
+              <w:t>Ngày tạo</w:t>
             </w:r>
           </w:p>
         </w:tc>
@@ -36372,7 +36185,7 @@
               <w:rPr>
                 <w:bCs/>
               </w:rPr>
-              <w:t>user_answer</w:t>
+              <w:t>score</w:t>
             </w:r>
           </w:p>
         </w:tc>
@@ -36392,7 +36205,7 @@
               <w:rPr>
                 <w:bCs/>
               </w:rPr>
-              <w:t>Text</w:t>
+              <w:t>Int</w:t>
             </w:r>
           </w:p>
         </w:tc>
@@ -36412,7 +36225,7 @@
               <w:rPr>
                 <w:bCs/>
               </w:rPr>
-              <w:t>Câu trả lời của người dùng</w:t>
+              <w:t>Điểm số</w:t>
             </w:r>
           </w:p>
         </w:tc>
@@ -36454,7 +36267,7 @@
               <w:rPr>
                 <w:bCs/>
               </w:rPr>
-              <w:t>flashcard_id</w:t>
+              <w:t>total_question</w:t>
             </w:r>
           </w:p>
         </w:tc>
@@ -36474,7 +36287,7 @@
               <w:rPr>
                 <w:bCs/>
               </w:rPr>
-              <w:t>Bigint</w:t>
+              <w:t>Int</w:t>
             </w:r>
           </w:p>
         </w:tc>
@@ -36494,7 +36307,7 @@
               <w:rPr>
                 <w:bCs/>
               </w:rPr>
-              <w:t>Khóa ngoại liên kết bảng flashcard</w:t>
+              <w:t>Tổng số câu hỏi</w:t>
             </w:r>
           </w:p>
         </w:tc>
@@ -36516,7 +36329,6 @@
               <w:rPr>
                 <w:bCs/>
               </w:rPr>
-              <w:lastRenderedPageBreak/>
               <w:t>5</w:t>
             </w:r>
           </w:p>
@@ -36537,7 +36349,7 @@
               <w:rPr>
                 <w:bCs/>
               </w:rPr>
-              <w:t>quiz_id</w:t>
+              <w:t>set_id</w:t>
             </w:r>
           </w:p>
         </w:tc>
@@ -36577,12 +36389,104 @@
               <w:rPr>
                 <w:bCs/>
               </w:rPr>
-              <w:t>Khóa ngoại liên kết bảng quiz</w:t>
+              <w:t>Khóa ngoại liên kết bảng flashcard_set</w:t>
+            </w:r>
+          </w:p>
+        </w:tc>
+      </w:tr>
+      <w:tr>
+        <w:tc>
+          <w:tcPr>
+            <w:tcW w:w="2389" w:type="dxa"/>
+          </w:tcPr>
+          <w:p>
+            <w:pPr>
+              <w:spacing w:after="179" w:line="259" w:lineRule="auto"/>
+              <w:jc w:val="center"/>
+              <w:rPr>
+                <w:bCs/>
+              </w:rPr>
+            </w:pPr>
+            <w:r>
+              <w:rPr>
+                <w:bCs/>
+              </w:rPr>
+              <w:t>6</w:t>
+            </w:r>
+          </w:p>
+        </w:tc>
+        <w:tc>
+          <w:tcPr>
+            <w:tcW w:w="2392" w:type="dxa"/>
+          </w:tcPr>
+          <w:p>
+            <w:pPr>
+              <w:spacing w:after="179" w:line="259" w:lineRule="auto"/>
+              <w:jc w:val="left"/>
+              <w:rPr>
+                <w:bCs/>
+              </w:rPr>
+            </w:pPr>
+            <w:r>
+              <w:rPr>
+                <w:bCs/>
+              </w:rPr>
+              <w:t>user_id</w:t>
+            </w:r>
+          </w:p>
+        </w:tc>
+        <w:tc>
+          <w:tcPr>
+            <w:tcW w:w="2392" w:type="dxa"/>
+          </w:tcPr>
+          <w:p>
+            <w:pPr>
+              <w:spacing w:after="179" w:line="259" w:lineRule="auto"/>
+              <w:jc w:val="left"/>
+              <w:rPr>
+                <w:bCs/>
+              </w:rPr>
+            </w:pPr>
+            <w:r>
+              <w:rPr>
+                <w:bCs/>
+              </w:rPr>
+              <w:t>Bigint</w:t>
+            </w:r>
+          </w:p>
+        </w:tc>
+        <w:tc>
+          <w:tcPr>
+            <w:tcW w:w="2391" w:type="dxa"/>
+          </w:tcPr>
+          <w:p>
+            <w:pPr>
+              <w:spacing w:after="179" w:line="259" w:lineRule="auto"/>
+              <w:jc w:val="left"/>
+              <w:rPr>
+                <w:bCs/>
+              </w:rPr>
+            </w:pPr>
+            <w:r>
+              <w:rPr>
+                <w:bCs/>
+              </w:rPr>
+              <w:t>Khóa ngoại liên kết bảng users</w:t>
             </w:r>
           </w:p>
         </w:tc>
       </w:tr>
     </w:tbl>
+    <w:p>
+      <w:pPr>
+        <w:spacing w:after="206" w:line="259" w:lineRule="auto"/>
+        <w:ind w:left="7"/>
+        <w:jc w:val="left"/>
+        <w:rPr>
+          <w:b/>
+        </w:rPr>
+      </w:pPr>
+    </w:p>
     <w:p>
       <w:pPr>
         <w:spacing w:after="184" w:line="259" w:lineRule="auto"/>
@@ -36592,28 +36496,18 @@
           <w:b/>
         </w:rPr>
       </w:pPr>
-    </w:p>
-    <w:p>
-      <w:pPr>
-        <w:spacing w:after="180" w:line="259" w:lineRule="auto"/>
-        <w:ind w:left="7"/>
-        <w:jc w:val="left"/>
+      <w:r>
         <w:rPr>
           <w:b/>
         </w:rPr>
-      </w:pPr>
-      <w:r>
-        <w:rPr>
-          <w:b/>
-        </w:rPr>
-        <w:t xml:space="preserve">Bảng favorite_set </w:t>
+        <w:t xml:space="preserve">Bảng quiz_answer </w:t>
       </w:r>
     </w:p>
     <w:p>
       <w:pPr>
         <w:pStyle w:val="Caption"/>
       </w:pPr>
-      <w:bookmarkStart w:id="104" w:name="_Toc228954659"/>
+      <w:bookmarkStart w:id="104" w:name="_Toc229060641"/>
       <w:r>
         <w:t xml:space="preserve">Bảng </w:t>
       </w:r>
@@ -36633,11 +36527,11 @@
           <w:rPr>
             <w:noProof/>
           </w:rPr>
-          <w:t>20</w:t>
+          <w:t>19</w:t>
         </w:r>
       </w:fldSimple>
       <w:r>
-        <w:t xml:space="preserve"> Bảng favorite_set</w:t>
+        <w:t xml:space="preserve"> Bảng quiz_answer</w:t>
       </w:r>
       <w:bookmarkEnd w:id="104"/>
     </w:p>
@@ -36855,7 +36749,7 @@
               <w:rPr>
                 <w:bCs/>
               </w:rPr>
-              <w:t>created_at</w:t>
+              <w:t>is_correct</w:t>
             </w:r>
           </w:p>
         </w:tc>
@@ -36875,7 +36769,7 @@
               <w:rPr>
                 <w:bCs/>
               </w:rPr>
-              <w:t>Datetime</w:t>
+              <w:t>Bit</w:t>
             </w:r>
           </w:p>
         </w:tc>
@@ -36895,7 +36789,7 @@
               <w:rPr>
                 <w:bCs/>
               </w:rPr>
-              <w:t>Ngày tạo</w:t>
+              <w:t>Kiểm tra câu trả lời</w:t>
             </w:r>
           </w:p>
         </w:tc>
@@ -36937,7 +36831,7 @@
               <w:rPr>
                 <w:bCs/>
               </w:rPr>
-              <w:t>Set_id</w:t>
+              <w:t>user_answer</w:t>
             </w:r>
           </w:p>
         </w:tc>
@@ -36957,7 +36851,7 @@
               <w:rPr>
                 <w:bCs/>
               </w:rPr>
-              <w:t>Bigint</w:t>
+              <w:t>Text</w:t>
             </w:r>
           </w:p>
         </w:tc>
@@ -36977,7 +36871,7 @@
               <w:rPr>
                 <w:bCs/>
               </w:rPr>
-              <w:t>Khóa ngoại liên kết bảng flashcard_set</w:t>
+              <w:t>Câu trả lời của người dùng</w:t>
             </w:r>
           </w:p>
         </w:tc>
@@ -37019,6 +36913,571 @@
               <w:rPr>
                 <w:bCs/>
               </w:rPr>
+              <w:t>flashcard_id</w:t>
+            </w:r>
+          </w:p>
+        </w:tc>
+        <w:tc>
+          <w:tcPr>
+            <w:tcW w:w="2392" w:type="dxa"/>
+          </w:tcPr>
+          <w:p>
+            <w:pPr>
+              <w:spacing w:after="179" w:line="259" w:lineRule="auto"/>
+              <w:jc w:val="left"/>
+              <w:rPr>
+                <w:bCs/>
+              </w:rPr>
+            </w:pPr>
+            <w:r>
+              <w:rPr>
+                <w:bCs/>
+              </w:rPr>
+              <w:t>Bigint</w:t>
+            </w:r>
+          </w:p>
+        </w:tc>
+        <w:tc>
+          <w:tcPr>
+            <w:tcW w:w="2391" w:type="dxa"/>
+          </w:tcPr>
+          <w:p>
+            <w:pPr>
+              <w:spacing w:after="179" w:line="259" w:lineRule="auto"/>
+              <w:jc w:val="left"/>
+              <w:rPr>
+                <w:bCs/>
+              </w:rPr>
+            </w:pPr>
+            <w:r>
+              <w:rPr>
+                <w:bCs/>
+              </w:rPr>
+              <w:t>Khóa ngoại liên kết bảng flashcard</w:t>
+            </w:r>
+          </w:p>
+        </w:tc>
+      </w:tr>
+      <w:tr>
+        <w:tc>
+          <w:tcPr>
+            <w:tcW w:w="2389" w:type="dxa"/>
+          </w:tcPr>
+          <w:p>
+            <w:pPr>
+              <w:spacing w:after="179" w:line="259" w:lineRule="auto"/>
+              <w:jc w:val="center"/>
+              <w:rPr>
+                <w:bCs/>
+              </w:rPr>
+            </w:pPr>
+            <w:r>
+              <w:rPr>
+                <w:bCs/>
+              </w:rPr>
+              <w:lastRenderedPageBreak/>
+              <w:t>5</w:t>
+            </w:r>
+          </w:p>
+        </w:tc>
+        <w:tc>
+          <w:tcPr>
+            <w:tcW w:w="2392" w:type="dxa"/>
+          </w:tcPr>
+          <w:p>
+            <w:pPr>
+              <w:spacing w:after="179" w:line="259" w:lineRule="auto"/>
+              <w:jc w:val="left"/>
+              <w:rPr>
+                <w:bCs/>
+              </w:rPr>
+            </w:pPr>
+            <w:r>
+              <w:rPr>
+                <w:bCs/>
+              </w:rPr>
+              <w:t>quiz_id</w:t>
+            </w:r>
+          </w:p>
+        </w:tc>
+        <w:tc>
+          <w:tcPr>
+            <w:tcW w:w="2392" w:type="dxa"/>
+          </w:tcPr>
+          <w:p>
+            <w:pPr>
+              <w:spacing w:after="179" w:line="259" w:lineRule="auto"/>
+              <w:jc w:val="left"/>
+              <w:rPr>
+                <w:bCs/>
+              </w:rPr>
+            </w:pPr>
+            <w:r>
+              <w:rPr>
+                <w:bCs/>
+              </w:rPr>
+              <w:t>Bigint</w:t>
+            </w:r>
+          </w:p>
+        </w:tc>
+        <w:tc>
+          <w:tcPr>
+            <w:tcW w:w="2391" w:type="dxa"/>
+          </w:tcPr>
+          <w:p>
+            <w:pPr>
+              <w:spacing w:after="179" w:line="259" w:lineRule="auto"/>
+              <w:jc w:val="left"/>
+              <w:rPr>
+                <w:bCs/>
+              </w:rPr>
+            </w:pPr>
+            <w:r>
+              <w:rPr>
+                <w:bCs/>
+              </w:rPr>
+              <w:t>Khóa ngoại liên kết bảng quiz</w:t>
+            </w:r>
+          </w:p>
+        </w:tc>
+      </w:tr>
+    </w:tbl>
+    <w:p>
+      <w:pPr>
+        <w:spacing w:after="184" w:line="259" w:lineRule="auto"/>
+        <w:ind w:left="7"/>
+        <w:jc w:val="left"/>
+        <w:rPr>
+          <w:b/>
+        </w:rPr>
+      </w:pPr>
+    </w:p>
+    <w:p>
+      <w:pPr>
+        <w:spacing w:after="180" w:line="259" w:lineRule="auto"/>
+        <w:ind w:left="7"/>
+        <w:jc w:val="left"/>
+        <w:rPr>
+          <w:b/>
+        </w:rPr>
+      </w:pPr>
+      <w:r>
+        <w:rPr>
+          <w:b/>
+        </w:rPr>
+        <w:t xml:space="preserve">Bảng favorite_set </w:t>
+      </w:r>
+    </w:p>
+    <w:p>
+      <w:pPr>
+        <w:pStyle w:val="Caption"/>
+      </w:pPr>
+      <w:bookmarkStart w:id="105" w:name="_Toc229060642"/>
+      <w:r>
+        <w:t xml:space="preserve">Bảng </w:t>
+      </w:r>
+      <w:fldSimple w:instr=" STYLEREF 1 \s ">
+        <w:r>
+          <w:rPr>
+            <w:noProof/>
+          </w:rPr>
+          <w:t>2</w:t>
+        </w:r>
+      </w:fldSimple>
+      <w:r>
+        <w:t>.</w:t>
+      </w:r>
+      <w:fldSimple w:instr=" SEQ Bảng \* ARABIC \s 1 ">
+        <w:r>
+          <w:rPr>
+            <w:noProof/>
+          </w:rPr>
+          <w:t>20</w:t>
+        </w:r>
+      </w:fldSimple>
+      <w:r>
+        <w:t xml:space="preserve"> Bảng favorite_set</w:t>
+      </w:r>
+      <w:bookmarkEnd w:id="105"/>
+    </w:p>
+    <w:tbl>
+      <w:tblPr>
+        <w:tblStyle w:val="TableGrid0"/>
+        <w:tblW w:w="0" w:type="auto"/>
+        <w:tblInd w:w="7" w:type="dxa"/>
+        <w:tblLook w:val="04A0" w:firstRow="1" w:lastRow="0" w:firstColumn="1" w:lastColumn="0" w:noHBand="0" w:noVBand="1"/>
+      </w:tblPr>
+      <w:tblGrid>
+        <w:gridCol w:w="2389"/>
+        <w:gridCol w:w="2392"/>
+        <w:gridCol w:w="2392"/>
+        <w:gridCol w:w="2391"/>
+      </w:tblGrid>
+      <w:tr>
+        <w:tc>
+          <w:tcPr>
+            <w:tcW w:w="2389" w:type="dxa"/>
+          </w:tcPr>
+          <w:p>
+            <w:pPr>
+              <w:spacing w:after="179" w:line="259" w:lineRule="auto"/>
+              <w:jc w:val="center"/>
+              <w:rPr>
+                <w:b/>
+              </w:rPr>
+            </w:pPr>
+            <w:r>
+              <w:rPr>
+                <w:b/>
+              </w:rPr>
+              <w:t>STT</w:t>
+            </w:r>
+          </w:p>
+        </w:tc>
+        <w:tc>
+          <w:tcPr>
+            <w:tcW w:w="2392" w:type="dxa"/>
+          </w:tcPr>
+          <w:p>
+            <w:pPr>
+              <w:spacing w:after="179" w:line="259" w:lineRule="auto"/>
+              <w:jc w:val="center"/>
+              <w:rPr>
+                <w:b/>
+              </w:rPr>
+            </w:pPr>
+            <w:r>
+              <w:rPr>
+                <w:b/>
+              </w:rPr>
+              <w:t>Tên trường</w:t>
+            </w:r>
+          </w:p>
+        </w:tc>
+        <w:tc>
+          <w:tcPr>
+            <w:tcW w:w="2392" w:type="dxa"/>
+          </w:tcPr>
+          <w:p>
+            <w:pPr>
+              <w:spacing w:after="179" w:line="259" w:lineRule="auto"/>
+              <w:jc w:val="center"/>
+              <w:rPr>
+                <w:b/>
+              </w:rPr>
+            </w:pPr>
+            <w:r>
+              <w:rPr>
+                <w:b/>
+              </w:rPr>
+              <w:t>Kiểu dữ liệu</w:t>
+            </w:r>
+          </w:p>
+        </w:tc>
+        <w:tc>
+          <w:tcPr>
+            <w:tcW w:w="2391" w:type="dxa"/>
+          </w:tcPr>
+          <w:p>
+            <w:pPr>
+              <w:spacing w:after="179" w:line="259" w:lineRule="auto"/>
+              <w:jc w:val="center"/>
+              <w:rPr>
+                <w:b/>
+              </w:rPr>
+            </w:pPr>
+            <w:r>
+              <w:rPr>
+                <w:b/>
+              </w:rPr>
+              <w:t>Mô tả</w:t>
+            </w:r>
+          </w:p>
+        </w:tc>
+      </w:tr>
+      <w:tr>
+        <w:tc>
+          <w:tcPr>
+            <w:tcW w:w="2389" w:type="dxa"/>
+          </w:tcPr>
+          <w:p>
+            <w:pPr>
+              <w:spacing w:after="179" w:line="259" w:lineRule="auto"/>
+              <w:jc w:val="center"/>
+              <w:rPr>
+                <w:bCs/>
+              </w:rPr>
+            </w:pPr>
+            <w:r>
+              <w:rPr>
+                <w:bCs/>
+              </w:rPr>
+              <w:t>1</w:t>
+            </w:r>
+          </w:p>
+        </w:tc>
+        <w:tc>
+          <w:tcPr>
+            <w:tcW w:w="2392" w:type="dxa"/>
+          </w:tcPr>
+          <w:p>
+            <w:pPr>
+              <w:spacing w:after="179" w:line="259" w:lineRule="auto"/>
+              <w:jc w:val="left"/>
+              <w:rPr>
+                <w:bCs/>
+              </w:rPr>
+            </w:pPr>
+            <w:r>
+              <w:rPr>
+                <w:bCs/>
+              </w:rPr>
+              <w:t>Id</w:t>
+            </w:r>
+          </w:p>
+        </w:tc>
+        <w:tc>
+          <w:tcPr>
+            <w:tcW w:w="2392" w:type="dxa"/>
+          </w:tcPr>
+          <w:p>
+            <w:pPr>
+              <w:spacing w:after="179" w:line="259" w:lineRule="auto"/>
+              <w:jc w:val="left"/>
+              <w:rPr>
+                <w:bCs/>
+              </w:rPr>
+            </w:pPr>
+            <w:r>
+              <w:rPr>
+                <w:bCs/>
+              </w:rPr>
+              <w:t>Big int</w:t>
+            </w:r>
+          </w:p>
+        </w:tc>
+        <w:tc>
+          <w:tcPr>
+            <w:tcW w:w="2391" w:type="dxa"/>
+          </w:tcPr>
+          <w:p>
+            <w:pPr>
+              <w:spacing w:after="179" w:line="259" w:lineRule="auto"/>
+              <w:jc w:val="left"/>
+              <w:rPr>
+                <w:bCs/>
+              </w:rPr>
+            </w:pPr>
+            <w:r>
+              <w:rPr>
+                <w:bCs/>
+              </w:rPr>
+              <w:t>Khóa chính, tăng tự động</w:t>
+            </w:r>
+          </w:p>
+        </w:tc>
+      </w:tr>
+      <w:tr>
+        <w:tc>
+          <w:tcPr>
+            <w:tcW w:w="2389" w:type="dxa"/>
+          </w:tcPr>
+          <w:p>
+            <w:pPr>
+              <w:spacing w:after="179" w:line="259" w:lineRule="auto"/>
+              <w:jc w:val="center"/>
+              <w:rPr>
+                <w:bCs/>
+              </w:rPr>
+            </w:pPr>
+            <w:r>
+              <w:rPr>
+                <w:bCs/>
+              </w:rPr>
+              <w:t>2</w:t>
+            </w:r>
+          </w:p>
+        </w:tc>
+        <w:tc>
+          <w:tcPr>
+            <w:tcW w:w="2392" w:type="dxa"/>
+          </w:tcPr>
+          <w:p>
+            <w:pPr>
+              <w:spacing w:after="179" w:line="259" w:lineRule="auto"/>
+              <w:jc w:val="left"/>
+              <w:rPr>
+                <w:bCs/>
+              </w:rPr>
+            </w:pPr>
+            <w:r>
+              <w:rPr>
+                <w:bCs/>
+              </w:rPr>
+              <w:t>created_at</w:t>
+            </w:r>
+          </w:p>
+        </w:tc>
+        <w:tc>
+          <w:tcPr>
+            <w:tcW w:w="2392" w:type="dxa"/>
+          </w:tcPr>
+          <w:p>
+            <w:pPr>
+              <w:spacing w:after="179" w:line="259" w:lineRule="auto"/>
+              <w:jc w:val="left"/>
+              <w:rPr>
+                <w:bCs/>
+              </w:rPr>
+            </w:pPr>
+            <w:r>
+              <w:rPr>
+                <w:bCs/>
+              </w:rPr>
+              <w:t>Datetime</w:t>
+            </w:r>
+          </w:p>
+        </w:tc>
+        <w:tc>
+          <w:tcPr>
+            <w:tcW w:w="2391" w:type="dxa"/>
+          </w:tcPr>
+          <w:p>
+            <w:pPr>
+              <w:spacing w:after="179" w:line="259" w:lineRule="auto"/>
+              <w:jc w:val="left"/>
+              <w:rPr>
+                <w:bCs/>
+              </w:rPr>
+            </w:pPr>
+            <w:r>
+              <w:rPr>
+                <w:bCs/>
+              </w:rPr>
+              <w:t>Ngày tạo</w:t>
+            </w:r>
+          </w:p>
+        </w:tc>
+      </w:tr>
+      <w:tr>
+        <w:tc>
+          <w:tcPr>
+            <w:tcW w:w="2389" w:type="dxa"/>
+          </w:tcPr>
+          <w:p>
+            <w:pPr>
+              <w:spacing w:after="179" w:line="259" w:lineRule="auto"/>
+              <w:jc w:val="center"/>
+              <w:rPr>
+                <w:bCs/>
+              </w:rPr>
+            </w:pPr>
+            <w:r>
+              <w:rPr>
+                <w:bCs/>
+              </w:rPr>
+              <w:t>3</w:t>
+            </w:r>
+          </w:p>
+        </w:tc>
+        <w:tc>
+          <w:tcPr>
+            <w:tcW w:w="2392" w:type="dxa"/>
+          </w:tcPr>
+          <w:p>
+            <w:pPr>
+              <w:spacing w:after="179" w:line="259" w:lineRule="auto"/>
+              <w:jc w:val="left"/>
+              <w:rPr>
+                <w:bCs/>
+              </w:rPr>
+            </w:pPr>
+            <w:r>
+              <w:rPr>
+                <w:bCs/>
+              </w:rPr>
+              <w:t>Set_id</w:t>
+            </w:r>
+          </w:p>
+        </w:tc>
+        <w:tc>
+          <w:tcPr>
+            <w:tcW w:w="2392" w:type="dxa"/>
+          </w:tcPr>
+          <w:p>
+            <w:pPr>
+              <w:spacing w:after="179" w:line="259" w:lineRule="auto"/>
+              <w:jc w:val="left"/>
+              <w:rPr>
+                <w:bCs/>
+              </w:rPr>
+            </w:pPr>
+            <w:r>
+              <w:rPr>
+                <w:bCs/>
+              </w:rPr>
+              <w:t>Bigint</w:t>
+            </w:r>
+          </w:p>
+        </w:tc>
+        <w:tc>
+          <w:tcPr>
+            <w:tcW w:w="2391" w:type="dxa"/>
+          </w:tcPr>
+          <w:p>
+            <w:pPr>
+              <w:spacing w:after="179" w:line="259" w:lineRule="auto"/>
+              <w:jc w:val="left"/>
+              <w:rPr>
+                <w:bCs/>
+              </w:rPr>
+            </w:pPr>
+            <w:r>
+              <w:rPr>
+                <w:bCs/>
+              </w:rPr>
+              <w:t>Khóa ngoại liên kết bảng flashcard_set</w:t>
+            </w:r>
+          </w:p>
+        </w:tc>
+      </w:tr>
+      <w:tr>
+        <w:tc>
+          <w:tcPr>
+            <w:tcW w:w="2389" w:type="dxa"/>
+          </w:tcPr>
+          <w:p>
+            <w:pPr>
+              <w:spacing w:after="179" w:line="259" w:lineRule="auto"/>
+              <w:jc w:val="center"/>
+              <w:rPr>
+                <w:bCs/>
+              </w:rPr>
+            </w:pPr>
+            <w:r>
+              <w:rPr>
+                <w:bCs/>
+              </w:rPr>
+              <w:t>4</w:t>
+            </w:r>
+          </w:p>
+        </w:tc>
+        <w:tc>
+          <w:tcPr>
+            <w:tcW w:w="2392" w:type="dxa"/>
+          </w:tcPr>
+          <w:p>
+            <w:pPr>
+              <w:spacing w:after="179" w:line="259" w:lineRule="auto"/>
+              <w:jc w:val="left"/>
+              <w:rPr>
+                <w:bCs/>
+              </w:rPr>
+            </w:pPr>
+            <w:r>
+              <w:rPr>
+                <w:bCs/>
+              </w:rPr>
               <w:t>User_id</w:t>
             </w:r>
           </w:p>
@@ -37075,11 +37534,11 @@
         </w:numPr>
         <w:ind w:left="431" w:hanging="431"/>
       </w:pPr>
-      <w:bookmarkStart w:id="105" w:name="_Toc228954618"/>
+      <w:bookmarkStart w:id="106" w:name="_Toc229387235"/>
       <w:r>
         <w:t>Thiết kế giao diện</w:t>
       </w:r>
-      <w:bookmarkEnd w:id="105"/>
+      <w:bookmarkEnd w:id="106"/>
       <w:r>
         <w:t xml:space="preserve"> </w:t>
       </w:r>
@@ -37099,11 +37558,11 @@
           <w:numId w:val="85"/>
         </w:numPr>
       </w:pPr>
-      <w:bookmarkStart w:id="106" w:name="_Toc228954619"/>
+      <w:bookmarkStart w:id="107" w:name="_Toc229387236"/>
       <w:r>
         <w:t>Trang đăng ký</w:t>
       </w:r>
-      <w:bookmarkEnd w:id="106"/>
+      <w:bookmarkEnd w:id="107"/>
       <w:r>
         <w:t xml:space="preserve"> </w:t>
       </w:r>
@@ -37181,7 +37640,7 @@
       <w:pPr>
         <w:pStyle w:val="Caption"/>
       </w:pPr>
-      <w:bookmarkStart w:id="107" w:name="_Toc229037833"/>
+      <w:bookmarkStart w:id="108" w:name="_Toc229060597"/>
       <w:r>
         <w:t xml:space="preserve">Hình </w:t>
       </w:r>
@@ -37210,7 +37669,7 @@
       <w:r>
         <w:t>Mô hình hóa màn hình trang đăng ký</w:t>
       </w:r>
-      <w:bookmarkEnd w:id="107"/>
+      <w:bookmarkEnd w:id="108"/>
     </w:p>
     <w:p>
       <w:pPr>
@@ -37220,11 +37679,11 @@
           <w:numId w:val="85"/>
         </w:numPr>
       </w:pPr>
-      <w:bookmarkStart w:id="108" w:name="_Toc228954620"/>
+      <w:bookmarkStart w:id="109" w:name="_Toc229387237"/>
       <w:r>
         <w:t>Trang đăng nhập</w:t>
       </w:r>
-      <w:bookmarkEnd w:id="108"/>
+      <w:bookmarkEnd w:id="109"/>
       <w:r>
         <w:t xml:space="preserve"> </w:t>
       </w:r>
@@ -37301,7 +37760,7 @@
       <w:pPr>
         <w:pStyle w:val="Caption"/>
       </w:pPr>
-      <w:bookmarkStart w:id="109" w:name="_Toc229037834"/>
+      <w:bookmarkStart w:id="110" w:name="_Toc229060598"/>
       <w:r>
         <w:t xml:space="preserve">Hình </w:t>
       </w:r>
@@ -37330,7 +37789,7 @@
       <w:r>
         <w:t>Mô hình hóa màn hình trang đăng nhập</w:t>
       </w:r>
-      <w:bookmarkEnd w:id="109"/>
+      <w:bookmarkEnd w:id="110"/>
     </w:p>
     <w:p>
       <w:pPr>
@@ -37346,7 +37805,7 @@
           <w:numId w:val="85"/>
         </w:numPr>
       </w:pPr>
-      <w:bookmarkStart w:id="110" w:name="_Toc228954621"/>
+      <w:bookmarkStart w:id="111" w:name="_Toc229387238"/>
       <w:r>
         <w:lastRenderedPageBreak/>
         <w:t xml:space="preserve">Trang </w:t>
@@ -37354,7 +37813,7 @@
       <w:r>
         <w:t>tìm kiếm tài liệu học tập</w:t>
       </w:r>
-      <w:bookmarkEnd w:id="110"/>
+      <w:bookmarkEnd w:id="111"/>
       <w:r>
         <w:t xml:space="preserve"> </w:t>
       </w:r>
@@ -37428,7 +37887,7 @@
       <w:pPr>
         <w:pStyle w:val="Caption"/>
       </w:pPr>
-      <w:bookmarkStart w:id="111" w:name="_Toc229037835"/>
+      <w:bookmarkStart w:id="112" w:name="_Toc229060599"/>
       <w:r>
         <w:t xml:space="preserve">Hình </w:t>
       </w:r>
@@ -37457,7 +37916,7 @@
       <w:r>
         <w:t>Mô hình hóa màn hình trang tìm kiếm tài liệu học tập</w:t>
       </w:r>
-      <w:bookmarkEnd w:id="111"/>
+      <w:bookmarkEnd w:id="112"/>
     </w:p>
     <w:p>
       <w:pPr>
@@ -37467,14 +37926,14 @@
           <w:numId w:val="85"/>
         </w:numPr>
       </w:pPr>
-      <w:bookmarkStart w:id="112" w:name="_Toc228954622"/>
+      <w:bookmarkStart w:id="113" w:name="_Toc229387239"/>
       <w:r>
         <w:t xml:space="preserve">Trang </w:t>
       </w:r>
       <w:r>
         <w:t>quiz</w:t>
       </w:r>
-      <w:bookmarkEnd w:id="112"/>
+      <w:bookmarkEnd w:id="113"/>
     </w:p>
     <w:p>
       <w:pPr>
@@ -37548,7 +38007,7 @@
       <w:pPr>
         <w:pStyle w:val="Caption"/>
       </w:pPr>
-      <w:bookmarkStart w:id="113" w:name="_Toc229037836"/>
+      <w:bookmarkStart w:id="114" w:name="_Toc229060600"/>
       <w:r>
         <w:t xml:space="preserve">Hình </w:t>
       </w:r>
@@ -37577,7 +38036,7 @@
       <w:r>
         <w:t>Mô hình hóa màn hình trang quiz</w:t>
       </w:r>
-      <w:bookmarkEnd w:id="113"/>
+      <w:bookmarkEnd w:id="114"/>
     </w:p>
     <w:p>
       <w:pPr>
@@ -37587,14 +38046,14 @@
           <w:numId w:val="85"/>
         </w:numPr>
       </w:pPr>
-      <w:bookmarkStart w:id="114" w:name="_Toc228954623"/>
+      <w:bookmarkStart w:id="115" w:name="_Toc229387240"/>
       <w:r>
         <w:t xml:space="preserve">Trang </w:t>
       </w:r>
       <w:r>
         <w:t>quản lý tài khoản</w:t>
       </w:r>
-      <w:bookmarkEnd w:id="114"/>
+      <w:bookmarkEnd w:id="115"/>
     </w:p>
     <w:p>
       <w:pPr>
@@ -37669,7 +38128,7 @@
       <w:pPr>
         <w:pStyle w:val="Caption"/>
       </w:pPr>
-      <w:bookmarkStart w:id="115" w:name="_Toc229037837"/>
+      <w:bookmarkStart w:id="116" w:name="_Toc229060601"/>
       <w:r>
         <w:t xml:space="preserve">Hình </w:t>
       </w:r>
@@ -37698,7 +38157,7 @@
       <w:r>
         <w:t>Mô hình hóa màn hình trang quản lý tài khoản cá nhân</w:t>
       </w:r>
-      <w:bookmarkEnd w:id="115"/>
+      <w:bookmarkEnd w:id="116"/>
     </w:p>
     <w:p>
       <w:pPr>
@@ -37708,14 +38167,14 @@
           <w:numId w:val="85"/>
         </w:numPr>
       </w:pPr>
-      <w:bookmarkStart w:id="116" w:name="_Toc228954624"/>
+      <w:bookmarkStart w:id="117" w:name="_Toc229387241"/>
       <w:r>
         <w:t xml:space="preserve">Trang quản lý </w:t>
       </w:r>
       <w:r>
         <w:t>thư mục cá nhân</w:t>
       </w:r>
-      <w:bookmarkEnd w:id="116"/>
+      <w:bookmarkEnd w:id="117"/>
       <w:r>
         <w:t xml:space="preserve"> </w:t>
       </w:r>
@@ -37792,7 +38251,7 @@
       <w:pPr>
         <w:pStyle w:val="Caption"/>
       </w:pPr>
-      <w:bookmarkStart w:id="117" w:name="_Toc229037838"/>
+      <w:bookmarkStart w:id="118" w:name="_Toc229060602"/>
       <w:r>
         <w:t xml:space="preserve">Hình </w:t>
       </w:r>
@@ -37821,7 +38280,7 @@
       <w:r>
         <w:t>Mô hình hóa màn hình trang quản lý thư mục cá nhân</w:t>
       </w:r>
-      <w:bookmarkEnd w:id="117"/>
+      <w:bookmarkEnd w:id="118"/>
     </w:p>
     <w:p>
       <w:pPr>
@@ -37838,7 +38297,7 @@
           <w:numId w:val="85"/>
         </w:numPr>
       </w:pPr>
-      <w:bookmarkStart w:id="118" w:name="_Toc228954625"/>
+      <w:bookmarkStart w:id="119" w:name="_Toc229387242"/>
       <w:r>
         <w:lastRenderedPageBreak/>
         <w:t xml:space="preserve">Trang </w:t>
@@ -37846,7 +38305,7 @@
       <w:r>
         <w:t>quản lý tài liệu học</w:t>
       </w:r>
-      <w:bookmarkEnd w:id="118"/>
+      <w:bookmarkEnd w:id="119"/>
       <w:r>
         <w:t xml:space="preserve"> </w:t>
       </w:r>
@@ -37923,7 +38382,7 @@
       <w:pPr>
         <w:pStyle w:val="Caption"/>
       </w:pPr>
-      <w:bookmarkStart w:id="119" w:name="_Toc229037839"/>
+      <w:bookmarkStart w:id="120" w:name="_Toc229060603"/>
       <w:r>
         <w:t xml:space="preserve">Hình </w:t>
       </w:r>
@@ -37952,7 +38411,7 @@
       <w:r>
         <w:t>Mô hình hóa màn hình trang quản lý tài liệu học</w:t>
       </w:r>
-      <w:bookmarkEnd w:id="119"/>
+      <w:bookmarkEnd w:id="120"/>
     </w:p>
     <w:p>
       <w:pPr>
@@ -38024,7 +38483,7 @@
       <w:pPr>
         <w:pStyle w:val="Caption"/>
       </w:pPr>
-      <w:bookmarkStart w:id="120" w:name="_Toc229037840"/>
+      <w:bookmarkStart w:id="121" w:name="_Toc229060604"/>
       <w:r>
         <w:t xml:space="preserve">Hình </w:t>
       </w:r>
@@ -38053,7 +38512,7 @@
       <w:r>
         <w:t>Mô hình hóa màn hình trang ôn tập tài liệu</w:t>
       </w:r>
-      <w:bookmarkEnd w:id="120"/>
+      <w:bookmarkEnd w:id="121"/>
     </w:p>
     <w:p>
       <w:pPr>
@@ -38063,14 +38522,14 @@
           <w:numId w:val="85"/>
         </w:numPr>
       </w:pPr>
-      <w:bookmarkStart w:id="121" w:name="_Toc228954626"/>
+      <w:bookmarkStart w:id="122" w:name="_Toc229387243"/>
       <w:r>
         <w:t xml:space="preserve">Trang quản lý </w:t>
       </w:r>
       <w:r>
         <w:t>thẻ ghi nhớ</w:t>
       </w:r>
-      <w:bookmarkEnd w:id="121"/>
+      <w:bookmarkEnd w:id="122"/>
       <w:r>
         <w:t xml:space="preserve"> </w:t>
       </w:r>
@@ -38195,7 +38654,7 @@
       <w:pPr>
         <w:pStyle w:val="Caption"/>
       </w:pPr>
-      <w:bookmarkStart w:id="122" w:name="_Toc229037841"/>
+      <w:bookmarkStart w:id="123" w:name="_Toc229060605"/>
       <w:r>
         <w:t xml:space="preserve">Hình </w:t>
       </w:r>
@@ -38224,7 +38683,7 @@
       <w:r>
         <w:t>Mô hình hóa màn hình trang quản lý thẻ ghi nhớ</w:t>
       </w:r>
-      <w:bookmarkEnd w:id="122"/>
+      <w:bookmarkEnd w:id="123"/>
     </w:p>
     <w:p>
       <w:pPr>
@@ -38234,14 +38693,14 @@
           <w:numId w:val="85"/>
         </w:numPr>
       </w:pPr>
-      <w:bookmarkStart w:id="123" w:name="_Toc228954627"/>
+      <w:bookmarkStart w:id="124" w:name="_Toc229387244"/>
       <w:r>
         <w:t xml:space="preserve">Trang quản lý </w:t>
       </w:r>
       <w:r>
         <w:t>tài liệu học yêu thích</w:t>
       </w:r>
-      <w:bookmarkEnd w:id="123"/>
+      <w:bookmarkEnd w:id="124"/>
       <w:r>
         <w:t xml:space="preserve"> </w:t>
       </w:r>
@@ -38319,7 +38778,7 @@
       <w:pPr>
         <w:pStyle w:val="Caption"/>
       </w:pPr>
-      <w:bookmarkStart w:id="124" w:name="_Toc229037842"/>
+      <w:bookmarkStart w:id="125" w:name="_Toc229060606"/>
       <w:r>
         <w:t xml:space="preserve">Hình </w:t>
       </w:r>
@@ -38348,7 +38807,7 @@
       <w:r>
         <w:t>Mô hình hóa màn hình trang quản lý tài liệu học yêu thích</w:t>
       </w:r>
-      <w:bookmarkEnd w:id="124"/>
+      <w:bookmarkEnd w:id="125"/>
     </w:p>
     <w:p>
       <w:pPr>
@@ -38358,14 +38817,14 @@
           <w:numId w:val="85"/>
         </w:numPr>
       </w:pPr>
-      <w:bookmarkStart w:id="125" w:name="_Toc228954628"/>
+      <w:bookmarkStart w:id="126" w:name="_Toc229387245"/>
       <w:r>
         <w:t xml:space="preserve">Trang quản lý </w:t>
       </w:r>
       <w:r>
         <w:t>danh sách tài khoản</w:t>
       </w:r>
-      <w:bookmarkEnd w:id="125"/>
+      <w:bookmarkEnd w:id="126"/>
       <w:r>
         <w:t xml:space="preserve"> </w:t>
       </w:r>
@@ -38443,7 +38902,7 @@
       <w:pPr>
         <w:pStyle w:val="Caption"/>
       </w:pPr>
-      <w:bookmarkStart w:id="126" w:name="_Toc229037843"/>
+      <w:bookmarkStart w:id="127" w:name="_Toc229060607"/>
       <w:r>
         <w:t xml:space="preserve">Hình </w:t>
       </w:r>
@@ -38472,7 +38931,7 @@
       <w:r>
         <w:t>Mô hình hóa màn hình trang quản lý danh sách tài khoản</w:t>
       </w:r>
-      <w:bookmarkEnd w:id="126"/>
+      <w:bookmarkEnd w:id="127"/>
     </w:p>
     <w:p>
       <w:pPr>
@@ -38482,11 +38941,11 @@
           <w:numId w:val="85"/>
         </w:numPr>
       </w:pPr>
-      <w:bookmarkStart w:id="127" w:name="_Toc228954629"/>
+      <w:bookmarkStart w:id="128" w:name="_Toc229387246"/>
       <w:r>
         <w:t>Trang thống kê</w:t>
       </w:r>
-      <w:bookmarkEnd w:id="127"/>
+      <w:bookmarkEnd w:id="128"/>
     </w:p>
     <w:p>
       <w:pPr>
@@ -38561,7 +39020,7 @@
       <w:pPr>
         <w:pStyle w:val="Caption"/>
       </w:pPr>
-      <w:bookmarkStart w:id="128" w:name="_Toc229037844"/>
+      <w:bookmarkStart w:id="129" w:name="_Toc229060608"/>
       <w:r>
         <w:t xml:space="preserve">Hình </w:t>
       </w:r>
@@ -38590,7 +39049,7 @@
       <w:r>
         <w:t>Mô hình hóa màn hình trang thống kê</w:t>
       </w:r>
-      <w:bookmarkEnd w:id="128"/>
+      <w:bookmarkEnd w:id="129"/>
     </w:p>
     <w:p>
       <w:pPr>
@@ -38602,11 +39061,11 @@
         <w:spacing w:after="136"/>
         <w:ind w:right="0"/>
       </w:pPr>
-      <w:bookmarkStart w:id="129" w:name="_Toc228954630"/>
+      <w:bookmarkStart w:id="130" w:name="_Toc229387247"/>
       <w:r>
         <w:t>TRIỂN KHAI VÀ KIỂM THỬ HỆ THỐNG</w:t>
       </w:r>
-      <w:bookmarkEnd w:id="129"/>
+      <w:bookmarkEnd w:id="130"/>
       <w:r>
         <w:t xml:space="preserve"> </w:t>
       </w:r>
@@ -38620,11 +39079,11 @@
         </w:numPr>
         <w:ind w:left="431" w:hanging="431"/>
       </w:pPr>
-      <w:bookmarkStart w:id="130" w:name="_Toc228954631"/>
+      <w:bookmarkStart w:id="131" w:name="_Toc229387248"/>
       <w:r>
         <w:t>Kết quả triển khai</w:t>
       </w:r>
-      <w:bookmarkEnd w:id="130"/>
+      <w:bookmarkEnd w:id="131"/>
       <w:r>
         <w:t xml:space="preserve">  </w:t>
       </w:r>
@@ -38712,7 +39171,7 @@
           <w:bCs/>
         </w:rPr>
       </w:pPr>
-      <w:bookmarkStart w:id="131" w:name="_Toc229037845"/>
+      <w:bookmarkStart w:id="132" w:name="_Toc229060609"/>
       <w:r>
         <w:t xml:space="preserve">Hình </w:t>
       </w:r>
@@ -38741,7 +39200,7 @@
       <w:r>
         <w:t>Màn hình trang đăng ký</w:t>
       </w:r>
-      <w:bookmarkEnd w:id="131"/>
+      <w:bookmarkEnd w:id="132"/>
     </w:p>
     <w:p>
       <w:pPr>
@@ -38830,7 +39289,7 @@
       <w:pPr>
         <w:pStyle w:val="Caption"/>
       </w:pPr>
-      <w:bookmarkStart w:id="132" w:name="_Toc229037846"/>
+      <w:bookmarkStart w:id="133" w:name="_Toc229060610"/>
       <w:r>
         <w:t xml:space="preserve">Hình </w:t>
       </w:r>
@@ -38859,7 +39318,7 @@
       <w:r>
         <w:t>Màn hình trang đăng nhập</w:t>
       </w:r>
-      <w:bookmarkEnd w:id="132"/>
+      <w:bookmarkEnd w:id="133"/>
       <w:r>
         <w:rPr>
           <w:b/>
@@ -38995,7 +39454,7 @@
       <w:pPr>
         <w:pStyle w:val="Caption"/>
       </w:pPr>
-      <w:bookmarkStart w:id="133" w:name="_Toc229037847"/>
+      <w:bookmarkStart w:id="134" w:name="_Toc229060611"/>
       <w:r>
         <w:t xml:space="preserve">Hình </w:t>
       </w:r>
@@ -39027,7 +39486,7 @@
       <w:r>
         <w:t xml:space="preserve"> tập</w:t>
       </w:r>
-      <w:bookmarkEnd w:id="133"/>
+      <w:bookmarkEnd w:id="134"/>
     </w:p>
     <w:p>
       <w:pPr>
@@ -39133,7 +39592,7 @@
       <w:pPr>
         <w:pStyle w:val="Caption"/>
       </w:pPr>
-      <w:bookmarkStart w:id="134" w:name="_Toc229037848"/>
+      <w:bookmarkStart w:id="135" w:name="_Toc229060612"/>
       <w:r>
         <w:t xml:space="preserve">Hình </w:t>
       </w:r>
@@ -39162,7 +39621,7 @@
       <w:r>
         <w:t>Màn hình trang quiz</w:t>
       </w:r>
-      <w:bookmarkEnd w:id="134"/>
+      <w:bookmarkEnd w:id="135"/>
     </w:p>
     <w:p>
       <w:pPr>
@@ -39253,7 +39712,7 @@
       <w:pPr>
         <w:pStyle w:val="Caption"/>
       </w:pPr>
-      <w:bookmarkStart w:id="135" w:name="_Toc229037849"/>
+      <w:bookmarkStart w:id="136" w:name="_Toc229060613"/>
       <w:r>
         <w:t xml:space="preserve">Hình </w:t>
       </w:r>
@@ -39282,7 +39741,7 @@
       <w:r>
         <w:t>Màn hình trang quản lý tài khoản</w:t>
       </w:r>
-      <w:bookmarkEnd w:id="135"/>
+      <w:bookmarkEnd w:id="136"/>
     </w:p>
     <w:p>
       <w:pPr>
@@ -39358,7 +39817,7 @@
       <w:pPr>
         <w:pStyle w:val="Caption"/>
       </w:pPr>
-      <w:bookmarkStart w:id="136" w:name="_Toc229037850"/>
+      <w:bookmarkStart w:id="137" w:name="_Toc229060614"/>
       <w:r>
         <w:t xml:space="preserve">Hình </w:t>
       </w:r>
@@ -39387,7 +39846,7 @@
       <w:r>
         <w:t>Màn hình quản lý thư mục cá nhân</w:t>
       </w:r>
-      <w:bookmarkEnd w:id="136"/>
+      <w:bookmarkEnd w:id="137"/>
     </w:p>
     <w:p>
       <w:pPr>
@@ -39545,7 +40004,7 @@
       <w:pPr>
         <w:pStyle w:val="Caption"/>
       </w:pPr>
-      <w:bookmarkStart w:id="137" w:name="_Toc229037851"/>
+      <w:bookmarkStart w:id="138" w:name="_Toc229060615"/>
       <w:r>
         <w:t xml:space="preserve">Hình </w:t>
       </w:r>
@@ -39574,7 +40033,7 @@
       <w:r>
         <w:t>Màn hình trang quản lý tài liệu học</w:t>
       </w:r>
-      <w:bookmarkEnd w:id="137"/>
+      <w:bookmarkEnd w:id="138"/>
     </w:p>
     <w:p>
       <w:pPr>
@@ -39735,7 +40194,7 @@
       <w:pPr>
         <w:pStyle w:val="Caption"/>
       </w:pPr>
-      <w:bookmarkStart w:id="138" w:name="_Toc229037852"/>
+      <w:bookmarkStart w:id="139" w:name="_Toc229060616"/>
       <w:r>
         <w:t xml:space="preserve">Hình </w:t>
       </w:r>
@@ -39764,7 +40223,7 @@
       <w:r>
         <w:t>Màn hình trang ôn tập tài liệu</w:t>
       </w:r>
-      <w:bookmarkEnd w:id="138"/>
+      <w:bookmarkEnd w:id="139"/>
     </w:p>
     <w:p>
       <w:pPr>
@@ -39869,7 +40328,7 @@
       <w:pPr>
         <w:pStyle w:val="Caption"/>
       </w:pPr>
-      <w:bookmarkStart w:id="139" w:name="_Toc229037853"/>
+      <w:bookmarkStart w:id="140" w:name="_Toc229060617"/>
       <w:r>
         <w:t xml:space="preserve">Hình </w:t>
       </w:r>
@@ -39898,7 +40357,7 @@
       <w:r>
         <w:t>Màn hình trang quản lý thẻ ghi nhớ</w:t>
       </w:r>
-      <w:bookmarkEnd w:id="139"/>
+      <w:bookmarkEnd w:id="140"/>
     </w:p>
     <w:p>
       <w:pPr>
@@ -39998,7 +40457,7 @@
       <w:pPr>
         <w:pStyle w:val="Caption"/>
       </w:pPr>
-      <w:bookmarkStart w:id="140" w:name="_Toc229037854"/>
+      <w:bookmarkStart w:id="141" w:name="_Toc229060618"/>
       <w:r>
         <w:t xml:space="preserve">Hình </w:t>
       </w:r>
@@ -40027,7 +40486,7 @@
       <w:r>
         <w:t>Màn hình trang quản lý tài liệu học yêu thích</w:t>
       </w:r>
-      <w:bookmarkEnd w:id="140"/>
+      <w:bookmarkEnd w:id="141"/>
     </w:p>
     <w:p>
       <w:pPr>
@@ -40122,7 +40581,7 @@
       <w:pPr>
         <w:pStyle w:val="Caption"/>
       </w:pPr>
-      <w:bookmarkStart w:id="141" w:name="_Toc229037855"/>
+      <w:bookmarkStart w:id="142" w:name="_Toc229060619"/>
       <w:r>
         <w:t xml:space="preserve">Hình </w:t>
       </w:r>
@@ -40151,7 +40610,7 @@
       <w:r>
         <w:t>Màn hình trang quản lý danh sách tài khoản</w:t>
       </w:r>
-      <w:bookmarkEnd w:id="141"/>
+      <w:bookmarkEnd w:id="142"/>
     </w:p>
     <w:p>
       <w:pPr>
@@ -40240,7 +40699,7 @@
       <w:pPr>
         <w:pStyle w:val="Caption"/>
       </w:pPr>
-      <w:bookmarkStart w:id="142" w:name="_Toc229037856"/>
+      <w:bookmarkStart w:id="143" w:name="_Toc229060620"/>
       <w:r>
         <w:t xml:space="preserve">Hình </w:t>
       </w:r>
@@ -40272,7 +40731,7 @@
       <w:r>
         <w:t>rang thống kê</w:t>
       </w:r>
-      <w:bookmarkEnd w:id="142"/>
+      <w:bookmarkEnd w:id="143"/>
     </w:p>
     <w:p>
       <w:pPr>
@@ -40283,11 +40742,11 @@
         </w:numPr>
         <w:ind w:left="431" w:hanging="431"/>
       </w:pPr>
-      <w:bookmarkStart w:id="143" w:name="_Toc228954632"/>
+      <w:bookmarkStart w:id="144" w:name="_Toc229387249"/>
       <w:r>
         <w:t>Kiểm thử</w:t>
       </w:r>
-      <w:bookmarkEnd w:id="143"/>
+      <w:bookmarkEnd w:id="144"/>
       <w:r>
         <w:t xml:space="preserve"> </w:t>
       </w:r>
@@ -40307,11 +40766,11 @@
         </w:rPr>
         <w:tab/>
       </w:r>
-      <w:bookmarkStart w:id="144" w:name="_Toc228954633"/>
+      <w:bookmarkStart w:id="145" w:name="_Toc229387250"/>
       <w:r>
         <w:t>Lập kế hoạch kiểm thử</w:t>
       </w:r>
-      <w:bookmarkEnd w:id="144"/>
+      <w:bookmarkEnd w:id="145"/>
       <w:r>
         <w:t xml:space="preserve"> </w:t>
       </w:r>
@@ -40324,11 +40783,11 @@
           <w:numId w:val="85"/>
         </w:numPr>
       </w:pPr>
-      <w:bookmarkStart w:id="145" w:name="_Toc228954634"/>
+      <w:bookmarkStart w:id="146" w:name="_Toc229387251"/>
       <w:r>
         <w:t>Mục tiêu kiểm thử</w:t>
       </w:r>
-      <w:bookmarkEnd w:id="145"/>
+      <w:bookmarkEnd w:id="146"/>
     </w:p>
     <w:p>
       <w:pPr>
@@ -40381,7 +40840,7 @@
           <w:szCs w:val="28"/>
         </w:rPr>
       </w:pPr>
-      <w:bookmarkStart w:id="146" w:name="_Toc228954635"/>
+      <w:bookmarkStart w:id="147" w:name="_Toc229387252"/>
       <w:r>
         <w:rPr>
           <w:rFonts w:eastAsia="Arial"/>
@@ -40389,13 +40848,13 @@
         </w:rPr>
         <w:t>Thiết kế và thực thi kiểm thử</w:t>
       </w:r>
-      <w:bookmarkEnd w:id="146"/>
+      <w:bookmarkEnd w:id="147"/>
     </w:p>
     <w:p>
       <w:pPr>
         <w:pStyle w:val="Caption"/>
       </w:pPr>
-      <w:bookmarkStart w:id="147" w:name="_Toc228954660"/>
+      <w:bookmarkStart w:id="148" w:name="_Toc229060643"/>
       <w:r>
         <w:t xml:space="preserve">Bảng </w:t>
       </w:r>
@@ -40421,7 +40880,7 @@
       <w:r>
         <w:t xml:space="preserve"> Bảng các ca kiểm thử</w:t>
       </w:r>
-      <w:bookmarkEnd w:id="147"/>
+      <w:bookmarkEnd w:id="148"/>
     </w:p>
     <w:tbl>
       <w:tblPr>
@@ -43458,11 +43917,11 @@
       <w:pPr>
         <w:pStyle w:val="Heading1"/>
       </w:pPr>
-      <w:bookmarkStart w:id="148" w:name="_Toc228954636"/>
+      <w:bookmarkStart w:id="149" w:name="_Toc229387253"/>
       <w:r>
         <w:t>KẾT LUẬN</w:t>
       </w:r>
-      <w:bookmarkEnd w:id="148"/>
+      <w:bookmarkEnd w:id="149"/>
       <w:r>
         <w:t xml:space="preserve"> </w:t>
       </w:r>
@@ -43851,11 +44310,11 @@
       <w:pPr>
         <w:pStyle w:val="Heading1"/>
       </w:pPr>
-      <w:bookmarkStart w:id="149" w:name="_Toc228954637"/>
+      <w:bookmarkStart w:id="150" w:name="_Toc229387254"/>
       <w:r>
         <w:t>TÀI LIỆU THAM KHẢO</w:t>
       </w:r>
-      <w:bookmarkEnd w:id="149"/>
+      <w:bookmarkEnd w:id="150"/>
       <w:r>
         <w:t xml:space="preserve"> </w:t>
       </w:r>
@@ -57492,6 +57951,22 @@
       <w:u w:val="single"/>
     </w:rPr>
   </w:style>
+  <w:style w:type="table" w:customStyle="1" w:styleId="Style11">
+    <w:name w:val="_Style 11"/>
+    <w:basedOn w:val="TableNormal"/>
+    <w:rsid w:val="00884A99"/>
+    <w:pPr>
+      <w:spacing w:after="0" w:line="240" w:lineRule="auto"/>
+    </w:pPr>
+    <w:rPr>
+      <w:rFonts w:ascii="Times New Roman" w:eastAsia="Times New Roman" w:hAnsi="Times New Roman" w:cs="Times New Roman"/>
+      <w:kern w:val="0"/>
+      <w:sz w:val="20"/>
+      <w:szCs w:val="20"/>
+      <w14:ligatures w14:val="none"/>
+    </w:rPr>
+    <w:tblPr/>
+  </w:style>
 </w:styles>
 </file>
 

--- a/CNTT_2022603164_Le_The_Cuong_Baocao.docx
+++ b/CNTT_2022603164_Le_The_Cuong_Baocao.docx
@@ -1341,7 +1341,7 @@
       <w:pPr>
         <w:pStyle w:val="Heading1"/>
       </w:pPr>
-      <w:bookmarkStart w:id="0" w:name="_Toc229387183"/>
+      <w:bookmarkStart w:id="0" w:name="_Toc229818699"/>
       <w:r>
         <w:lastRenderedPageBreak/>
         <w:t>MỤC LỤC</w:t>
@@ -1381,7 +1381,7 @@
           <w:r>
             <w:fldChar w:fldCharType="separate"/>
           </w:r>
-          <w:hyperlink w:anchor="_Toc229387183" w:history="1">
+          <w:hyperlink w:anchor="_Toc229818699" w:history="1">
             <w:r>
               <w:rPr>
                 <w:rStyle w:val="Hyperlink"/>
@@ -1408,7 +1408,7 @@
                 <w:noProof/>
                 <w:webHidden/>
               </w:rPr>
-              <w:instrText xml:space="preserve"> PAGEREF _Toc229387183 \h </w:instrText>
+              <w:instrText xml:space="preserve"> PAGEREF _Toc229818699 \h </w:instrText>
             </w:r>
             <w:r>
               <w:rPr>
@@ -1452,7 +1452,7 @@
               <w:sz w:val="24"/>
             </w:rPr>
           </w:pPr>
-          <w:hyperlink w:anchor="_Toc229387184" w:history="1">
+          <w:hyperlink w:anchor="_Toc229818700" w:history="1">
             <w:r>
               <w:rPr>
                 <w:rStyle w:val="Hyperlink"/>
@@ -1479,7 +1479,7 @@
                 <w:noProof/>
                 <w:webHidden/>
               </w:rPr>
-              <w:instrText xml:space="preserve"> PAGEREF _Toc229387184 \h </w:instrText>
+              <w:instrText xml:space="preserve"> PAGEREF _Toc229818700 \h </w:instrText>
             </w:r>
             <w:r>
               <w:rPr>
@@ -1523,7 +1523,7 @@
               <w:sz w:val="24"/>
             </w:rPr>
           </w:pPr>
-          <w:hyperlink w:anchor="_Toc229387185" w:history="1">
+          <w:hyperlink w:anchor="_Toc229818701" w:history="1">
             <w:r>
               <w:rPr>
                 <w:rStyle w:val="Hyperlink"/>
@@ -1550,7 +1550,7 @@
                 <w:noProof/>
                 <w:webHidden/>
               </w:rPr>
-              <w:instrText xml:space="preserve"> PAGEREF _Toc229387185 \h </w:instrText>
+              <w:instrText xml:space="preserve"> PAGEREF _Toc229818701 \h </w:instrText>
             </w:r>
             <w:r>
               <w:rPr>
@@ -1594,7 +1594,7 @@
               <w:sz w:val="24"/>
             </w:rPr>
           </w:pPr>
-          <w:hyperlink w:anchor="_Toc229387186" w:history="1">
+          <w:hyperlink w:anchor="_Toc229818702" w:history="1">
             <w:r>
               <w:rPr>
                 <w:rStyle w:val="Hyperlink"/>
@@ -1621,7 +1621,7 @@
                 <w:noProof/>
                 <w:webHidden/>
               </w:rPr>
-              <w:instrText xml:space="preserve"> PAGEREF _Toc229387186 \h </w:instrText>
+              <w:instrText xml:space="preserve"> PAGEREF _Toc229818702 \h </w:instrText>
             </w:r>
             <w:r>
               <w:rPr>
@@ -1665,7 +1665,7 @@
               <w:sz w:val="24"/>
             </w:rPr>
           </w:pPr>
-          <w:hyperlink w:anchor="_Toc229387187" w:history="1">
+          <w:hyperlink w:anchor="_Toc229818703" w:history="1">
             <w:r>
               <w:rPr>
                 <w:rStyle w:val="Hyperlink"/>
@@ -1700,7 +1700,7 @@
                 <w:noProof/>
                 <w:webHidden/>
               </w:rPr>
-              <w:instrText xml:space="preserve"> PAGEREF _Toc229387187 \h </w:instrText>
+              <w:instrText xml:space="preserve"> PAGEREF _Toc229818703 \h </w:instrText>
             </w:r>
             <w:r>
               <w:rPr>
@@ -1744,7 +1744,7 @@
               <w:sz w:val="24"/>
             </w:rPr>
           </w:pPr>
-          <w:hyperlink w:anchor="_Toc229387188" w:history="1">
+          <w:hyperlink w:anchor="_Toc229818704" w:history="1">
             <w:r>
               <w:rPr>
                 <w:rStyle w:val="Hyperlink"/>
@@ -1771,7 +1771,7 @@
                 <w:noProof/>
                 <w:webHidden/>
               </w:rPr>
-              <w:instrText xml:space="preserve"> PAGEREF _Toc229387188 \h </w:instrText>
+              <w:instrText xml:space="preserve"> PAGEREF _Toc229818704 \h </w:instrText>
             </w:r>
             <w:r>
               <w:rPr>
@@ -1815,7 +1815,7 @@
               <w:sz w:val="24"/>
             </w:rPr>
           </w:pPr>
-          <w:hyperlink w:anchor="_Toc229387189" w:history="1">
+          <w:hyperlink w:anchor="_Toc229818705" w:history="1">
             <w:r>
               <w:rPr>
                 <w:rStyle w:val="Hyperlink"/>
@@ -1842,7 +1842,7 @@
                 <w:noProof/>
                 <w:webHidden/>
               </w:rPr>
-              <w:instrText xml:space="preserve"> PAGEREF _Toc229387189 \h </w:instrText>
+              <w:instrText xml:space="preserve"> PAGEREF _Toc229818705 \h </w:instrText>
             </w:r>
             <w:r>
               <w:rPr>
@@ -1886,7 +1886,7 @@
               <w:sz w:val="24"/>
             </w:rPr>
           </w:pPr>
-          <w:hyperlink w:anchor="_Toc229387190" w:history="1">
+          <w:hyperlink w:anchor="_Toc229818706" w:history="1">
             <w:r>
               <w:rPr>
                 <w:rStyle w:val="Hyperlink"/>
@@ -1913,7 +1913,7 @@
                 <w:noProof/>
                 <w:webHidden/>
               </w:rPr>
-              <w:instrText xml:space="preserve"> PAGEREF _Toc229387190 \h </w:instrText>
+              <w:instrText xml:space="preserve"> PAGEREF _Toc229818706 \h </w:instrText>
             </w:r>
             <w:r>
               <w:rPr>
@@ -1957,7 +1957,7 @@
               <w:sz w:val="24"/>
             </w:rPr>
           </w:pPr>
-          <w:hyperlink w:anchor="_Toc229387191" w:history="1">
+          <w:hyperlink w:anchor="_Toc229818707" w:history="1">
             <w:r>
               <w:rPr>
                 <w:rStyle w:val="Hyperlink"/>
@@ -1984,7 +1984,7 @@
                 <w:noProof/>
                 <w:webHidden/>
               </w:rPr>
-              <w:instrText xml:space="preserve"> PAGEREF _Toc229387191 \h </w:instrText>
+              <w:instrText xml:space="preserve"> PAGEREF _Toc229818707 \h </w:instrText>
             </w:r>
             <w:r>
               <w:rPr>
@@ -2028,7 +2028,7 @@
               <w:sz w:val="24"/>
             </w:rPr>
           </w:pPr>
-          <w:hyperlink w:anchor="_Toc229387192" w:history="1">
+          <w:hyperlink w:anchor="_Toc229818708" w:history="1">
             <w:r>
               <w:rPr>
                 <w:rStyle w:val="Hyperlink"/>
@@ -2055,7 +2055,7 @@
                 <w:noProof/>
                 <w:webHidden/>
               </w:rPr>
-              <w:instrText xml:space="preserve"> PAGEREF _Toc229387192 \h </w:instrText>
+              <w:instrText xml:space="preserve"> PAGEREF _Toc229818708 \h </w:instrText>
             </w:r>
             <w:r>
               <w:rPr>
@@ -2099,7 +2099,7 @@
               <w:sz w:val="24"/>
             </w:rPr>
           </w:pPr>
-          <w:hyperlink w:anchor="_Toc229387193" w:history="1">
+          <w:hyperlink w:anchor="_Toc229818709" w:history="1">
             <w:r>
               <w:rPr>
                 <w:rStyle w:val="Hyperlink"/>
@@ -2126,7 +2126,7 @@
                 <w:noProof/>
                 <w:webHidden/>
               </w:rPr>
-              <w:instrText xml:space="preserve"> PAGEREF _Toc229387193 \h </w:instrText>
+              <w:instrText xml:space="preserve"> PAGEREF _Toc229818709 \h </w:instrText>
             </w:r>
             <w:r>
               <w:rPr>
@@ -2170,7 +2170,7 @@
               <w:sz w:val="24"/>
             </w:rPr>
           </w:pPr>
-          <w:hyperlink w:anchor="_Toc229387194" w:history="1">
+          <w:hyperlink w:anchor="_Toc229818710" w:history="1">
             <w:r>
               <w:rPr>
                 <w:rStyle w:val="Hyperlink"/>
@@ -2197,7 +2197,7 @@
                 <w:noProof/>
                 <w:webHidden/>
               </w:rPr>
-              <w:instrText xml:space="preserve"> PAGEREF _Toc229387194 \h </w:instrText>
+              <w:instrText xml:space="preserve"> PAGEREF _Toc229818710 \h </w:instrText>
             </w:r>
             <w:r>
               <w:rPr>
@@ -2241,7 +2241,7 @@
               <w:sz w:val="24"/>
             </w:rPr>
           </w:pPr>
-          <w:hyperlink w:anchor="_Toc229387195" w:history="1">
+          <w:hyperlink w:anchor="_Toc229818711" w:history="1">
             <w:r>
               <w:rPr>
                 <w:rStyle w:val="Hyperlink"/>
@@ -2268,7 +2268,7 @@
                 <w:noProof/>
                 <w:webHidden/>
               </w:rPr>
-              <w:instrText xml:space="preserve"> PAGEREF _Toc229387195 \h </w:instrText>
+              <w:instrText xml:space="preserve"> PAGEREF _Toc229818711 \h </w:instrText>
             </w:r>
             <w:r>
               <w:rPr>
@@ -2312,7 +2312,7 @@
               <w:sz w:val="24"/>
             </w:rPr>
           </w:pPr>
-          <w:hyperlink w:anchor="_Toc229387196" w:history="1">
+          <w:hyperlink w:anchor="_Toc229818712" w:history="1">
             <w:r>
               <w:rPr>
                 <w:rStyle w:val="Hyperlink"/>
@@ -2339,7 +2339,7 @@
                 <w:noProof/>
                 <w:webHidden/>
               </w:rPr>
-              <w:instrText xml:space="preserve"> PAGEREF _Toc229387196 \h </w:instrText>
+              <w:instrText xml:space="preserve"> PAGEREF _Toc229818712 \h </w:instrText>
             </w:r>
             <w:r>
               <w:rPr>
@@ -2383,7 +2383,7 @@
               <w:sz w:val="24"/>
             </w:rPr>
           </w:pPr>
-          <w:hyperlink w:anchor="_Toc229387197" w:history="1">
+          <w:hyperlink w:anchor="_Toc229818713" w:history="1">
             <w:r>
               <w:rPr>
                 <w:rStyle w:val="Hyperlink"/>
@@ -2410,7 +2410,7 @@
                 <w:noProof/>
                 <w:webHidden/>
               </w:rPr>
-              <w:instrText xml:space="preserve"> PAGEREF _Toc229387197 \h </w:instrText>
+              <w:instrText xml:space="preserve"> PAGEREF _Toc229818713 \h </w:instrText>
             </w:r>
             <w:r>
               <w:rPr>
@@ -2454,7 +2454,7 @@
               <w:sz w:val="24"/>
             </w:rPr>
           </w:pPr>
-          <w:hyperlink w:anchor="_Toc229387198" w:history="1">
+          <w:hyperlink w:anchor="_Toc229818714" w:history="1">
             <w:r>
               <w:rPr>
                 <w:rStyle w:val="Hyperlink"/>
@@ -2481,7 +2481,7 @@
                 <w:noProof/>
                 <w:webHidden/>
               </w:rPr>
-              <w:instrText xml:space="preserve"> PAGEREF _Toc229387198 \h </w:instrText>
+              <w:instrText xml:space="preserve"> PAGEREF _Toc229818714 \h </w:instrText>
             </w:r>
             <w:r>
               <w:rPr>
@@ -2525,7 +2525,7 @@
               <w:sz w:val="24"/>
             </w:rPr>
           </w:pPr>
-          <w:hyperlink w:anchor="_Toc229387199" w:history="1">
+          <w:hyperlink w:anchor="_Toc229818715" w:history="1">
             <w:r>
               <w:rPr>
                 <w:rStyle w:val="Hyperlink"/>
@@ -2552,7 +2552,7 @@
                 <w:noProof/>
                 <w:webHidden/>
               </w:rPr>
-              <w:instrText xml:space="preserve"> PAGEREF _Toc229387199 \h </w:instrText>
+              <w:instrText xml:space="preserve"> PAGEREF _Toc229818715 \h </w:instrText>
             </w:r>
             <w:r>
               <w:rPr>
@@ -2596,7 +2596,7 @@
               <w:sz w:val="24"/>
             </w:rPr>
           </w:pPr>
-          <w:hyperlink w:anchor="_Toc229387200" w:history="1">
+          <w:hyperlink w:anchor="_Toc229818716" w:history="1">
             <w:r>
               <w:rPr>
                 <w:rStyle w:val="Hyperlink"/>
@@ -2623,7 +2623,7 @@
                 <w:noProof/>
                 <w:webHidden/>
               </w:rPr>
-              <w:instrText xml:space="preserve"> PAGEREF _Toc229387200 \h </w:instrText>
+              <w:instrText xml:space="preserve"> PAGEREF _Toc229818716 \h </w:instrText>
             </w:r>
             <w:r>
               <w:rPr>
@@ -2667,7 +2667,7 @@
               <w:sz w:val="24"/>
             </w:rPr>
           </w:pPr>
-          <w:hyperlink w:anchor="_Toc229387201" w:history="1">
+          <w:hyperlink w:anchor="_Toc229818717" w:history="1">
             <w:r>
               <w:rPr>
                 <w:rStyle w:val="Hyperlink"/>
@@ -2702,7 +2702,7 @@
                 <w:noProof/>
                 <w:webHidden/>
               </w:rPr>
-              <w:instrText xml:space="preserve"> PAGEREF _Toc229387201 \h </w:instrText>
+              <w:instrText xml:space="preserve"> PAGEREF _Toc229818717 \h </w:instrText>
             </w:r>
             <w:r>
               <w:rPr>
@@ -2746,7 +2746,7 @@
               <w:sz w:val="24"/>
             </w:rPr>
           </w:pPr>
-          <w:hyperlink w:anchor="_Toc229387202" w:history="1">
+          <w:hyperlink w:anchor="_Toc229818718" w:history="1">
             <w:r>
               <w:rPr>
                 <w:rStyle w:val="Hyperlink"/>
@@ -2773,7 +2773,7 @@
                 <w:noProof/>
                 <w:webHidden/>
               </w:rPr>
-              <w:instrText xml:space="preserve"> PAGEREF _Toc229387202 \h </w:instrText>
+              <w:instrText xml:space="preserve"> PAGEREF _Toc229818718 \h </w:instrText>
             </w:r>
             <w:r>
               <w:rPr>
@@ -2817,7 +2817,7 @@
               <w:sz w:val="24"/>
             </w:rPr>
           </w:pPr>
-          <w:hyperlink w:anchor="_Toc229387203" w:history="1">
+          <w:hyperlink w:anchor="_Toc229818719" w:history="1">
             <w:r>
               <w:rPr>
                 <w:rStyle w:val="Hyperlink"/>
@@ -2844,7 +2844,7 @@
                 <w:noProof/>
                 <w:webHidden/>
               </w:rPr>
-              <w:instrText xml:space="preserve"> PAGEREF _Toc229387203 \h </w:instrText>
+              <w:instrText xml:space="preserve"> PAGEREF _Toc229818719 \h </w:instrText>
             </w:r>
             <w:r>
               <w:rPr>
@@ -2888,7 +2888,7 @@
               <w:sz w:val="24"/>
             </w:rPr>
           </w:pPr>
-          <w:hyperlink w:anchor="_Toc229387204" w:history="1">
+          <w:hyperlink w:anchor="_Toc229818720" w:history="1">
             <w:r>
               <w:rPr>
                 <w:rStyle w:val="Hyperlink"/>
@@ -2915,7 +2915,7 @@
                 <w:noProof/>
                 <w:webHidden/>
               </w:rPr>
-              <w:instrText xml:space="preserve"> PAGEREF _Toc229387204 \h </w:instrText>
+              <w:instrText xml:space="preserve"> PAGEREF _Toc229818720 \h </w:instrText>
             </w:r>
             <w:r>
               <w:rPr>
@@ -2935,7 +2935,7 @@
                 <w:noProof/>
                 <w:webHidden/>
               </w:rPr>
-              <w:t>15</w:t>
+              <w:t>14</w:t>
             </w:r>
             <w:r>
               <w:rPr>
@@ -2959,7 +2959,7 @@
               <w:sz w:val="24"/>
             </w:rPr>
           </w:pPr>
-          <w:hyperlink w:anchor="_Toc229387205" w:history="1">
+          <w:hyperlink w:anchor="_Toc229818721" w:history="1">
             <w:r>
               <w:rPr>
                 <w:rStyle w:val="Hyperlink"/>
@@ -2986,7 +2986,7 @@
                 <w:noProof/>
                 <w:webHidden/>
               </w:rPr>
-              <w:instrText xml:space="preserve"> PAGEREF _Toc229387205 \h </w:instrText>
+              <w:instrText xml:space="preserve"> PAGEREF _Toc229818721 \h </w:instrText>
             </w:r>
             <w:r>
               <w:rPr>
@@ -3006,7 +3006,7 @@
                 <w:noProof/>
                 <w:webHidden/>
               </w:rPr>
-              <w:t>15</w:t>
+              <w:t>14</w:t>
             </w:r>
             <w:r>
               <w:rPr>
@@ -3030,7 +3030,7 @@
               <w:sz w:val="24"/>
             </w:rPr>
           </w:pPr>
-          <w:hyperlink w:anchor="_Toc229387206" w:history="1">
+          <w:hyperlink w:anchor="_Toc229818722" w:history="1">
             <w:r>
               <w:rPr>
                 <w:rStyle w:val="Hyperlink"/>
@@ -3057,7 +3057,7 @@
                 <w:noProof/>
                 <w:webHidden/>
               </w:rPr>
-              <w:instrText xml:space="preserve"> PAGEREF _Toc229387206 \h </w:instrText>
+              <w:instrText xml:space="preserve"> PAGEREF _Toc229818722 \h </w:instrText>
             </w:r>
             <w:r>
               <w:rPr>
@@ -3077,7 +3077,7 @@
                 <w:noProof/>
                 <w:webHidden/>
               </w:rPr>
-              <w:t>16</w:t>
+              <w:t>15</w:t>
             </w:r>
             <w:r>
               <w:rPr>
@@ -3101,7 +3101,7 @@
               <w:sz w:val="24"/>
             </w:rPr>
           </w:pPr>
-          <w:hyperlink w:anchor="_Toc229387207" w:history="1">
+          <w:hyperlink w:anchor="_Toc229818723" w:history="1">
             <w:r>
               <w:rPr>
                 <w:rStyle w:val="Hyperlink"/>
@@ -3128,7 +3128,7 @@
                 <w:noProof/>
                 <w:webHidden/>
               </w:rPr>
-              <w:instrText xml:space="preserve"> PAGEREF _Toc229387207 \h </w:instrText>
+              <w:instrText xml:space="preserve"> PAGEREF _Toc229818723 \h </w:instrText>
             </w:r>
             <w:r>
               <w:rPr>
@@ -3148,7 +3148,7 @@
                 <w:noProof/>
                 <w:webHidden/>
               </w:rPr>
-              <w:t>16</w:t>
+              <w:t>15</w:t>
             </w:r>
             <w:r>
               <w:rPr>
@@ -3172,7 +3172,7 @@
               <w:sz w:val="24"/>
             </w:rPr>
           </w:pPr>
-          <w:hyperlink w:anchor="_Toc229387208" w:history="1">
+          <w:hyperlink w:anchor="_Toc229818724" w:history="1">
             <w:r>
               <w:rPr>
                 <w:rStyle w:val="Hyperlink"/>
@@ -3199,7 +3199,7 @@
                 <w:noProof/>
                 <w:webHidden/>
               </w:rPr>
-              <w:instrText xml:space="preserve"> PAGEREF _Toc229387208 \h </w:instrText>
+              <w:instrText xml:space="preserve"> PAGEREF _Toc229818724 \h </w:instrText>
             </w:r>
             <w:r>
               <w:rPr>
@@ -3219,7 +3219,7 @@
                 <w:noProof/>
                 <w:webHidden/>
               </w:rPr>
-              <w:t>18</w:t>
+              <w:t>17</w:t>
             </w:r>
             <w:r>
               <w:rPr>
@@ -3243,7 +3243,7 @@
               <w:sz w:val="24"/>
             </w:rPr>
           </w:pPr>
-          <w:hyperlink w:anchor="_Toc229387209" w:history="1">
+          <w:hyperlink w:anchor="_Toc229818725" w:history="1">
             <w:r>
               <w:rPr>
                 <w:rStyle w:val="Hyperlink"/>
@@ -3270,7 +3270,7 @@
                 <w:noProof/>
                 <w:webHidden/>
               </w:rPr>
-              <w:instrText xml:space="preserve"> PAGEREF _Toc229387209 \h </w:instrText>
+              <w:instrText xml:space="preserve"> PAGEREF _Toc229818725 \h </w:instrText>
             </w:r>
             <w:r>
               <w:rPr>
@@ -3290,7 +3290,7 @@
                 <w:noProof/>
                 <w:webHidden/>
               </w:rPr>
-              <w:t>19</w:t>
+              <w:t>18</w:t>
             </w:r>
             <w:r>
               <w:rPr>
@@ -3314,7 +3314,7 @@
               <w:sz w:val="24"/>
             </w:rPr>
           </w:pPr>
-          <w:hyperlink w:anchor="_Toc229387210" w:history="1">
+          <w:hyperlink w:anchor="_Toc229818726" w:history="1">
             <w:r>
               <w:rPr>
                 <w:rStyle w:val="Hyperlink"/>
@@ -3341,7 +3341,7 @@
                 <w:noProof/>
                 <w:webHidden/>
               </w:rPr>
-              <w:instrText xml:space="preserve"> PAGEREF _Toc229387210 \h </w:instrText>
+              <w:instrText xml:space="preserve"> PAGEREF _Toc229818726 \h </w:instrText>
             </w:r>
             <w:r>
               <w:rPr>
@@ -3361,7 +3361,7 @@
                 <w:noProof/>
                 <w:webHidden/>
               </w:rPr>
-              <w:t>20</w:t>
+              <w:t>19</w:t>
             </w:r>
             <w:r>
               <w:rPr>
@@ -3385,7 +3385,7 @@
               <w:sz w:val="24"/>
             </w:rPr>
           </w:pPr>
-          <w:hyperlink w:anchor="_Toc229387211" w:history="1">
+          <w:hyperlink w:anchor="_Toc229818727" w:history="1">
             <w:r>
               <w:rPr>
                 <w:rStyle w:val="Hyperlink"/>
@@ -3412,7 +3412,7 @@
                 <w:noProof/>
                 <w:webHidden/>
               </w:rPr>
-              <w:instrText xml:space="preserve"> PAGEREF _Toc229387211 \h </w:instrText>
+              <w:instrText xml:space="preserve"> PAGEREF _Toc229818727 \h </w:instrText>
             </w:r>
             <w:r>
               <w:rPr>
@@ -3432,7 +3432,7 @@
                 <w:noProof/>
                 <w:webHidden/>
               </w:rPr>
-              <w:t>22</w:t>
+              <w:t>21</w:t>
             </w:r>
             <w:r>
               <w:rPr>
@@ -3456,7 +3456,7 @@
               <w:sz w:val="24"/>
             </w:rPr>
           </w:pPr>
-          <w:hyperlink w:anchor="_Toc229387212" w:history="1">
+          <w:hyperlink w:anchor="_Toc229818728" w:history="1">
             <w:r>
               <w:rPr>
                 <w:rStyle w:val="Hyperlink"/>
@@ -3483,7 +3483,7 @@
                 <w:noProof/>
                 <w:webHidden/>
               </w:rPr>
-              <w:instrText xml:space="preserve"> PAGEREF _Toc229387212 \h </w:instrText>
+              <w:instrText xml:space="preserve"> PAGEREF _Toc229818728 \h </w:instrText>
             </w:r>
             <w:r>
               <w:rPr>
@@ -3503,7 +3503,7 @@
                 <w:noProof/>
                 <w:webHidden/>
               </w:rPr>
-              <w:t>23</w:t>
+              <w:t>22</w:t>
             </w:r>
             <w:r>
               <w:rPr>
@@ -3527,7 +3527,7 @@
               <w:sz w:val="24"/>
             </w:rPr>
           </w:pPr>
-          <w:hyperlink w:anchor="_Toc229387213" w:history="1">
+          <w:hyperlink w:anchor="_Toc229818729" w:history="1">
             <w:r>
               <w:rPr>
                 <w:rStyle w:val="Hyperlink"/>
@@ -3554,7 +3554,7 @@
                 <w:noProof/>
                 <w:webHidden/>
               </w:rPr>
-              <w:instrText xml:space="preserve"> PAGEREF _Toc229387213 \h </w:instrText>
+              <w:instrText xml:space="preserve"> PAGEREF _Toc229818729 \h </w:instrText>
             </w:r>
             <w:r>
               <w:rPr>
@@ -3574,7 +3574,7 @@
                 <w:noProof/>
                 <w:webHidden/>
               </w:rPr>
-              <w:t>25</w:t>
+              <w:t>24</w:t>
             </w:r>
             <w:r>
               <w:rPr>
@@ -3598,7 +3598,7 @@
               <w:sz w:val="24"/>
             </w:rPr>
           </w:pPr>
-          <w:hyperlink w:anchor="_Toc229387214" w:history="1">
+          <w:hyperlink w:anchor="_Toc229818730" w:history="1">
             <w:r>
               <w:rPr>
                 <w:rStyle w:val="Hyperlink"/>
@@ -3625,7 +3625,7 @@
                 <w:noProof/>
                 <w:webHidden/>
               </w:rPr>
-              <w:instrText xml:space="preserve"> PAGEREF _Toc229387214 \h </w:instrText>
+              <w:instrText xml:space="preserve"> PAGEREF _Toc229818730 \h </w:instrText>
             </w:r>
             <w:r>
               <w:rPr>
@@ -3645,7 +3645,7 @@
                 <w:noProof/>
                 <w:webHidden/>
               </w:rPr>
-              <w:t>27</w:t>
+              <w:t>26</w:t>
             </w:r>
             <w:r>
               <w:rPr>
@@ -3669,7 +3669,7 @@
               <w:sz w:val="24"/>
             </w:rPr>
           </w:pPr>
-          <w:hyperlink w:anchor="_Toc229387215" w:history="1">
+          <w:hyperlink w:anchor="_Toc229818731" w:history="1">
             <w:r>
               <w:rPr>
                 <w:rStyle w:val="Hyperlink"/>
@@ -3696,7 +3696,7 @@
                 <w:noProof/>
                 <w:webHidden/>
               </w:rPr>
-              <w:instrText xml:space="preserve"> PAGEREF _Toc229387215 \h </w:instrText>
+              <w:instrText xml:space="preserve"> PAGEREF _Toc229818731 \h </w:instrText>
             </w:r>
             <w:r>
               <w:rPr>
@@ -3716,7 +3716,7 @@
                 <w:noProof/>
                 <w:webHidden/>
               </w:rPr>
-              <w:t>28</w:t>
+              <w:t>27</w:t>
             </w:r>
             <w:r>
               <w:rPr>
@@ -3740,7 +3740,7 @@
               <w:sz w:val="24"/>
             </w:rPr>
           </w:pPr>
-          <w:hyperlink w:anchor="_Toc229387216" w:history="1">
+          <w:hyperlink w:anchor="_Toc229818732" w:history="1">
             <w:r>
               <w:rPr>
                 <w:rStyle w:val="Hyperlink"/>
@@ -3767,7 +3767,7 @@
                 <w:noProof/>
                 <w:webHidden/>
               </w:rPr>
-              <w:instrText xml:space="preserve"> PAGEREF _Toc229387216 \h </w:instrText>
+              <w:instrText xml:space="preserve"> PAGEREF _Toc229818732 \h </w:instrText>
             </w:r>
             <w:r>
               <w:rPr>
@@ -3787,7 +3787,7 @@
                 <w:noProof/>
                 <w:webHidden/>
               </w:rPr>
-              <w:t>30</w:t>
+              <w:t>29</w:t>
             </w:r>
             <w:r>
               <w:rPr>
@@ -3811,7 +3811,7 @@
               <w:sz w:val="24"/>
             </w:rPr>
           </w:pPr>
-          <w:hyperlink w:anchor="_Toc229387217" w:history="1">
+          <w:hyperlink w:anchor="_Toc229818733" w:history="1">
             <w:r>
               <w:rPr>
                 <w:rStyle w:val="Hyperlink"/>
@@ -3838,7 +3838,7 @@
                 <w:noProof/>
                 <w:webHidden/>
               </w:rPr>
-              <w:instrText xml:space="preserve"> PAGEREF _Toc229387217 \h </w:instrText>
+              <w:instrText xml:space="preserve"> PAGEREF _Toc229818733 \h </w:instrText>
             </w:r>
             <w:r>
               <w:rPr>
@@ -3858,7 +3858,7 @@
                 <w:noProof/>
                 <w:webHidden/>
               </w:rPr>
-              <w:t>32</w:t>
+              <w:t>31</w:t>
             </w:r>
             <w:r>
               <w:rPr>
@@ -3882,7 +3882,7 @@
               <w:sz w:val="24"/>
             </w:rPr>
           </w:pPr>
-          <w:hyperlink w:anchor="_Toc229387218" w:history="1">
+          <w:hyperlink w:anchor="_Toc229818734" w:history="1">
             <w:r>
               <w:rPr>
                 <w:rStyle w:val="Hyperlink"/>
@@ -3909,7 +3909,7 @@
                 <w:noProof/>
                 <w:webHidden/>
               </w:rPr>
-              <w:instrText xml:space="preserve"> PAGEREF _Toc229387218 \h </w:instrText>
+              <w:instrText xml:space="preserve"> PAGEREF _Toc229818734 \h </w:instrText>
             </w:r>
             <w:r>
               <w:rPr>
@@ -3929,7 +3929,7 @@
                 <w:noProof/>
                 <w:webHidden/>
               </w:rPr>
-              <w:t>33</w:t>
+              <w:t>32</w:t>
             </w:r>
             <w:r>
               <w:rPr>
@@ -3953,7 +3953,7 @@
               <w:sz w:val="24"/>
             </w:rPr>
           </w:pPr>
-          <w:hyperlink w:anchor="_Toc229387219" w:history="1">
+          <w:hyperlink w:anchor="_Toc229818735" w:history="1">
             <w:r>
               <w:rPr>
                 <w:rStyle w:val="Hyperlink"/>
@@ -3980,7 +3980,7 @@
                 <w:noProof/>
                 <w:webHidden/>
               </w:rPr>
-              <w:instrText xml:space="preserve"> PAGEREF _Toc229387219 \h </w:instrText>
+              <w:instrText xml:space="preserve"> PAGEREF _Toc229818735 \h </w:instrText>
             </w:r>
             <w:r>
               <w:rPr>
@@ -4000,7 +4000,7 @@
                 <w:noProof/>
                 <w:webHidden/>
               </w:rPr>
-              <w:t>34</w:t>
+              <w:t>33</w:t>
             </w:r>
             <w:r>
               <w:rPr>
@@ -4024,7 +4024,7 @@
               <w:sz w:val="24"/>
             </w:rPr>
           </w:pPr>
-          <w:hyperlink w:anchor="_Toc229387220" w:history="1">
+          <w:hyperlink w:anchor="_Toc229818736" w:history="1">
             <w:r>
               <w:rPr>
                 <w:rStyle w:val="Hyperlink"/>
@@ -4051,7 +4051,7 @@
                 <w:noProof/>
                 <w:webHidden/>
               </w:rPr>
-              <w:instrText xml:space="preserve"> PAGEREF _Toc229387220 \h </w:instrText>
+              <w:instrText xml:space="preserve"> PAGEREF _Toc229818736 \h </w:instrText>
             </w:r>
             <w:r>
               <w:rPr>
@@ -4071,7 +4071,7 @@
                 <w:noProof/>
                 <w:webHidden/>
               </w:rPr>
-              <w:t>34</w:t>
+              <w:t>33</w:t>
             </w:r>
             <w:r>
               <w:rPr>
@@ -4095,7 +4095,7 @@
               <w:sz w:val="24"/>
             </w:rPr>
           </w:pPr>
-          <w:hyperlink w:anchor="_Toc229387221" w:history="1">
+          <w:hyperlink w:anchor="_Toc229818737" w:history="1">
             <w:r>
               <w:rPr>
                 <w:rStyle w:val="Hyperlink"/>
@@ -4122,7 +4122,7 @@
                 <w:noProof/>
                 <w:webHidden/>
               </w:rPr>
-              <w:instrText xml:space="preserve"> PAGEREF _Toc229387221 \h </w:instrText>
+              <w:instrText xml:space="preserve"> PAGEREF _Toc229818737 \h </w:instrText>
             </w:r>
             <w:r>
               <w:rPr>
@@ -4142,7 +4142,7 @@
                 <w:noProof/>
                 <w:webHidden/>
               </w:rPr>
-              <w:t>36</w:t>
+              <w:t>35</w:t>
             </w:r>
             <w:r>
               <w:rPr>
@@ -4166,7 +4166,7 @@
               <w:sz w:val="24"/>
             </w:rPr>
           </w:pPr>
-          <w:hyperlink w:anchor="_Toc229387222" w:history="1">
+          <w:hyperlink w:anchor="_Toc229818738" w:history="1">
             <w:r>
               <w:rPr>
                 <w:rStyle w:val="Hyperlink"/>
@@ -4193,7 +4193,7 @@
                 <w:noProof/>
                 <w:webHidden/>
               </w:rPr>
-              <w:instrText xml:space="preserve"> PAGEREF _Toc229387222 \h </w:instrText>
+              <w:instrText xml:space="preserve"> PAGEREF _Toc229818738 \h </w:instrText>
             </w:r>
             <w:r>
               <w:rPr>
@@ -4213,7 +4213,7 @@
                 <w:noProof/>
                 <w:webHidden/>
               </w:rPr>
-              <w:t>38</w:t>
+              <w:t>37</w:t>
             </w:r>
             <w:r>
               <w:rPr>
@@ -4237,7 +4237,7 @@
               <w:sz w:val="24"/>
             </w:rPr>
           </w:pPr>
-          <w:hyperlink w:anchor="_Toc229387223" w:history="1">
+          <w:hyperlink w:anchor="_Toc229818739" w:history="1">
             <w:r>
               <w:rPr>
                 <w:rStyle w:val="Hyperlink"/>
@@ -4264,7 +4264,7 @@
                 <w:noProof/>
                 <w:webHidden/>
               </w:rPr>
-              <w:instrText xml:space="preserve"> PAGEREF _Toc229387223 \h </w:instrText>
+              <w:instrText xml:space="preserve"> PAGEREF _Toc229818739 \h </w:instrText>
             </w:r>
             <w:r>
               <w:rPr>
@@ -4284,7 +4284,7 @@
                 <w:noProof/>
                 <w:webHidden/>
               </w:rPr>
-              <w:t>40</w:t>
+              <w:t>39</w:t>
             </w:r>
             <w:r>
               <w:rPr>
@@ -4308,7 +4308,7 @@
               <w:sz w:val="24"/>
             </w:rPr>
           </w:pPr>
-          <w:hyperlink w:anchor="_Toc229387224" w:history="1">
+          <w:hyperlink w:anchor="_Toc229818740" w:history="1">
             <w:r>
               <w:rPr>
                 <w:rStyle w:val="Hyperlink"/>
@@ -4335,7 +4335,7 @@
                 <w:noProof/>
                 <w:webHidden/>
               </w:rPr>
-              <w:instrText xml:space="preserve"> PAGEREF _Toc229387224 \h </w:instrText>
+              <w:instrText xml:space="preserve"> PAGEREF _Toc229818740 \h </w:instrText>
             </w:r>
             <w:r>
               <w:rPr>
@@ -4355,7 +4355,7 @@
                 <w:noProof/>
                 <w:webHidden/>
               </w:rPr>
-              <w:t>42</w:t>
+              <w:t>41</w:t>
             </w:r>
             <w:r>
               <w:rPr>
@@ -4379,7 +4379,7 @@
               <w:sz w:val="24"/>
             </w:rPr>
           </w:pPr>
-          <w:hyperlink w:anchor="_Toc229387225" w:history="1">
+          <w:hyperlink w:anchor="_Toc229818741" w:history="1">
             <w:r>
               <w:rPr>
                 <w:rStyle w:val="Hyperlink"/>
@@ -4406,7 +4406,7 @@
                 <w:noProof/>
                 <w:webHidden/>
               </w:rPr>
-              <w:instrText xml:space="preserve"> PAGEREF _Toc229387225 \h </w:instrText>
+              <w:instrText xml:space="preserve"> PAGEREF _Toc229818741 \h </w:instrText>
             </w:r>
             <w:r>
               <w:rPr>
@@ -4426,7 +4426,7 @@
                 <w:noProof/>
                 <w:webHidden/>
               </w:rPr>
-              <w:t>44</w:t>
+              <w:t>43</w:t>
             </w:r>
             <w:r>
               <w:rPr>
@@ -4450,7 +4450,7 @@
               <w:sz w:val="24"/>
             </w:rPr>
           </w:pPr>
-          <w:hyperlink w:anchor="_Toc229387226" w:history="1">
+          <w:hyperlink w:anchor="_Toc229818742" w:history="1">
             <w:r>
               <w:rPr>
                 <w:rStyle w:val="Hyperlink"/>
@@ -4477,7 +4477,7 @@
                 <w:noProof/>
                 <w:webHidden/>
               </w:rPr>
-              <w:instrText xml:space="preserve"> PAGEREF _Toc229387226 \h </w:instrText>
+              <w:instrText xml:space="preserve"> PAGEREF _Toc229818742 \h </w:instrText>
             </w:r>
             <w:r>
               <w:rPr>
@@ -4497,7 +4497,7 @@
                 <w:noProof/>
                 <w:webHidden/>
               </w:rPr>
-              <w:t>46</w:t>
+              <w:t>45</w:t>
             </w:r>
             <w:r>
               <w:rPr>
@@ -4521,7 +4521,7 @@
               <w:sz w:val="24"/>
             </w:rPr>
           </w:pPr>
-          <w:hyperlink w:anchor="_Toc229387227" w:history="1">
+          <w:hyperlink w:anchor="_Toc229818743" w:history="1">
             <w:r>
               <w:rPr>
                 <w:rStyle w:val="Hyperlink"/>
@@ -4548,7 +4548,7 @@
                 <w:noProof/>
                 <w:webHidden/>
               </w:rPr>
-              <w:instrText xml:space="preserve"> PAGEREF _Toc229387227 \h </w:instrText>
+              <w:instrText xml:space="preserve"> PAGEREF _Toc229818743 \h </w:instrText>
             </w:r>
             <w:r>
               <w:rPr>
@@ -4568,7 +4568,7 @@
                 <w:noProof/>
                 <w:webHidden/>
               </w:rPr>
-              <w:t>48</w:t>
+              <w:t>47</w:t>
             </w:r>
             <w:r>
               <w:rPr>
@@ -4592,7 +4592,7 @@
               <w:sz w:val="24"/>
             </w:rPr>
           </w:pPr>
-          <w:hyperlink w:anchor="_Toc229387228" w:history="1">
+          <w:hyperlink w:anchor="_Toc229818744" w:history="1">
             <w:r>
               <w:rPr>
                 <w:rStyle w:val="Hyperlink"/>
@@ -4619,7 +4619,7 @@
                 <w:noProof/>
                 <w:webHidden/>
               </w:rPr>
-              <w:instrText xml:space="preserve"> PAGEREF _Toc229387228 \h </w:instrText>
+              <w:instrText xml:space="preserve"> PAGEREF _Toc229818744 \h </w:instrText>
             </w:r>
             <w:r>
               <w:rPr>
@@ -4639,7 +4639,7 @@
                 <w:noProof/>
                 <w:webHidden/>
               </w:rPr>
-              <w:t>50</w:t>
+              <w:t>49</w:t>
             </w:r>
             <w:r>
               <w:rPr>
@@ -4663,7 +4663,7 @@
               <w:sz w:val="24"/>
             </w:rPr>
           </w:pPr>
-          <w:hyperlink w:anchor="_Toc229387229" w:history="1">
+          <w:hyperlink w:anchor="_Toc229818745" w:history="1">
             <w:r>
               <w:rPr>
                 <w:rStyle w:val="Hyperlink"/>
@@ -4690,7 +4690,7 @@
                 <w:noProof/>
                 <w:webHidden/>
               </w:rPr>
-              <w:instrText xml:space="preserve"> PAGEREF _Toc229387229 \h </w:instrText>
+              <w:instrText xml:space="preserve"> PAGEREF _Toc229818745 \h </w:instrText>
             </w:r>
             <w:r>
               <w:rPr>
@@ -4710,7 +4710,7 @@
                 <w:noProof/>
                 <w:webHidden/>
               </w:rPr>
-              <w:t>53</w:t>
+              <w:t>52</w:t>
             </w:r>
             <w:r>
               <w:rPr>
@@ -4734,7 +4734,7 @@
               <w:sz w:val="24"/>
             </w:rPr>
           </w:pPr>
-          <w:hyperlink w:anchor="_Toc229387230" w:history="1">
+          <w:hyperlink w:anchor="_Toc229818746" w:history="1">
             <w:r>
               <w:rPr>
                 <w:rStyle w:val="Hyperlink"/>
@@ -4761,7 +4761,7 @@
                 <w:noProof/>
                 <w:webHidden/>
               </w:rPr>
-              <w:instrText xml:space="preserve"> PAGEREF _Toc229387230 \h </w:instrText>
+              <w:instrText xml:space="preserve"> PAGEREF _Toc229818746 \h </w:instrText>
             </w:r>
             <w:r>
               <w:rPr>
@@ -4781,7 +4781,7 @@
                 <w:noProof/>
                 <w:webHidden/>
               </w:rPr>
-              <w:t>54</w:t>
+              <w:t>53</w:t>
             </w:r>
             <w:r>
               <w:rPr>
@@ -4805,7 +4805,7 @@
               <w:sz w:val="24"/>
             </w:rPr>
           </w:pPr>
-          <w:hyperlink w:anchor="_Toc229387231" w:history="1">
+          <w:hyperlink w:anchor="_Toc229818747" w:history="1">
             <w:r>
               <w:rPr>
                 <w:rStyle w:val="Hyperlink"/>
@@ -4832,7 +4832,7 @@
                 <w:noProof/>
                 <w:webHidden/>
               </w:rPr>
-              <w:instrText xml:space="preserve"> PAGEREF _Toc229387231 \h </w:instrText>
+              <w:instrText xml:space="preserve"> PAGEREF _Toc229818747 \h </w:instrText>
             </w:r>
             <w:r>
               <w:rPr>
@@ -4852,7 +4852,7 @@
                 <w:noProof/>
                 <w:webHidden/>
               </w:rPr>
-              <w:t>56</w:t>
+              <w:t>55</w:t>
             </w:r>
             <w:r>
               <w:rPr>
@@ -4876,7 +4876,7 @@
               <w:sz w:val="24"/>
             </w:rPr>
           </w:pPr>
-          <w:hyperlink w:anchor="_Toc229387232" w:history="1">
+          <w:hyperlink w:anchor="_Toc229818748" w:history="1">
             <w:r>
               <w:rPr>
                 <w:rStyle w:val="Hyperlink"/>
@@ -4903,7 +4903,7 @@
                 <w:noProof/>
                 <w:webHidden/>
               </w:rPr>
-              <w:instrText xml:space="preserve"> PAGEREF _Toc229387232 \h </w:instrText>
+              <w:instrText xml:space="preserve"> PAGEREF _Toc229818748 \h </w:instrText>
             </w:r>
             <w:r>
               <w:rPr>
@@ -4923,7 +4923,7 @@
                 <w:noProof/>
                 <w:webHidden/>
               </w:rPr>
-              <w:t>58</w:t>
+              <w:t>57</w:t>
             </w:r>
             <w:r>
               <w:rPr>
@@ -4947,7 +4947,7 @@
               <w:sz w:val="24"/>
             </w:rPr>
           </w:pPr>
-          <w:hyperlink w:anchor="_Toc229387233" w:history="1">
+          <w:hyperlink w:anchor="_Toc229818749" w:history="1">
             <w:r>
               <w:rPr>
                 <w:rStyle w:val="Hyperlink"/>
@@ -4974,7 +4974,7 @@
                 <w:noProof/>
                 <w:webHidden/>
               </w:rPr>
-              <w:instrText xml:space="preserve"> PAGEREF _Toc229387233 \h </w:instrText>
+              <w:instrText xml:space="preserve"> PAGEREF _Toc229818749 \h </w:instrText>
             </w:r>
             <w:r>
               <w:rPr>
@@ -4994,7 +4994,7 @@
                 <w:noProof/>
                 <w:webHidden/>
               </w:rPr>
-              <w:t>58</w:t>
+              <w:t>57</w:t>
             </w:r>
             <w:r>
               <w:rPr>
@@ -5018,7 +5018,7 @@
               <w:sz w:val="24"/>
             </w:rPr>
           </w:pPr>
-          <w:hyperlink w:anchor="_Toc229387234" w:history="1">
+          <w:hyperlink w:anchor="_Toc229818750" w:history="1">
             <w:r>
               <w:rPr>
                 <w:rStyle w:val="Hyperlink"/>
@@ -5045,7 +5045,7 @@
                 <w:noProof/>
                 <w:webHidden/>
               </w:rPr>
-              <w:instrText xml:space="preserve"> PAGEREF _Toc229387234 \h </w:instrText>
+              <w:instrText xml:space="preserve"> PAGEREF _Toc229818750 \h </w:instrText>
             </w:r>
             <w:r>
               <w:rPr>
@@ -5065,7 +5065,7 @@
                 <w:noProof/>
                 <w:webHidden/>
               </w:rPr>
-              <w:t>59</w:t>
+              <w:t>58</w:t>
             </w:r>
             <w:r>
               <w:rPr>
@@ -5089,7 +5089,7 @@
               <w:sz w:val="24"/>
             </w:rPr>
           </w:pPr>
-          <w:hyperlink w:anchor="_Toc229387235" w:history="1">
+          <w:hyperlink w:anchor="_Toc229818751" w:history="1">
             <w:r>
               <w:rPr>
                 <w:rStyle w:val="Hyperlink"/>
@@ -5116,7 +5116,7 @@
                 <w:noProof/>
                 <w:webHidden/>
               </w:rPr>
-              <w:instrText xml:space="preserve"> PAGEREF _Toc229387235 \h </w:instrText>
+              <w:instrText xml:space="preserve"> PAGEREF _Toc229818751 \h </w:instrText>
             </w:r>
             <w:r>
               <w:rPr>
@@ -5136,7 +5136,7 @@
                 <w:noProof/>
                 <w:webHidden/>
               </w:rPr>
-              <w:t>63</w:t>
+              <w:t>62</w:t>
             </w:r>
             <w:r>
               <w:rPr>
@@ -5160,7 +5160,7 @@
               <w:sz w:val="24"/>
             </w:rPr>
           </w:pPr>
-          <w:hyperlink w:anchor="_Toc229387236" w:history="1">
+          <w:hyperlink w:anchor="_Toc229818752" w:history="1">
             <w:r>
               <w:rPr>
                 <w:rStyle w:val="Hyperlink"/>
@@ -5187,7 +5187,7 @@
                 <w:noProof/>
                 <w:webHidden/>
               </w:rPr>
-              <w:instrText xml:space="preserve"> PAGEREF _Toc229387236 \h </w:instrText>
+              <w:instrText xml:space="preserve"> PAGEREF _Toc229818752 \h </w:instrText>
             </w:r>
             <w:r>
               <w:rPr>
@@ -5207,7 +5207,7 @@
                 <w:noProof/>
                 <w:webHidden/>
               </w:rPr>
-              <w:t>63</w:t>
+              <w:t>62</w:t>
             </w:r>
             <w:r>
               <w:rPr>
@@ -5231,7 +5231,7 @@
               <w:sz w:val="24"/>
             </w:rPr>
           </w:pPr>
-          <w:hyperlink w:anchor="_Toc229387237" w:history="1">
+          <w:hyperlink w:anchor="_Toc229818753" w:history="1">
             <w:r>
               <w:rPr>
                 <w:rStyle w:val="Hyperlink"/>
@@ -5258,7 +5258,7 @@
                 <w:noProof/>
                 <w:webHidden/>
               </w:rPr>
-              <w:instrText xml:space="preserve"> PAGEREF _Toc229387237 \h </w:instrText>
+              <w:instrText xml:space="preserve"> PAGEREF _Toc229818753 \h </w:instrText>
             </w:r>
             <w:r>
               <w:rPr>
@@ -5278,7 +5278,7 @@
                 <w:noProof/>
                 <w:webHidden/>
               </w:rPr>
-              <w:t>64</w:t>
+              <w:t>63</w:t>
             </w:r>
             <w:r>
               <w:rPr>
@@ -5302,7 +5302,7 @@
               <w:sz w:val="24"/>
             </w:rPr>
           </w:pPr>
-          <w:hyperlink w:anchor="_Toc229387238" w:history="1">
+          <w:hyperlink w:anchor="_Toc229818754" w:history="1">
             <w:r>
               <w:rPr>
                 <w:rStyle w:val="Hyperlink"/>
@@ -5329,7 +5329,7 @@
                 <w:noProof/>
                 <w:webHidden/>
               </w:rPr>
-              <w:instrText xml:space="preserve"> PAGEREF _Toc229387238 \h </w:instrText>
+              <w:instrText xml:space="preserve"> PAGEREF _Toc229818754 \h </w:instrText>
             </w:r>
             <w:r>
               <w:rPr>
@@ -5349,7 +5349,7 @@
                 <w:noProof/>
                 <w:webHidden/>
               </w:rPr>
-              <w:t>65</w:t>
+              <w:t>64</w:t>
             </w:r>
             <w:r>
               <w:rPr>
@@ -5373,7 +5373,7 @@
               <w:sz w:val="24"/>
             </w:rPr>
           </w:pPr>
-          <w:hyperlink w:anchor="_Toc229387239" w:history="1">
+          <w:hyperlink w:anchor="_Toc229818755" w:history="1">
             <w:r>
               <w:rPr>
                 <w:rStyle w:val="Hyperlink"/>
@@ -5400,7 +5400,7 @@
                 <w:noProof/>
                 <w:webHidden/>
               </w:rPr>
-              <w:instrText xml:space="preserve"> PAGEREF _Toc229387239 \h </w:instrText>
+              <w:instrText xml:space="preserve"> PAGEREF _Toc229818755 \h </w:instrText>
             </w:r>
             <w:r>
               <w:rPr>
@@ -5420,7 +5420,7 @@
                 <w:noProof/>
                 <w:webHidden/>
               </w:rPr>
-              <w:t>65</w:t>
+              <w:t>64</w:t>
             </w:r>
             <w:r>
               <w:rPr>
@@ -5444,7 +5444,7 @@
               <w:sz w:val="24"/>
             </w:rPr>
           </w:pPr>
-          <w:hyperlink w:anchor="_Toc229387240" w:history="1">
+          <w:hyperlink w:anchor="_Toc229818756" w:history="1">
             <w:r>
               <w:rPr>
                 <w:rStyle w:val="Hyperlink"/>
@@ -5471,7 +5471,7 @@
                 <w:noProof/>
                 <w:webHidden/>
               </w:rPr>
-              <w:instrText xml:space="preserve"> PAGEREF _Toc229387240 \h </w:instrText>
+              <w:instrText xml:space="preserve"> PAGEREF _Toc229818756 \h </w:instrText>
             </w:r>
             <w:r>
               <w:rPr>
@@ -5491,7 +5491,7 @@
                 <w:noProof/>
                 <w:webHidden/>
               </w:rPr>
-              <w:t>65</w:t>
+              <w:t>64</w:t>
             </w:r>
             <w:r>
               <w:rPr>
@@ -5515,7 +5515,7 @@
               <w:sz w:val="24"/>
             </w:rPr>
           </w:pPr>
-          <w:hyperlink w:anchor="_Toc229387241" w:history="1">
+          <w:hyperlink w:anchor="_Toc229818757" w:history="1">
             <w:r>
               <w:rPr>
                 <w:rStyle w:val="Hyperlink"/>
@@ -5542,7 +5542,7 @@
                 <w:noProof/>
                 <w:webHidden/>
               </w:rPr>
-              <w:instrText xml:space="preserve"> PAGEREF _Toc229387241 \h </w:instrText>
+              <w:instrText xml:space="preserve"> PAGEREF _Toc229818757 \h </w:instrText>
             </w:r>
             <w:r>
               <w:rPr>
@@ -5562,7 +5562,7 @@
                 <w:noProof/>
                 <w:webHidden/>
               </w:rPr>
-              <w:t>66</w:t>
+              <w:t>65</w:t>
             </w:r>
             <w:r>
               <w:rPr>
@@ -5586,7 +5586,7 @@
               <w:sz w:val="24"/>
             </w:rPr>
           </w:pPr>
-          <w:hyperlink w:anchor="_Toc229387242" w:history="1">
+          <w:hyperlink w:anchor="_Toc229818758" w:history="1">
             <w:r>
               <w:rPr>
                 <w:rStyle w:val="Hyperlink"/>
@@ -5613,7 +5613,7 @@
                 <w:noProof/>
                 <w:webHidden/>
               </w:rPr>
-              <w:instrText xml:space="preserve"> PAGEREF _Toc229387242 \h </w:instrText>
+              <w:instrText xml:space="preserve"> PAGEREF _Toc229818758 \h </w:instrText>
             </w:r>
             <w:r>
               <w:rPr>
@@ -5633,7 +5633,7 @@
                 <w:noProof/>
                 <w:webHidden/>
               </w:rPr>
-              <w:t>67</w:t>
+              <w:t>66</w:t>
             </w:r>
             <w:r>
               <w:rPr>
@@ -5657,7 +5657,7 @@
               <w:sz w:val="24"/>
             </w:rPr>
           </w:pPr>
-          <w:hyperlink w:anchor="_Toc229387243" w:history="1">
+          <w:hyperlink w:anchor="_Toc229818759" w:history="1">
             <w:r>
               <w:rPr>
                 <w:rStyle w:val="Hyperlink"/>
@@ -5684,7 +5684,7 @@
                 <w:noProof/>
                 <w:webHidden/>
               </w:rPr>
-              <w:instrText xml:space="preserve"> PAGEREF _Toc229387243 \h </w:instrText>
+              <w:instrText xml:space="preserve"> PAGEREF _Toc229818759 \h </w:instrText>
             </w:r>
             <w:r>
               <w:rPr>
@@ -5704,7 +5704,7 @@
                 <w:noProof/>
                 <w:webHidden/>
               </w:rPr>
-              <w:t>68</w:t>
+              <w:t>67</w:t>
             </w:r>
             <w:r>
               <w:rPr>
@@ -5728,7 +5728,7 @@
               <w:sz w:val="24"/>
             </w:rPr>
           </w:pPr>
-          <w:hyperlink w:anchor="_Toc229387244" w:history="1">
+          <w:hyperlink w:anchor="_Toc229818760" w:history="1">
             <w:r>
               <w:rPr>
                 <w:rStyle w:val="Hyperlink"/>
@@ -5755,7 +5755,7 @@
                 <w:noProof/>
                 <w:webHidden/>
               </w:rPr>
-              <w:instrText xml:space="preserve"> PAGEREF _Toc229387244 \h </w:instrText>
+              <w:instrText xml:space="preserve"> PAGEREF _Toc229818760 \h </w:instrText>
             </w:r>
             <w:r>
               <w:rPr>
@@ -5775,7 +5775,7 @@
                 <w:noProof/>
                 <w:webHidden/>
               </w:rPr>
-              <w:t>69</w:t>
+              <w:t>68</w:t>
             </w:r>
             <w:r>
               <w:rPr>
@@ -5799,7 +5799,7 @@
               <w:sz w:val="24"/>
             </w:rPr>
           </w:pPr>
-          <w:hyperlink w:anchor="_Toc229387245" w:history="1">
+          <w:hyperlink w:anchor="_Toc229818761" w:history="1">
             <w:r>
               <w:rPr>
                 <w:rStyle w:val="Hyperlink"/>
@@ -5826,7 +5826,7 @@
                 <w:noProof/>
                 <w:webHidden/>
               </w:rPr>
-              <w:instrText xml:space="preserve"> PAGEREF _Toc229387245 \h </w:instrText>
+              <w:instrText xml:space="preserve"> PAGEREF _Toc229818761 \h </w:instrText>
             </w:r>
             <w:r>
               <w:rPr>
@@ -5846,7 +5846,7 @@
                 <w:noProof/>
                 <w:webHidden/>
               </w:rPr>
-              <w:t>70</w:t>
+              <w:t>69</w:t>
             </w:r>
             <w:r>
               <w:rPr>
@@ -5870,7 +5870,7 @@
               <w:sz w:val="24"/>
             </w:rPr>
           </w:pPr>
-          <w:hyperlink w:anchor="_Toc229387246" w:history="1">
+          <w:hyperlink w:anchor="_Toc229818762" w:history="1">
             <w:r>
               <w:rPr>
                 <w:rStyle w:val="Hyperlink"/>
@@ -5897,7 +5897,7 @@
                 <w:noProof/>
                 <w:webHidden/>
               </w:rPr>
-              <w:instrText xml:space="preserve"> PAGEREF _Toc229387246 \h </w:instrText>
+              <w:instrText xml:space="preserve"> PAGEREF _Toc229818762 \h </w:instrText>
             </w:r>
             <w:r>
               <w:rPr>
@@ -5917,7 +5917,7 @@
                 <w:noProof/>
                 <w:webHidden/>
               </w:rPr>
-              <w:t>71</w:t>
+              <w:t>70</w:t>
             </w:r>
             <w:r>
               <w:rPr>
@@ -5941,7 +5941,7 @@
               <w:sz w:val="24"/>
             </w:rPr>
           </w:pPr>
-          <w:hyperlink w:anchor="_Toc229387247" w:history="1">
+          <w:hyperlink w:anchor="_Toc229818763" w:history="1">
             <w:r>
               <w:rPr>
                 <w:rStyle w:val="Hyperlink"/>
@@ -5976,7 +5976,7 @@
                 <w:noProof/>
                 <w:webHidden/>
               </w:rPr>
-              <w:instrText xml:space="preserve"> PAGEREF _Toc229387247 \h </w:instrText>
+              <w:instrText xml:space="preserve"> PAGEREF _Toc229818763 \h </w:instrText>
             </w:r>
             <w:r>
               <w:rPr>
@@ -5996,7 +5996,7 @@
                 <w:noProof/>
                 <w:webHidden/>
               </w:rPr>
-              <w:t>72</w:t>
+              <w:t>71</w:t>
             </w:r>
             <w:r>
               <w:rPr>
@@ -6020,7 +6020,7 @@
               <w:sz w:val="24"/>
             </w:rPr>
           </w:pPr>
-          <w:hyperlink w:anchor="_Toc229387248" w:history="1">
+          <w:hyperlink w:anchor="_Toc229818764" w:history="1">
             <w:r>
               <w:rPr>
                 <w:rStyle w:val="Hyperlink"/>
@@ -6047,7 +6047,7 @@
                 <w:noProof/>
                 <w:webHidden/>
               </w:rPr>
-              <w:instrText xml:space="preserve"> PAGEREF _Toc229387248 \h </w:instrText>
+              <w:instrText xml:space="preserve"> PAGEREF _Toc229818764 \h </w:instrText>
             </w:r>
             <w:r>
               <w:rPr>
@@ -6067,7 +6067,7 @@
                 <w:noProof/>
                 <w:webHidden/>
               </w:rPr>
-              <w:t>72</w:t>
+              <w:t>71</w:t>
             </w:r>
             <w:r>
               <w:rPr>
@@ -6091,7 +6091,7 @@
               <w:sz w:val="24"/>
             </w:rPr>
           </w:pPr>
-          <w:hyperlink w:anchor="_Toc229387249" w:history="1">
+          <w:hyperlink w:anchor="_Toc229818765" w:history="1">
             <w:r>
               <w:rPr>
                 <w:rStyle w:val="Hyperlink"/>
@@ -6118,7 +6118,7 @@
                 <w:noProof/>
                 <w:webHidden/>
               </w:rPr>
-              <w:instrText xml:space="preserve"> PAGEREF _Toc229387249 \h </w:instrText>
+              <w:instrText xml:space="preserve"> PAGEREF _Toc229818765 \h </w:instrText>
             </w:r>
             <w:r>
               <w:rPr>
@@ -6138,7 +6138,7 @@
                 <w:noProof/>
                 <w:webHidden/>
               </w:rPr>
-              <w:t>79</w:t>
+              <w:t>78</w:t>
             </w:r>
             <w:r>
               <w:rPr>
@@ -6162,7 +6162,7 @@
               <w:sz w:val="24"/>
             </w:rPr>
           </w:pPr>
-          <w:hyperlink w:anchor="_Toc229387250" w:history="1">
+          <w:hyperlink w:anchor="_Toc229818766" w:history="1">
             <w:r>
               <w:rPr>
                 <w:rStyle w:val="Hyperlink"/>
@@ -6189,7 +6189,7 @@
                 <w:noProof/>
                 <w:webHidden/>
               </w:rPr>
-              <w:instrText xml:space="preserve"> PAGEREF _Toc229387250 \h </w:instrText>
+              <w:instrText xml:space="preserve"> PAGEREF _Toc229818766 \h </w:instrText>
             </w:r>
             <w:r>
               <w:rPr>
@@ -6209,7 +6209,7 @@
                 <w:noProof/>
                 <w:webHidden/>
               </w:rPr>
-              <w:t>79</w:t>
+              <w:t>78</w:t>
             </w:r>
             <w:r>
               <w:rPr>
@@ -6233,7 +6233,7 @@
               <w:sz w:val="24"/>
             </w:rPr>
           </w:pPr>
-          <w:hyperlink w:anchor="_Toc229387251" w:history="1">
+          <w:hyperlink w:anchor="_Toc229818767" w:history="1">
             <w:r>
               <w:rPr>
                 <w:rStyle w:val="Hyperlink"/>
@@ -6260,7 +6260,7 @@
                 <w:noProof/>
                 <w:webHidden/>
               </w:rPr>
-              <w:instrText xml:space="preserve"> PAGEREF _Toc229387251 \h </w:instrText>
+              <w:instrText xml:space="preserve"> PAGEREF _Toc229818767 \h </w:instrText>
             </w:r>
             <w:r>
               <w:rPr>
@@ -6280,7 +6280,7 @@
                 <w:noProof/>
                 <w:webHidden/>
               </w:rPr>
-              <w:t>79</w:t>
+              <w:t>78</w:t>
             </w:r>
             <w:r>
               <w:rPr>
@@ -6304,7 +6304,7 @@
               <w:sz w:val="24"/>
             </w:rPr>
           </w:pPr>
-          <w:hyperlink w:anchor="_Toc229387252" w:history="1">
+          <w:hyperlink w:anchor="_Toc229818768" w:history="1">
             <w:r>
               <w:rPr>
                 <w:rStyle w:val="Hyperlink"/>
@@ -6339,7 +6339,7 @@
                 <w:noProof/>
                 <w:webHidden/>
               </w:rPr>
-              <w:instrText xml:space="preserve"> PAGEREF _Toc229387252 \h </w:instrText>
+              <w:instrText xml:space="preserve"> PAGEREF _Toc229818768 \h </w:instrText>
             </w:r>
             <w:r>
               <w:rPr>
@@ -6359,7 +6359,7 @@
                 <w:noProof/>
                 <w:webHidden/>
               </w:rPr>
-              <w:t>80</w:t>
+              <w:t>79</w:t>
             </w:r>
             <w:r>
               <w:rPr>
@@ -6383,7 +6383,7 @@
               <w:sz w:val="24"/>
             </w:rPr>
           </w:pPr>
-          <w:hyperlink w:anchor="_Toc229387253" w:history="1">
+          <w:hyperlink w:anchor="_Toc229818769" w:history="1">
             <w:r>
               <w:rPr>
                 <w:rStyle w:val="Hyperlink"/>
@@ -6410,7 +6410,7 @@
                 <w:noProof/>
                 <w:webHidden/>
               </w:rPr>
-              <w:instrText xml:space="preserve"> PAGEREF _Toc229387253 \h </w:instrText>
+              <w:instrText xml:space="preserve"> PAGEREF _Toc229818769 \h </w:instrText>
             </w:r>
             <w:r>
               <w:rPr>
@@ -6430,7 +6430,7 @@
                 <w:noProof/>
                 <w:webHidden/>
               </w:rPr>
-              <w:t>84</w:t>
+              <w:t>83</w:t>
             </w:r>
             <w:r>
               <w:rPr>
@@ -6454,7 +6454,7 @@
               <w:sz w:val="24"/>
             </w:rPr>
           </w:pPr>
-          <w:hyperlink w:anchor="_Toc229387254" w:history="1">
+          <w:hyperlink w:anchor="_Toc229818770" w:history="1">
             <w:r>
               <w:rPr>
                 <w:rStyle w:val="Hyperlink"/>
@@ -6481,7 +6481,7 @@
                 <w:noProof/>
                 <w:webHidden/>
               </w:rPr>
-              <w:instrText xml:space="preserve"> PAGEREF _Toc229387254 \h </w:instrText>
+              <w:instrText xml:space="preserve"> PAGEREF _Toc229818770 \h </w:instrText>
             </w:r>
             <w:r>
               <w:rPr>
@@ -6566,7 +6566,7 @@
         <w:pStyle w:val="Heading1"/>
         <w:spacing w:after="122"/>
       </w:pPr>
-      <w:bookmarkStart w:id="1" w:name="_Toc229387184"/>
+      <w:bookmarkStart w:id="1" w:name="_Toc229818700"/>
       <w:r>
         <w:lastRenderedPageBreak/>
         <w:t>DANH MỤC HÌNH ẢNH</w:t>
@@ -6613,7 +6613,7 @@
           <w:sz w:val="24"/>
         </w:rPr>
       </w:pPr>
-      <w:hyperlink w:anchor="_Toc229060565" w:history="1">
+      <w:hyperlink w:anchor="_Toc229818771" w:history="1">
         <w:r>
           <w:rPr>
             <w:rStyle w:val="Hyperlink"/>
@@ -6640,7 +6640,7 @@
             <w:noProof/>
             <w:webHidden/>
           </w:rPr>
-          <w:instrText xml:space="preserve"> PAGEREF _Toc229060565 \h </w:instrText>
+          <w:instrText xml:space="preserve"> PAGEREF _Toc229818771 \h </w:instrText>
         </w:r>
         <w:r>
           <w:rPr>
@@ -6684,7 +6684,7 @@
           <w:sz w:val="24"/>
         </w:rPr>
       </w:pPr>
-      <w:hyperlink w:anchor="_Toc229060566" w:history="1">
+      <w:hyperlink w:anchor="_Toc229818772" w:history="1">
         <w:r>
           <w:rPr>
             <w:rStyle w:val="Hyperlink"/>
@@ -6711,7 +6711,7 @@
             <w:noProof/>
             <w:webHidden/>
           </w:rPr>
-          <w:instrText xml:space="preserve"> PAGEREF _Toc229060566 \h </w:instrText>
+          <w:instrText xml:space="preserve"> PAGEREF _Toc229818772 \h </w:instrText>
         </w:r>
         <w:r>
           <w:rPr>
@@ -6755,7 +6755,7 @@
           <w:sz w:val="24"/>
         </w:rPr>
       </w:pPr>
-      <w:hyperlink w:anchor="_Toc229060567" w:history="1">
+      <w:hyperlink w:anchor="_Toc229818773" w:history="1">
         <w:r>
           <w:rPr>
             <w:rStyle w:val="Hyperlink"/>
@@ -6782,7 +6782,7 @@
             <w:noProof/>
             <w:webHidden/>
           </w:rPr>
-          <w:instrText xml:space="preserve"> PAGEREF _Toc229060567 \h </w:instrText>
+          <w:instrText xml:space="preserve"> PAGEREF _Toc229818773 \h </w:instrText>
         </w:r>
         <w:r>
           <w:rPr>
@@ -6826,7 +6826,7 @@
           <w:sz w:val="24"/>
         </w:rPr>
       </w:pPr>
-      <w:hyperlink w:anchor="_Toc229060568" w:history="1">
+      <w:hyperlink w:anchor="_Toc229818774" w:history="1">
         <w:r>
           <w:rPr>
             <w:rStyle w:val="Hyperlink"/>
@@ -6853,7 +6853,7 @@
             <w:noProof/>
             <w:webHidden/>
           </w:rPr>
-          <w:instrText xml:space="preserve"> PAGEREF _Toc229060568 \h </w:instrText>
+          <w:instrText xml:space="preserve"> PAGEREF _Toc229818774 \h </w:instrText>
         </w:r>
         <w:r>
           <w:rPr>
@@ -6897,7 +6897,7 @@
           <w:sz w:val="24"/>
         </w:rPr>
       </w:pPr>
-      <w:hyperlink w:anchor="_Toc229060569" w:history="1">
+      <w:hyperlink w:anchor="_Toc229818775" w:history="1">
         <w:r>
           <w:rPr>
             <w:rStyle w:val="Hyperlink"/>
@@ -6924,7 +6924,7 @@
             <w:noProof/>
             <w:webHidden/>
           </w:rPr>
-          <w:instrText xml:space="preserve"> PAGEREF _Toc229060569 \h </w:instrText>
+          <w:instrText xml:space="preserve"> PAGEREF _Toc229818775 \h </w:instrText>
         </w:r>
         <w:r>
           <w:rPr>
@@ -6944,7 +6944,7 @@
             <w:noProof/>
             <w:webHidden/>
           </w:rPr>
-          <w:t>15</w:t>
+          <w:t>14</w:t>
         </w:r>
         <w:r>
           <w:rPr>
@@ -6968,7 +6968,7 @@
           <w:sz w:val="24"/>
         </w:rPr>
       </w:pPr>
-      <w:hyperlink w:anchor="_Toc229060570" w:history="1">
+      <w:hyperlink w:anchor="_Toc229818776" w:history="1">
         <w:r>
           <w:rPr>
             <w:rStyle w:val="Hyperlink"/>
@@ -6995,7 +6995,7 @@
             <w:noProof/>
             <w:webHidden/>
           </w:rPr>
-          <w:instrText xml:space="preserve"> PAGEREF _Toc229060570 \h </w:instrText>
+          <w:instrText xml:space="preserve"> PAGEREF _Toc229818776 \h </w:instrText>
         </w:r>
         <w:r>
           <w:rPr>
@@ -7015,7 +7015,7 @@
             <w:noProof/>
             <w:webHidden/>
           </w:rPr>
-          <w:t>15</w:t>
+          <w:t>14</w:t>
         </w:r>
         <w:r>
           <w:rPr>
@@ -7039,7 +7039,7 @@
           <w:sz w:val="24"/>
         </w:rPr>
       </w:pPr>
-      <w:hyperlink w:anchor="_Toc229060571" w:history="1">
+      <w:hyperlink w:anchor="_Toc229818777" w:history="1">
         <w:r>
           <w:rPr>
             <w:rStyle w:val="Hyperlink"/>
@@ -7066,7 +7066,7 @@
             <w:noProof/>
             <w:webHidden/>
           </w:rPr>
-          <w:instrText xml:space="preserve"> PAGEREF _Toc229060571 \h </w:instrText>
+          <w:instrText xml:space="preserve"> PAGEREF _Toc229818777 \h </w:instrText>
         </w:r>
         <w:r>
           <w:rPr>
@@ -7086,7 +7086,7 @@
             <w:noProof/>
             <w:webHidden/>
           </w:rPr>
-          <w:t>16</w:t>
+          <w:t>15</w:t>
         </w:r>
         <w:r>
           <w:rPr>
@@ -7110,7 +7110,7 @@
           <w:sz w:val="24"/>
         </w:rPr>
       </w:pPr>
-      <w:hyperlink w:anchor="_Toc229060572" w:history="1">
+      <w:hyperlink w:anchor="_Toc229818778" w:history="1">
         <w:r>
           <w:rPr>
             <w:rStyle w:val="Hyperlink"/>
@@ -7137,7 +7137,7 @@
             <w:noProof/>
             <w:webHidden/>
           </w:rPr>
-          <w:instrText xml:space="preserve"> PAGEREF _Toc229060572 \h </w:instrText>
+          <w:instrText xml:space="preserve"> PAGEREF _Toc229818778 \h </w:instrText>
         </w:r>
         <w:r>
           <w:rPr>
@@ -7157,7 +7157,7 @@
             <w:noProof/>
             <w:webHidden/>
           </w:rPr>
-          <w:t>35</w:t>
+          <w:t>34</w:t>
         </w:r>
         <w:r>
           <w:rPr>
@@ -7181,7 +7181,7 @@
           <w:sz w:val="24"/>
         </w:rPr>
       </w:pPr>
-      <w:hyperlink w:anchor="_Toc229060573" w:history="1">
+      <w:hyperlink w:anchor="_Toc229818779" w:history="1">
         <w:r>
           <w:rPr>
             <w:rStyle w:val="Hyperlink"/>
@@ -7208,7 +7208,7 @@
             <w:noProof/>
             <w:webHidden/>
           </w:rPr>
-          <w:instrText xml:space="preserve"> PAGEREF _Toc229060573 \h </w:instrText>
+          <w:instrText xml:space="preserve"> PAGEREF _Toc229818779 \h </w:instrText>
         </w:r>
         <w:r>
           <w:rPr>
@@ -7228,7 +7228,7 @@
             <w:noProof/>
             <w:webHidden/>
           </w:rPr>
-          <w:t>36</w:t>
+          <w:t>35</w:t>
         </w:r>
         <w:r>
           <w:rPr>
@@ -7252,7 +7252,7 @@
           <w:sz w:val="24"/>
         </w:rPr>
       </w:pPr>
-      <w:hyperlink w:anchor="_Toc229060574" w:history="1">
+      <w:hyperlink w:anchor="_Toc229818780" w:history="1">
         <w:r>
           <w:rPr>
             <w:rStyle w:val="Hyperlink"/>
@@ -7279,7 +7279,7 @@
             <w:noProof/>
             <w:webHidden/>
           </w:rPr>
-          <w:instrText xml:space="preserve"> PAGEREF _Toc229060574 \h </w:instrText>
+          <w:instrText xml:space="preserve"> PAGEREF _Toc229818780 \h </w:instrText>
         </w:r>
         <w:r>
           <w:rPr>
@@ -7299,7 +7299,7 @@
             <w:noProof/>
             <w:webHidden/>
           </w:rPr>
-          <w:t>37</w:t>
+          <w:t>36</w:t>
         </w:r>
         <w:r>
           <w:rPr>
@@ -7323,7 +7323,7 @@
           <w:sz w:val="24"/>
         </w:rPr>
       </w:pPr>
-      <w:hyperlink w:anchor="_Toc229060575" w:history="1">
+      <w:hyperlink w:anchor="_Toc229818781" w:history="1">
         <w:r>
           <w:rPr>
             <w:rStyle w:val="Hyperlink"/>
@@ -7350,7 +7350,7 @@
             <w:noProof/>
             <w:webHidden/>
           </w:rPr>
-          <w:instrText xml:space="preserve"> PAGEREF _Toc229060575 \h </w:instrText>
+          <w:instrText xml:space="preserve"> PAGEREF _Toc229818781 \h </w:instrText>
         </w:r>
         <w:r>
           <w:rPr>
@@ -7370,7 +7370,7 @@
             <w:noProof/>
             <w:webHidden/>
           </w:rPr>
-          <w:t>38</w:t>
+          <w:t>37</w:t>
         </w:r>
         <w:r>
           <w:rPr>
@@ -7394,7 +7394,7 @@
           <w:sz w:val="24"/>
         </w:rPr>
       </w:pPr>
-      <w:hyperlink w:anchor="_Toc229060576" w:history="1">
+      <w:hyperlink w:anchor="_Toc229818782" w:history="1">
         <w:r>
           <w:rPr>
             <w:rStyle w:val="Hyperlink"/>
@@ -7421,7 +7421,7 @@
             <w:noProof/>
             <w:webHidden/>
           </w:rPr>
-          <w:instrText xml:space="preserve"> PAGEREF _Toc229060576 \h </w:instrText>
+          <w:instrText xml:space="preserve"> PAGEREF _Toc229818782 \h </w:instrText>
         </w:r>
         <w:r>
           <w:rPr>
@@ -7441,7 +7441,7 @@
             <w:noProof/>
             <w:webHidden/>
           </w:rPr>
-          <w:t>39</w:t>
+          <w:t>38</w:t>
         </w:r>
         <w:r>
           <w:rPr>
@@ -7465,7 +7465,7 @@
           <w:sz w:val="24"/>
         </w:rPr>
       </w:pPr>
-      <w:hyperlink w:anchor="_Toc229060577" w:history="1">
+      <w:hyperlink w:anchor="_Toc229818783" w:history="1">
         <w:r>
           <w:rPr>
             <w:rStyle w:val="Hyperlink"/>
@@ -7492,7 +7492,7 @@
             <w:noProof/>
             <w:webHidden/>
           </w:rPr>
-          <w:instrText xml:space="preserve"> PAGEREF _Toc229060577 \h </w:instrText>
+          <w:instrText xml:space="preserve"> PAGEREF _Toc229818783 \h </w:instrText>
         </w:r>
         <w:r>
           <w:rPr>
@@ -7512,7 +7512,7 @@
             <w:noProof/>
             <w:webHidden/>
           </w:rPr>
-          <w:t>40</w:t>
+          <w:t>39</w:t>
         </w:r>
         <w:r>
           <w:rPr>
@@ -7536,7 +7536,7 @@
           <w:sz w:val="24"/>
         </w:rPr>
       </w:pPr>
-      <w:hyperlink w:anchor="_Toc229060578" w:history="1">
+      <w:hyperlink w:anchor="_Toc229818784" w:history="1">
         <w:r>
           <w:rPr>
             <w:rStyle w:val="Hyperlink"/>
@@ -7563,7 +7563,7 @@
             <w:noProof/>
             <w:webHidden/>
           </w:rPr>
-          <w:instrText xml:space="preserve"> PAGEREF _Toc229060578 \h </w:instrText>
+          <w:instrText xml:space="preserve"> PAGEREF _Toc229818784 \h </w:instrText>
         </w:r>
         <w:r>
           <w:rPr>
@@ -7583,7 +7583,7 @@
             <w:noProof/>
             <w:webHidden/>
           </w:rPr>
-          <w:t>41</w:t>
+          <w:t>40</w:t>
         </w:r>
         <w:r>
           <w:rPr>
@@ -7607,7 +7607,7 @@
           <w:sz w:val="24"/>
         </w:rPr>
       </w:pPr>
-      <w:hyperlink w:anchor="_Toc229060579" w:history="1">
+      <w:hyperlink w:anchor="_Toc229818785" w:history="1">
         <w:r>
           <w:rPr>
             <w:rStyle w:val="Hyperlink"/>
@@ -7634,7 +7634,7 @@
             <w:noProof/>
             <w:webHidden/>
           </w:rPr>
-          <w:instrText xml:space="preserve"> PAGEREF _Toc229060579 \h </w:instrText>
+          <w:instrText xml:space="preserve"> PAGEREF _Toc229818785 \h </w:instrText>
         </w:r>
         <w:r>
           <w:rPr>
@@ -7654,7 +7654,7 @@
             <w:noProof/>
             <w:webHidden/>
           </w:rPr>
-          <w:t>42</w:t>
+          <w:t>41</w:t>
         </w:r>
         <w:r>
           <w:rPr>
@@ -7678,7 +7678,7 @@
           <w:sz w:val="24"/>
         </w:rPr>
       </w:pPr>
-      <w:hyperlink w:anchor="_Toc229060580" w:history="1">
+      <w:hyperlink w:anchor="_Toc229818786" w:history="1">
         <w:r>
           <w:rPr>
             <w:rStyle w:val="Hyperlink"/>
@@ -7705,7 +7705,7 @@
             <w:noProof/>
             <w:webHidden/>
           </w:rPr>
-          <w:instrText xml:space="preserve"> PAGEREF _Toc229060580 \h </w:instrText>
+          <w:instrText xml:space="preserve"> PAGEREF _Toc229818786 \h </w:instrText>
         </w:r>
         <w:r>
           <w:rPr>
@@ -7725,7 +7725,7 @@
             <w:noProof/>
             <w:webHidden/>
           </w:rPr>
-          <w:t>43</w:t>
+          <w:t>42</w:t>
         </w:r>
         <w:r>
           <w:rPr>
@@ -7749,7 +7749,7 @@
           <w:sz w:val="24"/>
         </w:rPr>
       </w:pPr>
-      <w:hyperlink w:anchor="_Toc229060581" w:history="1">
+      <w:hyperlink w:anchor="_Toc229818787" w:history="1">
         <w:r>
           <w:rPr>
             <w:rStyle w:val="Hyperlink"/>
@@ -7776,7 +7776,7 @@
             <w:noProof/>
             <w:webHidden/>
           </w:rPr>
-          <w:instrText xml:space="preserve"> PAGEREF _Toc229060581 \h </w:instrText>
+          <w:instrText xml:space="preserve"> PAGEREF _Toc229818787 \h </w:instrText>
         </w:r>
         <w:r>
           <w:rPr>
@@ -7796,7 +7796,7 @@
             <w:noProof/>
             <w:webHidden/>
           </w:rPr>
-          <w:t>44</w:t>
+          <w:t>43</w:t>
         </w:r>
         <w:r>
           <w:rPr>
@@ -7820,7 +7820,7 @@
           <w:sz w:val="24"/>
         </w:rPr>
       </w:pPr>
-      <w:hyperlink w:anchor="_Toc229060582" w:history="1">
+      <w:hyperlink w:anchor="_Toc229818788" w:history="1">
         <w:r>
           <w:rPr>
             <w:rStyle w:val="Hyperlink"/>
@@ -7847,7 +7847,7 @@
             <w:noProof/>
             <w:webHidden/>
           </w:rPr>
-          <w:instrText xml:space="preserve"> PAGEREF _Toc229060582 \h </w:instrText>
+          <w:instrText xml:space="preserve"> PAGEREF _Toc229818788 \h </w:instrText>
         </w:r>
         <w:r>
           <w:rPr>
@@ -7867,7 +7867,7 @@
             <w:noProof/>
             <w:webHidden/>
           </w:rPr>
-          <w:t>45</w:t>
+          <w:t>44</w:t>
         </w:r>
         <w:r>
           <w:rPr>
@@ -7891,7 +7891,7 @@
           <w:sz w:val="24"/>
         </w:rPr>
       </w:pPr>
-      <w:hyperlink w:anchor="_Toc229060583" w:history="1">
+      <w:hyperlink w:anchor="_Toc229818789" w:history="1">
         <w:r>
           <w:rPr>
             <w:rStyle w:val="Hyperlink"/>
@@ -7918,7 +7918,7 @@
             <w:noProof/>
             <w:webHidden/>
           </w:rPr>
-          <w:instrText xml:space="preserve"> PAGEREF _Toc229060583 \h </w:instrText>
+          <w:instrText xml:space="preserve"> PAGEREF _Toc229818789 \h </w:instrText>
         </w:r>
         <w:r>
           <w:rPr>
@@ -7938,7 +7938,7 @@
             <w:noProof/>
             <w:webHidden/>
           </w:rPr>
-          <w:t>46</w:t>
+          <w:t>45</w:t>
         </w:r>
         <w:r>
           <w:rPr>
@@ -7962,7 +7962,7 @@
           <w:sz w:val="24"/>
         </w:rPr>
       </w:pPr>
-      <w:hyperlink w:anchor="_Toc229060584" w:history="1">
+      <w:hyperlink w:anchor="_Toc229818790" w:history="1">
         <w:r>
           <w:rPr>
             <w:rStyle w:val="Hyperlink"/>
@@ -7989,7 +7989,7 @@
             <w:noProof/>
             <w:webHidden/>
           </w:rPr>
-          <w:instrText xml:space="preserve"> PAGEREF _Toc229060584 \h </w:instrText>
+          <w:instrText xml:space="preserve"> PAGEREF _Toc229818790 \h </w:instrText>
         </w:r>
         <w:r>
           <w:rPr>
@@ -8009,7 +8009,7 @@
             <w:noProof/>
             <w:webHidden/>
           </w:rPr>
-          <w:t>47</w:t>
+          <w:t>46</w:t>
         </w:r>
         <w:r>
           <w:rPr>
@@ -8033,7 +8033,7 @@
           <w:sz w:val="24"/>
         </w:rPr>
       </w:pPr>
-      <w:hyperlink w:anchor="_Toc229060585" w:history="1">
+      <w:hyperlink w:anchor="_Toc229818791" w:history="1">
         <w:r>
           <w:rPr>
             <w:rStyle w:val="Hyperlink"/>
@@ -8060,7 +8060,7 @@
             <w:noProof/>
             <w:webHidden/>
           </w:rPr>
-          <w:instrText xml:space="preserve"> PAGEREF _Toc229060585 \h </w:instrText>
+          <w:instrText xml:space="preserve"> PAGEREF _Toc229818791 \h </w:instrText>
         </w:r>
         <w:r>
           <w:rPr>
@@ -8080,7 +8080,7 @@
             <w:noProof/>
             <w:webHidden/>
           </w:rPr>
-          <w:t>48</w:t>
+          <w:t>47</w:t>
         </w:r>
         <w:r>
           <w:rPr>
@@ -8104,7 +8104,7 @@
           <w:sz w:val="24"/>
         </w:rPr>
       </w:pPr>
-      <w:hyperlink w:anchor="_Toc229060586" w:history="1">
+      <w:hyperlink w:anchor="_Toc229818792" w:history="1">
         <w:r>
           <w:rPr>
             <w:rStyle w:val="Hyperlink"/>
@@ -8131,7 +8131,7 @@
             <w:noProof/>
             <w:webHidden/>
           </w:rPr>
-          <w:instrText xml:space="preserve"> PAGEREF _Toc229060586 \h </w:instrText>
+          <w:instrText xml:space="preserve"> PAGEREF _Toc229818792 \h </w:instrText>
         </w:r>
         <w:r>
           <w:rPr>
@@ -8151,7 +8151,7 @@
             <w:noProof/>
             <w:webHidden/>
           </w:rPr>
-          <w:t>49</w:t>
+          <w:t>48</w:t>
         </w:r>
         <w:r>
           <w:rPr>
@@ -8175,7 +8175,7 @@
           <w:sz w:val="24"/>
         </w:rPr>
       </w:pPr>
-      <w:hyperlink w:anchor="_Toc229060587" w:history="1">
+      <w:hyperlink w:anchor="_Toc229818793" w:history="1">
         <w:r>
           <w:rPr>
             <w:rStyle w:val="Hyperlink"/>
@@ -8202,7 +8202,7 @@
             <w:noProof/>
             <w:webHidden/>
           </w:rPr>
-          <w:instrText xml:space="preserve"> PAGEREF _Toc229060587 \h </w:instrText>
+          <w:instrText xml:space="preserve"> PAGEREF _Toc229818793 \h </w:instrText>
         </w:r>
         <w:r>
           <w:rPr>
@@ -8222,7 +8222,7 @@
             <w:noProof/>
             <w:webHidden/>
           </w:rPr>
-          <w:t>50</w:t>
+          <w:t>49</w:t>
         </w:r>
         <w:r>
           <w:rPr>
@@ -8246,7 +8246,7 @@
           <w:sz w:val="24"/>
         </w:rPr>
       </w:pPr>
-      <w:hyperlink w:anchor="_Toc229060588" w:history="1">
+      <w:hyperlink w:anchor="_Toc229818794" w:history="1">
         <w:r>
           <w:rPr>
             <w:rStyle w:val="Hyperlink"/>
@@ -8273,7 +8273,7 @@
             <w:noProof/>
             <w:webHidden/>
           </w:rPr>
-          <w:instrText xml:space="preserve"> PAGEREF _Toc229060588 \h </w:instrText>
+          <w:instrText xml:space="preserve"> PAGEREF _Toc229818794 \h </w:instrText>
         </w:r>
         <w:r>
           <w:rPr>
@@ -8293,7 +8293,7 @@
             <w:noProof/>
             <w:webHidden/>
           </w:rPr>
-          <w:t>51</w:t>
+          <w:t>50</w:t>
         </w:r>
         <w:r>
           <w:rPr>
@@ -8317,7 +8317,7 @@
           <w:sz w:val="24"/>
         </w:rPr>
       </w:pPr>
-      <w:hyperlink w:anchor="_Toc229060589" w:history="1">
+      <w:hyperlink w:anchor="_Toc229818795" w:history="1">
         <w:r>
           <w:rPr>
             <w:rStyle w:val="Hyperlink"/>
@@ -8344,7 +8344,7 @@
             <w:noProof/>
             <w:webHidden/>
           </w:rPr>
-          <w:instrText xml:space="preserve"> PAGEREF _Toc229060589 \h </w:instrText>
+          <w:instrText xml:space="preserve"> PAGEREF _Toc229818795 \h </w:instrText>
         </w:r>
         <w:r>
           <w:rPr>
@@ -8364,7 +8364,7 @@
             <w:noProof/>
             <w:webHidden/>
           </w:rPr>
-          <w:t>52</w:t>
+          <w:t>51</w:t>
         </w:r>
         <w:r>
           <w:rPr>
@@ -8388,7 +8388,7 @@
           <w:sz w:val="24"/>
         </w:rPr>
       </w:pPr>
-      <w:hyperlink w:anchor="_Toc229060590" w:history="1">
+      <w:hyperlink w:anchor="_Toc229818796" w:history="1">
         <w:r>
           <w:rPr>
             <w:rStyle w:val="Hyperlink"/>
@@ -8415,7 +8415,7 @@
             <w:noProof/>
             <w:webHidden/>
           </w:rPr>
-          <w:instrText xml:space="preserve"> PAGEREF _Toc229060590 \h </w:instrText>
+          <w:instrText xml:space="preserve"> PAGEREF _Toc229818796 \h </w:instrText>
         </w:r>
         <w:r>
           <w:rPr>
@@ -8435,7 +8435,7 @@
             <w:noProof/>
             <w:webHidden/>
           </w:rPr>
-          <w:t>53</w:t>
+          <w:t>52</w:t>
         </w:r>
         <w:r>
           <w:rPr>
@@ -8459,7 +8459,7 @@
           <w:sz w:val="24"/>
         </w:rPr>
       </w:pPr>
-      <w:hyperlink w:anchor="_Toc229060591" w:history="1">
+      <w:hyperlink w:anchor="_Toc229818797" w:history="1">
         <w:r>
           <w:rPr>
             <w:rStyle w:val="Hyperlink"/>
@@ -8486,7 +8486,7 @@
             <w:noProof/>
             <w:webHidden/>
           </w:rPr>
-          <w:instrText xml:space="preserve"> PAGEREF _Toc229060591 \h </w:instrText>
+          <w:instrText xml:space="preserve"> PAGEREF _Toc229818797 \h </w:instrText>
         </w:r>
         <w:r>
           <w:rPr>
@@ -8506,7 +8506,7 @@
             <w:noProof/>
             <w:webHidden/>
           </w:rPr>
-          <w:t>54</w:t>
+          <w:t>53</w:t>
         </w:r>
         <w:r>
           <w:rPr>
@@ -8530,7 +8530,7 @@
           <w:sz w:val="24"/>
         </w:rPr>
       </w:pPr>
-      <w:hyperlink w:anchor="_Toc229060592" w:history="1">
+      <w:hyperlink w:anchor="_Toc229818798" w:history="1">
         <w:r>
           <w:rPr>
             <w:rStyle w:val="Hyperlink"/>
@@ -8557,7 +8557,7 @@
             <w:noProof/>
             <w:webHidden/>
           </w:rPr>
-          <w:instrText xml:space="preserve"> PAGEREF _Toc229060592 \h </w:instrText>
+          <w:instrText xml:space="preserve"> PAGEREF _Toc229818798 \h </w:instrText>
         </w:r>
         <w:r>
           <w:rPr>
@@ -8577,7 +8577,7 @@
             <w:noProof/>
             <w:webHidden/>
           </w:rPr>
-          <w:t>55</w:t>
+          <w:t>54</w:t>
         </w:r>
         <w:r>
           <w:rPr>
@@ -8601,7 +8601,7 @@
           <w:sz w:val="24"/>
         </w:rPr>
       </w:pPr>
-      <w:hyperlink w:anchor="_Toc229060593" w:history="1">
+      <w:hyperlink w:anchor="_Toc229818799" w:history="1">
         <w:r>
           <w:rPr>
             <w:rStyle w:val="Hyperlink"/>
@@ -8628,7 +8628,7 @@
             <w:noProof/>
             <w:webHidden/>
           </w:rPr>
-          <w:instrText xml:space="preserve"> PAGEREF _Toc229060593 \h </w:instrText>
+          <w:instrText xml:space="preserve"> PAGEREF _Toc229818799 \h </w:instrText>
         </w:r>
         <w:r>
           <w:rPr>
@@ -8648,7 +8648,7 @@
             <w:noProof/>
             <w:webHidden/>
           </w:rPr>
-          <w:t>56</w:t>
+          <w:t>55</w:t>
         </w:r>
         <w:r>
           <w:rPr>
@@ -8672,7 +8672,7 @@
           <w:sz w:val="24"/>
         </w:rPr>
       </w:pPr>
-      <w:hyperlink w:anchor="_Toc229060594" w:history="1">
+      <w:hyperlink w:anchor="_Toc229818800" w:history="1">
         <w:r>
           <w:rPr>
             <w:rStyle w:val="Hyperlink"/>
@@ -8699,7 +8699,7 @@
             <w:noProof/>
             <w:webHidden/>
           </w:rPr>
-          <w:instrText xml:space="preserve"> PAGEREF _Toc229060594 \h </w:instrText>
+          <w:instrText xml:space="preserve"> PAGEREF _Toc229818800 \h </w:instrText>
         </w:r>
         <w:r>
           <w:rPr>
@@ -8719,7 +8719,7 @@
             <w:noProof/>
             <w:webHidden/>
           </w:rPr>
-          <w:t>57</w:t>
+          <w:t>56</w:t>
         </w:r>
         <w:r>
           <w:rPr>
@@ -8743,7 +8743,7 @@
           <w:sz w:val="24"/>
         </w:rPr>
       </w:pPr>
-      <w:hyperlink w:anchor="_Toc229060595" w:history="1">
+      <w:hyperlink w:anchor="_Toc229818801" w:history="1">
         <w:r>
           <w:rPr>
             <w:rStyle w:val="Hyperlink"/>
@@ -8770,7 +8770,7 @@
             <w:noProof/>
             <w:webHidden/>
           </w:rPr>
-          <w:instrText xml:space="preserve"> PAGEREF _Toc229060595 \h </w:instrText>
+          <w:instrText xml:space="preserve"> PAGEREF _Toc229818801 \h </w:instrText>
         </w:r>
         <w:r>
           <w:rPr>
@@ -8790,7 +8790,7 @@
             <w:noProof/>
             <w:webHidden/>
           </w:rPr>
-          <w:t>58</w:t>
+          <w:t>57</w:t>
         </w:r>
         <w:r>
           <w:rPr>
@@ -8814,7 +8814,7 @@
           <w:sz w:val="24"/>
         </w:rPr>
       </w:pPr>
-      <w:hyperlink w:anchor="_Toc229060596" w:history="1">
+      <w:hyperlink w:anchor="_Toc229818802" w:history="1">
         <w:r>
           <w:rPr>
             <w:rStyle w:val="Hyperlink"/>
@@ -8841,7 +8841,7 @@
             <w:noProof/>
             <w:webHidden/>
           </w:rPr>
-          <w:instrText xml:space="preserve"> PAGEREF _Toc229060596 \h </w:instrText>
+          <w:instrText xml:space="preserve"> PAGEREF _Toc229818802 \h </w:instrText>
         </w:r>
         <w:r>
           <w:rPr>
@@ -8861,7 +8861,7 @@
             <w:noProof/>
             <w:webHidden/>
           </w:rPr>
-          <w:t>59</w:t>
+          <w:t>58</w:t>
         </w:r>
         <w:r>
           <w:rPr>
@@ -8885,7 +8885,7 @@
           <w:sz w:val="24"/>
         </w:rPr>
       </w:pPr>
-      <w:hyperlink w:anchor="_Toc229060597" w:history="1">
+      <w:hyperlink w:anchor="_Toc229818803" w:history="1">
         <w:r>
           <w:rPr>
             <w:rStyle w:val="Hyperlink"/>
@@ -8912,7 +8912,7 @@
             <w:noProof/>
             <w:webHidden/>
           </w:rPr>
-          <w:instrText xml:space="preserve"> PAGEREF _Toc229060597 \h </w:instrText>
+          <w:instrText xml:space="preserve"> PAGEREF _Toc229818803 \h </w:instrText>
         </w:r>
         <w:r>
           <w:rPr>
@@ -8932,7 +8932,7 @@
             <w:noProof/>
             <w:webHidden/>
           </w:rPr>
-          <w:t>64</w:t>
+          <w:t>63</w:t>
         </w:r>
         <w:r>
           <w:rPr>
@@ -8956,7 +8956,7 @@
           <w:sz w:val="24"/>
         </w:rPr>
       </w:pPr>
-      <w:hyperlink w:anchor="_Toc229060598" w:history="1">
+      <w:hyperlink w:anchor="_Toc229818804" w:history="1">
         <w:r>
           <w:rPr>
             <w:rStyle w:val="Hyperlink"/>
@@ -8983,7 +8983,7 @@
             <w:noProof/>
             <w:webHidden/>
           </w:rPr>
-          <w:instrText xml:space="preserve"> PAGEREF _Toc229060598 \h </w:instrText>
+          <w:instrText xml:space="preserve"> PAGEREF _Toc229818804 \h </w:instrText>
         </w:r>
         <w:r>
           <w:rPr>
@@ -9003,7 +9003,7 @@
             <w:noProof/>
             <w:webHidden/>
           </w:rPr>
-          <w:t>64</w:t>
+          <w:t>63</w:t>
         </w:r>
         <w:r>
           <w:rPr>
@@ -9027,7 +9027,7 @@
           <w:sz w:val="24"/>
         </w:rPr>
       </w:pPr>
-      <w:hyperlink w:anchor="_Toc229060599" w:history="1">
+      <w:hyperlink w:anchor="_Toc229818805" w:history="1">
         <w:r>
           <w:rPr>
             <w:rStyle w:val="Hyperlink"/>
@@ -9054,7 +9054,7 @@
             <w:noProof/>
             <w:webHidden/>
           </w:rPr>
-          <w:instrText xml:space="preserve"> PAGEREF _Toc229060599 \h </w:instrText>
+          <w:instrText xml:space="preserve"> PAGEREF _Toc229818805 \h </w:instrText>
         </w:r>
         <w:r>
           <w:rPr>
@@ -9074,7 +9074,7 @@
             <w:noProof/>
             <w:webHidden/>
           </w:rPr>
-          <w:t>65</w:t>
+          <w:t>64</w:t>
         </w:r>
         <w:r>
           <w:rPr>
@@ -9098,7 +9098,7 @@
           <w:sz w:val="24"/>
         </w:rPr>
       </w:pPr>
-      <w:hyperlink w:anchor="_Toc229060600" w:history="1">
+      <w:hyperlink w:anchor="_Toc229818806" w:history="1">
         <w:r>
           <w:rPr>
             <w:rStyle w:val="Hyperlink"/>
@@ -9125,7 +9125,7 @@
             <w:noProof/>
             <w:webHidden/>
           </w:rPr>
-          <w:instrText xml:space="preserve"> PAGEREF _Toc229060600 \h </w:instrText>
+          <w:instrText xml:space="preserve"> PAGEREF _Toc229818806 \h </w:instrText>
         </w:r>
         <w:r>
           <w:rPr>
@@ -9145,7 +9145,7 @@
             <w:noProof/>
             <w:webHidden/>
           </w:rPr>
-          <w:t>65</w:t>
+          <w:t>64</w:t>
         </w:r>
         <w:r>
           <w:rPr>
@@ -9169,7 +9169,7 @@
           <w:sz w:val="24"/>
         </w:rPr>
       </w:pPr>
-      <w:hyperlink w:anchor="_Toc229060601" w:history="1">
+      <w:hyperlink w:anchor="_Toc229818807" w:history="1">
         <w:r>
           <w:rPr>
             <w:rStyle w:val="Hyperlink"/>
@@ -9196,7 +9196,7 @@
             <w:noProof/>
             <w:webHidden/>
           </w:rPr>
-          <w:instrText xml:space="preserve"> PAGEREF _Toc229060601 \h </w:instrText>
+          <w:instrText xml:space="preserve"> PAGEREF _Toc229818807 \h </w:instrText>
         </w:r>
         <w:r>
           <w:rPr>
@@ -9216,7 +9216,7 @@
             <w:noProof/>
             <w:webHidden/>
           </w:rPr>
-          <w:t>66</w:t>
+          <w:t>65</w:t>
         </w:r>
         <w:r>
           <w:rPr>
@@ -9240,7 +9240,7 @@
           <w:sz w:val="24"/>
         </w:rPr>
       </w:pPr>
-      <w:hyperlink w:anchor="_Toc229060602" w:history="1">
+      <w:hyperlink w:anchor="_Toc229818808" w:history="1">
         <w:r>
           <w:rPr>
             <w:rStyle w:val="Hyperlink"/>
@@ -9267,7 +9267,7 @@
             <w:noProof/>
             <w:webHidden/>
           </w:rPr>
-          <w:instrText xml:space="preserve"> PAGEREF _Toc229060602 \h </w:instrText>
+          <w:instrText xml:space="preserve"> PAGEREF _Toc229818808 \h </w:instrText>
         </w:r>
         <w:r>
           <w:rPr>
@@ -9287,7 +9287,7 @@
             <w:noProof/>
             <w:webHidden/>
           </w:rPr>
-          <w:t>66</w:t>
+          <w:t>65</w:t>
         </w:r>
         <w:r>
           <w:rPr>
@@ -9311,7 +9311,7 @@
           <w:sz w:val="24"/>
         </w:rPr>
       </w:pPr>
-      <w:hyperlink w:anchor="_Toc229060603" w:history="1">
+      <w:hyperlink w:anchor="_Toc229818809" w:history="1">
         <w:r>
           <w:rPr>
             <w:rStyle w:val="Hyperlink"/>
@@ -9338,7 +9338,7 @@
             <w:noProof/>
             <w:webHidden/>
           </w:rPr>
-          <w:instrText xml:space="preserve"> PAGEREF _Toc229060603 \h </w:instrText>
+          <w:instrText xml:space="preserve"> PAGEREF _Toc229818809 \h </w:instrText>
         </w:r>
         <w:r>
           <w:rPr>
@@ -9358,7 +9358,7 @@
             <w:noProof/>
             <w:webHidden/>
           </w:rPr>
-          <w:t>67</w:t>
+          <w:t>66</w:t>
         </w:r>
         <w:r>
           <w:rPr>
@@ -9382,7 +9382,7 @@
           <w:sz w:val="24"/>
         </w:rPr>
       </w:pPr>
-      <w:hyperlink w:anchor="_Toc229060604" w:history="1">
+      <w:hyperlink w:anchor="_Toc229818810" w:history="1">
         <w:r>
           <w:rPr>
             <w:rStyle w:val="Hyperlink"/>
@@ -9409,7 +9409,7 @@
             <w:noProof/>
             <w:webHidden/>
           </w:rPr>
-          <w:instrText xml:space="preserve"> PAGEREF _Toc229060604 \h </w:instrText>
+          <w:instrText xml:space="preserve"> PAGEREF _Toc229818810 \h </w:instrText>
         </w:r>
         <w:r>
           <w:rPr>
@@ -9429,7 +9429,7 @@
             <w:noProof/>
             <w:webHidden/>
           </w:rPr>
-          <w:t>68</w:t>
+          <w:t>67</w:t>
         </w:r>
         <w:r>
           <w:rPr>
@@ -9453,7 +9453,7 @@
           <w:sz w:val="24"/>
         </w:rPr>
       </w:pPr>
-      <w:hyperlink w:anchor="_Toc229060605" w:history="1">
+      <w:hyperlink w:anchor="_Toc229818811" w:history="1">
         <w:r>
           <w:rPr>
             <w:rStyle w:val="Hyperlink"/>
@@ -9480,7 +9480,7 @@
             <w:noProof/>
             <w:webHidden/>
           </w:rPr>
-          <w:instrText xml:space="preserve"> PAGEREF _Toc229060605 \h </w:instrText>
+          <w:instrText xml:space="preserve"> PAGEREF _Toc229818811 \h </w:instrText>
         </w:r>
         <w:r>
           <w:rPr>
@@ -9500,7 +9500,7 @@
             <w:noProof/>
             <w:webHidden/>
           </w:rPr>
-          <w:t>69</w:t>
+          <w:t>68</w:t>
         </w:r>
         <w:r>
           <w:rPr>
@@ -9524,7 +9524,7 @@
           <w:sz w:val="24"/>
         </w:rPr>
       </w:pPr>
-      <w:hyperlink w:anchor="_Toc229060606" w:history="1">
+      <w:hyperlink w:anchor="_Toc229818812" w:history="1">
         <w:r>
           <w:rPr>
             <w:rStyle w:val="Hyperlink"/>
@@ -9551,7 +9551,7 @@
             <w:noProof/>
             <w:webHidden/>
           </w:rPr>
-          <w:instrText xml:space="preserve"> PAGEREF _Toc229060606 \h </w:instrText>
+          <w:instrText xml:space="preserve"> PAGEREF _Toc229818812 \h </w:instrText>
         </w:r>
         <w:r>
           <w:rPr>
@@ -9571,7 +9571,7 @@
             <w:noProof/>
             <w:webHidden/>
           </w:rPr>
-          <w:t>70</w:t>
+          <w:t>69</w:t>
         </w:r>
         <w:r>
           <w:rPr>
@@ -9595,7 +9595,7 @@
           <w:sz w:val="24"/>
         </w:rPr>
       </w:pPr>
-      <w:hyperlink w:anchor="_Toc229060607" w:history="1">
+      <w:hyperlink w:anchor="_Toc229818813" w:history="1">
         <w:r>
           <w:rPr>
             <w:rStyle w:val="Hyperlink"/>
@@ -9622,7 +9622,7 @@
             <w:noProof/>
             <w:webHidden/>
           </w:rPr>
-          <w:instrText xml:space="preserve"> PAGEREF _Toc229060607 \h </w:instrText>
+          <w:instrText xml:space="preserve"> PAGEREF _Toc229818813 \h </w:instrText>
         </w:r>
         <w:r>
           <w:rPr>
@@ -9642,7 +9642,7 @@
             <w:noProof/>
             <w:webHidden/>
           </w:rPr>
-          <w:t>71</w:t>
+          <w:t>70</w:t>
         </w:r>
         <w:r>
           <w:rPr>
@@ -9666,7 +9666,7 @@
           <w:sz w:val="24"/>
         </w:rPr>
       </w:pPr>
-      <w:hyperlink w:anchor="_Toc229060608" w:history="1">
+      <w:hyperlink w:anchor="_Toc229818814" w:history="1">
         <w:r>
           <w:rPr>
             <w:rStyle w:val="Hyperlink"/>
@@ -9693,7 +9693,7 @@
             <w:noProof/>
             <w:webHidden/>
           </w:rPr>
-          <w:instrText xml:space="preserve"> PAGEREF _Toc229060608 \h </w:instrText>
+          <w:instrText xml:space="preserve"> PAGEREF _Toc229818814 \h </w:instrText>
         </w:r>
         <w:r>
           <w:rPr>
@@ -9713,7 +9713,7 @@
             <w:noProof/>
             <w:webHidden/>
           </w:rPr>
-          <w:t>72</w:t>
+          <w:t>71</w:t>
         </w:r>
         <w:r>
           <w:rPr>
@@ -9737,7 +9737,7 @@
           <w:sz w:val="24"/>
         </w:rPr>
       </w:pPr>
-      <w:hyperlink w:anchor="_Toc229060609" w:history="1">
+      <w:hyperlink w:anchor="_Toc229818815" w:history="1">
         <w:r>
           <w:rPr>
             <w:rStyle w:val="Hyperlink"/>
@@ -9764,7 +9764,7 @@
             <w:noProof/>
             <w:webHidden/>
           </w:rPr>
-          <w:instrText xml:space="preserve"> PAGEREF _Toc229060609 \h </w:instrText>
+          <w:instrText xml:space="preserve"> PAGEREF _Toc229818815 \h </w:instrText>
         </w:r>
         <w:r>
           <w:rPr>
@@ -9784,7 +9784,7 @@
             <w:noProof/>
             <w:webHidden/>
           </w:rPr>
-          <w:t>72</w:t>
+          <w:t>71</w:t>
         </w:r>
         <w:r>
           <w:rPr>
@@ -9808,7 +9808,7 @@
           <w:sz w:val="24"/>
         </w:rPr>
       </w:pPr>
-      <w:hyperlink w:anchor="_Toc229060610" w:history="1">
+      <w:hyperlink w:anchor="_Toc229818816" w:history="1">
         <w:r>
           <w:rPr>
             <w:rStyle w:val="Hyperlink"/>
@@ -9835,7 +9835,7 @@
             <w:noProof/>
             <w:webHidden/>
           </w:rPr>
-          <w:instrText xml:space="preserve"> PAGEREF _Toc229060610 \h </w:instrText>
+          <w:instrText xml:space="preserve"> PAGEREF _Toc229818816 \h </w:instrText>
         </w:r>
         <w:r>
           <w:rPr>
@@ -9855,7 +9855,7 @@
             <w:noProof/>
             <w:webHidden/>
           </w:rPr>
-          <w:t>73</w:t>
+          <w:t>72</w:t>
         </w:r>
         <w:r>
           <w:rPr>
@@ -9879,7 +9879,7 @@
           <w:sz w:val="24"/>
         </w:rPr>
       </w:pPr>
-      <w:hyperlink w:anchor="_Toc229060611" w:history="1">
+      <w:hyperlink w:anchor="_Toc229818817" w:history="1">
         <w:r>
           <w:rPr>
             <w:rStyle w:val="Hyperlink"/>
@@ -9906,7 +9906,7 @@
             <w:noProof/>
             <w:webHidden/>
           </w:rPr>
-          <w:instrText xml:space="preserve"> PAGEREF _Toc229060611 \h </w:instrText>
+          <w:instrText xml:space="preserve"> PAGEREF _Toc229818817 \h </w:instrText>
         </w:r>
         <w:r>
           <w:rPr>
@@ -9926,7 +9926,7 @@
             <w:noProof/>
             <w:webHidden/>
           </w:rPr>
-          <w:t>74</w:t>
+          <w:t>73</w:t>
         </w:r>
         <w:r>
           <w:rPr>
@@ -9950,7 +9950,7 @@
           <w:sz w:val="24"/>
         </w:rPr>
       </w:pPr>
-      <w:hyperlink w:anchor="_Toc229060612" w:history="1">
+      <w:hyperlink w:anchor="_Toc229818818" w:history="1">
         <w:r>
           <w:rPr>
             <w:rStyle w:val="Hyperlink"/>
@@ -9977,7 +9977,7 @@
             <w:noProof/>
             <w:webHidden/>
           </w:rPr>
-          <w:instrText xml:space="preserve"> PAGEREF _Toc229060612 \h </w:instrText>
+          <w:instrText xml:space="preserve"> PAGEREF _Toc229818818 \h </w:instrText>
         </w:r>
         <w:r>
           <w:rPr>
@@ -9997,7 +9997,7 @@
             <w:noProof/>
             <w:webHidden/>
           </w:rPr>
-          <w:t>74</w:t>
+          <w:t>73</w:t>
         </w:r>
         <w:r>
           <w:rPr>
@@ -10021,7 +10021,7 @@
           <w:sz w:val="24"/>
         </w:rPr>
       </w:pPr>
-      <w:hyperlink w:anchor="_Toc229060613" w:history="1">
+      <w:hyperlink w:anchor="_Toc229818819" w:history="1">
         <w:r>
           <w:rPr>
             <w:rStyle w:val="Hyperlink"/>
@@ -10048,7 +10048,7 @@
             <w:noProof/>
             <w:webHidden/>
           </w:rPr>
-          <w:instrText xml:space="preserve"> PAGEREF _Toc229060613 \h </w:instrText>
+          <w:instrText xml:space="preserve"> PAGEREF _Toc229818819 \h </w:instrText>
         </w:r>
         <w:r>
           <w:rPr>
@@ -10068,7 +10068,7 @@
             <w:noProof/>
             <w:webHidden/>
           </w:rPr>
-          <w:t>75</w:t>
+          <w:t>74</w:t>
         </w:r>
         <w:r>
           <w:rPr>
@@ -10092,7 +10092,7 @@
           <w:sz w:val="24"/>
         </w:rPr>
       </w:pPr>
-      <w:hyperlink w:anchor="_Toc229060614" w:history="1">
+      <w:hyperlink w:anchor="_Toc229818820" w:history="1">
         <w:r>
           <w:rPr>
             <w:rStyle w:val="Hyperlink"/>
@@ -10119,7 +10119,7 @@
             <w:noProof/>
             <w:webHidden/>
           </w:rPr>
-          <w:instrText xml:space="preserve"> PAGEREF _Toc229060614 \h </w:instrText>
+          <w:instrText xml:space="preserve"> PAGEREF _Toc229818820 \h </w:instrText>
         </w:r>
         <w:r>
           <w:rPr>
@@ -10139,7 +10139,7 @@
             <w:noProof/>
             <w:webHidden/>
           </w:rPr>
-          <w:t>75</w:t>
+          <w:t>74</w:t>
         </w:r>
         <w:r>
           <w:rPr>
@@ -10163,7 +10163,7 @@
           <w:sz w:val="24"/>
         </w:rPr>
       </w:pPr>
-      <w:hyperlink w:anchor="_Toc229060615" w:history="1">
+      <w:hyperlink w:anchor="_Toc229818821" w:history="1">
         <w:r>
           <w:rPr>
             <w:rStyle w:val="Hyperlink"/>
@@ -10190,7 +10190,7 @@
             <w:noProof/>
             <w:webHidden/>
           </w:rPr>
-          <w:instrText xml:space="preserve"> PAGEREF _Toc229060615 \h </w:instrText>
+          <w:instrText xml:space="preserve"> PAGEREF _Toc229818821 \h </w:instrText>
         </w:r>
         <w:r>
           <w:rPr>
@@ -10210,7 +10210,7 @@
             <w:noProof/>
             <w:webHidden/>
           </w:rPr>
-          <w:t>76</w:t>
+          <w:t>75</w:t>
         </w:r>
         <w:r>
           <w:rPr>
@@ -10234,7 +10234,7 @@
           <w:sz w:val="24"/>
         </w:rPr>
       </w:pPr>
-      <w:hyperlink w:anchor="_Toc229060616" w:history="1">
+      <w:hyperlink w:anchor="_Toc229818822" w:history="1">
         <w:r>
           <w:rPr>
             <w:rStyle w:val="Hyperlink"/>
@@ -10261,7 +10261,7 @@
             <w:noProof/>
             <w:webHidden/>
           </w:rPr>
-          <w:instrText xml:space="preserve"> PAGEREF _Toc229060616 \h </w:instrText>
+          <w:instrText xml:space="preserve"> PAGEREF _Toc229818822 \h </w:instrText>
         </w:r>
         <w:r>
           <w:rPr>
@@ -10281,7 +10281,7 @@
             <w:noProof/>
             <w:webHidden/>
           </w:rPr>
-          <w:t>77</w:t>
+          <w:t>76</w:t>
         </w:r>
         <w:r>
           <w:rPr>
@@ -10305,7 +10305,7 @@
           <w:sz w:val="24"/>
         </w:rPr>
       </w:pPr>
-      <w:hyperlink w:anchor="_Toc229060617" w:history="1">
+      <w:hyperlink w:anchor="_Toc229818823" w:history="1">
         <w:r>
           <w:rPr>
             <w:rStyle w:val="Hyperlink"/>
@@ -10332,7 +10332,7 @@
             <w:noProof/>
             <w:webHidden/>
           </w:rPr>
-          <w:instrText xml:space="preserve"> PAGEREF _Toc229060617 \h </w:instrText>
+          <w:instrText xml:space="preserve"> PAGEREF _Toc229818823 \h </w:instrText>
         </w:r>
         <w:r>
           <w:rPr>
@@ -10352,7 +10352,7 @@
             <w:noProof/>
             <w:webHidden/>
           </w:rPr>
-          <w:t>78</w:t>
+          <w:t>77</w:t>
         </w:r>
         <w:r>
           <w:rPr>
@@ -10376,7 +10376,7 @@
           <w:sz w:val="24"/>
         </w:rPr>
       </w:pPr>
-      <w:hyperlink w:anchor="_Toc229060618" w:history="1">
+      <w:hyperlink w:anchor="_Toc229818824" w:history="1">
         <w:r>
           <w:rPr>
             <w:rStyle w:val="Hyperlink"/>
@@ -10403,7 +10403,7 @@
             <w:noProof/>
             <w:webHidden/>
           </w:rPr>
-          <w:instrText xml:space="preserve"> PAGEREF _Toc229060618 \h </w:instrText>
+          <w:instrText xml:space="preserve"> PAGEREF _Toc229818824 \h </w:instrText>
         </w:r>
         <w:r>
           <w:rPr>
@@ -10423,7 +10423,7 @@
             <w:noProof/>
             <w:webHidden/>
           </w:rPr>
-          <w:t>78</w:t>
+          <w:t>77</w:t>
         </w:r>
         <w:r>
           <w:rPr>
@@ -10447,7 +10447,7 @@
           <w:sz w:val="24"/>
         </w:rPr>
       </w:pPr>
-      <w:hyperlink w:anchor="_Toc229060619" w:history="1">
+      <w:hyperlink w:anchor="_Toc229818825" w:history="1">
         <w:r>
           <w:rPr>
             <w:rStyle w:val="Hyperlink"/>
@@ -10474,7 +10474,7 @@
             <w:noProof/>
             <w:webHidden/>
           </w:rPr>
-          <w:instrText xml:space="preserve"> PAGEREF _Toc229060619 \h </w:instrText>
+          <w:instrText xml:space="preserve"> PAGEREF _Toc229818825 \h </w:instrText>
         </w:r>
         <w:r>
           <w:rPr>
@@ -10494,7 +10494,7 @@
             <w:noProof/>
             <w:webHidden/>
           </w:rPr>
-          <w:t>79</w:t>
+          <w:t>78</w:t>
         </w:r>
         <w:r>
           <w:rPr>
@@ -10518,7 +10518,7 @@
           <w:sz w:val="24"/>
         </w:rPr>
       </w:pPr>
-      <w:hyperlink w:anchor="_Toc229060620" w:history="1">
+      <w:hyperlink w:anchor="_Toc229818826" w:history="1">
         <w:r>
           <w:rPr>
             <w:rStyle w:val="Hyperlink"/>
@@ -10545,7 +10545,7 @@
             <w:noProof/>
             <w:webHidden/>
           </w:rPr>
-          <w:instrText xml:space="preserve"> PAGEREF _Toc229060620 \h </w:instrText>
+          <w:instrText xml:space="preserve"> PAGEREF _Toc229818826 \h </w:instrText>
         </w:r>
         <w:r>
           <w:rPr>
@@ -10565,7 +10565,7 @@
             <w:noProof/>
             <w:webHidden/>
           </w:rPr>
-          <w:t>79</w:t>
+          <w:t>78</w:t>
         </w:r>
         <w:r>
           <w:rPr>
@@ -10666,7 +10666,7 @@
         <w:pStyle w:val="Heading1"/>
         <w:ind w:right="4"/>
       </w:pPr>
-      <w:bookmarkStart w:id="2" w:name="_Toc229387185"/>
+      <w:bookmarkStart w:id="2" w:name="_Toc229818701"/>
       <w:r>
         <w:lastRenderedPageBreak/>
         <w:t>DANH MỤC BẢNG BIỂU</w:t>
@@ -10722,7 +10722,7 @@
           <w:sz w:val="24"/>
         </w:rPr>
       </w:pPr>
-      <w:hyperlink w:anchor="_Toc229060621" w:history="1">
+      <w:hyperlink w:anchor="_Toc229818827" w:history="1">
         <w:r>
           <w:rPr>
             <w:rStyle w:val="Hyperlink"/>
@@ -10749,7 +10749,7 @@
             <w:noProof/>
             <w:webHidden/>
           </w:rPr>
-          <w:instrText xml:space="preserve"> PAGEREF _Toc229060621 \h </w:instrText>
+          <w:instrText xml:space="preserve"> PAGEREF _Toc229818827 \h </w:instrText>
         </w:r>
         <w:r>
           <w:rPr>
@@ -10793,7 +10793,7 @@
           <w:sz w:val="24"/>
         </w:rPr>
       </w:pPr>
-      <w:hyperlink w:anchor="_Toc229060622" w:history="1">
+      <w:hyperlink w:anchor="_Toc229818828" w:history="1">
         <w:r>
           <w:rPr>
             <w:rStyle w:val="Hyperlink"/>
@@ -10820,7 +10820,7 @@
             <w:noProof/>
             <w:webHidden/>
           </w:rPr>
-          <w:instrText xml:space="preserve"> PAGEREF _Toc229060622 \h </w:instrText>
+          <w:instrText xml:space="preserve"> PAGEREF _Toc229818828 \h </w:instrText>
         </w:r>
         <w:r>
           <w:rPr>
@@ -10864,7 +10864,7 @@
           <w:sz w:val="24"/>
         </w:rPr>
       </w:pPr>
-      <w:hyperlink w:anchor="_Toc229060623" w:history="1">
+      <w:hyperlink w:anchor="_Toc229818829" w:history="1">
         <w:r>
           <w:rPr>
             <w:rStyle w:val="Hyperlink"/>
@@ -10891,7 +10891,7 @@
             <w:noProof/>
             <w:webHidden/>
           </w:rPr>
-          <w:instrText xml:space="preserve"> PAGEREF _Toc229060623 \h </w:instrText>
+          <w:instrText xml:space="preserve"> PAGEREF _Toc229818829 \h </w:instrText>
         </w:r>
         <w:r>
           <w:rPr>
@@ -10911,7 +10911,7 @@
             <w:noProof/>
             <w:webHidden/>
           </w:rPr>
-          <w:t>16</w:t>
+          <w:t>15</w:t>
         </w:r>
         <w:r>
           <w:rPr>
@@ -10935,7 +10935,7 @@
           <w:sz w:val="24"/>
         </w:rPr>
       </w:pPr>
-      <w:hyperlink w:anchor="_Toc229060624" w:history="1">
+      <w:hyperlink w:anchor="_Toc229818830" w:history="1">
         <w:r>
           <w:rPr>
             <w:rStyle w:val="Hyperlink"/>
@@ -10962,7 +10962,7 @@
             <w:noProof/>
             <w:webHidden/>
           </w:rPr>
-          <w:instrText xml:space="preserve"> PAGEREF _Toc229060624 \h </w:instrText>
+          <w:instrText xml:space="preserve"> PAGEREF _Toc229818830 \h </w:instrText>
         </w:r>
         <w:r>
           <w:rPr>
@@ -10982,7 +10982,7 @@
             <w:noProof/>
             <w:webHidden/>
           </w:rPr>
-          <w:t>18</w:t>
+          <w:t>17</w:t>
         </w:r>
         <w:r>
           <w:rPr>
@@ -11006,7 +11006,7 @@
           <w:sz w:val="24"/>
         </w:rPr>
       </w:pPr>
-      <w:hyperlink w:anchor="_Toc229060625" w:history="1">
+      <w:hyperlink w:anchor="_Toc229818831" w:history="1">
         <w:r>
           <w:rPr>
             <w:rStyle w:val="Hyperlink"/>
@@ -11033,7 +11033,7 @@
             <w:noProof/>
             <w:webHidden/>
           </w:rPr>
-          <w:instrText xml:space="preserve"> PAGEREF _Toc229060625 \h </w:instrText>
+          <w:instrText xml:space="preserve"> PAGEREF _Toc229818831 \h </w:instrText>
         </w:r>
         <w:r>
           <w:rPr>
@@ -11053,7 +11053,7 @@
             <w:noProof/>
             <w:webHidden/>
           </w:rPr>
-          <w:t>19</w:t>
+          <w:t>18</w:t>
         </w:r>
         <w:r>
           <w:rPr>
@@ -11077,7 +11077,7 @@
           <w:sz w:val="24"/>
         </w:rPr>
       </w:pPr>
-      <w:hyperlink w:anchor="_Toc229060626" w:history="1">
+      <w:hyperlink w:anchor="_Toc229818832" w:history="1">
         <w:r>
           <w:rPr>
             <w:rStyle w:val="Hyperlink"/>
@@ -11104,7 +11104,7 @@
             <w:noProof/>
             <w:webHidden/>
           </w:rPr>
-          <w:instrText xml:space="preserve"> PAGEREF _Toc229060626 \h </w:instrText>
+          <w:instrText xml:space="preserve"> PAGEREF _Toc229818832 \h </w:instrText>
         </w:r>
         <w:r>
           <w:rPr>
@@ -11124,7 +11124,7 @@
             <w:noProof/>
             <w:webHidden/>
           </w:rPr>
-          <w:t>20</w:t>
+          <w:t>19</w:t>
         </w:r>
         <w:r>
           <w:rPr>
@@ -11148,7 +11148,7 @@
           <w:sz w:val="24"/>
         </w:rPr>
       </w:pPr>
-      <w:hyperlink w:anchor="_Toc229060627" w:history="1">
+      <w:hyperlink w:anchor="_Toc229818833" w:history="1">
         <w:r>
           <w:rPr>
             <w:rStyle w:val="Hyperlink"/>
@@ -11175,7 +11175,7 @@
             <w:noProof/>
             <w:webHidden/>
           </w:rPr>
-          <w:instrText xml:space="preserve"> PAGEREF _Toc229060627 \h </w:instrText>
+          <w:instrText xml:space="preserve"> PAGEREF _Toc229818833 \h </w:instrText>
         </w:r>
         <w:r>
           <w:rPr>
@@ -11195,7 +11195,7 @@
             <w:noProof/>
             <w:webHidden/>
           </w:rPr>
-          <w:t>22</w:t>
+          <w:t>21</w:t>
         </w:r>
         <w:r>
           <w:rPr>
@@ -11219,7 +11219,7 @@
           <w:sz w:val="24"/>
         </w:rPr>
       </w:pPr>
-      <w:hyperlink w:anchor="_Toc229060628" w:history="1">
+      <w:hyperlink w:anchor="_Toc229818834" w:history="1">
         <w:r>
           <w:rPr>
             <w:rStyle w:val="Hyperlink"/>
@@ -11246,7 +11246,7 @@
             <w:noProof/>
             <w:webHidden/>
           </w:rPr>
-          <w:instrText xml:space="preserve"> PAGEREF _Toc229060628 \h </w:instrText>
+          <w:instrText xml:space="preserve"> PAGEREF _Toc229818834 \h </w:instrText>
         </w:r>
         <w:r>
           <w:rPr>
@@ -11266,7 +11266,7 @@
             <w:noProof/>
             <w:webHidden/>
           </w:rPr>
-          <w:t>23</w:t>
+          <w:t>22</w:t>
         </w:r>
         <w:r>
           <w:rPr>
@@ -11290,7 +11290,7 @@
           <w:sz w:val="24"/>
         </w:rPr>
       </w:pPr>
-      <w:hyperlink w:anchor="_Toc229060629" w:history="1">
+      <w:hyperlink w:anchor="_Toc229818835" w:history="1">
         <w:r>
           <w:rPr>
             <w:rStyle w:val="Hyperlink"/>
@@ -11317,7 +11317,7 @@
             <w:noProof/>
             <w:webHidden/>
           </w:rPr>
-          <w:instrText xml:space="preserve"> PAGEREF _Toc229060629 \h </w:instrText>
+          <w:instrText xml:space="preserve"> PAGEREF _Toc229818835 \h </w:instrText>
         </w:r>
         <w:r>
           <w:rPr>
@@ -11337,7 +11337,7 @@
             <w:noProof/>
             <w:webHidden/>
           </w:rPr>
-          <w:t>25</w:t>
+          <w:t>24</w:t>
         </w:r>
         <w:r>
           <w:rPr>
@@ -11361,7 +11361,7 @@
           <w:sz w:val="24"/>
         </w:rPr>
       </w:pPr>
-      <w:hyperlink w:anchor="_Toc229060630" w:history="1">
+      <w:hyperlink w:anchor="_Toc229818836" w:history="1">
         <w:r>
           <w:rPr>
             <w:rStyle w:val="Hyperlink"/>
@@ -11388,7 +11388,7 @@
             <w:noProof/>
             <w:webHidden/>
           </w:rPr>
-          <w:instrText xml:space="preserve"> PAGEREF _Toc229060630 \h </w:instrText>
+          <w:instrText xml:space="preserve"> PAGEREF _Toc229818836 \h </w:instrText>
         </w:r>
         <w:r>
           <w:rPr>
@@ -11408,7 +11408,7 @@
             <w:noProof/>
             <w:webHidden/>
           </w:rPr>
-          <w:t>27</w:t>
+          <w:t>26</w:t>
         </w:r>
         <w:r>
           <w:rPr>
@@ -11432,7 +11432,7 @@
           <w:sz w:val="24"/>
         </w:rPr>
       </w:pPr>
-      <w:hyperlink w:anchor="_Toc229060631" w:history="1">
+      <w:hyperlink w:anchor="_Toc229818837" w:history="1">
         <w:r>
           <w:rPr>
             <w:rStyle w:val="Hyperlink"/>
@@ -11459,7 +11459,7 @@
             <w:noProof/>
             <w:webHidden/>
           </w:rPr>
-          <w:instrText xml:space="preserve"> PAGEREF _Toc229060631 \h </w:instrText>
+          <w:instrText xml:space="preserve"> PAGEREF _Toc229818837 \h </w:instrText>
         </w:r>
         <w:r>
           <w:rPr>
@@ -11479,7 +11479,7 @@
             <w:noProof/>
             <w:webHidden/>
           </w:rPr>
-          <w:t>28</w:t>
+          <w:t>27</w:t>
         </w:r>
         <w:r>
           <w:rPr>
@@ -11503,7 +11503,7 @@
           <w:sz w:val="24"/>
         </w:rPr>
       </w:pPr>
-      <w:hyperlink w:anchor="_Toc229060632" w:history="1">
+      <w:hyperlink w:anchor="_Toc229818838" w:history="1">
         <w:r>
           <w:rPr>
             <w:rStyle w:val="Hyperlink"/>
@@ -11530,7 +11530,7 @@
             <w:noProof/>
             <w:webHidden/>
           </w:rPr>
-          <w:instrText xml:space="preserve"> PAGEREF _Toc229060632 \h </w:instrText>
+          <w:instrText xml:space="preserve"> PAGEREF _Toc229818838 \h </w:instrText>
         </w:r>
         <w:r>
           <w:rPr>
@@ -11550,7 +11550,7 @@
             <w:noProof/>
             <w:webHidden/>
           </w:rPr>
-          <w:t>30</w:t>
+          <w:t>29</w:t>
         </w:r>
         <w:r>
           <w:rPr>
@@ -11574,7 +11574,7 @@
           <w:sz w:val="24"/>
         </w:rPr>
       </w:pPr>
-      <w:hyperlink w:anchor="_Toc229060633" w:history="1">
+      <w:hyperlink w:anchor="_Toc229818839" w:history="1">
         <w:r>
           <w:rPr>
             <w:rStyle w:val="Hyperlink"/>
@@ -11601,7 +11601,7 @@
             <w:noProof/>
             <w:webHidden/>
           </w:rPr>
-          <w:instrText xml:space="preserve"> PAGEREF _Toc229060633 \h </w:instrText>
+          <w:instrText xml:space="preserve"> PAGEREF _Toc229818839 \h </w:instrText>
         </w:r>
         <w:r>
           <w:rPr>
@@ -11621,7 +11621,7 @@
             <w:noProof/>
             <w:webHidden/>
           </w:rPr>
-          <w:t>32</w:t>
+          <w:t>31</w:t>
         </w:r>
         <w:r>
           <w:rPr>
@@ -11645,7 +11645,7 @@
           <w:sz w:val="24"/>
         </w:rPr>
       </w:pPr>
-      <w:hyperlink w:anchor="_Toc229060634" w:history="1">
+      <w:hyperlink w:anchor="_Toc229818840" w:history="1">
         <w:r>
           <w:rPr>
             <w:rStyle w:val="Hyperlink"/>
@@ -11672,7 +11672,7 @@
             <w:noProof/>
             <w:webHidden/>
           </w:rPr>
-          <w:instrText xml:space="preserve"> PAGEREF _Toc229060634 \h </w:instrText>
+          <w:instrText xml:space="preserve"> PAGEREF _Toc229818840 \h </w:instrText>
         </w:r>
         <w:r>
           <w:rPr>
@@ -11692,7 +11692,7 @@
             <w:noProof/>
             <w:webHidden/>
           </w:rPr>
-          <w:t>33</w:t>
+          <w:t>32</w:t>
         </w:r>
         <w:r>
           <w:rPr>
@@ -11716,7 +11716,7 @@
           <w:sz w:val="24"/>
         </w:rPr>
       </w:pPr>
-      <w:hyperlink w:anchor="_Toc229060635" w:history="1">
+      <w:hyperlink w:anchor="_Toc229818841" w:history="1">
         <w:r>
           <w:rPr>
             <w:rStyle w:val="Hyperlink"/>
@@ -11743,7 +11743,7 @@
             <w:noProof/>
             <w:webHidden/>
           </w:rPr>
-          <w:instrText xml:space="preserve"> PAGEREF _Toc229060635 \h </w:instrText>
+          <w:instrText xml:space="preserve"> PAGEREF _Toc229818841 \h </w:instrText>
         </w:r>
         <w:r>
           <w:rPr>
@@ -11763,7 +11763,7 @@
             <w:noProof/>
             <w:webHidden/>
           </w:rPr>
-          <w:t>59</w:t>
+          <w:t>58</w:t>
         </w:r>
         <w:r>
           <w:rPr>
@@ -11787,7 +11787,7 @@
           <w:sz w:val="24"/>
         </w:rPr>
       </w:pPr>
-      <w:hyperlink w:anchor="_Toc229060636" w:history="1">
+      <w:hyperlink w:anchor="_Toc229818842" w:history="1">
         <w:r>
           <w:rPr>
             <w:rStyle w:val="Hyperlink"/>
@@ -11814,7 +11814,7 @@
             <w:noProof/>
             <w:webHidden/>
           </w:rPr>
-          <w:instrText xml:space="preserve"> PAGEREF _Toc229060636 \h </w:instrText>
+          <w:instrText xml:space="preserve"> PAGEREF _Toc229818842 \h </w:instrText>
         </w:r>
         <w:r>
           <w:rPr>
@@ -11834,7 +11834,7 @@
             <w:noProof/>
             <w:webHidden/>
           </w:rPr>
-          <w:t>60</w:t>
+          <w:t>59</w:t>
         </w:r>
         <w:r>
           <w:rPr>
@@ -11858,7 +11858,7 @@
           <w:sz w:val="24"/>
         </w:rPr>
       </w:pPr>
-      <w:hyperlink w:anchor="_Toc229060637" w:history="1">
+      <w:hyperlink w:anchor="_Toc229818843" w:history="1">
         <w:r>
           <w:rPr>
             <w:rStyle w:val="Hyperlink"/>
@@ -11885,7 +11885,7 @@
             <w:noProof/>
             <w:webHidden/>
           </w:rPr>
-          <w:instrText xml:space="preserve"> PAGEREF _Toc229060637 \h </w:instrText>
+          <w:instrText xml:space="preserve"> PAGEREF _Toc229818843 \h </w:instrText>
         </w:r>
         <w:r>
           <w:rPr>
@@ -11905,7 +11905,7 @@
             <w:noProof/>
             <w:webHidden/>
           </w:rPr>
-          <w:t>60</w:t>
+          <w:t>59</w:t>
         </w:r>
         <w:r>
           <w:rPr>
@@ -11929,7 +11929,7 @@
           <w:sz w:val="24"/>
         </w:rPr>
       </w:pPr>
-      <w:hyperlink w:anchor="_Toc229060638" w:history="1">
+      <w:hyperlink w:anchor="_Toc229818844" w:history="1">
         <w:r>
           <w:rPr>
             <w:rStyle w:val="Hyperlink"/>
@@ -11956,7 +11956,7 @@
             <w:noProof/>
             <w:webHidden/>
           </w:rPr>
-          <w:instrText xml:space="preserve"> PAGEREF _Toc229060638 \h </w:instrText>
+          <w:instrText xml:space="preserve"> PAGEREF _Toc229818844 \h </w:instrText>
         </w:r>
         <w:r>
           <w:rPr>
@@ -11976,7 +11976,7 @@
             <w:noProof/>
             <w:webHidden/>
           </w:rPr>
-          <w:t>61</w:t>
+          <w:t>60</w:t>
         </w:r>
         <w:r>
           <w:rPr>
@@ -12000,7 +12000,7 @@
           <w:sz w:val="24"/>
         </w:rPr>
       </w:pPr>
-      <w:hyperlink w:anchor="_Toc229060639" w:history="1">
+      <w:hyperlink w:anchor="_Toc229818845" w:history="1">
         <w:r>
           <w:rPr>
             <w:rStyle w:val="Hyperlink"/>
@@ -12027,7 +12027,7 @@
             <w:noProof/>
             <w:webHidden/>
           </w:rPr>
-          <w:instrText xml:space="preserve"> PAGEREF _Toc229060639 \h </w:instrText>
+          <w:instrText xml:space="preserve"> PAGEREF _Toc229818845 \h </w:instrText>
         </w:r>
         <w:r>
           <w:rPr>
@@ -12047,7 +12047,7 @@
             <w:noProof/>
             <w:webHidden/>
           </w:rPr>
-          <w:t>61</w:t>
+          <w:t>60</w:t>
         </w:r>
         <w:r>
           <w:rPr>
@@ -12071,7 +12071,7 @@
           <w:sz w:val="24"/>
         </w:rPr>
       </w:pPr>
-      <w:hyperlink w:anchor="_Toc229060640" w:history="1">
+      <w:hyperlink w:anchor="_Toc229818846" w:history="1">
         <w:r>
           <w:rPr>
             <w:rStyle w:val="Hyperlink"/>
@@ -12098,7 +12098,7 @@
             <w:noProof/>
             <w:webHidden/>
           </w:rPr>
-          <w:instrText xml:space="preserve"> PAGEREF _Toc229060640 \h </w:instrText>
+          <w:instrText xml:space="preserve"> PAGEREF _Toc229818846 \h </w:instrText>
         </w:r>
         <w:r>
           <w:rPr>
@@ -12118,7 +12118,7 @@
             <w:noProof/>
             <w:webHidden/>
           </w:rPr>
-          <w:t>62</w:t>
+          <w:t>61</w:t>
         </w:r>
         <w:r>
           <w:rPr>
@@ -12142,7 +12142,7 @@
           <w:sz w:val="24"/>
         </w:rPr>
       </w:pPr>
-      <w:hyperlink w:anchor="_Toc229060641" w:history="1">
+      <w:hyperlink w:anchor="_Toc229818847" w:history="1">
         <w:r>
           <w:rPr>
             <w:rStyle w:val="Hyperlink"/>
@@ -12169,7 +12169,7 @@
             <w:noProof/>
             <w:webHidden/>
           </w:rPr>
-          <w:instrText xml:space="preserve"> PAGEREF _Toc229060641 \h </w:instrText>
+          <w:instrText xml:space="preserve"> PAGEREF _Toc229818847 \h </w:instrText>
         </w:r>
         <w:r>
           <w:rPr>
@@ -12189,7 +12189,7 @@
             <w:noProof/>
             <w:webHidden/>
           </w:rPr>
-          <w:t>62</w:t>
+          <w:t>61</w:t>
         </w:r>
         <w:r>
           <w:rPr>
@@ -12213,7 +12213,7 @@
           <w:sz w:val="24"/>
         </w:rPr>
       </w:pPr>
-      <w:hyperlink w:anchor="_Toc229060642" w:history="1">
+      <w:hyperlink w:anchor="_Toc229818848" w:history="1">
         <w:r>
           <w:rPr>
             <w:rStyle w:val="Hyperlink"/>
@@ -12240,7 +12240,7 @@
             <w:noProof/>
             <w:webHidden/>
           </w:rPr>
-          <w:instrText xml:space="preserve"> PAGEREF _Toc229060642 \h </w:instrText>
+          <w:instrText xml:space="preserve"> PAGEREF _Toc229818848 \h </w:instrText>
         </w:r>
         <w:r>
           <w:rPr>
@@ -12260,7 +12260,7 @@
             <w:noProof/>
             <w:webHidden/>
           </w:rPr>
-          <w:t>63</w:t>
+          <w:t>62</w:t>
         </w:r>
         <w:r>
           <w:rPr>
@@ -12284,7 +12284,7 @@
           <w:sz w:val="24"/>
         </w:rPr>
       </w:pPr>
-      <w:hyperlink w:anchor="_Toc229060643" w:history="1">
+      <w:hyperlink w:anchor="_Toc229818849" w:history="1">
         <w:r>
           <w:rPr>
             <w:rStyle w:val="Hyperlink"/>
@@ -12311,7 +12311,7 @@
             <w:noProof/>
             <w:webHidden/>
           </w:rPr>
-          <w:instrText xml:space="preserve"> PAGEREF _Toc229060643 \h </w:instrText>
+          <w:instrText xml:space="preserve"> PAGEREF _Toc229818849 \h </w:instrText>
         </w:r>
         <w:r>
           <w:rPr>
@@ -12331,7 +12331,7 @@
             <w:noProof/>
             <w:webHidden/>
           </w:rPr>
-          <w:t>80</w:t>
+          <w:t>79</w:t>
         </w:r>
         <w:r>
           <w:rPr>
@@ -12384,7 +12384,7 @@
         <w:spacing w:after="136"/>
         <w:ind w:right="61"/>
       </w:pPr>
-      <w:bookmarkStart w:id="3" w:name="_Toc229387186"/>
+      <w:bookmarkStart w:id="3" w:name="_Toc229818702"/>
       <w:r>
         <w:lastRenderedPageBreak/>
         <w:t>MỞ ĐẦU</w:t>
@@ -12792,7 +12792,7 @@
         <w:spacing w:after="140"/>
         <w:ind w:right="63"/>
       </w:pPr>
-      <w:bookmarkStart w:id="4" w:name="_Toc229387187"/>
+      <w:bookmarkStart w:id="4" w:name="_Toc229818703"/>
       <w:r>
         <w:lastRenderedPageBreak/>
         <w:t>TỔNG QUAN VỀ HỆ THỐNG</w:t>
@@ -12808,7 +12808,7 @@
         </w:numPr>
         <w:ind w:left="431" w:hanging="431"/>
       </w:pPr>
-      <w:bookmarkStart w:id="5" w:name="_Toc229387188"/>
+      <w:bookmarkStart w:id="5" w:name="_Toc229818704"/>
       <w:r>
         <w:t xml:space="preserve">Khảo sát sơ bộ </w:t>
       </w:r>
@@ -12825,7 +12825,7 @@
           <w:numId w:val="85"/>
         </w:numPr>
       </w:pPr>
-      <w:bookmarkStart w:id="6" w:name="_Toc229387189"/>
+      <w:bookmarkStart w:id="6" w:name="_Toc229818705"/>
       <w:r>
         <w:t>Mục tiêu</w:t>
       </w:r>
@@ -12887,7 +12887,7 @@
           <w:numId w:val="85"/>
         </w:numPr>
       </w:pPr>
-      <w:bookmarkStart w:id="7" w:name="_Toc229387190"/>
+      <w:bookmarkStart w:id="7" w:name="_Toc229818706"/>
       <w:r>
         <w:t>Phương pháp</w:t>
       </w:r>
@@ -12905,7 +12905,7 @@
       <w:pPr>
         <w:pStyle w:val="Caption"/>
       </w:pPr>
-      <w:bookmarkStart w:id="8" w:name="_Toc229060621"/>
+      <w:bookmarkStart w:id="8" w:name="_Toc229818827"/>
       <w:r>
         <w:t xml:space="preserve">Bảng </w:t>
       </w:r>
@@ -13824,7 +13824,7 @@
       <w:pPr>
         <w:pStyle w:val="Caption"/>
       </w:pPr>
-      <w:bookmarkStart w:id="9" w:name="_Toc229060622"/>
+      <w:bookmarkStart w:id="9" w:name="_Toc229818828"/>
       <w:r>
         <w:t xml:space="preserve">Bảng </w:t>
       </w:r>
@@ -14827,7 +14827,7 @@
           <w:numId w:val="85"/>
         </w:numPr>
       </w:pPr>
-      <w:bookmarkStart w:id="10" w:name="_Toc229387191"/>
+      <w:bookmarkStart w:id="10" w:name="_Toc229818707"/>
       <w:r>
         <w:t>Đối tượng khảo sát</w:t>
       </w:r>
@@ -14857,7 +14857,7 @@
           <w:numId w:val="85"/>
         </w:numPr>
       </w:pPr>
-      <w:bookmarkStart w:id="11" w:name="_Toc229387192"/>
+      <w:bookmarkStart w:id="11" w:name="_Toc229818708"/>
       <w:r>
         <w:t>Kết quả sơ bộ</w:t>
       </w:r>
@@ -14960,7 +14960,7 @@
         </w:numPr>
         <w:ind w:left="431" w:hanging="431"/>
       </w:pPr>
-      <w:bookmarkStart w:id="12" w:name="_Toc229387193"/>
+      <w:bookmarkStart w:id="12" w:name="_Toc229818709"/>
       <w:r>
         <w:t>Khảo sát chi tiết</w:t>
       </w:r>
@@ -14977,7 +14977,7 @@
           <w:numId w:val="85"/>
         </w:numPr>
       </w:pPr>
-      <w:bookmarkStart w:id="13" w:name="_Toc229387194"/>
+      <w:bookmarkStart w:id="13" w:name="_Toc229818710"/>
       <w:r>
         <w:t>Hoạt động của hệ thống</w:t>
       </w:r>
@@ -15088,7 +15088,7 @@
           <w:numId w:val="85"/>
         </w:numPr>
       </w:pPr>
-      <w:bookmarkStart w:id="14" w:name="_Toc229387195"/>
+      <w:bookmarkStart w:id="14" w:name="_Toc229818711"/>
       <w:r>
         <w:t>Yêu cầu chức năng</w:t>
       </w:r>
@@ -15577,7 +15577,7 @@
           <w:numId w:val="85"/>
         </w:numPr>
       </w:pPr>
-      <w:bookmarkStart w:id="15" w:name="_Toc229387196"/>
+      <w:bookmarkStart w:id="15" w:name="_Toc229818712"/>
       <w:r>
         <w:t>Yêu cầu phi chức năng</w:t>
       </w:r>
@@ -15666,7 +15666,7 @@
           <w:numId w:val="85"/>
         </w:numPr>
       </w:pPr>
-      <w:bookmarkStart w:id="16" w:name="_Toc229387197"/>
+      <w:bookmarkStart w:id="16" w:name="_Toc229818713"/>
       <w:r>
         <w:t>Công nghệ sử dụng</w:t>
       </w:r>
@@ -15683,7 +15683,7 @@
           <w:numId w:val="85"/>
         </w:numPr>
       </w:pPr>
-      <w:bookmarkStart w:id="17" w:name="_Toc229387198"/>
+      <w:bookmarkStart w:id="17" w:name="_Toc229818714"/>
       <w:r>
         <w:t>Công nghệ phía máy chủ</w:t>
       </w:r>
@@ -15781,7 +15781,7 @@
       <w:pPr>
         <w:pStyle w:val="Caption"/>
       </w:pPr>
-      <w:bookmarkStart w:id="18" w:name="_Toc229060565"/>
+      <w:bookmarkStart w:id="18" w:name="_Toc229818771"/>
       <w:r>
         <w:t xml:space="preserve">Hình </w:t>
       </w:r>
@@ -15844,7 +15844,7 @@
         </w:numPr>
         <w:jc w:val="both"/>
       </w:pPr>
-      <w:bookmarkStart w:id="19" w:name="_Toc229387199"/>
+      <w:bookmarkStart w:id="19" w:name="_Toc229818715"/>
       <w:r>
         <w:t>Công nghệ phía giao diện người dùng</w:t>
       </w:r>
@@ -15892,7 +15892,7 @@
         </w:numPr>
         <w:jc w:val="both"/>
       </w:pPr>
-      <w:bookmarkStart w:id="20" w:name="_Toc229387200"/>
+      <w:bookmarkStart w:id="20" w:name="_Toc229818716"/>
       <w:r>
         <w:t>Cơ sở dữ liệu</w:t>
       </w:r>
@@ -15975,7 +15975,7 @@
       <w:pPr>
         <w:pStyle w:val="Caption"/>
       </w:pPr>
-      <w:bookmarkStart w:id="21" w:name="_Toc229060566"/>
+      <w:bookmarkStart w:id="21" w:name="_Toc229818772"/>
       <w:r>
         <w:t xml:space="preserve">Hình </w:t>
       </w:r>
@@ -16026,7 +16026,7 @@
         <w:spacing w:after="136"/>
         <w:ind w:right="0"/>
       </w:pPr>
-      <w:bookmarkStart w:id="22" w:name="_Toc229387201"/>
+      <w:bookmarkStart w:id="22" w:name="_Toc229818717"/>
       <w:r>
         <w:lastRenderedPageBreak/>
         <w:t>PHÂN TÍCH VÀ THIẾT KẾ HỆ THỐNG</w:t>
@@ -16042,7 +16042,7 @@
         </w:numPr>
         <w:ind w:left="431" w:hanging="431"/>
       </w:pPr>
-      <w:bookmarkStart w:id="23" w:name="_Toc229387202"/>
+      <w:bookmarkStart w:id="23" w:name="_Toc229818718"/>
       <w:r>
         <w:t>Biểu đồ use case</w:t>
       </w:r>
@@ -16103,7 +16103,7 @@
       <w:pPr>
         <w:pStyle w:val="Caption"/>
       </w:pPr>
-      <w:bookmarkStart w:id="24" w:name="_Toc229060567"/>
+      <w:bookmarkStart w:id="24" w:name="_Toc229818773"/>
       <w:r>
         <w:t xml:space="preserve">Hình </w:t>
       </w:r>
@@ -16517,7 +16517,7 @@
           <w:numId w:val="85"/>
         </w:numPr>
       </w:pPr>
-      <w:bookmarkStart w:id="25" w:name="_Toc229387203"/>
+      <w:bookmarkStart w:id="25" w:name="_Toc229818719"/>
       <w:r>
         <w:t>Các use case chính</w:t>
       </w:r>
@@ -16577,7 +16577,7 @@
       <w:pPr>
         <w:pStyle w:val="Caption"/>
       </w:pPr>
-      <w:bookmarkStart w:id="26" w:name="_Toc229060568"/>
+      <w:bookmarkStart w:id="26" w:name="_Toc229818774"/>
       <w:r>
         <w:t xml:space="preserve">Hình </w:t>
       </w:r>
@@ -16683,30 +16683,6 @@
         <w:ind w:left="12"/>
         <w:jc w:val="left"/>
       </w:pPr>
-      <w:r>
-        <w:t xml:space="preserve"> </w:t>
-      </w:r>
-    </w:p>
-    <w:p>
-      <w:pPr>
-        <w:spacing w:after="156" w:line="259" w:lineRule="auto"/>
-        <w:ind w:left="12"/>
-        <w:jc w:val="left"/>
-      </w:pPr>
-      <w:r>
-        <w:t xml:space="preserve"> </w:t>
-      </w:r>
-    </w:p>
-    <w:p>
-      <w:pPr>
-        <w:spacing w:line="259" w:lineRule="auto"/>
-        <w:ind w:left="12"/>
-        <w:jc w:val="left"/>
-      </w:pPr>
-      <w:r>
-        <w:lastRenderedPageBreak/>
-        <w:t xml:space="preserve"> </w:t>
-      </w:r>
     </w:p>
     <w:p>
       <w:pPr>
@@ -16716,7 +16692,7 @@
           <w:numId w:val="85"/>
         </w:numPr>
       </w:pPr>
-      <w:bookmarkStart w:id="27" w:name="_Toc229387204"/>
+      <w:bookmarkStart w:id="27" w:name="_Toc229818720"/>
       <w:r>
         <w:lastRenderedPageBreak/>
         <w:t>Các use case thứ cấp</w:t>
@@ -16781,7 +16757,7 @@
           <w:b/>
         </w:rPr>
       </w:pPr>
-      <w:bookmarkStart w:id="28" w:name="_Toc229060569"/>
+      <w:bookmarkStart w:id="28" w:name="_Toc229818775"/>
       <w:r>
         <w:t xml:space="preserve">Hình </w:t>
       </w:r>
@@ -16823,7 +16799,7 @@
           <w:numId w:val="85"/>
         </w:numPr>
       </w:pPr>
-      <w:bookmarkStart w:id="29" w:name="_Toc229387205"/>
+      <w:bookmarkStart w:id="29" w:name="_Toc229818721"/>
       <w:r>
         <w:t>Biểu đồ phân rã các use case</w:t>
       </w:r>
@@ -16881,7 +16857,7 @@
       <w:pPr>
         <w:pStyle w:val="Caption"/>
       </w:pPr>
-      <w:bookmarkStart w:id="30" w:name="_Toc229060570"/>
+      <w:bookmarkStart w:id="30" w:name="_Toc229818776"/>
       <w:r>
         <w:t xml:space="preserve">Hình </w:t>
       </w:r>
@@ -16959,7 +16935,7 @@
       <w:pPr>
         <w:pStyle w:val="Caption"/>
       </w:pPr>
-      <w:bookmarkStart w:id="31" w:name="_Toc229060571"/>
+      <w:bookmarkStart w:id="31" w:name="_Toc229818777"/>
       <w:r>
         <w:t xml:space="preserve">Hình </w:t>
       </w:r>
@@ -16996,7 +16972,7 @@
         </w:numPr>
         <w:ind w:left="431" w:hanging="431"/>
       </w:pPr>
-      <w:bookmarkStart w:id="32" w:name="_Toc229387206"/>
+      <w:bookmarkStart w:id="32" w:name="_Toc229818722"/>
       <w:r>
         <w:t>Mô tả chi tiết các use case</w:t>
       </w:r>
@@ -17013,7 +16989,7 @@
           <w:numId w:val="85"/>
         </w:numPr>
       </w:pPr>
-      <w:bookmarkStart w:id="33" w:name="_Toc229387207"/>
+      <w:bookmarkStart w:id="33" w:name="_Toc229818723"/>
       <w:r>
         <w:t xml:space="preserve">Mô tả use case </w:t>
       </w:r>
@@ -17029,7 +17005,7 @@
       <w:pPr>
         <w:pStyle w:val="Caption"/>
       </w:pPr>
-      <w:bookmarkStart w:id="34" w:name="_Toc229060623"/>
+      <w:bookmarkStart w:id="34" w:name="_Toc229818829"/>
       <w:r>
         <w:t xml:space="preserve">Bảng </w:t>
       </w:r>
@@ -17683,7 +17659,6 @@
               <w:rPr>
                 <w:szCs w:val="28"/>
               </w:rPr>
-              <w:lastRenderedPageBreak/>
               <w:t>Các yêu cầu đặc biệt</w:t>
             </w:r>
           </w:p>
@@ -17975,7 +17950,7 @@
           <w:numId w:val="85"/>
         </w:numPr>
       </w:pPr>
-      <w:bookmarkStart w:id="35" w:name="_Toc229387208"/>
+      <w:bookmarkStart w:id="35" w:name="_Toc229818724"/>
       <w:r>
         <w:lastRenderedPageBreak/>
         <w:t xml:space="preserve">Mô tả use case </w:t>
@@ -17995,7 +17970,7 @@
       <w:pPr>
         <w:pStyle w:val="Caption"/>
       </w:pPr>
-      <w:bookmarkStart w:id="36" w:name="_Toc229060624"/>
+      <w:bookmarkStart w:id="36" w:name="_Toc229818830"/>
       <w:r>
         <w:t xml:space="preserve">Bảng </w:t>
       </w:r>
@@ -18742,7 +18717,6 @@
               <w:rPr>
                 <w:szCs w:val="28"/>
               </w:rPr>
-              <w:lastRenderedPageBreak/>
               <w:t>Các yêu cầu đặc biệt</w:t>
             </w:r>
           </w:p>
@@ -19064,7 +19038,7 @@
           <w:numId w:val="85"/>
         </w:numPr>
       </w:pPr>
-      <w:bookmarkStart w:id="37" w:name="_Toc229387209"/>
+      <w:bookmarkStart w:id="37" w:name="_Toc229818725"/>
       <w:r>
         <w:t xml:space="preserve">Mô tả use case </w:t>
       </w:r>
@@ -19083,7 +19057,7 @@
       <w:pPr>
         <w:pStyle w:val="Caption"/>
       </w:pPr>
-      <w:bookmarkStart w:id="38" w:name="_Toc229060625"/>
+      <w:bookmarkStart w:id="38" w:name="_Toc229818831"/>
       <w:r>
         <w:t xml:space="preserve">Bảng </w:t>
       </w:r>
@@ -19684,7 +19658,6 @@
               <w:rPr>
                 <w:szCs w:val="28"/>
               </w:rPr>
-              <w:lastRenderedPageBreak/>
               <w:t>Các yêu cầu đặc biệt</w:t>
             </w:r>
           </w:p>
@@ -19957,7 +19930,7 @@
           <w:numId w:val="85"/>
         </w:numPr>
       </w:pPr>
-      <w:bookmarkStart w:id="39" w:name="_Toc229387210"/>
+      <w:bookmarkStart w:id="39" w:name="_Toc229818726"/>
       <w:r>
         <w:t xml:space="preserve">Mô tả use case </w:t>
       </w:r>
@@ -19976,7 +19949,7 @@
       <w:pPr>
         <w:pStyle w:val="Caption"/>
       </w:pPr>
-      <w:bookmarkStart w:id="40" w:name="_Toc229060626"/>
+      <w:bookmarkStart w:id="40" w:name="_Toc229818832"/>
       <w:r>
         <w:t xml:space="preserve">Bảng </w:t>
       </w:r>
@@ -20891,7 +20864,7 @@
           <w:numId w:val="85"/>
         </w:numPr>
       </w:pPr>
-      <w:bookmarkStart w:id="41" w:name="_Toc229387211"/>
+      <w:bookmarkStart w:id="41" w:name="_Toc229818727"/>
       <w:r>
         <w:t xml:space="preserve">Mô tả use case </w:t>
       </w:r>
@@ -20904,7 +20877,7 @@
       <w:pPr>
         <w:pStyle w:val="Caption"/>
       </w:pPr>
-      <w:bookmarkStart w:id="42" w:name="_Toc229060627"/>
+      <w:bookmarkStart w:id="42" w:name="_Toc229818833"/>
       <w:r>
         <w:t xml:space="preserve">Bảng </w:t>
       </w:r>
@@ -21459,7 +21432,6 @@
               <w:rPr>
                 <w:szCs w:val="28"/>
               </w:rPr>
-              <w:lastRenderedPageBreak/>
               <w:t>Các yêu cầu đặc biệt</w:t>
             </w:r>
           </w:p>
@@ -21727,7 +21699,7 @@
           <w:numId w:val="85"/>
         </w:numPr>
       </w:pPr>
-      <w:bookmarkStart w:id="43" w:name="_Toc229387212"/>
+      <w:bookmarkStart w:id="43" w:name="_Toc229818728"/>
       <w:r>
         <w:t xml:space="preserve">Mô tả use case </w:t>
       </w:r>
@@ -21743,7 +21715,7 @@
       <w:pPr>
         <w:pStyle w:val="Caption"/>
       </w:pPr>
-      <w:bookmarkStart w:id="44" w:name="_Toc229060628"/>
+      <w:bookmarkStart w:id="44" w:name="_Toc229818834"/>
       <w:r>
         <w:t xml:space="preserve">Bảng </w:t>
       </w:r>
@@ -22998,7 +22970,7 @@
           <w:numId w:val="85"/>
         </w:numPr>
       </w:pPr>
-      <w:bookmarkStart w:id="45" w:name="_Toc229387213"/>
+      <w:bookmarkStart w:id="45" w:name="_Toc229818729"/>
       <w:r>
         <w:t xml:space="preserve">Mô tả use case </w:t>
       </w:r>
@@ -23020,7 +22992,7 @@
       <w:pPr>
         <w:pStyle w:val="Caption"/>
       </w:pPr>
-      <w:bookmarkStart w:id="46" w:name="_Toc229060629"/>
+      <w:bookmarkStart w:id="46" w:name="_Toc229818835"/>
       <w:r>
         <w:t xml:space="preserve">Bảng </w:t>
       </w:r>
@@ -24305,7 +24277,7 @@
           <w:numId w:val="85"/>
         </w:numPr>
       </w:pPr>
-      <w:bookmarkStart w:id="47" w:name="_Toc229387214"/>
+      <w:bookmarkStart w:id="47" w:name="_Toc229818730"/>
       <w:r>
         <w:t xml:space="preserve">Mô tả use case </w:t>
       </w:r>
@@ -24327,7 +24299,7 @@
       <w:pPr>
         <w:pStyle w:val="Caption"/>
       </w:pPr>
-      <w:bookmarkStart w:id="48" w:name="_Toc229060630"/>
+      <w:bookmarkStart w:id="48" w:name="_Toc229818836"/>
       <w:r>
         <w:t xml:space="preserve">Bảng </w:t>
       </w:r>
@@ -25054,7 +25026,6 @@
               <w:rPr>
                 <w:szCs w:val="28"/>
               </w:rPr>
-              <w:lastRenderedPageBreak/>
               <w:t>Các yêu cầu đặc biệt</w:t>
             </w:r>
           </w:p>
@@ -25330,7 +25301,7 @@
           <w:numId w:val="85"/>
         </w:numPr>
       </w:pPr>
-      <w:bookmarkStart w:id="49" w:name="_Toc229387215"/>
+      <w:bookmarkStart w:id="49" w:name="_Toc229818731"/>
       <w:r>
         <w:t xml:space="preserve">Mô tả use case </w:t>
       </w:r>
@@ -25346,7 +25317,7 @@
       <w:pPr>
         <w:pStyle w:val="Caption"/>
       </w:pPr>
-      <w:bookmarkStart w:id="50" w:name="_Toc229060631"/>
+      <w:bookmarkStart w:id="50" w:name="_Toc229818837"/>
       <w:r>
         <w:t xml:space="preserve">Bảng </w:t>
       </w:r>
@@ -26369,7 +26340,6 @@
               <w:rPr>
                 <w:szCs w:val="28"/>
               </w:rPr>
-              <w:lastRenderedPageBreak/>
               <w:t>Các yêu cầu đặc biệt</w:t>
             </w:r>
           </w:p>
@@ -26637,7 +26607,7 @@
           <w:numId w:val="85"/>
         </w:numPr>
       </w:pPr>
-      <w:bookmarkStart w:id="51" w:name="_Toc229387216"/>
+      <w:bookmarkStart w:id="51" w:name="_Toc229818732"/>
       <w:r>
         <w:t xml:space="preserve">Mô tả use case </w:t>
       </w:r>
@@ -26661,7 +26631,7 @@
       <w:pPr>
         <w:pStyle w:val="Caption"/>
       </w:pPr>
-      <w:bookmarkStart w:id="52" w:name="_Toc229060632"/>
+      <w:bookmarkStart w:id="52" w:name="_Toc229818838"/>
       <w:r>
         <w:t xml:space="preserve">Bảng </w:t>
       </w:r>
@@ -27625,7 +27595,7 @@
           <w:numId w:val="85"/>
         </w:numPr>
       </w:pPr>
-      <w:bookmarkStart w:id="53" w:name="_Toc229387217"/>
+      <w:bookmarkStart w:id="53" w:name="_Toc229818733"/>
       <w:r>
         <w:t xml:space="preserve">Mô tả use case </w:t>
       </w:r>
@@ -27638,7 +27608,7 @@
       <w:pPr>
         <w:pStyle w:val="Caption"/>
       </w:pPr>
-      <w:bookmarkStart w:id="54" w:name="_Toc229060633"/>
+      <w:bookmarkStart w:id="54" w:name="_Toc229818839"/>
       <w:r>
         <w:t xml:space="preserve">Bảng </w:t>
       </w:r>
@@ -28410,7 +28380,6 @@
               <w:rPr>
                 <w:szCs w:val="28"/>
               </w:rPr>
-              <w:lastRenderedPageBreak/>
               <w:t>Các yêu cầu đặc biệt</w:t>
             </w:r>
           </w:p>
@@ -28674,7 +28643,7 @@
           <w:numId w:val="85"/>
         </w:numPr>
       </w:pPr>
-      <w:bookmarkStart w:id="55" w:name="_Toc229387218"/>
+      <w:bookmarkStart w:id="55" w:name="_Toc229818734"/>
       <w:r>
         <w:t xml:space="preserve">Mô tả use case </w:t>
       </w:r>
@@ -28690,7 +28659,7 @@
       <w:pPr>
         <w:pStyle w:val="Caption"/>
       </w:pPr>
-      <w:bookmarkStart w:id="56" w:name="_Toc229060634"/>
+      <w:bookmarkStart w:id="56" w:name="_Toc229818840"/>
       <w:r>
         <w:t xml:space="preserve">Bảng </w:t>
       </w:r>
@@ -29441,7 +29410,7 @@
         </w:numPr>
         <w:ind w:left="431" w:hanging="431"/>
       </w:pPr>
-      <w:bookmarkStart w:id="57" w:name="_Toc229387219"/>
+      <w:bookmarkStart w:id="57" w:name="_Toc229818735"/>
       <w:r>
         <w:t xml:space="preserve">Thiết kế </w:t>
       </w:r>
@@ -29458,7 +29427,7 @@
           <w:numId w:val="85"/>
         </w:numPr>
       </w:pPr>
-      <w:bookmarkStart w:id="58" w:name="_Toc229387220"/>
+      <w:bookmarkStart w:id="58" w:name="_Toc229818736"/>
       <w:r>
         <w:t xml:space="preserve">Thiết kế use case </w:t>
       </w:r>
@@ -29542,7 +29511,7 @@
       <w:pPr>
         <w:pStyle w:val="Caption"/>
       </w:pPr>
-      <w:bookmarkStart w:id="59" w:name="_Toc229060572"/>
+      <w:bookmarkStart w:id="59" w:name="_Toc229818778"/>
       <w:r>
         <w:t xml:space="preserve">Hình </w:t>
       </w:r>
@@ -29652,7 +29621,7 @@
       <w:pPr>
         <w:pStyle w:val="Caption"/>
       </w:pPr>
-      <w:bookmarkStart w:id="60" w:name="_Toc229060573"/>
+      <w:bookmarkStart w:id="60" w:name="_Toc229818779"/>
       <w:r>
         <w:t xml:space="preserve">Hình </w:t>
       </w:r>
@@ -29694,7 +29663,7 @@
           <w:numId w:val="85"/>
         </w:numPr>
       </w:pPr>
-      <w:bookmarkStart w:id="61" w:name="_Toc229387221"/>
+      <w:bookmarkStart w:id="61" w:name="_Toc229818737"/>
       <w:r>
         <w:t xml:space="preserve">Thiết kế use case </w:t>
       </w:r>
@@ -29775,7 +29744,7 @@
       <w:pPr>
         <w:pStyle w:val="Caption"/>
       </w:pPr>
-      <w:bookmarkStart w:id="62" w:name="_Toc229060574"/>
+      <w:bookmarkStart w:id="62" w:name="_Toc229818780"/>
       <w:r>
         <w:t xml:space="preserve">Hình </w:t>
       </w:r>
@@ -29925,7 +29894,7 @@
       <w:pPr>
         <w:pStyle w:val="Caption"/>
       </w:pPr>
-      <w:bookmarkStart w:id="63" w:name="_Toc229060575"/>
+      <w:bookmarkStart w:id="63" w:name="_Toc229818781"/>
       <w:r>
         <w:t xml:space="preserve">Hình </w:t>
       </w:r>
@@ -29967,7 +29936,7 @@
           <w:numId w:val="85"/>
         </w:numPr>
       </w:pPr>
-      <w:bookmarkStart w:id="64" w:name="_Toc229387222"/>
+      <w:bookmarkStart w:id="64" w:name="_Toc229818738"/>
       <w:r>
         <w:t xml:space="preserve">Thiết kế use case </w:t>
       </w:r>
@@ -30043,7 +30012,7 @@
       <w:pPr>
         <w:pStyle w:val="Caption"/>
       </w:pPr>
-      <w:bookmarkStart w:id="65" w:name="_Toc229060576"/>
+      <w:bookmarkStart w:id="65" w:name="_Toc229818782"/>
       <w:r>
         <w:t xml:space="preserve">Hình </w:t>
       </w:r>
@@ -30222,7 +30191,7 @@
       <w:pPr>
         <w:pStyle w:val="Caption"/>
       </w:pPr>
-      <w:bookmarkStart w:id="66" w:name="_Toc229060577"/>
+      <w:bookmarkStart w:id="66" w:name="_Toc229818783"/>
       <w:r>
         <w:t xml:space="preserve">Hình </w:t>
       </w:r>
@@ -30264,7 +30233,7 @@
           <w:numId w:val="85"/>
         </w:numPr>
       </w:pPr>
-      <w:bookmarkStart w:id="67" w:name="_Toc229387223"/>
+      <w:bookmarkStart w:id="67" w:name="_Toc229818739"/>
       <w:r>
         <w:t xml:space="preserve">Thiết kế use case </w:t>
       </w:r>
@@ -30346,7 +30315,7 @@
       <w:pPr>
         <w:pStyle w:val="Caption"/>
       </w:pPr>
-      <w:bookmarkStart w:id="68" w:name="_Toc229060578"/>
+      <w:bookmarkStart w:id="68" w:name="_Toc229818784"/>
       <w:r>
         <w:t xml:space="preserve">Hình </w:t>
       </w:r>
@@ -30504,7 +30473,7 @@
       <w:pPr>
         <w:pStyle w:val="Caption"/>
       </w:pPr>
-      <w:bookmarkStart w:id="69" w:name="_Toc229060579"/>
+      <w:bookmarkStart w:id="69" w:name="_Toc229818785"/>
       <w:r>
         <w:t xml:space="preserve">Hình </w:t>
       </w:r>
@@ -30543,7 +30512,7 @@
           <w:numId w:val="85"/>
         </w:numPr>
       </w:pPr>
-      <w:bookmarkStart w:id="70" w:name="_Toc229387224"/>
+      <w:bookmarkStart w:id="70" w:name="_Toc229818740"/>
       <w:r>
         <w:t xml:space="preserve">Thiết kế use case </w:t>
       </w:r>
@@ -30628,7 +30597,7 @@
       <w:pPr>
         <w:pStyle w:val="Caption"/>
       </w:pPr>
-      <w:bookmarkStart w:id="71" w:name="_Toc229060580"/>
+      <w:bookmarkStart w:id="71" w:name="_Toc229818786"/>
       <w:r>
         <w:t xml:space="preserve">Hình </w:t>
       </w:r>
@@ -30777,7 +30746,7 @@
       <w:pPr>
         <w:pStyle w:val="Caption"/>
       </w:pPr>
-      <w:bookmarkStart w:id="72" w:name="_Toc229060581"/>
+      <w:bookmarkStart w:id="72" w:name="_Toc229818787"/>
       <w:r>
         <w:t xml:space="preserve">Hình </w:t>
       </w:r>
@@ -30816,7 +30785,7 @@
           <w:numId w:val="85"/>
         </w:numPr>
       </w:pPr>
-      <w:bookmarkStart w:id="73" w:name="_Toc229387225"/>
+      <w:bookmarkStart w:id="73" w:name="_Toc229818741"/>
       <w:r>
         <w:t xml:space="preserve">Thiết kế use case </w:t>
       </w:r>
@@ -30898,7 +30867,7 @@
       <w:pPr>
         <w:pStyle w:val="Caption"/>
       </w:pPr>
-      <w:bookmarkStart w:id="74" w:name="_Toc229060582"/>
+      <w:bookmarkStart w:id="74" w:name="_Toc229818788"/>
       <w:r>
         <w:t xml:space="preserve">Hình </w:t>
       </w:r>
@@ -31002,7 +30971,7 @@
       <w:pPr>
         <w:pStyle w:val="Caption"/>
       </w:pPr>
-      <w:bookmarkStart w:id="75" w:name="_Toc229060583"/>
+      <w:bookmarkStart w:id="75" w:name="_Toc229818789"/>
       <w:r>
         <w:t xml:space="preserve">Hình </w:t>
       </w:r>
@@ -31041,7 +31010,7 @@
           <w:numId w:val="85"/>
         </w:numPr>
       </w:pPr>
-      <w:bookmarkStart w:id="76" w:name="_Toc229387226"/>
+      <w:bookmarkStart w:id="76" w:name="_Toc229818742"/>
       <w:r>
         <w:t xml:space="preserve">Thiết kế use case </w:t>
       </w:r>
@@ -31126,7 +31095,7 @@
       <w:pPr>
         <w:pStyle w:val="Caption"/>
       </w:pPr>
-      <w:bookmarkStart w:id="77" w:name="_Toc229060584"/>
+      <w:bookmarkStart w:id="77" w:name="_Toc229818790"/>
       <w:r>
         <w:t xml:space="preserve">Hình </w:t>
       </w:r>
@@ -31229,7 +31198,7 @@
       <w:pPr>
         <w:pStyle w:val="Caption"/>
       </w:pPr>
-      <w:bookmarkStart w:id="78" w:name="_Toc229060585"/>
+      <w:bookmarkStart w:id="78" w:name="_Toc229818791"/>
       <w:r>
         <w:t xml:space="preserve">Hình </w:t>
       </w:r>
@@ -31268,7 +31237,7 @@
           <w:numId w:val="85"/>
         </w:numPr>
       </w:pPr>
-      <w:bookmarkStart w:id="79" w:name="_Toc229387227"/>
+      <w:bookmarkStart w:id="79" w:name="_Toc229818743"/>
       <w:r>
         <w:t xml:space="preserve">Thiết kế use case </w:t>
       </w:r>
@@ -31353,7 +31322,7 @@
       <w:pPr>
         <w:pStyle w:val="Caption"/>
       </w:pPr>
-      <w:bookmarkStart w:id="80" w:name="_Toc229060586"/>
+      <w:bookmarkStart w:id="80" w:name="_Toc229818792"/>
       <w:r>
         <w:t xml:space="preserve">Hình </w:t>
       </w:r>
@@ -31459,7 +31428,7 @@
       <w:pPr>
         <w:pStyle w:val="Caption"/>
       </w:pPr>
-      <w:bookmarkStart w:id="81" w:name="_Toc229060587"/>
+      <w:bookmarkStart w:id="81" w:name="_Toc229818793"/>
       <w:r>
         <w:t xml:space="preserve">Hình </w:t>
       </w:r>
@@ -31498,7 +31467,7 @@
           <w:numId w:val="85"/>
         </w:numPr>
       </w:pPr>
-      <w:bookmarkStart w:id="82" w:name="_Toc229387228"/>
+      <w:bookmarkStart w:id="82" w:name="_Toc229818744"/>
       <w:r>
         <w:t xml:space="preserve">Thiết kế use case </w:t>
       </w:r>
@@ -31583,7 +31552,7 @@
       <w:pPr>
         <w:pStyle w:val="Caption"/>
       </w:pPr>
-      <w:bookmarkStart w:id="83" w:name="_Toc229060588"/>
+      <w:bookmarkStart w:id="83" w:name="_Toc229818794"/>
       <w:r>
         <w:t xml:space="preserve">Hình </w:t>
       </w:r>
@@ -31739,7 +31708,7 @@
       <w:pPr>
         <w:pStyle w:val="Caption"/>
       </w:pPr>
-      <w:bookmarkStart w:id="84" w:name="_Toc229060589"/>
+      <w:bookmarkStart w:id="84" w:name="_Toc229818795"/>
       <w:r>
         <w:t xml:space="preserve">Hình </w:t>
       </w:r>
@@ -31790,7 +31759,7 @@
           <w:numId w:val="85"/>
         </w:numPr>
       </w:pPr>
-      <w:bookmarkStart w:id="85" w:name="_Toc229387229"/>
+      <w:bookmarkStart w:id="85" w:name="_Toc229818745"/>
       <w:r>
         <w:lastRenderedPageBreak/>
         <w:t xml:space="preserve">Thiết kế use case </w:t>
@@ -31873,7 +31842,7 @@
       <w:pPr>
         <w:pStyle w:val="Caption"/>
       </w:pPr>
-      <w:bookmarkStart w:id="86" w:name="_Toc229060590"/>
+      <w:bookmarkStart w:id="86" w:name="_Toc229818796"/>
       <w:r>
         <w:t xml:space="preserve">Hình </w:t>
       </w:r>
@@ -31978,7 +31947,7 @@
       <w:pPr>
         <w:pStyle w:val="Caption"/>
       </w:pPr>
-      <w:bookmarkStart w:id="87" w:name="_Toc229060591"/>
+      <w:bookmarkStart w:id="87" w:name="_Toc229818797"/>
       <w:r>
         <w:t xml:space="preserve">Hình </w:t>
       </w:r>
@@ -32017,7 +31986,7 @@
           <w:numId w:val="85"/>
         </w:numPr>
       </w:pPr>
-      <w:bookmarkStart w:id="88" w:name="_Toc229387230"/>
+      <w:bookmarkStart w:id="88" w:name="_Toc229818746"/>
       <w:r>
         <w:t xml:space="preserve">Thiết kế use case </w:t>
       </w:r>
@@ -32100,7 +32069,7 @@
       <w:pPr>
         <w:pStyle w:val="Caption"/>
       </w:pPr>
-      <w:bookmarkStart w:id="89" w:name="_Toc229060592"/>
+      <w:bookmarkStart w:id="89" w:name="_Toc229818798"/>
       <w:r>
         <w:t xml:space="preserve">Hình </w:t>
       </w:r>
@@ -32205,7 +32174,7 @@
       <w:pPr>
         <w:pStyle w:val="Caption"/>
       </w:pPr>
-      <w:bookmarkStart w:id="90" w:name="_Toc229060593"/>
+      <w:bookmarkStart w:id="90" w:name="_Toc229818799"/>
       <w:r>
         <w:t xml:space="preserve">Hình </w:t>
       </w:r>
@@ -32244,7 +32213,7 @@
           <w:numId w:val="85"/>
         </w:numPr>
       </w:pPr>
-      <w:bookmarkStart w:id="91" w:name="_Toc229387231"/>
+      <w:bookmarkStart w:id="91" w:name="_Toc229818747"/>
       <w:r>
         <w:t xml:space="preserve">Thiết kế use case </w:t>
       </w:r>
@@ -32330,7 +32299,7 @@
       <w:pPr>
         <w:pStyle w:val="Caption"/>
       </w:pPr>
-      <w:bookmarkStart w:id="92" w:name="_Toc229060594"/>
+      <w:bookmarkStart w:id="92" w:name="_Toc229818800"/>
       <w:r>
         <w:t xml:space="preserve">Hình </w:t>
       </w:r>
@@ -32435,7 +32404,7 @@
       <w:pPr>
         <w:pStyle w:val="Caption"/>
       </w:pPr>
-      <w:bookmarkStart w:id="93" w:name="_Toc229060595"/>
+      <w:bookmarkStart w:id="93" w:name="_Toc229818801"/>
       <w:r>
         <w:t xml:space="preserve">Hình </w:t>
       </w:r>
@@ -32475,7 +32444,7 @@
         </w:numPr>
         <w:ind w:left="431" w:hanging="431"/>
       </w:pPr>
-      <w:bookmarkStart w:id="94" w:name="_Toc229387232"/>
+      <w:bookmarkStart w:id="94" w:name="_Toc229818748"/>
       <w:r>
         <w:t>Thiết kế cơ sở dữ liệu</w:t>
       </w:r>
@@ -32492,7 +32461,7 @@
           <w:numId w:val="85"/>
         </w:numPr>
       </w:pPr>
-      <w:bookmarkStart w:id="95" w:name="_Toc229387233"/>
+      <w:bookmarkStart w:id="95" w:name="_Toc229818749"/>
       <w:r>
         <w:t>Mô hình thực thể liên kết</w:t>
       </w:r>
@@ -32555,7 +32524,7 @@
       <w:pPr>
         <w:pStyle w:val="Caption"/>
       </w:pPr>
-      <w:bookmarkStart w:id="96" w:name="_Toc229060596"/>
+      <w:bookmarkStart w:id="96" w:name="_Toc229818802"/>
       <w:r>
         <w:t xml:space="preserve">Hình </w:t>
       </w:r>
@@ -32591,7 +32560,7 @@
           <w:numId w:val="85"/>
         </w:numPr>
       </w:pPr>
-      <w:bookmarkStart w:id="97" w:name="_Toc229387234"/>
+      <w:bookmarkStart w:id="97" w:name="_Toc229818750"/>
       <w:r>
         <w:t>Các bảng thiết kế</w:t>
       </w:r>
@@ -32620,7 +32589,7 @@
       <w:pPr>
         <w:pStyle w:val="Caption"/>
       </w:pPr>
-      <w:bookmarkStart w:id="98" w:name="_Toc229060635"/>
+      <w:bookmarkStart w:id="98" w:name="_Toc229818841"/>
       <w:r>
         <w:t xml:space="preserve">Bảng </w:t>
       </w:r>
@@ -33352,7 +33321,7 @@
       <w:pPr>
         <w:pStyle w:val="Caption"/>
       </w:pPr>
-      <w:bookmarkStart w:id="99" w:name="_Toc229060636"/>
+      <w:bookmarkStart w:id="99" w:name="_Toc229818842"/>
       <w:r>
         <w:t xml:space="preserve">Bảng </w:t>
       </w:r>
@@ -33830,7 +33799,7 @@
       <w:pPr>
         <w:pStyle w:val="Caption"/>
       </w:pPr>
-      <w:bookmarkStart w:id="100" w:name="_Toc229060637"/>
+      <w:bookmarkStart w:id="100" w:name="_Toc229818843"/>
       <w:r>
         <w:t xml:space="preserve">Bảng </w:t>
       </w:r>
@@ -34559,7 +34528,7 @@
       <w:pPr>
         <w:pStyle w:val="Caption"/>
       </w:pPr>
-      <w:bookmarkStart w:id="101" w:name="_Toc229060638"/>
+      <w:bookmarkStart w:id="101" w:name="_Toc229818844"/>
       <w:r>
         <w:t xml:space="preserve">Bảng </w:t>
       </w:r>
@@ -35132,7 +35101,7 @@
       <w:pPr>
         <w:pStyle w:val="Caption"/>
       </w:pPr>
-      <w:bookmarkStart w:id="102" w:name="_Toc229060639"/>
+      <w:bookmarkStart w:id="102" w:name="_Toc229818845"/>
       <w:r>
         <w:t xml:space="preserve">Bảng </w:t>
       </w:r>
@@ -35861,7 +35830,7 @@
       <w:pPr>
         <w:pStyle w:val="Caption"/>
       </w:pPr>
-      <w:bookmarkStart w:id="103" w:name="_Toc229060640"/>
+      <w:bookmarkStart w:id="103" w:name="_Toc229818846"/>
       <w:r>
         <w:t xml:space="preserve">Bảng </w:t>
       </w:r>
@@ -36507,7 +36476,7 @@
       <w:pPr>
         <w:pStyle w:val="Caption"/>
       </w:pPr>
-      <w:bookmarkStart w:id="104" w:name="_Toc229060641"/>
+      <w:bookmarkStart w:id="104" w:name="_Toc229818847"/>
       <w:r>
         <w:t xml:space="preserve">Bảng </w:t>
       </w:r>
@@ -37072,7 +37041,7 @@
       <w:pPr>
         <w:pStyle w:val="Caption"/>
       </w:pPr>
-      <w:bookmarkStart w:id="105" w:name="_Toc229060642"/>
+      <w:bookmarkStart w:id="105" w:name="_Toc229818848"/>
       <w:r>
         <w:t xml:space="preserve">Bảng </w:t>
       </w:r>
@@ -37534,7 +37503,7 @@
         </w:numPr>
         <w:ind w:left="431" w:hanging="431"/>
       </w:pPr>
-      <w:bookmarkStart w:id="106" w:name="_Toc229387235"/>
+      <w:bookmarkStart w:id="106" w:name="_Toc229818751"/>
       <w:r>
         <w:t>Thiết kế giao diện</w:t>
       </w:r>
@@ -37558,7 +37527,7 @@
           <w:numId w:val="85"/>
         </w:numPr>
       </w:pPr>
-      <w:bookmarkStart w:id="107" w:name="_Toc229387236"/>
+      <w:bookmarkStart w:id="107" w:name="_Toc229818752"/>
       <w:r>
         <w:t>Trang đăng ký</w:t>
       </w:r>
@@ -37640,7 +37609,7 @@
       <w:pPr>
         <w:pStyle w:val="Caption"/>
       </w:pPr>
-      <w:bookmarkStart w:id="108" w:name="_Toc229060597"/>
+      <w:bookmarkStart w:id="108" w:name="_Toc229818803"/>
       <w:r>
         <w:t xml:space="preserve">Hình </w:t>
       </w:r>
@@ -37679,7 +37648,7 @@
           <w:numId w:val="85"/>
         </w:numPr>
       </w:pPr>
-      <w:bookmarkStart w:id="109" w:name="_Toc229387237"/>
+      <w:bookmarkStart w:id="109" w:name="_Toc229818753"/>
       <w:r>
         <w:t>Trang đăng nhập</w:t>
       </w:r>
@@ -37760,7 +37729,7 @@
       <w:pPr>
         <w:pStyle w:val="Caption"/>
       </w:pPr>
-      <w:bookmarkStart w:id="110" w:name="_Toc229060598"/>
+      <w:bookmarkStart w:id="110" w:name="_Toc229818804"/>
       <w:r>
         <w:t xml:space="preserve">Hình </w:t>
       </w:r>
@@ -37805,7 +37774,7 @@
           <w:numId w:val="85"/>
         </w:numPr>
       </w:pPr>
-      <w:bookmarkStart w:id="111" w:name="_Toc229387238"/>
+      <w:bookmarkStart w:id="111" w:name="_Toc229818754"/>
       <w:r>
         <w:lastRenderedPageBreak/>
         <w:t xml:space="preserve">Trang </w:t>
@@ -37887,7 +37856,7 @@
       <w:pPr>
         <w:pStyle w:val="Caption"/>
       </w:pPr>
-      <w:bookmarkStart w:id="112" w:name="_Toc229060599"/>
+      <w:bookmarkStart w:id="112" w:name="_Toc229818805"/>
       <w:r>
         <w:t xml:space="preserve">Hình </w:t>
       </w:r>
@@ -37926,7 +37895,7 @@
           <w:numId w:val="85"/>
         </w:numPr>
       </w:pPr>
-      <w:bookmarkStart w:id="113" w:name="_Toc229387239"/>
+      <w:bookmarkStart w:id="113" w:name="_Toc229818755"/>
       <w:r>
         <w:t xml:space="preserve">Trang </w:t>
       </w:r>
@@ -38007,7 +37976,7 @@
       <w:pPr>
         <w:pStyle w:val="Caption"/>
       </w:pPr>
-      <w:bookmarkStart w:id="114" w:name="_Toc229060600"/>
+      <w:bookmarkStart w:id="114" w:name="_Toc229818806"/>
       <w:r>
         <w:t xml:space="preserve">Hình </w:t>
       </w:r>
@@ -38046,7 +38015,7 @@
           <w:numId w:val="85"/>
         </w:numPr>
       </w:pPr>
-      <w:bookmarkStart w:id="115" w:name="_Toc229387240"/>
+      <w:bookmarkStart w:id="115" w:name="_Toc229818756"/>
       <w:r>
         <w:t xml:space="preserve">Trang </w:t>
       </w:r>
@@ -38128,7 +38097,7 @@
       <w:pPr>
         <w:pStyle w:val="Caption"/>
       </w:pPr>
-      <w:bookmarkStart w:id="116" w:name="_Toc229060601"/>
+      <w:bookmarkStart w:id="116" w:name="_Toc229818807"/>
       <w:r>
         <w:t xml:space="preserve">Hình </w:t>
       </w:r>
@@ -38167,7 +38136,7 @@
           <w:numId w:val="85"/>
         </w:numPr>
       </w:pPr>
-      <w:bookmarkStart w:id="117" w:name="_Toc229387241"/>
+      <w:bookmarkStart w:id="117" w:name="_Toc229818757"/>
       <w:r>
         <w:t xml:space="preserve">Trang quản lý </w:t>
       </w:r>
@@ -38251,7 +38220,7 @@
       <w:pPr>
         <w:pStyle w:val="Caption"/>
       </w:pPr>
-      <w:bookmarkStart w:id="118" w:name="_Toc229060602"/>
+      <w:bookmarkStart w:id="118" w:name="_Toc229818808"/>
       <w:r>
         <w:t xml:space="preserve">Hình </w:t>
       </w:r>
@@ -38297,7 +38266,7 @@
           <w:numId w:val="85"/>
         </w:numPr>
       </w:pPr>
-      <w:bookmarkStart w:id="119" w:name="_Toc229387242"/>
+      <w:bookmarkStart w:id="119" w:name="_Toc229818758"/>
       <w:r>
         <w:lastRenderedPageBreak/>
         <w:t xml:space="preserve">Trang </w:t>
@@ -38382,7 +38351,7 @@
       <w:pPr>
         <w:pStyle w:val="Caption"/>
       </w:pPr>
-      <w:bookmarkStart w:id="120" w:name="_Toc229060603"/>
+      <w:bookmarkStart w:id="120" w:name="_Toc229818809"/>
       <w:r>
         <w:t xml:space="preserve">Hình </w:t>
       </w:r>
@@ -38483,7 +38452,7 @@
       <w:pPr>
         <w:pStyle w:val="Caption"/>
       </w:pPr>
-      <w:bookmarkStart w:id="121" w:name="_Toc229060604"/>
+      <w:bookmarkStart w:id="121" w:name="_Toc229818810"/>
       <w:r>
         <w:t xml:space="preserve">Hình </w:t>
       </w:r>
@@ -38522,7 +38491,7 @@
           <w:numId w:val="85"/>
         </w:numPr>
       </w:pPr>
-      <w:bookmarkStart w:id="122" w:name="_Toc229387243"/>
+      <w:bookmarkStart w:id="122" w:name="_Toc229818759"/>
       <w:r>
         <w:t xml:space="preserve">Trang quản lý </w:t>
       </w:r>
@@ -38654,7 +38623,7 @@
       <w:pPr>
         <w:pStyle w:val="Caption"/>
       </w:pPr>
-      <w:bookmarkStart w:id="123" w:name="_Toc229060605"/>
+      <w:bookmarkStart w:id="123" w:name="_Toc229818811"/>
       <w:r>
         <w:t xml:space="preserve">Hình </w:t>
       </w:r>
@@ -38693,7 +38662,7 @@
           <w:numId w:val="85"/>
         </w:numPr>
       </w:pPr>
-      <w:bookmarkStart w:id="124" w:name="_Toc229387244"/>
+      <w:bookmarkStart w:id="124" w:name="_Toc229818760"/>
       <w:r>
         <w:t xml:space="preserve">Trang quản lý </w:t>
       </w:r>
@@ -38778,7 +38747,7 @@
       <w:pPr>
         <w:pStyle w:val="Caption"/>
       </w:pPr>
-      <w:bookmarkStart w:id="125" w:name="_Toc229060606"/>
+      <w:bookmarkStart w:id="125" w:name="_Toc229818812"/>
       <w:r>
         <w:t xml:space="preserve">Hình </w:t>
       </w:r>
@@ -38817,7 +38786,7 @@
           <w:numId w:val="85"/>
         </w:numPr>
       </w:pPr>
-      <w:bookmarkStart w:id="126" w:name="_Toc229387245"/>
+      <w:bookmarkStart w:id="126" w:name="_Toc229818761"/>
       <w:r>
         <w:t xml:space="preserve">Trang quản lý </w:t>
       </w:r>
@@ -38902,7 +38871,7 @@
       <w:pPr>
         <w:pStyle w:val="Caption"/>
       </w:pPr>
-      <w:bookmarkStart w:id="127" w:name="_Toc229060607"/>
+      <w:bookmarkStart w:id="127" w:name="_Toc229818813"/>
       <w:r>
         <w:t xml:space="preserve">Hình </w:t>
       </w:r>
@@ -38941,7 +38910,7 @@
           <w:numId w:val="85"/>
         </w:numPr>
       </w:pPr>
-      <w:bookmarkStart w:id="128" w:name="_Toc229387246"/>
+      <w:bookmarkStart w:id="128" w:name="_Toc229818762"/>
       <w:r>
         <w:t>Trang thống kê</w:t>
       </w:r>
@@ -39020,7 +38989,7 @@
       <w:pPr>
         <w:pStyle w:val="Caption"/>
       </w:pPr>
-      <w:bookmarkStart w:id="129" w:name="_Toc229060608"/>
+      <w:bookmarkStart w:id="129" w:name="_Toc229818814"/>
       <w:r>
         <w:t xml:space="preserve">Hình </w:t>
       </w:r>
@@ -39061,7 +39030,7 @@
         <w:spacing w:after="136"/>
         <w:ind w:right="0"/>
       </w:pPr>
-      <w:bookmarkStart w:id="130" w:name="_Toc229387247"/>
+      <w:bookmarkStart w:id="130" w:name="_Toc229818763"/>
       <w:r>
         <w:t>TRIỂN KHAI VÀ KIỂM THỬ HỆ THỐNG</w:t>
       </w:r>
@@ -39079,7 +39048,7 @@
         </w:numPr>
         <w:ind w:left="431" w:hanging="431"/>
       </w:pPr>
-      <w:bookmarkStart w:id="131" w:name="_Toc229387248"/>
+      <w:bookmarkStart w:id="131" w:name="_Toc229818764"/>
       <w:r>
         <w:t>Kết quả triển khai</w:t>
       </w:r>
@@ -39171,7 +39140,7 @@
           <w:bCs/>
         </w:rPr>
       </w:pPr>
-      <w:bookmarkStart w:id="132" w:name="_Toc229060609"/>
+      <w:bookmarkStart w:id="132" w:name="_Toc229818815"/>
       <w:r>
         <w:t xml:space="preserve">Hình </w:t>
       </w:r>
@@ -39289,7 +39258,7 @@
       <w:pPr>
         <w:pStyle w:val="Caption"/>
       </w:pPr>
-      <w:bookmarkStart w:id="133" w:name="_Toc229060610"/>
+      <w:bookmarkStart w:id="133" w:name="_Toc229818816"/>
       <w:r>
         <w:t xml:space="preserve">Hình </w:t>
       </w:r>
@@ -39454,7 +39423,7 @@
       <w:pPr>
         <w:pStyle w:val="Caption"/>
       </w:pPr>
-      <w:bookmarkStart w:id="134" w:name="_Toc229060611"/>
+      <w:bookmarkStart w:id="134" w:name="_Toc229818817"/>
       <w:r>
         <w:t xml:space="preserve">Hình </w:t>
       </w:r>
@@ -39592,7 +39561,7 @@
       <w:pPr>
         <w:pStyle w:val="Caption"/>
       </w:pPr>
-      <w:bookmarkStart w:id="135" w:name="_Toc229060612"/>
+      <w:bookmarkStart w:id="135" w:name="_Toc229818818"/>
       <w:r>
         <w:t xml:space="preserve">Hình </w:t>
       </w:r>
@@ -39712,7 +39681,7 @@
       <w:pPr>
         <w:pStyle w:val="Caption"/>
       </w:pPr>
-      <w:bookmarkStart w:id="136" w:name="_Toc229060613"/>
+      <w:bookmarkStart w:id="136" w:name="_Toc229818819"/>
       <w:r>
         <w:t xml:space="preserve">Hình </w:t>
       </w:r>
@@ -39817,7 +39786,7 @@
       <w:pPr>
         <w:pStyle w:val="Caption"/>
       </w:pPr>
-      <w:bookmarkStart w:id="137" w:name="_Toc229060614"/>
+      <w:bookmarkStart w:id="137" w:name="_Toc229818820"/>
       <w:r>
         <w:t xml:space="preserve">Hình </w:t>
       </w:r>
@@ -40004,7 +39973,7 @@
       <w:pPr>
         <w:pStyle w:val="Caption"/>
       </w:pPr>
-      <w:bookmarkStart w:id="138" w:name="_Toc229060615"/>
+      <w:bookmarkStart w:id="138" w:name="_Toc229818821"/>
       <w:r>
         <w:t xml:space="preserve">Hình </w:t>
       </w:r>
@@ -40194,7 +40163,7 @@
       <w:pPr>
         <w:pStyle w:val="Caption"/>
       </w:pPr>
-      <w:bookmarkStart w:id="139" w:name="_Toc229060616"/>
+      <w:bookmarkStart w:id="139" w:name="_Toc229818822"/>
       <w:r>
         <w:t xml:space="preserve">Hình </w:t>
       </w:r>
@@ -40328,7 +40297,7 @@
       <w:pPr>
         <w:pStyle w:val="Caption"/>
       </w:pPr>
-      <w:bookmarkStart w:id="140" w:name="_Toc229060617"/>
+      <w:bookmarkStart w:id="140" w:name="_Toc229818823"/>
       <w:r>
         <w:t xml:space="preserve">Hình </w:t>
       </w:r>
@@ -40457,7 +40426,7 @@
       <w:pPr>
         <w:pStyle w:val="Caption"/>
       </w:pPr>
-      <w:bookmarkStart w:id="141" w:name="_Toc229060618"/>
+      <w:bookmarkStart w:id="141" w:name="_Toc229818824"/>
       <w:r>
         <w:t xml:space="preserve">Hình </w:t>
       </w:r>
@@ -40581,7 +40550,7 @@
       <w:pPr>
         <w:pStyle w:val="Caption"/>
       </w:pPr>
-      <w:bookmarkStart w:id="142" w:name="_Toc229060619"/>
+      <w:bookmarkStart w:id="142" w:name="_Toc229818825"/>
       <w:r>
         <w:t xml:space="preserve">Hình </w:t>
       </w:r>
@@ -40699,7 +40668,7 @@
       <w:pPr>
         <w:pStyle w:val="Caption"/>
       </w:pPr>
-      <w:bookmarkStart w:id="143" w:name="_Toc229060620"/>
+      <w:bookmarkStart w:id="143" w:name="_Toc229818826"/>
       <w:r>
         <w:t xml:space="preserve">Hình </w:t>
       </w:r>
@@ -40742,7 +40711,7 @@
         </w:numPr>
         <w:ind w:left="431" w:hanging="431"/>
       </w:pPr>
-      <w:bookmarkStart w:id="144" w:name="_Toc229387249"/>
+      <w:bookmarkStart w:id="144" w:name="_Toc229818765"/>
       <w:r>
         <w:t>Kiểm thử</w:t>
       </w:r>
@@ -40766,7 +40735,7 @@
         </w:rPr>
         <w:tab/>
       </w:r>
-      <w:bookmarkStart w:id="145" w:name="_Toc229387250"/>
+      <w:bookmarkStart w:id="145" w:name="_Toc229818766"/>
       <w:r>
         <w:t>Lập kế hoạch kiểm thử</w:t>
       </w:r>
@@ -40783,7 +40752,7 @@
           <w:numId w:val="85"/>
         </w:numPr>
       </w:pPr>
-      <w:bookmarkStart w:id="146" w:name="_Toc229387251"/>
+      <w:bookmarkStart w:id="146" w:name="_Toc229818767"/>
       <w:r>
         <w:t>Mục tiêu kiểm thử</w:t>
       </w:r>
@@ -40840,7 +40809,7 @@
           <w:szCs w:val="28"/>
         </w:rPr>
       </w:pPr>
-      <w:bookmarkStart w:id="147" w:name="_Toc229387252"/>
+      <w:bookmarkStart w:id="147" w:name="_Toc229818768"/>
       <w:r>
         <w:rPr>
           <w:rFonts w:eastAsia="Arial"/>
@@ -40854,7 +40823,7 @@
       <w:pPr>
         <w:pStyle w:val="Caption"/>
       </w:pPr>
-      <w:bookmarkStart w:id="148" w:name="_Toc229060643"/>
+      <w:bookmarkStart w:id="148" w:name="_Toc229818849"/>
       <w:r>
         <w:t xml:space="preserve">Bảng </w:t>
       </w:r>
@@ -43917,7 +43886,7 @@
       <w:pPr>
         <w:pStyle w:val="Heading1"/>
       </w:pPr>
-      <w:bookmarkStart w:id="149" w:name="_Toc229387253"/>
+      <w:bookmarkStart w:id="149" w:name="_Toc229818769"/>
       <w:r>
         <w:t>KẾT LUẬN</w:t>
       </w:r>
@@ -44308,10 +44277,24 @@
     </w:p>
     <w:p>
       <w:pPr>
+        <w:spacing w:after="160" w:line="278" w:lineRule="auto"/>
+        <w:jc w:val="left"/>
+        <w:rPr>
+          <w:b/>
+          <w:sz w:val="32"/>
+        </w:rPr>
+      </w:pPr>
+      <w:r>
+        <w:br w:type="page"/>
+      </w:r>
+    </w:p>
+    <w:p>
+      <w:pPr>
         <w:pStyle w:val="Heading1"/>
       </w:pPr>
-      <w:bookmarkStart w:id="150" w:name="_Toc229387254"/>
-      <w:r>
+      <w:bookmarkStart w:id="150" w:name="_Toc229818770"/>
+      <w:r>
+        <w:lastRenderedPageBreak/>
         <w:t>TÀI LIỆU THAM KHẢO</w:t>
       </w:r>
       <w:bookmarkEnd w:id="150"/>
@@ -44395,7 +44378,6 @@
         <w:ind w:right="6" w:hanging="396"/>
       </w:pPr>
       <w:r>
-        <w:lastRenderedPageBreak/>
         <w:t>Tài liệu J</w:t>
       </w:r>
       <w:r>
